--- a/Secure_Shop_Report.docx
+++ b/Secure_Shop_Report.docx
@@ -14,7 +14,151 @@
           <w:color w:val="0F172A"/>
           <w:sz w:val="48"/>
         </w:rPr>
-        <w:t>SecureShop: Təhlükəsiz E-Ticarət Və ERP/POS Sisteminin Layihələndirilməsi Və Reallaşdırılması</w:t>
+        <w:t>SecureShop: T</w:t>
+      </w:r>
+      <w:r>
+        <w:rPr>
+          <w:rFonts w:ascii="Arial" w:hAnsi="Arial"/>
+          <w:b/>
+          <w:color w:val="0F172A"/>
+          <w:sz w:val="48"/>
+        </w:rPr>
+        <w:t>ə</w:t>
+      </w:r>
+      <w:r>
+        <w:rPr>
+          <w:rFonts w:ascii="Arial" w:hAnsi="Arial"/>
+          <w:b/>
+          <w:color w:val="0F172A"/>
+          <w:sz w:val="48"/>
+        </w:rPr>
+        <w:t>hlük</w:t>
+      </w:r>
+      <w:r>
+        <w:rPr>
+          <w:rFonts w:ascii="Arial" w:hAnsi="Arial"/>
+          <w:b/>
+          <w:color w:val="0F172A"/>
+          <w:sz w:val="48"/>
+        </w:rPr>
+        <w:t>ə</w:t>
+      </w:r>
+      <w:r>
+        <w:rPr>
+          <w:rFonts w:ascii="Arial" w:hAnsi="Arial"/>
+          <w:b/>
+          <w:color w:val="0F172A"/>
+          <w:sz w:val="48"/>
+        </w:rPr>
+        <w:t>siz E-Ticar</w:t>
+      </w:r>
+      <w:r>
+        <w:rPr>
+          <w:rFonts w:ascii="Arial" w:hAnsi="Arial"/>
+          <w:b/>
+          <w:color w:val="0F172A"/>
+          <w:sz w:val="48"/>
+        </w:rPr>
+        <w:t>ə</w:t>
+      </w:r>
+      <w:r>
+        <w:rPr>
+          <w:rFonts w:ascii="Arial" w:hAnsi="Arial"/>
+          <w:b/>
+          <w:color w:val="0F172A"/>
+          <w:sz w:val="48"/>
+        </w:rPr>
+        <w:t>t V</w:t>
+      </w:r>
+      <w:r>
+        <w:rPr>
+          <w:rFonts w:ascii="Arial" w:hAnsi="Arial"/>
+          <w:b/>
+          <w:color w:val="0F172A"/>
+          <w:sz w:val="48"/>
+        </w:rPr>
+        <w:t>ə</w:t>
+      </w:r>
+      <w:r>
+        <w:rPr>
+          <w:rFonts w:ascii="Arial" w:hAnsi="Arial"/>
+          <w:b/>
+          <w:color w:val="0F172A"/>
+          <w:sz w:val="48"/>
+        </w:rPr>
+        <w:t xml:space="preserve"> ERP/POS Sisteminin Layih</w:t>
+      </w:r>
+      <w:r>
+        <w:rPr>
+          <w:rFonts w:ascii="Arial" w:hAnsi="Arial"/>
+          <w:b/>
+          <w:color w:val="0F172A"/>
+          <w:sz w:val="48"/>
+        </w:rPr>
+        <w:t>ə</w:t>
+      </w:r>
+      <w:r>
+        <w:rPr>
+          <w:rFonts w:ascii="Arial" w:hAnsi="Arial"/>
+          <w:b/>
+          <w:color w:val="0F172A"/>
+          <w:sz w:val="48"/>
+        </w:rPr>
+        <w:t>l</w:t>
+      </w:r>
+      <w:r>
+        <w:rPr>
+          <w:rFonts w:ascii="Arial" w:hAnsi="Arial"/>
+          <w:b/>
+          <w:color w:val="0F172A"/>
+          <w:sz w:val="48"/>
+        </w:rPr>
+        <w:t>ə</w:t>
+      </w:r>
+      <w:r>
+        <w:rPr>
+          <w:rFonts w:ascii="Arial" w:hAnsi="Arial"/>
+          <w:b/>
+          <w:color w:val="0F172A"/>
+          <w:sz w:val="48"/>
+        </w:rPr>
+        <w:t>ndirilm</w:t>
+      </w:r>
+      <w:r>
+        <w:rPr>
+          <w:rFonts w:ascii="Arial" w:hAnsi="Arial"/>
+          <w:b/>
+          <w:color w:val="0F172A"/>
+          <w:sz w:val="48"/>
+        </w:rPr>
+        <w:t>ə</w:t>
+      </w:r>
+      <w:r>
+        <w:rPr>
+          <w:rFonts w:ascii="Arial" w:hAnsi="Arial"/>
+          <w:b/>
+          <w:color w:val="0F172A"/>
+          <w:sz w:val="48"/>
+        </w:rPr>
+        <w:t>si V</w:t>
+      </w:r>
+      <w:r>
+        <w:rPr>
+          <w:rFonts w:ascii="Arial" w:hAnsi="Arial"/>
+          <w:b/>
+          <w:color w:val="0F172A"/>
+          <w:sz w:val="48"/>
+        </w:rPr>
+        <w:t>ə</w:t>
+      </w:r>
+      <w:r>
+        <w:rPr>
+          <w:rFonts w:ascii="Arial" w:hAnsi="Arial"/>
+          <w:b/>
+          <w:color w:val="0F172A"/>
+          <w:sz w:val="48"/>
+        </w:rPr>
+        <w:t xml:space="preserve"> Reallaşdırılması</w:t>
       </w:r>
     </w:p>
     <w:p>
@@ -29,7 +173,7 @@
           <w:color w:val="475569"/>
           <w:sz w:val="26"/>
         </w:rPr>
-        <w:t>Çoxfənnli Kompleks Akademik Və Praktiki Tədqiqat Hesabatı</w:t>
+        <w:t>Çoxf</w:t>
       </w:r>
       <w:r>
         <w:rPr>
@@ -38,8 +182,80 @@
           <w:color w:val="475569"/>
           <w:sz w:val="26"/>
         </w:rPr>
+        <w:t>ə</w:t>
+      </w:r>
+      <w:r>
+        <w:rPr>
+          <w:rFonts w:ascii="Arial" w:hAnsi="Arial"/>
+          <w:i/>
+          <w:color w:val="475569"/>
+          <w:sz w:val="26"/>
+        </w:rPr>
+        <w:t>nnli Kompleks Akademik V</w:t>
+      </w:r>
+      <w:r>
+        <w:rPr>
+          <w:rFonts w:ascii="Arial" w:hAnsi="Arial"/>
+          <w:i/>
+          <w:color w:val="475569"/>
+          <w:sz w:val="26"/>
+        </w:rPr>
+        <w:t>ə</w:t>
+      </w:r>
+      <w:r>
+        <w:rPr>
+          <w:rFonts w:ascii="Arial" w:hAnsi="Arial"/>
+          <w:i/>
+          <w:color w:val="475569"/>
+          <w:sz w:val="26"/>
+        </w:rPr>
+        <w:t xml:space="preserve"> Praktiki T</w:t>
+      </w:r>
+      <w:r>
+        <w:rPr>
+          <w:rFonts w:ascii="Arial" w:hAnsi="Arial"/>
+          <w:i/>
+          <w:color w:val="475569"/>
+          <w:sz w:val="26"/>
+        </w:rPr>
+        <w:t>ə</w:t>
+      </w:r>
+      <w:r>
+        <w:rPr>
+          <w:rFonts w:ascii="Arial" w:hAnsi="Arial"/>
+          <w:i/>
+          <w:color w:val="475569"/>
+          <w:sz w:val="26"/>
+        </w:rPr>
+        <w:t>dqiqat Hesabatı</w:t>
+      </w:r>
+      <w:r>
+        <w:rPr>
+          <w:rFonts w:ascii="Arial" w:hAnsi="Arial"/>
+          <w:i/>
+          <w:color w:val="475569"/>
+          <w:sz w:val="26"/>
+        </w:rPr>
         <w:br/>
-        <w:t>(İTİS, Kriptoqrafik Üsullar Və Bulud Hesablama Platformaları)</w:t>
+        <w:t>(İTİS, Kriptoqrafik Üsullar V</w:t>
+      </w:r>
+      <w:r>
+        <w:rPr>
+          <w:rFonts w:ascii="Arial" w:hAnsi="Arial"/>
+          <w:i/>
+          <w:color w:val="475569"/>
+          <w:sz w:val="26"/>
+        </w:rPr>
+        <w:t>ə</w:t>
+      </w:r>
+      <w:r>
+        <w:rPr>
+          <w:rFonts w:ascii="Arial" w:hAnsi="Arial"/>
+          <w:i/>
+          <w:color w:val="475569"/>
+          <w:sz w:val="26"/>
+        </w:rPr>
+        <w:t xml:space="preserve"> Bulud Hesablama Platformaları)</w:t>
       </w:r>
     </w:p>
     <w:p>
@@ -53,7 +269,7 @@
           <w:b/>
           <w:color w:val="334155"/>
         </w:rPr>
-        <w:t>Müəllif: Əli Zeynalov</w:t>
+        <w:t>Mü</w:t>
       </w:r>
       <w:r>
         <w:rPr>
@@ -61,26 +277,40 @@
           <w:b/>
           <w:color w:val="334155"/>
         </w:rPr>
+        <w:t>ə</w:t>
+      </w:r>
+      <w:r>
+        <w:rPr>
+          <w:rFonts w:ascii="Arial" w:hAnsi="Arial"/>
+          <w:b/>
+          <w:color w:val="334155"/>
+        </w:rPr>
+        <w:t>llif: Əli Zeynalov</w:t>
+      </w:r>
+      <w:r>
+        <w:rPr>
+          <w:rFonts w:ascii="Arial" w:hAnsi="Arial"/>
+          <w:b/>
+          <w:color w:val="334155"/>
+        </w:rPr>
         <w:br/>
-        <w:t xml:space="preserve">İxtisas: </w:t>
-      </w:r>
-      <w:proofErr w:type="spellStart"/>
+        <w:t>İxtisas: İnformasiya T</w:t>
+      </w:r>
       <w:r>
         <w:rPr>
           <w:rFonts w:ascii="Arial" w:hAnsi="Arial"/>
           <w:b/>
           <w:color w:val="334155"/>
         </w:rPr>
-        <w:t>İnformasiya</w:t>
-      </w:r>
-      <w:proofErr w:type="spellEnd"/>
+        <w:t>ə</w:t>
+      </w:r>
       <w:r>
         <w:rPr>
           <w:rFonts w:ascii="Arial" w:hAnsi="Arial"/>
           <w:b/>
           <w:color w:val="334155"/>
         </w:rPr>
-        <w:t xml:space="preserve"> Təhlükəsizliyi</w:t>
+        <w:t>hlük</w:t>
       </w:r>
       <w:r>
         <w:rPr>
@@ -88,25 +318,40 @@
           <w:b/>
           <w:color w:val="334155"/>
         </w:rPr>
+        <w:t>ə</w:t>
+      </w:r>
+      <w:r>
+        <w:rPr>
+          <w:rFonts w:ascii="Arial" w:hAnsi="Arial"/>
+          <w:b/>
+          <w:color w:val="334155"/>
+        </w:rPr>
+        <w:t>sizliyi</w:t>
+      </w:r>
+      <w:r>
+        <w:rPr>
+          <w:rFonts w:ascii="Arial" w:hAnsi="Arial"/>
+          <w:b/>
+          <w:color w:val="334155"/>
+        </w:rPr>
         <w:br/>
-      </w:r>
-      <w:proofErr w:type="spellStart"/>
+        <w:t>T</w:t>
+      </w:r>
       <w:r>
         <w:rPr>
           <w:rFonts w:ascii="Arial" w:hAnsi="Arial"/>
           <w:b/>
           <w:color w:val="334155"/>
         </w:rPr>
-        <w:t>Tədris</w:t>
-      </w:r>
-      <w:proofErr w:type="spellEnd"/>
+        <w:t>ə</w:t>
+      </w:r>
       <w:r>
         <w:rPr>
           <w:rFonts w:ascii="Arial" w:hAnsi="Arial"/>
           <w:b/>
           <w:color w:val="334155"/>
         </w:rPr>
-        <w:t xml:space="preserve"> İli: 2026</w:t>
+        <w:t>dris İli: 2026</w:t>
       </w:r>
       <w:r>
         <w:t xml:space="preserve"> </w:t>
@@ -150,7 +395,371 @@
           <w:rFonts w:ascii="Arial" w:hAnsi="Arial"/>
           <w:color w:val="334155"/>
         </w:rPr>
-        <w:t>Bu hesabat müasir e-ticarət və müəssisə resurslarının planlaşdırılması (ERP/POS) sistemlərinin kiber təhlükəsizlik, bulud infrastrukturu və kriptoqrafik müdafiə prinsiplərinə uyğun layihələndirilməsini əhatə edir. Layihə üç əsas akademik fənn üzrə sintez olunmuşdur: İnformasiya Təhlükəsizliyinin İdarəedilməsi Sistemləri (İTİS - ISO/IEC 27001 &amp; OWASP Top 10), Kriptoqrafik Üsullar (AES-256-GCM, Bcrypt, JWT) və Bulud Hesablama Platformaları (Supabase PostgreSQL Cloud, Serverless REST API).</w:t>
+        <w:t>Bu hesabat müasir e-ticar</w:t>
+      </w:r>
+      <w:r>
+        <w:rPr>
+          <w:rFonts w:ascii="Arial" w:hAnsi="Arial"/>
+          <w:color w:val="334155"/>
+        </w:rPr>
+        <w:t>ə</w:t>
+      </w:r>
+      <w:r>
+        <w:rPr>
+          <w:rFonts w:ascii="Arial" w:hAnsi="Arial"/>
+          <w:color w:val="334155"/>
+        </w:rPr>
+        <w:t>t v</w:t>
+      </w:r>
+      <w:r>
+        <w:rPr>
+          <w:rFonts w:ascii="Arial" w:hAnsi="Arial"/>
+          <w:color w:val="334155"/>
+        </w:rPr>
+        <w:t>ə</w:t>
+      </w:r>
+      <w:r>
+        <w:rPr>
+          <w:rFonts w:ascii="Arial" w:hAnsi="Arial"/>
+          <w:color w:val="334155"/>
+        </w:rPr>
+        <w:t xml:space="preserve"> mü</w:t>
+      </w:r>
+      <w:r>
+        <w:rPr>
+          <w:rFonts w:ascii="Arial" w:hAnsi="Arial"/>
+          <w:color w:val="334155"/>
+        </w:rPr>
+        <w:t>ə</w:t>
+      </w:r>
+      <w:r>
+        <w:rPr>
+          <w:rFonts w:ascii="Arial" w:hAnsi="Arial"/>
+          <w:color w:val="334155"/>
+        </w:rPr>
+        <w:t>ssis</w:t>
+      </w:r>
+      <w:r>
+        <w:rPr>
+          <w:rFonts w:ascii="Arial" w:hAnsi="Arial"/>
+          <w:color w:val="334155"/>
+        </w:rPr>
+        <w:t>ə</w:t>
+      </w:r>
+      <w:r>
+        <w:rPr>
+          <w:rFonts w:ascii="Arial" w:hAnsi="Arial"/>
+          <w:color w:val="334155"/>
+        </w:rPr>
+        <w:t xml:space="preserve"> resurslarının planlaşdırılması (ERP/POS) sisteml</w:t>
+      </w:r>
+      <w:r>
+        <w:rPr>
+          <w:rFonts w:ascii="Arial" w:hAnsi="Arial"/>
+          <w:color w:val="334155"/>
+        </w:rPr>
+        <w:t>ə</w:t>
+      </w:r>
+      <w:r>
+        <w:rPr>
+          <w:rFonts w:ascii="Arial" w:hAnsi="Arial"/>
+          <w:color w:val="334155"/>
+        </w:rPr>
+        <w:t>rinin kiber t</w:t>
+      </w:r>
+      <w:r>
+        <w:rPr>
+          <w:rFonts w:ascii="Arial" w:hAnsi="Arial"/>
+          <w:color w:val="334155"/>
+        </w:rPr>
+        <w:t>ə</w:t>
+      </w:r>
+      <w:r>
+        <w:rPr>
+          <w:rFonts w:ascii="Arial" w:hAnsi="Arial"/>
+          <w:color w:val="334155"/>
+        </w:rPr>
+        <w:t>hlük</w:t>
+      </w:r>
+      <w:r>
+        <w:rPr>
+          <w:rFonts w:ascii="Arial" w:hAnsi="Arial"/>
+          <w:color w:val="334155"/>
+        </w:rPr>
+        <w:t>ə</w:t>
+      </w:r>
+      <w:r>
+        <w:rPr>
+          <w:rFonts w:ascii="Arial" w:hAnsi="Arial"/>
+          <w:color w:val="334155"/>
+        </w:rPr>
+        <w:t>sizlik, bulud infrastrukturu v</w:t>
+      </w:r>
+      <w:r>
+        <w:rPr>
+          <w:rFonts w:ascii="Arial" w:hAnsi="Arial"/>
+          <w:color w:val="334155"/>
+        </w:rPr>
+        <w:t>ə</w:t>
+      </w:r>
+      <w:r>
+        <w:rPr>
+          <w:rFonts w:ascii="Arial" w:hAnsi="Arial"/>
+          <w:color w:val="334155"/>
+        </w:rPr>
+        <w:t xml:space="preserve"> kriptoqrafik müdafi</w:t>
+      </w:r>
+      <w:r>
+        <w:rPr>
+          <w:rFonts w:ascii="Arial" w:hAnsi="Arial"/>
+          <w:color w:val="334155"/>
+        </w:rPr>
+        <w:t>ə</w:t>
+      </w:r>
+      <w:r>
+        <w:rPr>
+          <w:rFonts w:ascii="Arial" w:hAnsi="Arial"/>
+          <w:color w:val="334155"/>
+        </w:rPr>
+        <w:t xml:space="preserve"> prinsipl</w:t>
+      </w:r>
+      <w:r>
+        <w:rPr>
+          <w:rFonts w:ascii="Arial" w:hAnsi="Arial"/>
+          <w:color w:val="334155"/>
+        </w:rPr>
+        <w:t>ə</w:t>
+      </w:r>
+      <w:r>
+        <w:rPr>
+          <w:rFonts w:ascii="Arial" w:hAnsi="Arial"/>
+          <w:color w:val="334155"/>
+        </w:rPr>
+        <w:t>rin</w:t>
+      </w:r>
+      <w:r>
+        <w:rPr>
+          <w:rFonts w:ascii="Arial" w:hAnsi="Arial"/>
+          <w:color w:val="334155"/>
+        </w:rPr>
+        <w:t>ə</w:t>
+      </w:r>
+      <w:r>
+        <w:rPr>
+          <w:rFonts w:ascii="Arial" w:hAnsi="Arial"/>
+          <w:color w:val="334155"/>
+        </w:rPr>
+        <w:t xml:space="preserve"> uyğun layih</w:t>
+      </w:r>
+      <w:r>
+        <w:rPr>
+          <w:rFonts w:ascii="Arial" w:hAnsi="Arial"/>
+          <w:color w:val="334155"/>
+        </w:rPr>
+        <w:t>ə</w:t>
+      </w:r>
+      <w:r>
+        <w:rPr>
+          <w:rFonts w:ascii="Arial" w:hAnsi="Arial"/>
+          <w:color w:val="334155"/>
+        </w:rPr>
+        <w:t>l</w:t>
+      </w:r>
+      <w:r>
+        <w:rPr>
+          <w:rFonts w:ascii="Arial" w:hAnsi="Arial"/>
+          <w:color w:val="334155"/>
+        </w:rPr>
+        <w:t>ə</w:t>
+      </w:r>
+      <w:r>
+        <w:rPr>
+          <w:rFonts w:ascii="Arial" w:hAnsi="Arial"/>
+          <w:color w:val="334155"/>
+        </w:rPr>
+        <w:t>ndirilm</w:t>
+      </w:r>
+      <w:r>
+        <w:rPr>
+          <w:rFonts w:ascii="Arial" w:hAnsi="Arial"/>
+          <w:color w:val="334155"/>
+        </w:rPr>
+        <w:t>ə</w:t>
+      </w:r>
+      <w:r>
+        <w:rPr>
+          <w:rFonts w:ascii="Arial" w:hAnsi="Arial"/>
+          <w:color w:val="334155"/>
+        </w:rPr>
+        <w:t xml:space="preserve">sini </w:t>
+      </w:r>
+      <w:r>
+        <w:rPr>
+          <w:rFonts w:ascii="Arial" w:hAnsi="Arial"/>
+          <w:color w:val="334155"/>
+        </w:rPr>
+        <w:t>ə</w:t>
+      </w:r>
+      <w:r>
+        <w:rPr>
+          <w:rFonts w:ascii="Arial" w:hAnsi="Arial"/>
+          <w:color w:val="334155"/>
+        </w:rPr>
+        <w:t>hat</w:t>
+      </w:r>
+      <w:r>
+        <w:rPr>
+          <w:rFonts w:ascii="Arial" w:hAnsi="Arial"/>
+          <w:color w:val="334155"/>
+        </w:rPr>
+        <w:t>ə</w:t>
+      </w:r>
+      <w:r>
+        <w:rPr>
+          <w:rFonts w:ascii="Arial" w:hAnsi="Arial"/>
+          <w:color w:val="334155"/>
+        </w:rPr>
+        <w:t xml:space="preserve"> edir. Layih</w:t>
+      </w:r>
+      <w:r>
+        <w:rPr>
+          <w:rFonts w:ascii="Arial" w:hAnsi="Arial"/>
+          <w:color w:val="334155"/>
+        </w:rPr>
+        <w:t>ə</w:t>
+      </w:r>
+      <w:r>
+        <w:rPr>
+          <w:rFonts w:ascii="Arial" w:hAnsi="Arial"/>
+          <w:color w:val="334155"/>
+        </w:rPr>
+        <w:t xml:space="preserve"> üç </w:t>
+      </w:r>
+      <w:r>
+        <w:rPr>
+          <w:rFonts w:ascii="Arial" w:hAnsi="Arial"/>
+          <w:color w:val="334155"/>
+        </w:rPr>
+        <w:t>ə</w:t>
+      </w:r>
+      <w:r>
+        <w:rPr>
+          <w:rFonts w:ascii="Arial" w:hAnsi="Arial"/>
+          <w:color w:val="334155"/>
+        </w:rPr>
+        <w:t>sas akademik f</w:t>
+      </w:r>
+      <w:r>
+        <w:rPr>
+          <w:rFonts w:ascii="Arial" w:hAnsi="Arial"/>
+          <w:color w:val="334155"/>
+        </w:rPr>
+        <w:t>ə</w:t>
+      </w:r>
+      <w:r>
+        <w:rPr>
+          <w:rFonts w:ascii="Arial" w:hAnsi="Arial"/>
+          <w:color w:val="334155"/>
+        </w:rPr>
+        <w:t>nn üzr</w:t>
+      </w:r>
+      <w:r>
+        <w:rPr>
+          <w:rFonts w:ascii="Arial" w:hAnsi="Arial"/>
+          <w:color w:val="334155"/>
+        </w:rPr>
+        <w:t>ə</w:t>
+      </w:r>
+      <w:r>
+        <w:rPr>
+          <w:rFonts w:ascii="Arial" w:hAnsi="Arial"/>
+          <w:color w:val="334155"/>
+        </w:rPr>
+        <w:t xml:space="preserve"> sintez olunmuşdur: İnformasiya T</w:t>
+      </w:r>
+      <w:r>
+        <w:rPr>
+          <w:rFonts w:ascii="Arial" w:hAnsi="Arial"/>
+          <w:color w:val="334155"/>
+        </w:rPr>
+        <w:t>ə</w:t>
+      </w:r>
+      <w:r>
+        <w:rPr>
+          <w:rFonts w:ascii="Arial" w:hAnsi="Arial"/>
+          <w:color w:val="334155"/>
+        </w:rPr>
+        <w:t>hlük</w:t>
+      </w:r>
+      <w:r>
+        <w:rPr>
+          <w:rFonts w:ascii="Arial" w:hAnsi="Arial"/>
+          <w:color w:val="334155"/>
+        </w:rPr>
+        <w:t>ə</w:t>
+      </w:r>
+      <w:r>
+        <w:rPr>
+          <w:rFonts w:ascii="Arial" w:hAnsi="Arial"/>
+          <w:color w:val="334155"/>
+        </w:rPr>
+        <w:t>sizliyinin İdar</w:t>
+      </w:r>
+      <w:r>
+        <w:rPr>
+          <w:rFonts w:ascii="Arial" w:hAnsi="Arial"/>
+          <w:color w:val="334155"/>
+        </w:rPr>
+        <w:t>ə</w:t>
+      </w:r>
+      <w:r>
+        <w:rPr>
+          <w:rFonts w:ascii="Arial" w:hAnsi="Arial"/>
+          <w:color w:val="334155"/>
+        </w:rPr>
+        <w:t>edilm</w:t>
+      </w:r>
+      <w:r>
+        <w:rPr>
+          <w:rFonts w:ascii="Arial" w:hAnsi="Arial"/>
+          <w:color w:val="334155"/>
+        </w:rPr>
+        <w:t>ə</w:t>
+      </w:r>
+      <w:r>
+        <w:rPr>
+          <w:rFonts w:ascii="Arial" w:hAnsi="Arial"/>
+          <w:color w:val="334155"/>
+        </w:rPr>
+        <w:t>si Sisteml</w:t>
+      </w:r>
+      <w:r>
+        <w:rPr>
+          <w:rFonts w:ascii="Arial" w:hAnsi="Arial"/>
+          <w:color w:val="334155"/>
+        </w:rPr>
+        <w:t>ə</w:t>
+      </w:r>
+      <w:r>
+        <w:rPr>
+          <w:rFonts w:ascii="Arial" w:hAnsi="Arial"/>
+          <w:color w:val="334155"/>
+        </w:rPr>
+        <w:t>ri (İTİS - ISO/IEC 27001 &amp; OWASP Top 10), Kriptoqrafik Üsullar (AES-256-GCM, Bcrypt, JWT) v</w:t>
+      </w:r>
+      <w:r>
+        <w:rPr>
+          <w:rFonts w:ascii="Arial" w:hAnsi="Arial"/>
+          <w:color w:val="334155"/>
+        </w:rPr>
+        <w:t>ə</w:t>
+      </w:r>
+      <w:r>
+        <w:rPr>
+          <w:rFonts w:ascii="Arial" w:hAnsi="Arial"/>
+          <w:color w:val="334155"/>
+        </w:rPr>
+        <w:t xml:space="preserve"> Bulud Hesablama Platformaları (Supabase PostgreSQL Cloud, Serverless REST API).</w:t>
       </w:r>
     </w:p>
     <w:tbl>
@@ -271,7 +880,31 @@
         <w:rPr>
           <w:rFonts w:ascii="Arial" w:hAnsi="Arial"/>
         </w:rPr>
-        <w:t>Hissə 1: Giriş və Problemin Qoyuluşu</w:t>
+        <w:t>Hiss</w:t>
+      </w:r>
+      <w:r>
+        <w:rPr>
+          <w:rFonts w:ascii="Arial" w:hAnsi="Arial"/>
+        </w:rPr>
+        <w:t>ə</w:t>
+      </w:r>
+      <w:r>
+        <w:rPr>
+          <w:rFonts w:ascii="Arial" w:hAnsi="Arial"/>
+        </w:rPr>
+        <w:t xml:space="preserve"> 1: Giriş v</w:t>
+      </w:r>
+      <w:r>
+        <w:rPr>
+          <w:rFonts w:ascii="Arial" w:hAnsi="Arial"/>
+        </w:rPr>
+        <w:t>ə</w:t>
+      </w:r>
+      <w:r>
+        <w:rPr>
+          <w:rFonts w:ascii="Arial" w:hAnsi="Arial"/>
+        </w:rPr>
+        <w:t xml:space="preserve"> Problemin Qoyuluşu</w:t>
       </w:r>
     </w:p>
     <w:p>
@@ -283,7 +916,31 @@
         <w:rPr>
           <w:rFonts w:ascii="Arial" w:hAnsi="Arial"/>
         </w:rPr>
-        <w:t>Hissə 2: İTİS Yanaşması (ISO/IEC 27001, OWASP Top 10 Və RBAC)</w:t>
+        <w:t>Hiss</w:t>
+      </w:r>
+      <w:r>
+        <w:rPr>
+          <w:rFonts w:ascii="Arial" w:hAnsi="Arial"/>
+        </w:rPr>
+        <w:t>ə</w:t>
+      </w:r>
+      <w:r>
+        <w:rPr>
+          <w:rFonts w:ascii="Arial" w:hAnsi="Arial"/>
+        </w:rPr>
+        <w:t xml:space="preserve"> 2: İTİS Yanaşması (ISO/IEC 27001, OWASP Top 10 V</w:t>
+      </w:r>
+      <w:r>
+        <w:rPr>
+          <w:rFonts w:ascii="Arial" w:hAnsi="Arial"/>
+        </w:rPr>
+        <w:t>ə</w:t>
+      </w:r>
+      <w:r>
+        <w:rPr>
+          <w:rFonts w:ascii="Arial" w:hAnsi="Arial"/>
+        </w:rPr>
+        <w:t xml:space="preserve"> RBAC)</w:t>
       </w:r>
     </w:p>
     <w:p>
@@ -295,7 +952,31 @@
         <w:rPr>
           <w:rFonts w:ascii="Arial" w:hAnsi="Arial"/>
         </w:rPr>
-        <w:t>Hissə 3: Kriptoqrafik Üsullar (Bcrypt, JWT Və AES-256-GCM Audit Logları)</w:t>
+        <w:t>Hiss</w:t>
+      </w:r>
+      <w:r>
+        <w:rPr>
+          <w:rFonts w:ascii="Arial" w:hAnsi="Arial"/>
+        </w:rPr>
+        <w:t>ə</w:t>
+      </w:r>
+      <w:r>
+        <w:rPr>
+          <w:rFonts w:ascii="Arial" w:hAnsi="Arial"/>
+        </w:rPr>
+        <w:t xml:space="preserve"> 3: Kriptoqrafik Üsullar (Bcrypt, JWT V</w:t>
+      </w:r>
+      <w:r>
+        <w:rPr>
+          <w:rFonts w:ascii="Arial" w:hAnsi="Arial"/>
+        </w:rPr>
+        <w:t>ə</w:t>
+      </w:r>
+      <w:r>
+        <w:rPr>
+          <w:rFonts w:ascii="Arial" w:hAnsi="Arial"/>
+        </w:rPr>
+        <w:t xml:space="preserve"> AES-256-GCM Audit Logları)</w:t>
       </w:r>
     </w:p>
     <w:p>
@@ -308,7 +989,67 @@
           <w:rFonts w:ascii="Arial" w:hAnsi="Arial"/>
         </w:rPr>
         <w:lastRenderedPageBreak/>
-        <w:t>Hissə 4: Bulud Hesablama Və Təhlükəsizliyi (Supabase PostgreSQL Və DB Controls)</w:t>
+        <w:t>Hiss</w:t>
+      </w:r>
+      <w:r>
+        <w:rPr>
+          <w:rFonts w:ascii="Arial" w:hAnsi="Arial"/>
+        </w:rPr>
+        <w:t>ə</w:t>
+      </w:r>
+      <w:r>
+        <w:rPr>
+          <w:rFonts w:ascii="Arial" w:hAnsi="Arial"/>
+        </w:rPr>
+        <w:t xml:space="preserve"> 4: Bulud Hesablama V</w:t>
+      </w:r>
+      <w:r>
+        <w:rPr>
+          <w:rFonts w:ascii="Arial" w:hAnsi="Arial"/>
+        </w:rPr>
+        <w:t>ə</w:t>
+      </w:r>
+      <w:r>
+        <w:rPr>
+          <w:rFonts w:ascii="Arial" w:hAnsi="Arial"/>
+        </w:rPr>
+        <w:t xml:space="preserve"> T</w:t>
+      </w:r>
+      <w:r>
+        <w:rPr>
+          <w:rFonts w:ascii="Arial" w:hAnsi="Arial"/>
+        </w:rPr>
+        <w:t>ə</w:t>
+      </w:r>
+      <w:r>
+        <w:rPr>
+          <w:rFonts w:ascii="Arial" w:hAnsi="Arial"/>
+        </w:rPr>
+        <w:t>hlük</w:t>
+      </w:r>
+      <w:r>
+        <w:rPr>
+          <w:rFonts w:ascii="Arial" w:hAnsi="Arial"/>
+        </w:rPr>
+        <w:t>ə</w:t>
+      </w:r>
+      <w:r>
+        <w:rPr>
+          <w:rFonts w:ascii="Arial" w:hAnsi="Arial"/>
+        </w:rPr>
+        <w:t>sizliyi (</w:t>
+      </w:r>
+      <w:r>
+        <w:rPr>
+          <w:rFonts w:ascii="Arial" w:hAnsi="Arial"/>
+        </w:rPr>
+        <w:t>Supabase PostgreSQL Və Render Cloud</w:t>
+      </w:r>
+      <w:r>
+        <w:rPr>
+          <w:rFonts w:ascii="Arial" w:hAnsi="Arial"/>
+        </w:rPr>
+        <w:t>)</w:t>
       </w:r>
     </w:p>
     <w:p>
@@ -320,7 +1061,43 @@
         <w:rPr>
           <w:rFonts w:ascii="Arial" w:hAnsi="Arial"/>
         </w:rPr>
-        <w:t>Hissə 5: Tam Proqram Təminatı Arxitekturası (server.js &amp; app.js Kod Təhlili)</w:t>
+        <w:t>Hiss</w:t>
+      </w:r>
+      <w:r>
+        <w:rPr>
+          <w:rFonts w:ascii="Arial" w:hAnsi="Arial"/>
+        </w:rPr>
+        <w:t>ə</w:t>
+      </w:r>
+      <w:r>
+        <w:rPr>
+          <w:rFonts w:ascii="Arial" w:hAnsi="Arial"/>
+        </w:rPr>
+        <w:t xml:space="preserve"> 5: Tam Proqram T</w:t>
+      </w:r>
+      <w:r>
+        <w:rPr>
+          <w:rFonts w:ascii="Arial" w:hAnsi="Arial"/>
+        </w:rPr>
+        <w:t>ə</w:t>
+      </w:r>
+      <w:r>
+        <w:rPr>
+          <w:rFonts w:ascii="Arial" w:hAnsi="Arial"/>
+        </w:rPr>
+        <w:t>minatı Arxitekturası (server.js &amp; app.js Kod T</w:t>
+      </w:r>
+      <w:r>
+        <w:rPr>
+          <w:rFonts w:ascii="Arial" w:hAnsi="Arial"/>
+        </w:rPr>
+        <w:t>ə</w:t>
+      </w:r>
+      <w:r>
+        <w:rPr>
+          <w:rFonts w:ascii="Arial" w:hAnsi="Arial"/>
+        </w:rPr>
+        <w:t>hlili)</w:t>
       </w:r>
     </w:p>
     <w:p>
@@ -332,7 +1109,91 @@
         <w:rPr>
           <w:rFonts w:ascii="Arial" w:hAnsi="Arial"/>
         </w:rPr>
-        <w:t>Hissə 6: Testlər, cURL Nümunələri Və Təhlükəsizlik Verifikasiyası</w:t>
+        <w:t>Hiss</w:t>
+      </w:r>
+      <w:r>
+        <w:rPr>
+          <w:rFonts w:ascii="Arial" w:hAnsi="Arial"/>
+        </w:rPr>
+        <w:t>ə</w:t>
+      </w:r>
+      <w:r>
+        <w:rPr>
+          <w:rFonts w:ascii="Arial" w:hAnsi="Arial"/>
+        </w:rPr>
+        <w:t xml:space="preserve"> 6: Testl</w:t>
+      </w:r>
+      <w:r>
+        <w:rPr>
+          <w:rFonts w:ascii="Arial" w:hAnsi="Arial"/>
+        </w:rPr>
+        <w:t>ə</w:t>
+      </w:r>
+      <w:r>
+        <w:rPr>
+          <w:rFonts w:ascii="Arial" w:hAnsi="Arial"/>
+        </w:rPr>
+        <w:t>r, cURL Nümun</w:t>
+      </w:r>
+      <w:r>
+        <w:rPr>
+          <w:rFonts w:ascii="Arial" w:hAnsi="Arial"/>
+        </w:rPr>
+        <w:t>ə</w:t>
+      </w:r>
+      <w:r>
+        <w:rPr>
+          <w:rFonts w:ascii="Arial" w:hAnsi="Arial"/>
+        </w:rPr>
+        <w:t>l</w:t>
+      </w:r>
+      <w:r>
+        <w:rPr>
+          <w:rFonts w:ascii="Arial" w:hAnsi="Arial"/>
+        </w:rPr>
+        <w:t>ə</w:t>
+      </w:r>
+      <w:r>
+        <w:rPr>
+          <w:rFonts w:ascii="Arial" w:hAnsi="Arial"/>
+        </w:rPr>
+        <w:t>ri V</w:t>
+      </w:r>
+      <w:r>
+        <w:rPr>
+          <w:rFonts w:ascii="Arial" w:hAnsi="Arial"/>
+        </w:rPr>
+        <w:t>ə</w:t>
+      </w:r>
+      <w:r>
+        <w:rPr>
+          <w:rFonts w:ascii="Arial" w:hAnsi="Arial"/>
+        </w:rPr>
+        <w:t xml:space="preserve"> T</w:t>
+      </w:r>
+      <w:r>
+        <w:rPr>
+          <w:rFonts w:ascii="Arial" w:hAnsi="Arial"/>
+        </w:rPr>
+        <w:t>ə</w:t>
+      </w:r>
+      <w:r>
+        <w:rPr>
+          <w:rFonts w:ascii="Arial" w:hAnsi="Arial"/>
+        </w:rPr>
+        <w:t>hlük</w:t>
+      </w:r>
+      <w:r>
+        <w:rPr>
+          <w:rFonts w:ascii="Arial" w:hAnsi="Arial"/>
+        </w:rPr>
+        <w:t>ə</w:t>
+      </w:r>
+      <w:r>
+        <w:rPr>
+          <w:rFonts w:ascii="Arial" w:hAnsi="Arial"/>
+        </w:rPr>
+        <w:t>sizlik Verifikasiyası</w:t>
       </w:r>
     </w:p>
     <w:p>
@@ -344,7 +1205,103 @@
         <w:rPr>
           <w:rFonts w:ascii="Arial" w:hAnsi="Arial"/>
         </w:rPr>
-        <w:t>Hissə 7: Nəticə Və Gələcək İnkişaf Perspektivləri</w:t>
+        <w:t>Hiss</w:t>
+      </w:r>
+      <w:r>
+        <w:rPr>
+          <w:rFonts w:ascii="Arial" w:hAnsi="Arial"/>
+        </w:rPr>
+        <w:t>ə</w:t>
+      </w:r>
+      <w:r>
+        <w:rPr>
+          <w:rFonts w:ascii="Arial" w:hAnsi="Arial"/>
+        </w:rPr>
+        <w:t xml:space="preserve"> 7: N</w:t>
+      </w:r>
+      <w:r>
+        <w:rPr>
+          <w:rFonts w:ascii="Arial" w:hAnsi="Arial"/>
+        </w:rPr>
+        <w:t>ə</w:t>
+      </w:r>
+      <w:r>
+        <w:rPr>
+          <w:rFonts w:ascii="Arial" w:hAnsi="Arial"/>
+        </w:rPr>
+        <w:t>tic</w:t>
+      </w:r>
+      <w:r>
+        <w:rPr>
+          <w:rFonts w:ascii="Arial" w:hAnsi="Arial"/>
+        </w:rPr>
+        <w:t>ə</w:t>
+      </w:r>
+      <w:r>
+        <w:rPr>
+          <w:rFonts w:ascii="Arial" w:hAnsi="Arial"/>
+        </w:rPr>
+        <w:t xml:space="preserve"> V</w:t>
+      </w:r>
+      <w:r>
+        <w:rPr>
+          <w:rFonts w:ascii="Arial" w:hAnsi="Arial"/>
+        </w:rPr>
+        <w:t>ə</w:t>
+      </w:r>
+      <w:r>
+        <w:rPr>
+          <w:rFonts w:ascii="Arial" w:hAnsi="Arial"/>
+        </w:rPr>
+        <w:t xml:space="preserve"> G</w:t>
+      </w:r>
+      <w:r>
+        <w:rPr>
+          <w:rFonts w:ascii="Arial" w:hAnsi="Arial"/>
+        </w:rPr>
+        <w:t>ə</w:t>
+      </w:r>
+      <w:r>
+        <w:rPr>
+          <w:rFonts w:ascii="Arial" w:hAnsi="Arial"/>
+        </w:rPr>
+        <w:t>l</w:t>
+      </w:r>
+      <w:r>
+        <w:rPr>
+          <w:rFonts w:ascii="Arial" w:hAnsi="Arial"/>
+        </w:rPr>
+        <w:t>ə</w:t>
+      </w:r>
+      <w:r>
+        <w:rPr>
+          <w:rFonts w:ascii="Arial" w:hAnsi="Arial"/>
+        </w:rPr>
+        <w:t>c</w:t>
+      </w:r>
+      <w:r>
+        <w:rPr>
+          <w:rFonts w:ascii="Arial" w:hAnsi="Arial"/>
+        </w:rPr>
+        <w:t>ə</w:t>
+      </w:r>
+      <w:r>
+        <w:rPr>
+          <w:rFonts w:ascii="Arial" w:hAnsi="Arial"/>
+        </w:rPr>
+        <w:t>k İnkişaf Perspektivl</w:t>
+      </w:r>
+      <w:r>
+        <w:rPr>
+          <w:rFonts w:ascii="Arial" w:hAnsi="Arial"/>
+        </w:rPr>
+        <w:t>ə</w:t>
+      </w:r>
+      <w:r>
+        <w:rPr>
+          <w:rFonts w:ascii="Arial" w:hAnsi="Arial"/>
+        </w:rPr>
+        <w:t>ri</w:t>
       </w:r>
     </w:p>
     <w:p>
@@ -371,7 +1328,511 @@
           <w:rFonts w:ascii="Arial" w:hAnsi="Arial"/>
           <w:color w:val="334155"/>
         </w:rPr>
-        <w:t>Müasir e-ticarət platformalarında ən kritik problemlərdən biri vitrin məlumatları ilə anbar (stok) idarəetmə sistemləri arasında sinxronizasiyanın itməsi və tətbiq səviyyəsindəki zəifliklərdən istifadə edərək maliyyə/stok dələduzluqlarının edilməsidir. Tradision e-ticarət skriptləri əksər hallarda giriş nəzarətinin pozulması (Broken Access Control), konfiqurasiya xətaları və verilənlər bazasına birbaşa XSS/SQLi hücumlarına qarşı müdafiəsiz qalır.</w:t>
+        <w:t>Müasir e-ticar</w:t>
+      </w:r>
+      <w:r>
+        <w:rPr>
+          <w:rFonts w:ascii="Arial" w:hAnsi="Arial"/>
+          <w:color w:val="334155"/>
+        </w:rPr>
+        <w:t>ə</w:t>
+      </w:r>
+      <w:r>
+        <w:rPr>
+          <w:rFonts w:ascii="Arial" w:hAnsi="Arial"/>
+          <w:color w:val="334155"/>
+        </w:rPr>
+        <w:t xml:space="preserve">t platformalarında </w:t>
+      </w:r>
+      <w:r>
+        <w:rPr>
+          <w:rFonts w:ascii="Arial" w:hAnsi="Arial"/>
+          <w:color w:val="334155"/>
+        </w:rPr>
+        <w:t>ə</w:t>
+      </w:r>
+      <w:r>
+        <w:rPr>
+          <w:rFonts w:ascii="Arial" w:hAnsi="Arial"/>
+          <w:color w:val="334155"/>
+        </w:rPr>
+        <w:t>n kritik probleml</w:t>
+      </w:r>
+      <w:r>
+        <w:rPr>
+          <w:rFonts w:ascii="Arial" w:hAnsi="Arial"/>
+          <w:color w:val="334155"/>
+        </w:rPr>
+        <w:t>ə</w:t>
+      </w:r>
+      <w:r>
+        <w:rPr>
+          <w:rFonts w:ascii="Arial" w:hAnsi="Arial"/>
+          <w:color w:val="334155"/>
+        </w:rPr>
+        <w:t>rd</w:t>
+      </w:r>
+      <w:r>
+        <w:rPr>
+          <w:rFonts w:ascii="Arial" w:hAnsi="Arial"/>
+          <w:color w:val="334155"/>
+        </w:rPr>
+        <w:t>ə</w:t>
+      </w:r>
+      <w:r>
+        <w:rPr>
+          <w:rFonts w:ascii="Arial" w:hAnsi="Arial"/>
+          <w:color w:val="334155"/>
+        </w:rPr>
+        <w:t>n biri vitrin m</w:t>
+      </w:r>
+      <w:r>
+        <w:rPr>
+          <w:rFonts w:ascii="Arial" w:hAnsi="Arial"/>
+          <w:color w:val="334155"/>
+        </w:rPr>
+        <w:t>ə</w:t>
+      </w:r>
+      <w:r>
+        <w:rPr>
+          <w:rFonts w:ascii="Arial" w:hAnsi="Arial"/>
+          <w:color w:val="334155"/>
+        </w:rPr>
+        <w:t>lumatları il</w:t>
+      </w:r>
+      <w:r>
+        <w:rPr>
+          <w:rFonts w:ascii="Arial" w:hAnsi="Arial"/>
+          <w:color w:val="334155"/>
+        </w:rPr>
+        <w:t>ə</w:t>
+      </w:r>
+      <w:r>
+        <w:rPr>
+          <w:rFonts w:ascii="Arial" w:hAnsi="Arial"/>
+          <w:color w:val="334155"/>
+        </w:rPr>
+        <w:t xml:space="preserve"> anbar (stok) idar</w:t>
+      </w:r>
+      <w:r>
+        <w:rPr>
+          <w:rFonts w:ascii="Arial" w:hAnsi="Arial"/>
+          <w:color w:val="334155"/>
+        </w:rPr>
+        <w:t>ə</w:t>
+      </w:r>
+      <w:r>
+        <w:rPr>
+          <w:rFonts w:ascii="Arial" w:hAnsi="Arial"/>
+          <w:color w:val="334155"/>
+        </w:rPr>
+        <w:t>etm</w:t>
+      </w:r>
+      <w:r>
+        <w:rPr>
+          <w:rFonts w:ascii="Arial" w:hAnsi="Arial"/>
+          <w:color w:val="334155"/>
+        </w:rPr>
+        <w:t>ə</w:t>
+      </w:r>
+      <w:r>
+        <w:rPr>
+          <w:rFonts w:ascii="Arial" w:hAnsi="Arial"/>
+          <w:color w:val="334155"/>
+        </w:rPr>
+        <w:t xml:space="preserve"> sisteml</w:t>
+      </w:r>
+      <w:r>
+        <w:rPr>
+          <w:rFonts w:ascii="Arial" w:hAnsi="Arial"/>
+          <w:color w:val="334155"/>
+        </w:rPr>
+        <w:t>ə</w:t>
+      </w:r>
+      <w:r>
+        <w:rPr>
+          <w:rFonts w:ascii="Arial" w:hAnsi="Arial"/>
+          <w:color w:val="334155"/>
+        </w:rPr>
+        <w:t>ri arasında sinxronizasiyanın itm</w:t>
+      </w:r>
+      <w:r>
+        <w:rPr>
+          <w:rFonts w:ascii="Arial" w:hAnsi="Arial"/>
+          <w:color w:val="334155"/>
+        </w:rPr>
+        <w:t>ə</w:t>
+      </w:r>
+      <w:r>
+        <w:rPr>
+          <w:rFonts w:ascii="Arial" w:hAnsi="Arial"/>
+          <w:color w:val="334155"/>
+        </w:rPr>
+        <w:t>si v</w:t>
+      </w:r>
+      <w:r>
+        <w:rPr>
+          <w:rFonts w:ascii="Arial" w:hAnsi="Arial"/>
+          <w:color w:val="334155"/>
+        </w:rPr>
+        <w:t>ə</w:t>
+      </w:r>
+      <w:r>
+        <w:rPr>
+          <w:rFonts w:ascii="Arial" w:hAnsi="Arial"/>
+          <w:color w:val="334155"/>
+        </w:rPr>
+        <w:t xml:space="preserve"> t</w:t>
+      </w:r>
+      <w:r>
+        <w:rPr>
+          <w:rFonts w:ascii="Arial" w:hAnsi="Arial"/>
+          <w:color w:val="334155"/>
+        </w:rPr>
+        <w:t>ə</w:t>
+      </w:r>
+      <w:r>
+        <w:rPr>
+          <w:rFonts w:ascii="Arial" w:hAnsi="Arial"/>
+          <w:color w:val="334155"/>
+        </w:rPr>
+        <w:t>tbiq s</w:t>
+      </w:r>
+      <w:r>
+        <w:rPr>
+          <w:rFonts w:ascii="Arial" w:hAnsi="Arial"/>
+          <w:color w:val="334155"/>
+        </w:rPr>
+        <w:t>ə</w:t>
+      </w:r>
+      <w:r>
+        <w:rPr>
+          <w:rFonts w:ascii="Arial" w:hAnsi="Arial"/>
+          <w:color w:val="334155"/>
+        </w:rPr>
+        <w:t>viyy</w:t>
+      </w:r>
+      <w:r>
+        <w:rPr>
+          <w:rFonts w:ascii="Arial" w:hAnsi="Arial"/>
+          <w:color w:val="334155"/>
+        </w:rPr>
+        <w:t>ə</w:t>
+      </w:r>
+      <w:r>
+        <w:rPr>
+          <w:rFonts w:ascii="Arial" w:hAnsi="Arial"/>
+          <w:color w:val="334155"/>
+        </w:rPr>
+        <w:t>sind</w:t>
+      </w:r>
+      <w:r>
+        <w:rPr>
+          <w:rFonts w:ascii="Arial" w:hAnsi="Arial"/>
+          <w:color w:val="334155"/>
+        </w:rPr>
+        <w:t>ə</w:t>
+      </w:r>
+      <w:r>
+        <w:rPr>
+          <w:rFonts w:ascii="Arial" w:hAnsi="Arial"/>
+          <w:color w:val="334155"/>
+        </w:rPr>
+        <w:t>ki z</w:t>
+      </w:r>
+      <w:r>
+        <w:rPr>
+          <w:rFonts w:ascii="Arial" w:hAnsi="Arial"/>
+          <w:color w:val="334155"/>
+        </w:rPr>
+        <w:t>ə</w:t>
+      </w:r>
+      <w:r>
+        <w:rPr>
+          <w:rFonts w:ascii="Arial" w:hAnsi="Arial"/>
+          <w:color w:val="334155"/>
+        </w:rPr>
+        <w:t>iflikl</w:t>
+      </w:r>
+      <w:r>
+        <w:rPr>
+          <w:rFonts w:ascii="Arial" w:hAnsi="Arial"/>
+          <w:color w:val="334155"/>
+        </w:rPr>
+        <w:t>ə</w:t>
+      </w:r>
+      <w:r>
+        <w:rPr>
+          <w:rFonts w:ascii="Arial" w:hAnsi="Arial"/>
+          <w:color w:val="334155"/>
+        </w:rPr>
+        <w:t>rd</w:t>
+      </w:r>
+      <w:r>
+        <w:rPr>
+          <w:rFonts w:ascii="Arial" w:hAnsi="Arial"/>
+          <w:color w:val="334155"/>
+        </w:rPr>
+        <w:t>ə</w:t>
+      </w:r>
+      <w:r>
+        <w:rPr>
+          <w:rFonts w:ascii="Arial" w:hAnsi="Arial"/>
+          <w:color w:val="334155"/>
+        </w:rPr>
+        <w:t>n istifad</w:t>
+      </w:r>
+      <w:r>
+        <w:rPr>
+          <w:rFonts w:ascii="Arial" w:hAnsi="Arial"/>
+          <w:color w:val="334155"/>
+        </w:rPr>
+        <w:t>ə</w:t>
+      </w:r>
+      <w:r>
+        <w:rPr>
+          <w:rFonts w:ascii="Arial" w:hAnsi="Arial"/>
+          <w:color w:val="334155"/>
+        </w:rPr>
+        <w:t xml:space="preserve"> ed</w:t>
+      </w:r>
+      <w:r>
+        <w:rPr>
+          <w:rFonts w:ascii="Arial" w:hAnsi="Arial"/>
+          <w:color w:val="334155"/>
+        </w:rPr>
+        <w:t>ə</w:t>
+      </w:r>
+      <w:r>
+        <w:rPr>
+          <w:rFonts w:ascii="Arial" w:hAnsi="Arial"/>
+          <w:color w:val="334155"/>
+        </w:rPr>
+        <w:t>r</w:t>
+      </w:r>
+      <w:r>
+        <w:rPr>
+          <w:rFonts w:ascii="Arial" w:hAnsi="Arial"/>
+          <w:color w:val="334155"/>
+        </w:rPr>
+        <w:t>ə</w:t>
+      </w:r>
+      <w:r>
+        <w:rPr>
+          <w:rFonts w:ascii="Arial" w:hAnsi="Arial"/>
+          <w:color w:val="334155"/>
+        </w:rPr>
+        <w:t>k maliyy</w:t>
+      </w:r>
+      <w:r>
+        <w:rPr>
+          <w:rFonts w:ascii="Arial" w:hAnsi="Arial"/>
+          <w:color w:val="334155"/>
+        </w:rPr>
+        <w:t>ə</w:t>
+      </w:r>
+      <w:r>
+        <w:rPr>
+          <w:rFonts w:ascii="Arial" w:hAnsi="Arial"/>
+          <w:color w:val="334155"/>
+        </w:rPr>
+        <w:t>/stok d</w:t>
+      </w:r>
+      <w:r>
+        <w:rPr>
+          <w:rFonts w:ascii="Arial" w:hAnsi="Arial"/>
+          <w:color w:val="334155"/>
+        </w:rPr>
+        <w:t>ə</w:t>
+      </w:r>
+      <w:r>
+        <w:rPr>
+          <w:rFonts w:ascii="Arial" w:hAnsi="Arial"/>
+          <w:color w:val="334155"/>
+        </w:rPr>
+        <w:t>l</w:t>
+      </w:r>
+      <w:r>
+        <w:rPr>
+          <w:rFonts w:ascii="Arial" w:hAnsi="Arial"/>
+          <w:color w:val="334155"/>
+        </w:rPr>
+        <w:t>ə</w:t>
+      </w:r>
+      <w:r>
+        <w:rPr>
+          <w:rFonts w:ascii="Arial" w:hAnsi="Arial"/>
+          <w:color w:val="334155"/>
+        </w:rPr>
+        <w:t>duzluqlarının edilm</w:t>
+      </w:r>
+      <w:r>
+        <w:rPr>
+          <w:rFonts w:ascii="Arial" w:hAnsi="Arial"/>
+          <w:color w:val="334155"/>
+        </w:rPr>
+        <w:t>ə</w:t>
+      </w:r>
+      <w:r>
+        <w:rPr>
+          <w:rFonts w:ascii="Arial" w:hAnsi="Arial"/>
+          <w:color w:val="334155"/>
+        </w:rPr>
+        <w:t>sidir. Tradision e-ticar</w:t>
+      </w:r>
+      <w:r>
+        <w:rPr>
+          <w:rFonts w:ascii="Arial" w:hAnsi="Arial"/>
+          <w:color w:val="334155"/>
+        </w:rPr>
+        <w:t>ə</w:t>
+      </w:r>
+      <w:r>
+        <w:rPr>
+          <w:rFonts w:ascii="Arial" w:hAnsi="Arial"/>
+          <w:color w:val="334155"/>
+        </w:rPr>
+        <w:t>t skriptl</w:t>
+      </w:r>
+      <w:r>
+        <w:rPr>
+          <w:rFonts w:ascii="Arial" w:hAnsi="Arial"/>
+          <w:color w:val="334155"/>
+        </w:rPr>
+        <w:t>ə</w:t>
+      </w:r>
+      <w:r>
+        <w:rPr>
+          <w:rFonts w:ascii="Arial" w:hAnsi="Arial"/>
+          <w:color w:val="334155"/>
+        </w:rPr>
+        <w:t xml:space="preserve">ri </w:t>
+      </w:r>
+      <w:r>
+        <w:rPr>
+          <w:rFonts w:ascii="Arial" w:hAnsi="Arial"/>
+          <w:color w:val="334155"/>
+        </w:rPr>
+        <w:t>ə</w:t>
+      </w:r>
+      <w:r>
+        <w:rPr>
+          <w:rFonts w:ascii="Arial" w:hAnsi="Arial"/>
+          <w:color w:val="334155"/>
+        </w:rPr>
+        <w:t>ks</w:t>
+      </w:r>
+      <w:r>
+        <w:rPr>
+          <w:rFonts w:ascii="Arial" w:hAnsi="Arial"/>
+          <w:color w:val="334155"/>
+        </w:rPr>
+        <w:t>ə</w:t>
+      </w:r>
+      <w:r>
+        <w:rPr>
+          <w:rFonts w:ascii="Arial" w:hAnsi="Arial"/>
+          <w:color w:val="334155"/>
+        </w:rPr>
+        <w:t>r hallarda giriş n</w:t>
+      </w:r>
+      <w:r>
+        <w:rPr>
+          <w:rFonts w:ascii="Arial" w:hAnsi="Arial"/>
+          <w:color w:val="334155"/>
+        </w:rPr>
+        <w:t>ə</w:t>
+      </w:r>
+      <w:r>
+        <w:rPr>
+          <w:rFonts w:ascii="Arial" w:hAnsi="Arial"/>
+          <w:color w:val="334155"/>
+        </w:rPr>
+        <w:t>zar</w:t>
+      </w:r>
+      <w:r>
+        <w:rPr>
+          <w:rFonts w:ascii="Arial" w:hAnsi="Arial"/>
+          <w:color w:val="334155"/>
+        </w:rPr>
+        <w:t>ə</w:t>
+      </w:r>
+      <w:r>
+        <w:rPr>
+          <w:rFonts w:ascii="Arial" w:hAnsi="Arial"/>
+          <w:color w:val="334155"/>
+        </w:rPr>
+        <w:t>tinin pozulması (Broken Access Control), konfiqurasiya x</w:t>
+      </w:r>
+      <w:r>
+        <w:rPr>
+          <w:rFonts w:ascii="Arial" w:hAnsi="Arial"/>
+          <w:color w:val="334155"/>
+        </w:rPr>
+        <w:t>ə</w:t>
+      </w:r>
+      <w:r>
+        <w:rPr>
+          <w:rFonts w:ascii="Arial" w:hAnsi="Arial"/>
+          <w:color w:val="334155"/>
+        </w:rPr>
+        <w:t>taları v</w:t>
+      </w:r>
+      <w:r>
+        <w:rPr>
+          <w:rFonts w:ascii="Arial" w:hAnsi="Arial"/>
+          <w:color w:val="334155"/>
+        </w:rPr>
+        <w:t>ə</w:t>
+      </w:r>
+      <w:r>
+        <w:rPr>
+          <w:rFonts w:ascii="Arial" w:hAnsi="Arial"/>
+          <w:color w:val="334155"/>
+        </w:rPr>
+        <w:t xml:space="preserve"> veril</w:t>
+      </w:r>
+      <w:r>
+        <w:rPr>
+          <w:rFonts w:ascii="Arial" w:hAnsi="Arial"/>
+          <w:color w:val="334155"/>
+        </w:rPr>
+        <w:t>ə</w:t>
+      </w:r>
+      <w:r>
+        <w:rPr>
+          <w:rFonts w:ascii="Arial" w:hAnsi="Arial"/>
+          <w:color w:val="334155"/>
+        </w:rPr>
+        <w:t>nl</w:t>
+      </w:r>
+      <w:r>
+        <w:rPr>
+          <w:rFonts w:ascii="Arial" w:hAnsi="Arial"/>
+          <w:color w:val="334155"/>
+        </w:rPr>
+        <w:t>ə</w:t>
+      </w:r>
+      <w:r>
+        <w:rPr>
+          <w:rFonts w:ascii="Arial" w:hAnsi="Arial"/>
+          <w:color w:val="334155"/>
+        </w:rPr>
+        <w:t>r bazasına birbaşa XSS/SQLi hücumlarına qarşı müdafi</w:t>
+      </w:r>
+      <w:r>
+        <w:rPr>
+          <w:rFonts w:ascii="Arial" w:hAnsi="Arial"/>
+          <w:color w:val="334155"/>
+        </w:rPr>
+        <w:t>ə</w:t>
+      </w:r>
+      <w:r>
+        <w:rPr>
+          <w:rFonts w:ascii="Arial" w:hAnsi="Arial"/>
+          <w:color w:val="334155"/>
+        </w:rPr>
+        <w:t>siz qalır.</w:t>
       </w:r>
     </w:p>
     <w:p>
@@ -383,7 +1844,357 @@
           <w:rFonts w:ascii="Arial" w:hAnsi="Arial"/>
           <w:color w:val="334155"/>
         </w:rPr>
-        <w:t>Məqsəd: Node.js, Express, Tailwind CSS və Supabase PostgreSQL texnologiyalarından istifadə edərək, həm sadə istifadəçi vitrinində satılan məhsulların anbar stokunu anında azaldan, həm də inzibati əməliyyatları AES-256 şifrələməsi ilə audit cədvəlində saxlayan, OWASP Top 10 standartlarına uyğun istehsalat səviyyəli (production-ready) ERP/POS tətbiqi hazırlamaqdır.</w:t>
+        <w:t>M</w:t>
+      </w:r>
+      <w:r>
+        <w:rPr>
+          <w:rFonts w:ascii="Arial" w:hAnsi="Arial"/>
+          <w:color w:val="334155"/>
+        </w:rPr>
+        <w:t>ə</w:t>
+      </w:r>
+      <w:r>
+        <w:rPr>
+          <w:rFonts w:ascii="Arial" w:hAnsi="Arial"/>
+          <w:color w:val="334155"/>
+        </w:rPr>
+        <w:t>qs</w:t>
+      </w:r>
+      <w:r>
+        <w:rPr>
+          <w:rFonts w:ascii="Arial" w:hAnsi="Arial"/>
+          <w:color w:val="334155"/>
+        </w:rPr>
+        <w:t>ə</w:t>
+      </w:r>
+      <w:r>
+        <w:rPr>
+          <w:rFonts w:ascii="Arial" w:hAnsi="Arial"/>
+          <w:color w:val="334155"/>
+        </w:rPr>
+        <w:t>d: Node.js, Express, Tailwind CSS v</w:t>
+      </w:r>
+      <w:r>
+        <w:rPr>
+          <w:rFonts w:ascii="Arial" w:hAnsi="Arial"/>
+          <w:color w:val="334155"/>
+        </w:rPr>
+        <w:t>ə</w:t>
+      </w:r>
+      <w:r>
+        <w:rPr>
+          <w:rFonts w:ascii="Arial" w:hAnsi="Arial"/>
+          <w:color w:val="334155"/>
+        </w:rPr>
+        <w:t xml:space="preserve"> Supabase PostgreSQL texnologiyalarından istifad</w:t>
+      </w:r>
+      <w:r>
+        <w:rPr>
+          <w:rFonts w:ascii="Arial" w:hAnsi="Arial"/>
+          <w:color w:val="334155"/>
+        </w:rPr>
+        <w:t>ə</w:t>
+      </w:r>
+      <w:r>
+        <w:rPr>
+          <w:rFonts w:ascii="Arial" w:hAnsi="Arial"/>
+          <w:color w:val="334155"/>
+        </w:rPr>
+        <w:t xml:space="preserve"> ed</w:t>
+      </w:r>
+      <w:r>
+        <w:rPr>
+          <w:rFonts w:ascii="Arial" w:hAnsi="Arial"/>
+          <w:color w:val="334155"/>
+        </w:rPr>
+        <w:t>ə</w:t>
+      </w:r>
+      <w:r>
+        <w:rPr>
+          <w:rFonts w:ascii="Arial" w:hAnsi="Arial"/>
+          <w:color w:val="334155"/>
+        </w:rPr>
+        <w:t>r</w:t>
+      </w:r>
+      <w:r>
+        <w:rPr>
+          <w:rFonts w:ascii="Arial" w:hAnsi="Arial"/>
+          <w:color w:val="334155"/>
+        </w:rPr>
+        <w:t>ə</w:t>
+      </w:r>
+      <w:r>
+        <w:rPr>
+          <w:rFonts w:ascii="Arial" w:hAnsi="Arial"/>
+          <w:color w:val="334155"/>
+        </w:rPr>
+        <w:t>k, h</w:t>
+      </w:r>
+      <w:r>
+        <w:rPr>
+          <w:rFonts w:ascii="Arial" w:hAnsi="Arial"/>
+          <w:color w:val="334155"/>
+        </w:rPr>
+        <w:t>ə</w:t>
+      </w:r>
+      <w:r>
+        <w:rPr>
+          <w:rFonts w:ascii="Arial" w:hAnsi="Arial"/>
+          <w:color w:val="334155"/>
+        </w:rPr>
+        <w:t>m sad</w:t>
+      </w:r>
+      <w:r>
+        <w:rPr>
+          <w:rFonts w:ascii="Arial" w:hAnsi="Arial"/>
+          <w:color w:val="334155"/>
+        </w:rPr>
+        <w:t>ə</w:t>
+      </w:r>
+      <w:r>
+        <w:rPr>
+          <w:rFonts w:ascii="Arial" w:hAnsi="Arial"/>
+          <w:color w:val="334155"/>
+        </w:rPr>
+        <w:t xml:space="preserve"> istifad</w:t>
+      </w:r>
+      <w:r>
+        <w:rPr>
+          <w:rFonts w:ascii="Arial" w:hAnsi="Arial"/>
+          <w:color w:val="334155"/>
+        </w:rPr>
+        <w:t>ə</w:t>
+      </w:r>
+      <w:r>
+        <w:rPr>
+          <w:rFonts w:ascii="Arial" w:hAnsi="Arial"/>
+          <w:color w:val="334155"/>
+        </w:rPr>
+        <w:t>çi vitrinind</w:t>
+      </w:r>
+      <w:r>
+        <w:rPr>
+          <w:rFonts w:ascii="Arial" w:hAnsi="Arial"/>
+          <w:color w:val="334155"/>
+        </w:rPr>
+        <w:t>ə</w:t>
+      </w:r>
+      <w:r>
+        <w:rPr>
+          <w:rFonts w:ascii="Arial" w:hAnsi="Arial"/>
+          <w:color w:val="334155"/>
+        </w:rPr>
+        <w:t xml:space="preserve"> satılan m</w:t>
+      </w:r>
+      <w:r>
+        <w:rPr>
+          <w:rFonts w:ascii="Arial" w:hAnsi="Arial"/>
+          <w:color w:val="334155"/>
+        </w:rPr>
+        <w:t>ə</w:t>
+      </w:r>
+      <w:r>
+        <w:rPr>
+          <w:rFonts w:ascii="Arial" w:hAnsi="Arial"/>
+          <w:color w:val="334155"/>
+        </w:rPr>
+        <w:t>hsulların anbar stokunu anında azaldan, h</w:t>
+      </w:r>
+      <w:r>
+        <w:rPr>
+          <w:rFonts w:ascii="Arial" w:hAnsi="Arial"/>
+          <w:color w:val="334155"/>
+        </w:rPr>
+        <w:t>ə</w:t>
+      </w:r>
+      <w:r>
+        <w:rPr>
+          <w:rFonts w:ascii="Arial" w:hAnsi="Arial"/>
+          <w:color w:val="334155"/>
+        </w:rPr>
+        <w:t>m d</w:t>
+      </w:r>
+      <w:r>
+        <w:rPr>
+          <w:rFonts w:ascii="Arial" w:hAnsi="Arial"/>
+          <w:color w:val="334155"/>
+        </w:rPr>
+        <w:t>ə</w:t>
+      </w:r>
+      <w:r>
+        <w:rPr>
+          <w:rFonts w:ascii="Arial" w:hAnsi="Arial"/>
+          <w:color w:val="334155"/>
+        </w:rPr>
+        <w:t xml:space="preserve"> inzibati </w:t>
+      </w:r>
+      <w:r>
+        <w:rPr>
+          <w:rFonts w:ascii="Arial" w:hAnsi="Arial"/>
+          <w:color w:val="334155"/>
+        </w:rPr>
+        <w:t>ə</w:t>
+      </w:r>
+      <w:r>
+        <w:rPr>
+          <w:rFonts w:ascii="Arial" w:hAnsi="Arial"/>
+          <w:color w:val="334155"/>
+        </w:rPr>
+        <w:t>m</w:t>
+      </w:r>
+      <w:r>
+        <w:rPr>
+          <w:rFonts w:ascii="Arial" w:hAnsi="Arial"/>
+          <w:color w:val="334155"/>
+        </w:rPr>
+        <w:t>ə</w:t>
+      </w:r>
+      <w:r>
+        <w:rPr>
+          <w:rFonts w:ascii="Arial" w:hAnsi="Arial"/>
+          <w:color w:val="334155"/>
+        </w:rPr>
+        <w:t>liyyatları AES-256 şifr</w:t>
+      </w:r>
+      <w:r>
+        <w:rPr>
+          <w:rFonts w:ascii="Arial" w:hAnsi="Arial"/>
+          <w:color w:val="334155"/>
+        </w:rPr>
+        <w:t>ə</w:t>
+      </w:r>
+      <w:r>
+        <w:rPr>
+          <w:rFonts w:ascii="Arial" w:hAnsi="Arial"/>
+          <w:color w:val="334155"/>
+        </w:rPr>
+        <w:t>l</w:t>
+      </w:r>
+      <w:r>
+        <w:rPr>
+          <w:rFonts w:ascii="Arial" w:hAnsi="Arial"/>
+          <w:color w:val="334155"/>
+        </w:rPr>
+        <w:t>ə</w:t>
+      </w:r>
+      <w:r>
+        <w:rPr>
+          <w:rFonts w:ascii="Arial" w:hAnsi="Arial"/>
+          <w:color w:val="334155"/>
+        </w:rPr>
+        <w:t>m</w:t>
+      </w:r>
+      <w:r>
+        <w:rPr>
+          <w:rFonts w:ascii="Arial" w:hAnsi="Arial"/>
+          <w:color w:val="334155"/>
+        </w:rPr>
+        <w:t>ə</w:t>
+      </w:r>
+      <w:r>
+        <w:rPr>
+          <w:rFonts w:ascii="Arial" w:hAnsi="Arial"/>
+          <w:color w:val="334155"/>
+        </w:rPr>
+        <w:t>si il</w:t>
+      </w:r>
+      <w:r>
+        <w:rPr>
+          <w:rFonts w:ascii="Arial" w:hAnsi="Arial"/>
+          <w:color w:val="334155"/>
+        </w:rPr>
+        <w:t>ə</w:t>
+      </w:r>
+      <w:r>
+        <w:rPr>
+          <w:rFonts w:ascii="Arial" w:hAnsi="Arial"/>
+          <w:color w:val="334155"/>
+        </w:rPr>
+        <w:t xml:space="preserve"> audit c</w:t>
+      </w:r>
+      <w:r>
+        <w:rPr>
+          <w:rFonts w:ascii="Arial" w:hAnsi="Arial"/>
+          <w:color w:val="334155"/>
+        </w:rPr>
+        <w:t>ə</w:t>
+      </w:r>
+      <w:r>
+        <w:rPr>
+          <w:rFonts w:ascii="Arial" w:hAnsi="Arial"/>
+          <w:color w:val="334155"/>
+        </w:rPr>
+        <w:t>dv</w:t>
+      </w:r>
+      <w:r>
+        <w:rPr>
+          <w:rFonts w:ascii="Arial" w:hAnsi="Arial"/>
+          <w:color w:val="334155"/>
+        </w:rPr>
+        <w:t>ə</w:t>
+      </w:r>
+      <w:r>
+        <w:rPr>
+          <w:rFonts w:ascii="Arial" w:hAnsi="Arial"/>
+          <w:color w:val="334155"/>
+        </w:rPr>
+        <w:t>lind</w:t>
+      </w:r>
+      <w:r>
+        <w:rPr>
+          <w:rFonts w:ascii="Arial" w:hAnsi="Arial"/>
+          <w:color w:val="334155"/>
+        </w:rPr>
+        <w:t>ə</w:t>
+      </w:r>
+      <w:r>
+        <w:rPr>
+          <w:rFonts w:ascii="Arial" w:hAnsi="Arial"/>
+          <w:color w:val="334155"/>
+        </w:rPr>
+        <w:t xml:space="preserve"> saxlayan, OWASP Top 10 standartlarına uyğun istehsalat s</w:t>
+      </w:r>
+      <w:r>
+        <w:rPr>
+          <w:rFonts w:ascii="Arial" w:hAnsi="Arial"/>
+          <w:color w:val="334155"/>
+        </w:rPr>
+        <w:t>ə</w:t>
+      </w:r>
+      <w:r>
+        <w:rPr>
+          <w:rFonts w:ascii="Arial" w:hAnsi="Arial"/>
+          <w:color w:val="334155"/>
+        </w:rPr>
+        <w:t>viyy</w:t>
+      </w:r>
+      <w:r>
+        <w:rPr>
+          <w:rFonts w:ascii="Arial" w:hAnsi="Arial"/>
+          <w:color w:val="334155"/>
+        </w:rPr>
+        <w:t>ə</w:t>
+      </w:r>
+      <w:r>
+        <w:rPr>
+          <w:rFonts w:ascii="Arial" w:hAnsi="Arial"/>
+          <w:color w:val="334155"/>
+        </w:rPr>
+        <w:t>li (production-ready) ERP/POS t</w:t>
+      </w:r>
+      <w:r>
+        <w:rPr>
+          <w:rFonts w:ascii="Arial" w:hAnsi="Arial"/>
+          <w:color w:val="334155"/>
+        </w:rPr>
+        <w:t>ə</w:t>
+      </w:r>
+      <w:r>
+        <w:rPr>
+          <w:rFonts w:ascii="Arial" w:hAnsi="Arial"/>
+          <w:color w:val="334155"/>
+        </w:rPr>
+        <w:t>tbiqi hazırlamaqdır.</w:t>
       </w:r>
     </w:p>
     <w:p>
@@ -410,7 +2221,315 @@
           <w:rFonts w:ascii="Arial" w:hAnsi="Arial"/>
           <w:color w:val="334155"/>
         </w:rPr>
-        <w:t>İnformasiya Təhlükəsizliyinin İdarəedilməsi Sistemləri (İTİS) çərçivəsində təşkilati və texniki nəzarətlər ISO/IEC 27001 standartının A.9 (Giriş Nəzarəti), A.10 (Kriptoqrafiya) və A.12 (Əməliyyat Təhlükəsizliyi) bəndlərinə uyğun qurulmuşdur.</w:t>
+        <w:t>İnformasiya T</w:t>
+      </w:r>
+      <w:r>
+        <w:rPr>
+          <w:rFonts w:ascii="Arial" w:hAnsi="Arial"/>
+          <w:color w:val="334155"/>
+        </w:rPr>
+        <w:t>ə</w:t>
+      </w:r>
+      <w:r>
+        <w:rPr>
+          <w:rFonts w:ascii="Arial" w:hAnsi="Arial"/>
+          <w:color w:val="334155"/>
+        </w:rPr>
+        <w:t>hlük</w:t>
+      </w:r>
+      <w:r>
+        <w:rPr>
+          <w:rFonts w:ascii="Arial" w:hAnsi="Arial"/>
+          <w:color w:val="334155"/>
+        </w:rPr>
+        <w:t>ə</w:t>
+      </w:r>
+      <w:r>
+        <w:rPr>
+          <w:rFonts w:ascii="Arial" w:hAnsi="Arial"/>
+          <w:color w:val="334155"/>
+        </w:rPr>
+        <w:t>sizliyinin İdar</w:t>
+      </w:r>
+      <w:r>
+        <w:rPr>
+          <w:rFonts w:ascii="Arial" w:hAnsi="Arial"/>
+          <w:color w:val="334155"/>
+        </w:rPr>
+        <w:t>ə</w:t>
+      </w:r>
+      <w:r>
+        <w:rPr>
+          <w:rFonts w:ascii="Arial" w:hAnsi="Arial"/>
+          <w:color w:val="334155"/>
+        </w:rPr>
+        <w:t>edilm</w:t>
+      </w:r>
+      <w:r>
+        <w:rPr>
+          <w:rFonts w:ascii="Arial" w:hAnsi="Arial"/>
+          <w:color w:val="334155"/>
+        </w:rPr>
+        <w:t>ə</w:t>
+      </w:r>
+      <w:r>
+        <w:rPr>
+          <w:rFonts w:ascii="Arial" w:hAnsi="Arial"/>
+          <w:color w:val="334155"/>
+        </w:rPr>
+        <w:t>si Sisteml</w:t>
+      </w:r>
+      <w:r>
+        <w:rPr>
+          <w:rFonts w:ascii="Arial" w:hAnsi="Arial"/>
+          <w:color w:val="334155"/>
+        </w:rPr>
+        <w:t>ə</w:t>
+      </w:r>
+      <w:r>
+        <w:rPr>
+          <w:rFonts w:ascii="Arial" w:hAnsi="Arial"/>
+          <w:color w:val="334155"/>
+        </w:rPr>
+        <w:t>ri (İTİS) ç</w:t>
+      </w:r>
+      <w:r>
+        <w:rPr>
+          <w:rFonts w:ascii="Arial" w:hAnsi="Arial"/>
+          <w:color w:val="334155"/>
+        </w:rPr>
+        <w:t>ə</w:t>
+      </w:r>
+      <w:r>
+        <w:rPr>
+          <w:rFonts w:ascii="Arial" w:hAnsi="Arial"/>
+          <w:color w:val="334155"/>
+        </w:rPr>
+        <w:t>rçiv</w:t>
+      </w:r>
+      <w:r>
+        <w:rPr>
+          <w:rFonts w:ascii="Arial" w:hAnsi="Arial"/>
+          <w:color w:val="334155"/>
+        </w:rPr>
+        <w:t>ə</w:t>
+      </w:r>
+      <w:r>
+        <w:rPr>
+          <w:rFonts w:ascii="Arial" w:hAnsi="Arial"/>
+          <w:color w:val="334155"/>
+        </w:rPr>
+        <w:t>sind</w:t>
+      </w:r>
+      <w:r>
+        <w:rPr>
+          <w:rFonts w:ascii="Arial" w:hAnsi="Arial"/>
+          <w:color w:val="334155"/>
+        </w:rPr>
+        <w:t>ə</w:t>
+      </w:r>
+      <w:r>
+        <w:rPr>
+          <w:rFonts w:ascii="Arial" w:hAnsi="Arial"/>
+          <w:color w:val="334155"/>
+        </w:rPr>
+        <w:t xml:space="preserve"> t</w:t>
+      </w:r>
+      <w:r>
+        <w:rPr>
+          <w:rFonts w:ascii="Arial" w:hAnsi="Arial"/>
+          <w:color w:val="334155"/>
+        </w:rPr>
+        <w:t>ə</w:t>
+      </w:r>
+      <w:r>
+        <w:rPr>
+          <w:rFonts w:ascii="Arial" w:hAnsi="Arial"/>
+          <w:color w:val="334155"/>
+        </w:rPr>
+        <w:t>şkilati v</w:t>
+      </w:r>
+      <w:r>
+        <w:rPr>
+          <w:rFonts w:ascii="Arial" w:hAnsi="Arial"/>
+          <w:color w:val="334155"/>
+        </w:rPr>
+        <w:t>ə</w:t>
+      </w:r>
+      <w:r>
+        <w:rPr>
+          <w:rFonts w:ascii="Arial" w:hAnsi="Arial"/>
+          <w:color w:val="334155"/>
+        </w:rPr>
+        <w:t xml:space="preserve"> texniki n</w:t>
+      </w:r>
+      <w:r>
+        <w:rPr>
+          <w:rFonts w:ascii="Arial" w:hAnsi="Arial"/>
+          <w:color w:val="334155"/>
+        </w:rPr>
+        <w:t>ə</w:t>
+      </w:r>
+      <w:r>
+        <w:rPr>
+          <w:rFonts w:ascii="Arial" w:hAnsi="Arial"/>
+          <w:color w:val="334155"/>
+        </w:rPr>
+        <w:t>zar</w:t>
+      </w:r>
+      <w:r>
+        <w:rPr>
+          <w:rFonts w:ascii="Arial" w:hAnsi="Arial"/>
+          <w:color w:val="334155"/>
+        </w:rPr>
+        <w:t>ə</w:t>
+      </w:r>
+      <w:r>
+        <w:rPr>
+          <w:rFonts w:ascii="Arial" w:hAnsi="Arial"/>
+          <w:color w:val="334155"/>
+        </w:rPr>
+        <w:t>tl</w:t>
+      </w:r>
+      <w:r>
+        <w:rPr>
+          <w:rFonts w:ascii="Arial" w:hAnsi="Arial"/>
+          <w:color w:val="334155"/>
+        </w:rPr>
+        <w:t>ə</w:t>
+      </w:r>
+      <w:r>
+        <w:rPr>
+          <w:rFonts w:ascii="Arial" w:hAnsi="Arial"/>
+          <w:color w:val="334155"/>
+        </w:rPr>
+        <w:t>r ISO/IEC 27001 standartının A.9 (Giriş N</w:t>
+      </w:r>
+      <w:r>
+        <w:rPr>
+          <w:rFonts w:ascii="Arial" w:hAnsi="Arial"/>
+          <w:color w:val="334155"/>
+        </w:rPr>
+        <w:t>ə</w:t>
+      </w:r>
+      <w:r>
+        <w:rPr>
+          <w:rFonts w:ascii="Arial" w:hAnsi="Arial"/>
+          <w:color w:val="334155"/>
+        </w:rPr>
+        <w:t>zar</w:t>
+      </w:r>
+      <w:r>
+        <w:rPr>
+          <w:rFonts w:ascii="Arial" w:hAnsi="Arial"/>
+          <w:color w:val="334155"/>
+        </w:rPr>
+        <w:t>ə</w:t>
+      </w:r>
+      <w:r>
+        <w:rPr>
+          <w:rFonts w:ascii="Arial" w:hAnsi="Arial"/>
+          <w:color w:val="334155"/>
+        </w:rPr>
+        <w:t>ti), A.10 (Kriptoqrafiya) v</w:t>
+      </w:r>
+      <w:r>
+        <w:rPr>
+          <w:rFonts w:ascii="Arial" w:hAnsi="Arial"/>
+          <w:color w:val="334155"/>
+        </w:rPr>
+        <w:t>ə</w:t>
+      </w:r>
+      <w:r>
+        <w:rPr>
+          <w:rFonts w:ascii="Arial" w:hAnsi="Arial"/>
+          <w:color w:val="334155"/>
+        </w:rPr>
+        <w:t xml:space="preserve"> A.12 (Əm</w:t>
+      </w:r>
+      <w:r>
+        <w:rPr>
+          <w:rFonts w:ascii="Arial" w:hAnsi="Arial"/>
+          <w:color w:val="334155"/>
+        </w:rPr>
+        <w:t>ə</w:t>
+      </w:r>
+      <w:r>
+        <w:rPr>
+          <w:rFonts w:ascii="Arial" w:hAnsi="Arial"/>
+          <w:color w:val="334155"/>
+        </w:rPr>
+        <w:t>liyyat T</w:t>
+      </w:r>
+      <w:r>
+        <w:rPr>
+          <w:rFonts w:ascii="Arial" w:hAnsi="Arial"/>
+          <w:color w:val="334155"/>
+        </w:rPr>
+        <w:t>ə</w:t>
+      </w:r>
+      <w:r>
+        <w:rPr>
+          <w:rFonts w:ascii="Arial" w:hAnsi="Arial"/>
+          <w:color w:val="334155"/>
+        </w:rPr>
+        <w:t>hlük</w:t>
+      </w:r>
+      <w:r>
+        <w:rPr>
+          <w:rFonts w:ascii="Arial" w:hAnsi="Arial"/>
+          <w:color w:val="334155"/>
+        </w:rPr>
+        <w:t>ə</w:t>
+      </w:r>
+      <w:r>
+        <w:rPr>
+          <w:rFonts w:ascii="Arial" w:hAnsi="Arial"/>
+          <w:color w:val="334155"/>
+        </w:rPr>
+        <w:t>sizliyi) b</w:t>
+      </w:r>
+      <w:r>
+        <w:rPr>
+          <w:rFonts w:ascii="Arial" w:hAnsi="Arial"/>
+          <w:color w:val="334155"/>
+        </w:rPr>
+        <w:t>ə</w:t>
+      </w:r>
+      <w:r>
+        <w:rPr>
+          <w:rFonts w:ascii="Arial" w:hAnsi="Arial"/>
+          <w:color w:val="334155"/>
+        </w:rPr>
+        <w:t>ndl</w:t>
+      </w:r>
+      <w:r>
+        <w:rPr>
+          <w:rFonts w:ascii="Arial" w:hAnsi="Arial"/>
+          <w:color w:val="334155"/>
+        </w:rPr>
+        <w:t>ə</w:t>
+      </w:r>
+      <w:r>
+        <w:rPr>
+          <w:rFonts w:ascii="Arial" w:hAnsi="Arial"/>
+          <w:color w:val="334155"/>
+        </w:rPr>
+        <w:t>rin</w:t>
+      </w:r>
+      <w:r>
+        <w:rPr>
+          <w:rFonts w:ascii="Arial" w:hAnsi="Arial"/>
+          <w:color w:val="334155"/>
+        </w:rPr>
+        <w:t>ə</w:t>
+      </w:r>
+      <w:r>
+        <w:rPr>
+          <w:rFonts w:ascii="Arial" w:hAnsi="Arial"/>
+          <w:color w:val="334155"/>
+        </w:rPr>
+        <w:t xml:space="preserve"> uyğun qurulmuşdur.</w:t>
       </w:r>
     </w:p>
     <w:p>
@@ -425,7 +2544,43 @@
           <w:color w:val="0F766E"/>
           <w:sz w:val="28"/>
         </w:rPr>
-        <w:t>2.1 Rol Əsaslı İdarəetmə Modeli (RBAC)</w:t>
+        <w:t>2.1 Rol Əsaslı İdar</w:t>
+      </w:r>
+      <w:r>
+        <w:rPr>
+          <w:rFonts w:ascii="Arial" w:hAnsi="Arial"/>
+          <w:b/>
+          <w:color w:val="0F766E"/>
+          <w:sz w:val="28"/>
+        </w:rPr>
+        <w:t>ə</w:t>
+      </w:r>
+      <w:r>
+        <w:rPr>
+          <w:rFonts w:ascii="Arial" w:hAnsi="Arial"/>
+          <w:b/>
+          <w:color w:val="0F766E"/>
+          <w:sz w:val="28"/>
+        </w:rPr>
+        <w:t>etm</w:t>
+      </w:r>
+      <w:r>
+        <w:rPr>
+          <w:rFonts w:ascii="Arial" w:hAnsi="Arial"/>
+          <w:b/>
+          <w:color w:val="0F766E"/>
+          <w:sz w:val="28"/>
+        </w:rPr>
+        <w:t>ə</w:t>
+      </w:r>
+      <w:r>
+        <w:rPr>
+          <w:rFonts w:ascii="Arial" w:hAnsi="Arial"/>
+          <w:b/>
+          <w:color w:val="0F766E"/>
+          <w:sz w:val="28"/>
+        </w:rPr>
+        <w:t xml:space="preserve"> Modeli (RBAC)</w:t>
       </w:r>
     </w:p>
     <w:p>
@@ -437,7 +2592,105 @@
           <w:rFonts w:ascii="Arial" w:hAnsi="Arial"/>
           <w:color w:val="334155"/>
         </w:rPr>
-        <w:t>Sistemdə Minimum Səlahiyyət Prinsipi (Principle of Least Privilege) əsasında 4 fərqli istifadəçi rolu təyin edilmişdir:</w:t>
+        <w:t>Sistemd</w:t>
+      </w:r>
+      <w:r>
+        <w:rPr>
+          <w:rFonts w:ascii="Arial" w:hAnsi="Arial"/>
+          <w:color w:val="334155"/>
+        </w:rPr>
+        <w:t>ə</w:t>
+      </w:r>
+      <w:r>
+        <w:rPr>
+          <w:rFonts w:ascii="Arial" w:hAnsi="Arial"/>
+          <w:color w:val="334155"/>
+        </w:rPr>
+        <w:t xml:space="preserve"> Minimum S</w:t>
+      </w:r>
+      <w:r>
+        <w:rPr>
+          <w:rFonts w:ascii="Arial" w:hAnsi="Arial"/>
+          <w:color w:val="334155"/>
+        </w:rPr>
+        <w:t>ə</w:t>
+      </w:r>
+      <w:r>
+        <w:rPr>
+          <w:rFonts w:ascii="Arial" w:hAnsi="Arial"/>
+          <w:color w:val="334155"/>
+        </w:rPr>
+        <w:t>lahiyy</w:t>
+      </w:r>
+      <w:r>
+        <w:rPr>
+          <w:rFonts w:ascii="Arial" w:hAnsi="Arial"/>
+          <w:color w:val="334155"/>
+        </w:rPr>
+        <w:t>ə</w:t>
+      </w:r>
+      <w:r>
+        <w:rPr>
+          <w:rFonts w:ascii="Arial" w:hAnsi="Arial"/>
+          <w:color w:val="334155"/>
+        </w:rPr>
+        <w:t xml:space="preserve">t Prinsipi (Principle of Least Privilege) </w:t>
+      </w:r>
+      <w:r>
+        <w:rPr>
+          <w:rFonts w:ascii="Arial" w:hAnsi="Arial"/>
+          <w:color w:val="334155"/>
+        </w:rPr>
+        <w:t>ə</w:t>
+      </w:r>
+      <w:r>
+        <w:rPr>
+          <w:rFonts w:ascii="Arial" w:hAnsi="Arial"/>
+          <w:color w:val="334155"/>
+        </w:rPr>
+        <w:t>sasında 4 f</w:t>
+      </w:r>
+      <w:r>
+        <w:rPr>
+          <w:rFonts w:ascii="Arial" w:hAnsi="Arial"/>
+          <w:color w:val="334155"/>
+        </w:rPr>
+        <w:t>ə</w:t>
+      </w:r>
+      <w:r>
+        <w:rPr>
+          <w:rFonts w:ascii="Arial" w:hAnsi="Arial"/>
+          <w:color w:val="334155"/>
+        </w:rPr>
+        <w:t>rqli istifad</w:t>
+      </w:r>
+      <w:r>
+        <w:rPr>
+          <w:rFonts w:ascii="Arial" w:hAnsi="Arial"/>
+          <w:color w:val="334155"/>
+        </w:rPr>
+        <w:t>ə</w:t>
+      </w:r>
+      <w:r>
+        <w:rPr>
+          <w:rFonts w:ascii="Arial" w:hAnsi="Arial"/>
+          <w:color w:val="334155"/>
+        </w:rPr>
+        <w:t>çi rolu t</w:t>
+      </w:r>
+      <w:r>
+        <w:rPr>
+          <w:rFonts w:ascii="Arial" w:hAnsi="Arial"/>
+          <w:color w:val="334155"/>
+        </w:rPr>
+        <w:t>ə</w:t>
+      </w:r>
+      <w:r>
+        <w:rPr>
+          <w:rFonts w:ascii="Arial" w:hAnsi="Arial"/>
+          <w:color w:val="334155"/>
+        </w:rPr>
+        <w:t>yin edilmişdir:</w:t>
       </w:r>
     </w:p>
     <w:p>
@@ -456,7 +2709,79 @@
         <w:rPr>
           <w:rFonts w:ascii="Arial" w:hAnsi="Arial"/>
         </w:rPr>
-        <w:t>Admin (Access Level 1): Sistem inzibatçısı. Stok dəyişdirmək, istifadəçi yaratmaq və şifrələnmiş audit loglarını oxumaq hüququna malikdir.</w:t>
+        <w:t>Admin (Access Level 1): Sistem inzibatçısı. Stok d</w:t>
+      </w:r>
+      <w:r>
+        <w:rPr>
+          <w:rFonts w:ascii="Arial" w:hAnsi="Arial"/>
+        </w:rPr>
+        <w:t>ə</w:t>
+      </w:r>
+      <w:r>
+        <w:rPr>
+          <w:rFonts w:ascii="Arial" w:hAnsi="Arial"/>
+        </w:rPr>
+        <w:t>yişdirm</w:t>
+      </w:r>
+      <w:r>
+        <w:rPr>
+          <w:rFonts w:ascii="Arial" w:hAnsi="Arial"/>
+        </w:rPr>
+        <w:t>ə</w:t>
+      </w:r>
+      <w:r>
+        <w:rPr>
+          <w:rFonts w:ascii="Arial" w:hAnsi="Arial"/>
+        </w:rPr>
+        <w:t>k, istifad</w:t>
+      </w:r>
+      <w:r>
+        <w:rPr>
+          <w:rFonts w:ascii="Arial" w:hAnsi="Arial"/>
+        </w:rPr>
+        <w:t>ə</w:t>
+      </w:r>
+      <w:r>
+        <w:rPr>
+          <w:rFonts w:ascii="Arial" w:hAnsi="Arial"/>
+        </w:rPr>
+        <w:t>çi yaratmaq v</w:t>
+      </w:r>
+      <w:r>
+        <w:rPr>
+          <w:rFonts w:ascii="Arial" w:hAnsi="Arial"/>
+        </w:rPr>
+        <w:t>ə</w:t>
+      </w:r>
+      <w:r>
+        <w:rPr>
+          <w:rFonts w:ascii="Arial" w:hAnsi="Arial"/>
+        </w:rPr>
+        <w:t xml:space="preserve"> şifr</w:t>
+      </w:r>
+      <w:r>
+        <w:rPr>
+          <w:rFonts w:ascii="Arial" w:hAnsi="Arial"/>
+        </w:rPr>
+        <w:t>ə</w:t>
+      </w:r>
+      <w:r>
+        <w:rPr>
+          <w:rFonts w:ascii="Arial" w:hAnsi="Arial"/>
+        </w:rPr>
+        <w:t>l</w:t>
+      </w:r>
+      <w:r>
+        <w:rPr>
+          <w:rFonts w:ascii="Arial" w:hAnsi="Arial"/>
+        </w:rPr>
+        <w:t>ə</w:t>
+      </w:r>
+      <w:r>
+        <w:rPr>
+          <w:rFonts w:ascii="Arial" w:hAnsi="Arial"/>
+        </w:rPr>
+        <w:t>nmiş audit loglarını oxumaq hüququna malikdir.</w:t>
       </w:r>
     </w:p>
     <w:p>
@@ -475,7 +2800,43 @@
         <w:rPr>
           <w:rFonts w:ascii="Arial" w:hAnsi="Arial"/>
         </w:rPr>
-        <w:t>Manager (Access Level 2): İdarəçi. Anbar hesabatlarına və məhsul kataloquna baxış (Read-Only) hüququ var.</w:t>
+        <w:t>Manager (Access Level 2): İdar</w:t>
+      </w:r>
+      <w:r>
+        <w:rPr>
+          <w:rFonts w:ascii="Arial" w:hAnsi="Arial"/>
+        </w:rPr>
+        <w:t>ə</w:t>
+      </w:r>
+      <w:r>
+        <w:rPr>
+          <w:rFonts w:ascii="Arial" w:hAnsi="Arial"/>
+        </w:rPr>
+        <w:t>çi. Anbar hesabatlarına v</w:t>
+      </w:r>
+      <w:r>
+        <w:rPr>
+          <w:rFonts w:ascii="Arial" w:hAnsi="Arial"/>
+        </w:rPr>
+        <w:t>ə</w:t>
+      </w:r>
+      <w:r>
+        <w:rPr>
+          <w:rFonts w:ascii="Arial" w:hAnsi="Arial"/>
+        </w:rPr>
+        <w:t xml:space="preserve"> m</w:t>
+      </w:r>
+      <w:r>
+        <w:rPr>
+          <w:rFonts w:ascii="Arial" w:hAnsi="Arial"/>
+        </w:rPr>
+        <w:t>ə</w:t>
+      </w:r>
+      <w:r>
+        <w:rPr>
+          <w:rFonts w:ascii="Arial" w:hAnsi="Arial"/>
+        </w:rPr>
+        <w:t>hsul kataloquna baxış (Read-Only) hüququ var.</w:t>
       </w:r>
     </w:p>
     <w:p>
@@ -494,7 +2855,67 @@
         <w:rPr>
           <w:rFonts w:ascii="Arial" w:hAnsi="Arial"/>
         </w:rPr>
-        <w:t>Operator / Kassir (Access Level 3): Kassir və ya operator. POS terminalı üzərindən satışı icra edir, stoku birbaşa güncəlləyir.</w:t>
+        <w:t>Operator / Kassir (Access Level 3): Kassir v</w:t>
+      </w:r>
+      <w:r>
+        <w:rPr>
+          <w:rFonts w:ascii="Arial" w:hAnsi="Arial"/>
+        </w:rPr>
+        <w:t>ə</w:t>
+      </w:r>
+      <w:r>
+        <w:rPr>
+          <w:rFonts w:ascii="Arial" w:hAnsi="Arial"/>
+        </w:rPr>
+        <w:t xml:space="preserve"> ya operator. POS terminalı üz</w:t>
+      </w:r>
+      <w:r>
+        <w:rPr>
+          <w:rFonts w:ascii="Arial" w:hAnsi="Arial"/>
+        </w:rPr>
+        <w:t>ə</w:t>
+      </w:r>
+      <w:r>
+        <w:rPr>
+          <w:rFonts w:ascii="Arial" w:hAnsi="Arial"/>
+        </w:rPr>
+        <w:t>rind</w:t>
+      </w:r>
+      <w:r>
+        <w:rPr>
+          <w:rFonts w:ascii="Arial" w:hAnsi="Arial"/>
+        </w:rPr>
+        <w:t>ə</w:t>
+      </w:r>
+      <w:r>
+        <w:rPr>
+          <w:rFonts w:ascii="Arial" w:hAnsi="Arial"/>
+        </w:rPr>
+        <w:t>n satışı icra edir, stoku birbaşa günc</w:t>
+      </w:r>
+      <w:r>
+        <w:rPr>
+          <w:rFonts w:ascii="Arial" w:hAnsi="Arial"/>
+        </w:rPr>
+        <w:t>ə</w:t>
+      </w:r>
+      <w:r>
+        <w:rPr>
+          <w:rFonts w:ascii="Arial" w:hAnsi="Arial"/>
+        </w:rPr>
+        <w:t>ll</w:t>
+      </w:r>
+      <w:r>
+        <w:rPr>
+          <w:rFonts w:ascii="Arial" w:hAnsi="Arial"/>
+        </w:rPr>
+        <w:t>ə</w:t>
+      </w:r>
+      <w:r>
+        <w:rPr>
+          <w:rFonts w:ascii="Arial" w:hAnsi="Arial"/>
+        </w:rPr>
+        <w:t>yir.</w:t>
       </w:r>
     </w:p>
     <w:p>
@@ -513,7 +2934,43 @@
         <w:rPr>
           <w:rFonts w:ascii="Arial" w:hAnsi="Arial"/>
         </w:rPr>
-        <w:t>Viewer (Access Level 4): Müşahidəçi. Yalnız ümumi statistikaya baxış keçirə bilər.</w:t>
+        <w:t>Viewer (Access Level 4): Müşahid</w:t>
+      </w:r>
+      <w:r>
+        <w:rPr>
+          <w:rFonts w:ascii="Arial" w:hAnsi="Arial"/>
+        </w:rPr>
+        <w:t>ə</w:t>
+      </w:r>
+      <w:r>
+        <w:rPr>
+          <w:rFonts w:ascii="Arial" w:hAnsi="Arial"/>
+        </w:rPr>
+        <w:t>çi. Yalnız ümumi statistikaya baxış keçir</w:t>
+      </w:r>
+      <w:r>
+        <w:rPr>
+          <w:rFonts w:ascii="Arial" w:hAnsi="Arial"/>
+        </w:rPr>
+        <w:t>ə</w:t>
+      </w:r>
+      <w:r>
+        <w:rPr>
+          <w:rFonts w:ascii="Arial" w:hAnsi="Arial"/>
+        </w:rPr>
+        <w:t xml:space="preserve"> bil</w:t>
+      </w:r>
+      <w:r>
+        <w:rPr>
+          <w:rFonts w:ascii="Arial" w:hAnsi="Arial"/>
+        </w:rPr>
+        <w:t>ə</w:t>
+      </w:r>
+      <w:r>
+        <w:rPr>
+          <w:rFonts w:ascii="Arial" w:hAnsi="Arial"/>
+        </w:rPr>
+        <w:t>r.</w:t>
       </w:r>
     </w:p>
     <w:p>
@@ -658,7 +3115,7 @@
           </mc:Choice>
           <mc:Fallback>
             <w:pict>
-              <v:shapetype w14:anchorId="401FA0BD" id="_x0000_t32" coordsize="21600,21600" o:spt="32" o:oned="t" path="m,l21600,21600e" filled="f">
+              <v:shapetype w14:anchorId="585658B7" id="_x0000_t32" coordsize="21600,21600" o:spt="32" o:oned="t" path="m,l21600,21600e" filled="f">
                 <v:path arrowok="t" fillok="f" o:connecttype="none"/>
                 <o:lock v:ext="edit" shapetype="t"/>
               </v:shapetype>
@@ -735,7 +3192,7 @@
           </mc:Choice>
           <mc:Fallback>
             <w:pict>
-              <v:shape w14:anchorId="090798D7" id="Straight Arrow Connector 1" o:spid="_x0000_s1026" type="#_x0000_t32" style="position:absolute;margin-left:320.7pt;margin-top:132.55pt;width:73.75pt;height:3.6pt;z-index:251652096;visibility:visible;mso-wrap-style:square;mso-width-percent:0;mso-height-percent:0;mso-wrap-distance-left:9pt;mso-wrap-distance-top:0;mso-wrap-distance-right:9pt;mso-wrap-distance-bottom:0;mso-position-horizontal:absolute;mso-position-horizontal-relative:text;mso-position-vertical:absolute;mso-position-vertical-relative:text;mso-width-percent:0;mso-height-percent:0;mso-width-relative:margin;mso-height-relative:margin" o:gfxdata="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" strokecolor="#4f81bd [3204]" strokeweight="2pt">
+              <v:shape w14:anchorId="753CB15E" id="Straight Arrow Connector 1" o:spid="_x0000_s1026" type="#_x0000_t32" style="position:absolute;margin-left:320.7pt;margin-top:132.55pt;width:73.75pt;height:3.6pt;z-index:251652096;visibility:visible;mso-wrap-style:square;mso-width-percent:0;mso-height-percent:0;mso-wrap-distance-left:9pt;mso-wrap-distance-top:0;mso-wrap-distance-right:9pt;mso-wrap-distance-bottom:0;mso-position-horizontal:absolute;mso-position-horizontal-relative:text;mso-position-vertical:absolute;mso-position-vertical-relative:text;mso-width-percent:0;mso-height-percent:0;mso-width-relative:margin;mso-height-relative:margin" o:gfxdata="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" strokecolor="#4f81bd [3204]" strokeweight="2pt">
                 <v:stroke endarrow="block"/>
                 <v:shadow on="t" color="black" opacity="24903f" origin=",.5" offset="0,.55556mm"/>
               </v:shape>
@@ -808,7 +3265,7 @@
           </mc:Choice>
           <mc:Fallback>
             <w:pict>
-              <v:shape w14:anchorId="00B83E83" id="Straight Arrow Connector 1" o:spid="_x0000_s1026" type="#_x0000_t32" style="position:absolute;margin-left:320.05pt;margin-top:112.95pt;width:73.75pt;height:3.6pt;z-index:251642880;visibility:visible;mso-wrap-style:square;mso-width-percent:0;mso-height-percent:0;mso-wrap-distance-left:9pt;mso-wrap-distance-top:0;mso-wrap-distance-right:9pt;mso-wrap-distance-bottom:0;mso-position-horizontal:absolute;mso-position-horizontal-relative:text;mso-position-vertical:absolute;mso-position-vertical-relative:text;mso-width-percent:0;mso-height-percent:0;mso-width-relative:margin;mso-height-relative:margin" o:gfxdata="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" strokecolor="#4f81bd [3204]" strokeweight="2pt">
+              <v:shape w14:anchorId="04D055C3" id="Straight Arrow Connector 1" o:spid="_x0000_s1026" type="#_x0000_t32" style="position:absolute;margin-left:320.05pt;margin-top:112.95pt;width:73.75pt;height:3.6pt;z-index:251642880;visibility:visible;mso-wrap-style:square;mso-width-percent:0;mso-height-percent:0;mso-wrap-distance-left:9pt;mso-wrap-distance-top:0;mso-wrap-distance-right:9pt;mso-wrap-distance-bottom:0;mso-position-horizontal:absolute;mso-position-horizontal-relative:text;mso-position-vertical:absolute;mso-position-vertical-relative:text;mso-width-percent:0;mso-height-percent:0;mso-width-relative:margin;mso-height-relative:margin" o:gfxdata="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" strokecolor="#4f81bd [3204]" strokeweight="2pt">
                 <v:stroke endarrow="block"/>
                 <v:shadow on="t" color="black" opacity="24903f" origin=",.5" offset="0,.55556mm"/>
               </v:shape>
@@ -881,7 +3338,7 @@
           </mc:Choice>
           <mc:Fallback>
             <w:pict>
-              <v:shape w14:anchorId="31A9FC03" id="Straight Arrow Connector 1" o:spid="_x0000_s1026" type="#_x0000_t32" style="position:absolute;margin-left:320.85pt;margin-top:92.9pt;width:73.75pt;height:3.6pt;z-index:251629568;visibility:visible;mso-wrap-style:square;mso-width-percent:0;mso-height-percent:0;mso-wrap-distance-left:9pt;mso-wrap-distance-top:0;mso-wrap-distance-right:9pt;mso-wrap-distance-bottom:0;mso-position-horizontal:absolute;mso-position-horizontal-relative:text;mso-position-vertical:absolute;mso-position-vertical-relative:text;mso-width-percent:0;mso-height-percent:0;mso-width-relative:margin;mso-height-relative:margin" o:gfxdata="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" strokecolor="#4f81bd [3204]" strokeweight="2pt">
+              <v:shape w14:anchorId="560021F5" id="Straight Arrow Connector 1" o:spid="_x0000_s1026" type="#_x0000_t32" style="position:absolute;margin-left:320.85pt;margin-top:92.9pt;width:73.75pt;height:3.6pt;z-index:251629568;visibility:visible;mso-wrap-style:square;mso-width-percent:0;mso-height-percent:0;mso-wrap-distance-left:9pt;mso-wrap-distance-top:0;mso-wrap-distance-right:9pt;mso-wrap-distance-bottom:0;mso-position-horizontal:absolute;mso-position-horizontal-relative:text;mso-position-vertical:absolute;mso-position-vertical-relative:text;mso-width-percent:0;mso-height-percent:0;mso-width-relative:margin;mso-height-relative:margin" o:gfxdata="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" strokecolor="#4f81bd [3204]" strokeweight="2pt">
                 <v:stroke endarrow="block"/>
                 <v:shadow on="t" color="black" opacity="24903f" origin=",.5" offset="0,.55556mm"/>
               </v:shape>
@@ -954,7 +3411,7 @@
           </mc:Choice>
           <mc:Fallback>
             <w:pict>
-              <v:shape w14:anchorId="1140FF65" id="Straight Arrow Connector 1" o:spid="_x0000_s1026" type="#_x0000_t32" style="position:absolute;margin-left:321.45pt;margin-top:73.65pt;width:73.75pt;height:3.6pt;z-index:251620352;visibility:visible;mso-wrap-style:square;mso-width-percent:0;mso-height-percent:0;mso-wrap-distance-left:9pt;mso-wrap-distance-top:0;mso-wrap-distance-right:9pt;mso-wrap-distance-bottom:0;mso-position-horizontal:absolute;mso-position-horizontal-relative:text;mso-position-vertical:absolute;mso-position-vertical-relative:text;mso-width-percent:0;mso-height-percent:0;mso-width-relative:margin;mso-height-relative:margin" o:gfxdata="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" strokecolor="#4f81bd [3204]" strokeweight="2pt">
+              <v:shape w14:anchorId="1F77B1AD" id="Straight Arrow Connector 1" o:spid="_x0000_s1026" type="#_x0000_t32" style="position:absolute;margin-left:321.45pt;margin-top:73.65pt;width:73.75pt;height:3.6pt;z-index:251620352;visibility:visible;mso-wrap-style:square;mso-width-percent:0;mso-height-percent:0;mso-wrap-distance-left:9pt;mso-wrap-distance-top:0;mso-wrap-distance-right:9pt;mso-wrap-distance-bottom:0;mso-position-horizontal:absolute;mso-position-horizontal-relative:text;mso-position-vertical:absolute;mso-position-vertical-relative:text;mso-width-percent:0;mso-height-percent:0;mso-width-relative:margin;mso-height-relative:margin" o:gfxdata="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" strokecolor="#4f81bd [3204]" strokeweight="2pt">
                 <v:stroke endarrow="block"/>
                 <v:shadow on="t" color="black" opacity="24903f" origin=",.5" offset="0,.55556mm"/>
               </v:shape>
@@ -1027,7 +3484,7 @@
           </mc:Choice>
           <mc:Fallback>
             <w:pict>
-              <v:shape w14:anchorId="5D346A89" id="Straight Arrow Connector 1" o:spid="_x0000_s1026" type="#_x0000_t32" style="position:absolute;margin-left:322.25pt;margin-top:56.05pt;width:73.75pt;height:3.6pt;z-index:251613184;visibility:visible;mso-wrap-style:square;mso-width-percent:0;mso-height-percent:0;mso-wrap-distance-left:9pt;mso-wrap-distance-top:0;mso-wrap-distance-right:9pt;mso-wrap-distance-bottom:0;mso-position-horizontal:absolute;mso-position-horizontal-relative:text;mso-position-vertical:absolute;mso-position-vertical-relative:text;mso-width-percent:0;mso-height-percent:0;mso-width-relative:margin;mso-height-relative:margin" o:gfxdata="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" strokecolor="#4f81bd [3204]" strokeweight="2pt">
+              <v:shape w14:anchorId="63478B9F" id="Straight Arrow Connector 1" o:spid="_x0000_s1026" type="#_x0000_t32" style="position:absolute;margin-left:322.25pt;margin-top:56.05pt;width:73.75pt;height:3.6pt;z-index:251613184;visibility:visible;mso-wrap-style:square;mso-width-percent:0;mso-height-percent:0;mso-wrap-distance-left:9pt;mso-wrap-distance-top:0;mso-wrap-distance-right:9pt;mso-wrap-distance-bottom:0;mso-position-horizontal:absolute;mso-position-horizontal-relative:text;mso-position-vertical:absolute;mso-position-vertical-relative:text;mso-width-percent:0;mso-height-percent:0;mso-width-relative:margin;mso-height-relative:margin" o:gfxdata="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" strokecolor="#4f81bd [3204]" strokeweight="2pt">
                 <v:stroke endarrow="block"/>
                 <v:shadow on="t" color="black" opacity="24903f" origin=",.5" offset="0,.55556mm"/>
               </v:shape>
@@ -1318,7 +3775,7 @@
           </mc:Choice>
           <mc:Fallback>
             <w:pict>
-              <v:shape w14:anchorId="4D5F8CD3" id="Straight Arrow Connector 1" o:spid="_x0000_s1026" type="#_x0000_t32" style="position:absolute;margin-left:303.65pt;margin-top:13pt;width:73.75pt;height:3.6pt;z-index:251684864;visibility:visible;mso-wrap-style:square;mso-width-percent:0;mso-height-percent:0;mso-wrap-distance-left:9pt;mso-wrap-distance-top:0;mso-wrap-distance-right:9pt;mso-wrap-distance-bottom:0;mso-position-horizontal:absolute;mso-position-horizontal-relative:text;mso-position-vertical:absolute;mso-position-vertical-relative:text;mso-width-percent:0;mso-height-percent:0;mso-width-relative:margin;mso-height-relative:margin" o:gfxdata="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" strokecolor="#4f81bd [3204]" strokeweight="2pt">
+              <v:shape w14:anchorId="0532A0B6" id="Straight Arrow Connector 1" o:spid="_x0000_s1026" type="#_x0000_t32" style="position:absolute;margin-left:303.65pt;margin-top:13pt;width:73.75pt;height:3.6pt;z-index:251684864;visibility:visible;mso-wrap-style:square;mso-width-percent:0;mso-height-percent:0;mso-wrap-distance-left:9pt;mso-wrap-distance-top:0;mso-wrap-distance-right:9pt;mso-wrap-distance-bottom:0;mso-position-horizontal:absolute;mso-position-horizontal-relative:text;mso-position-vertical:absolute;mso-position-vertical-relative:text;mso-width-percent:0;mso-height-percent:0;mso-width-relative:margin;mso-height-relative:margin" o:gfxdata="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" strokecolor="#4f81bd [3204]" strokeweight="2pt">
                 <v:stroke endarrow="block"/>
                 <v:shadow on="t" color="black" opacity="24903f" origin=",.5" offset="0,.55556mm"/>
               </v:shape>
@@ -1391,7 +3848,7 @@
           </mc:Choice>
           <mc:Fallback>
             <w:pict>
-              <v:shape w14:anchorId="731BFC43" id="Straight Arrow Connector 1" o:spid="_x0000_s1026" type="#_x0000_t32" style="position:absolute;margin-left:325.65pt;margin-top:79pt;width:73.75pt;height:3.6pt;z-index:251669504;visibility:visible;mso-wrap-style:square;mso-width-percent:0;mso-height-percent:0;mso-wrap-distance-left:9pt;mso-wrap-distance-top:0;mso-wrap-distance-right:9pt;mso-wrap-distance-bottom:0;mso-position-horizontal:absolute;mso-position-horizontal-relative:text;mso-position-vertical:absolute;mso-position-vertical-relative:text;mso-width-percent:0;mso-height-percent:0;mso-width-relative:margin;mso-height-relative:margin" o:gfxdata="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" strokecolor="#4f81bd [3204]" strokeweight="2pt">
+              <v:shape w14:anchorId="096E002E" id="Straight Arrow Connector 1" o:spid="_x0000_s1026" type="#_x0000_t32" style="position:absolute;margin-left:325.65pt;margin-top:79pt;width:73.75pt;height:3.6pt;z-index:251669504;visibility:visible;mso-wrap-style:square;mso-width-percent:0;mso-height-percent:0;mso-wrap-distance-left:9pt;mso-wrap-distance-top:0;mso-wrap-distance-right:9pt;mso-wrap-distance-bottom:0;mso-position-horizontal:absolute;mso-position-horizontal-relative:text;mso-position-vertical:absolute;mso-position-vertical-relative:text;mso-width-percent:0;mso-height-percent:0;mso-width-relative:margin;mso-height-relative:margin" o:gfxdata="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" strokecolor="#4f81bd [3204]" strokeweight="2pt">
                 <v:stroke endarrow="block"/>
                 <v:shadow on="t" color="black" opacity="24903f" origin=",.5" offset="0,.55556mm"/>
               </v:shape>
@@ -1464,7 +3921,7 @@
           </mc:Choice>
           <mc:Fallback>
             <w:pict>
-              <v:shape w14:anchorId="504C1B7E" id="Straight Arrow Connector 1" o:spid="_x0000_s1026" type="#_x0000_t32" style="position:absolute;margin-left:326.35pt;margin-top:99.3pt;width:73.75pt;height:3.6pt;z-index:251676672;visibility:visible;mso-wrap-style:square;mso-width-percent:0;mso-height-percent:0;mso-wrap-distance-left:9pt;mso-wrap-distance-top:0;mso-wrap-distance-right:9pt;mso-wrap-distance-bottom:0;mso-position-horizontal:absolute;mso-position-horizontal-relative:text;mso-position-vertical:absolute;mso-position-vertical-relative:text;mso-width-percent:0;mso-height-percent:0;mso-width-relative:margin;mso-height-relative:margin" o:gfxdata="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" strokecolor="#4f81bd [3204]" strokeweight="2pt">
+              <v:shape w14:anchorId="30822895" id="Straight Arrow Connector 1" o:spid="_x0000_s1026" type="#_x0000_t32" style="position:absolute;margin-left:326.35pt;margin-top:99.3pt;width:73.75pt;height:3.6pt;z-index:251676672;visibility:visible;mso-wrap-style:square;mso-width-percent:0;mso-height-percent:0;mso-wrap-distance-left:9pt;mso-wrap-distance-top:0;mso-wrap-distance-right:9pt;mso-wrap-distance-bottom:0;mso-position-horizontal:absolute;mso-position-horizontal-relative:text;mso-position-vertical:absolute;mso-position-vertical-relative:text;mso-width-percent:0;mso-height-percent:0;mso-width-relative:margin;mso-height-relative:margin" o:gfxdata="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" strokecolor="#4f81bd [3204]" strokeweight="2pt">
                 <v:stroke endarrow="block"/>
                 <v:shadow on="t" color="black" opacity="24903f" origin=",.5" offset="0,.55556mm"/>
               </v:shape>
@@ -1537,7 +3994,7 @@
           </mc:Choice>
           <mc:Fallback>
             <w:pict>
-              <v:shape w14:anchorId="5573E96C" id="Straight Arrow Connector 1" o:spid="_x0000_s1026" type="#_x0000_t32" style="position:absolute;margin-left:327pt;margin-top:117.65pt;width:73.75pt;height:3.6pt;z-index:251682816;visibility:visible;mso-wrap-style:square;mso-width-percent:0;mso-height-percent:0;mso-wrap-distance-left:9pt;mso-wrap-distance-top:0;mso-wrap-distance-right:9pt;mso-wrap-distance-bottom:0;mso-position-horizontal:absolute;mso-position-horizontal-relative:text;mso-position-vertical:absolute;mso-position-vertical-relative:text;mso-width-percent:0;mso-height-percent:0;mso-width-relative:margin;mso-height-relative:margin" o:gfxdata="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" strokecolor="#4f81bd [3204]" strokeweight="2pt">
+              <v:shape w14:anchorId="370A252A" id="Straight Arrow Connector 1" o:spid="_x0000_s1026" type="#_x0000_t32" style="position:absolute;margin-left:327pt;margin-top:117.65pt;width:73.75pt;height:3.6pt;z-index:251682816;visibility:visible;mso-wrap-style:square;mso-width-percent:0;mso-height-percent:0;mso-wrap-distance-left:9pt;mso-wrap-distance-top:0;mso-wrap-distance-right:9pt;mso-wrap-distance-bottom:0;mso-position-horizontal:absolute;mso-position-horizontal-relative:text;mso-position-vertical:absolute;mso-position-vertical-relative:text;mso-width-percent:0;mso-height-percent:0;mso-width-relative:margin;mso-height-relative:margin" o:gfxdata="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" strokecolor="#4f81bd [3204]" strokeweight="2pt">
                 <v:stroke endarrow="block"/>
                 <v:shadow on="t" color="black" opacity="24903f" origin=",.5" offset="0,.55556mm"/>
               </v:shape>
@@ -1610,7 +4067,7 @@
           </mc:Choice>
           <mc:Fallback>
             <w:pict>
-              <v:shape w14:anchorId="3E84B876" id="Straight Arrow Connector 1" o:spid="_x0000_s1026" type="#_x0000_t32" style="position:absolute;margin-left:322pt;margin-top:59.65pt;width:73.75pt;height:3.6pt;z-index:251664384;visibility:visible;mso-wrap-style:square;mso-width-percent:0;mso-height-percent:0;mso-wrap-distance-left:9pt;mso-wrap-distance-top:0;mso-wrap-distance-right:9pt;mso-wrap-distance-bottom:0;mso-position-horizontal:absolute;mso-position-horizontal-relative:text;mso-position-vertical:absolute;mso-position-vertical-relative:text;mso-width-percent:0;mso-height-percent:0;mso-width-relative:margin;mso-height-relative:margin" o:gfxdata="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" strokecolor="#4f81bd [3204]" strokeweight="2pt">
+              <v:shape w14:anchorId="3EF64F0B" id="Straight Arrow Connector 1" o:spid="_x0000_s1026" type="#_x0000_t32" style="position:absolute;margin-left:322pt;margin-top:59.65pt;width:73.75pt;height:3.6pt;z-index:251664384;visibility:visible;mso-wrap-style:square;mso-width-percent:0;mso-height-percent:0;mso-wrap-distance-left:9pt;mso-wrap-distance-top:0;mso-wrap-distance-right:9pt;mso-wrap-distance-bottom:0;mso-position-horizontal:absolute;mso-position-horizontal-relative:text;mso-position-vertical:absolute;mso-position-vertical-relative:text;mso-width-percent:0;mso-height-percent:0;mso-width-relative:margin;mso-height-relative:margin" o:gfxdata="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" strokecolor="#4f81bd [3204]" strokeweight="2pt">
                 <v:stroke endarrow="block"/>
                 <v:shadow on="t" color="black" opacity="24903f" origin=",.5" offset="0,.55556mm"/>
               </v:shape>
@@ -1764,9 +4221,8 @@
           <w:color w:val="0F766E"/>
           <w:sz w:val="28"/>
         </w:rPr>
-        <w:t xml:space="preserve">2.2 OWASP Top 10 </w:t>
-      </w:r>
-      <w:proofErr w:type="spellStart"/>
+        <w:t>2.2 OWASP Top 10 Müdafi</w:t>
+      </w:r>
       <w:r>
         <w:rPr>
           <w:rFonts w:ascii="Arial" w:hAnsi="Arial"/>
@@ -1774,9 +4230,8 @@
           <w:color w:val="0F766E"/>
           <w:sz w:val="28"/>
         </w:rPr>
-        <w:t>Müdafiə</w:t>
-      </w:r>
-      <w:proofErr w:type="spellEnd"/>
+        <w:t>ə</w:t>
+      </w:r>
       <w:r>
         <w:rPr>
           <w:rFonts w:ascii="Arial" w:hAnsi="Arial"/>
@@ -1796,7 +4251,119 @@
           <w:rFonts w:ascii="Arial" w:hAnsi="Arial"/>
           <w:color w:val="334155"/>
         </w:rPr>
-        <w:t>Tətbiq səviyyəsində tətbiq olunmuş OWASP Top 10 müdafiə tədbirləri:</w:t>
+        <w:t>T</w:t>
+      </w:r>
+      <w:r>
+        <w:rPr>
+          <w:rFonts w:ascii="Arial" w:hAnsi="Arial"/>
+          <w:color w:val="334155"/>
+        </w:rPr>
+        <w:t>ə</w:t>
+      </w:r>
+      <w:r>
+        <w:rPr>
+          <w:rFonts w:ascii="Arial" w:hAnsi="Arial"/>
+          <w:color w:val="334155"/>
+        </w:rPr>
+        <w:t>tbiq s</w:t>
+      </w:r>
+      <w:r>
+        <w:rPr>
+          <w:rFonts w:ascii="Arial" w:hAnsi="Arial"/>
+          <w:color w:val="334155"/>
+        </w:rPr>
+        <w:t>ə</w:t>
+      </w:r>
+      <w:r>
+        <w:rPr>
+          <w:rFonts w:ascii="Arial" w:hAnsi="Arial"/>
+          <w:color w:val="334155"/>
+        </w:rPr>
+        <w:t>viyy</w:t>
+      </w:r>
+      <w:r>
+        <w:rPr>
+          <w:rFonts w:ascii="Arial" w:hAnsi="Arial"/>
+          <w:color w:val="334155"/>
+        </w:rPr>
+        <w:t>ə</w:t>
+      </w:r>
+      <w:r>
+        <w:rPr>
+          <w:rFonts w:ascii="Arial" w:hAnsi="Arial"/>
+          <w:color w:val="334155"/>
+        </w:rPr>
+        <w:t>sind</w:t>
+      </w:r>
+      <w:r>
+        <w:rPr>
+          <w:rFonts w:ascii="Arial" w:hAnsi="Arial"/>
+          <w:color w:val="334155"/>
+        </w:rPr>
+        <w:t>ə</w:t>
+      </w:r>
+      <w:r>
+        <w:rPr>
+          <w:rFonts w:ascii="Arial" w:hAnsi="Arial"/>
+          <w:color w:val="334155"/>
+        </w:rPr>
+        <w:t xml:space="preserve"> t</w:t>
+      </w:r>
+      <w:r>
+        <w:rPr>
+          <w:rFonts w:ascii="Arial" w:hAnsi="Arial"/>
+          <w:color w:val="334155"/>
+        </w:rPr>
+        <w:t>ə</w:t>
+      </w:r>
+      <w:r>
+        <w:rPr>
+          <w:rFonts w:ascii="Arial" w:hAnsi="Arial"/>
+          <w:color w:val="334155"/>
+        </w:rPr>
+        <w:t>tbiq olunmuş OWASP Top 10 müdafi</w:t>
+      </w:r>
+      <w:r>
+        <w:rPr>
+          <w:rFonts w:ascii="Arial" w:hAnsi="Arial"/>
+          <w:color w:val="334155"/>
+        </w:rPr>
+        <w:t>ə</w:t>
+      </w:r>
+      <w:r>
+        <w:rPr>
+          <w:rFonts w:ascii="Arial" w:hAnsi="Arial"/>
+          <w:color w:val="334155"/>
+        </w:rPr>
+        <w:t xml:space="preserve"> t</w:t>
+      </w:r>
+      <w:r>
+        <w:rPr>
+          <w:rFonts w:ascii="Arial" w:hAnsi="Arial"/>
+          <w:color w:val="334155"/>
+        </w:rPr>
+        <w:t>ə</w:t>
+      </w:r>
+      <w:r>
+        <w:rPr>
+          <w:rFonts w:ascii="Arial" w:hAnsi="Arial"/>
+          <w:color w:val="334155"/>
+        </w:rPr>
+        <w:t>dbirl</w:t>
+      </w:r>
+      <w:r>
+        <w:rPr>
+          <w:rFonts w:ascii="Arial" w:hAnsi="Arial"/>
+          <w:color w:val="334155"/>
+        </w:rPr>
+        <w:t>ə</w:t>
+      </w:r>
+      <w:r>
+        <w:rPr>
+          <w:rFonts w:ascii="Arial" w:hAnsi="Arial"/>
+          <w:color w:val="334155"/>
+        </w:rPr>
+        <w:t>ri:</w:t>
       </w:r>
     </w:p>
     <w:p>
@@ -1808,7 +4375,91 @@
         <w:rPr>
           <w:rFonts w:ascii="Arial" w:hAnsi="Arial"/>
         </w:rPr>
-        <w:t>A01:2021 - Broken Access Control: Hər bir həssas endpoint `authorize([allowedLevels])` middleware-i vasitəsilə qorunur. İcazəsiz şəxslər HTTP 403 Forbidden cavabı alır.</w:t>
+        <w:t>A01:2021 - Broken Access Control: H</w:t>
+      </w:r>
+      <w:r>
+        <w:rPr>
+          <w:rFonts w:ascii="Arial" w:hAnsi="Arial"/>
+        </w:rPr>
+        <w:t>ə</w:t>
+      </w:r>
+      <w:r>
+        <w:rPr>
+          <w:rFonts w:ascii="Arial" w:hAnsi="Arial"/>
+        </w:rPr>
+        <w:t>r bir h</w:t>
+      </w:r>
+      <w:r>
+        <w:rPr>
+          <w:rFonts w:ascii="Arial" w:hAnsi="Arial"/>
+        </w:rPr>
+        <w:t>ə</w:t>
+      </w:r>
+      <w:r>
+        <w:rPr>
+          <w:rFonts w:ascii="Arial" w:hAnsi="Arial"/>
+        </w:rPr>
+        <w:t>ssas endpoint `authorize([allowedLevels])` middleware-i vasit</w:t>
+      </w:r>
+      <w:r>
+        <w:rPr>
+          <w:rFonts w:ascii="Arial" w:hAnsi="Arial"/>
+        </w:rPr>
+        <w:t>ə</w:t>
+      </w:r>
+      <w:r>
+        <w:rPr>
+          <w:rFonts w:ascii="Arial" w:hAnsi="Arial"/>
+        </w:rPr>
+        <w:t>sil</w:t>
+      </w:r>
+      <w:r>
+        <w:rPr>
+          <w:rFonts w:ascii="Arial" w:hAnsi="Arial"/>
+        </w:rPr>
+        <w:t>ə</w:t>
+      </w:r>
+      <w:r>
+        <w:rPr>
+          <w:rFonts w:ascii="Arial" w:hAnsi="Arial"/>
+        </w:rPr>
+        <w:t xml:space="preserve"> qorunur. İcaz</w:t>
+      </w:r>
+      <w:r>
+        <w:rPr>
+          <w:rFonts w:ascii="Arial" w:hAnsi="Arial"/>
+        </w:rPr>
+        <w:t>ə</w:t>
+      </w:r>
+      <w:r>
+        <w:rPr>
+          <w:rFonts w:ascii="Arial" w:hAnsi="Arial"/>
+        </w:rPr>
+        <w:t>siz ş</w:t>
+      </w:r>
+      <w:r>
+        <w:rPr>
+          <w:rFonts w:ascii="Arial" w:hAnsi="Arial"/>
+        </w:rPr>
+        <w:t>ə</w:t>
+      </w:r>
+      <w:r>
+        <w:rPr>
+          <w:rFonts w:ascii="Arial" w:hAnsi="Arial"/>
+        </w:rPr>
+        <w:t>xsl</w:t>
+      </w:r>
+      <w:r>
+        <w:rPr>
+          <w:rFonts w:ascii="Arial" w:hAnsi="Arial"/>
+        </w:rPr>
+        <w:t>ə</w:t>
+      </w:r>
+      <w:r>
+        <w:rPr>
+          <w:rFonts w:ascii="Arial" w:hAnsi="Arial"/>
+        </w:rPr>
+        <w:t>r HTTP 403 Forbidden cavabı alır.</w:t>
       </w:r>
     </w:p>
     <w:p>
@@ -1820,7 +4471,127 @@
         <w:rPr>
           <w:rFonts w:ascii="Arial" w:hAnsi="Arial"/>
         </w:rPr>
-        <w:t>A03:2021 - Injection (SQLi &amp; XSS): Bütün SQL sorğuları parameterized query (`$1, $2`) vasitəsilə icra olunur. Frontend-də dinamik HTML render olunarkən `sanitizeHTML()` funksiyası ilə zərərli teqlər təmizlənir.</w:t>
+        <w:t>A03:2021 - Injection (SQLi &amp; XSS): Bütün SQL sorğuları parameterized query (`$1, $2`) vasit</w:t>
+      </w:r>
+      <w:r>
+        <w:rPr>
+          <w:rFonts w:ascii="Arial" w:hAnsi="Arial"/>
+        </w:rPr>
+        <w:t>ə</w:t>
+      </w:r>
+      <w:r>
+        <w:rPr>
+          <w:rFonts w:ascii="Arial" w:hAnsi="Arial"/>
+        </w:rPr>
+        <w:t>sil</w:t>
+      </w:r>
+      <w:r>
+        <w:rPr>
+          <w:rFonts w:ascii="Arial" w:hAnsi="Arial"/>
+        </w:rPr>
+        <w:t>ə</w:t>
+      </w:r>
+      <w:r>
+        <w:rPr>
+          <w:rFonts w:ascii="Arial" w:hAnsi="Arial"/>
+        </w:rPr>
+        <w:t xml:space="preserve"> icra olunur. Frontend-d</w:t>
+      </w:r>
+      <w:r>
+        <w:rPr>
+          <w:rFonts w:ascii="Arial" w:hAnsi="Arial"/>
+        </w:rPr>
+        <w:t>ə</w:t>
+      </w:r>
+      <w:r>
+        <w:rPr>
+          <w:rFonts w:ascii="Arial" w:hAnsi="Arial"/>
+        </w:rPr>
+        <w:t xml:space="preserve"> dinamik HTML render olunark</w:t>
+      </w:r>
+      <w:r>
+        <w:rPr>
+          <w:rFonts w:ascii="Arial" w:hAnsi="Arial"/>
+        </w:rPr>
+        <w:t>ə</w:t>
+      </w:r>
+      <w:r>
+        <w:rPr>
+          <w:rFonts w:ascii="Arial" w:hAnsi="Arial"/>
+        </w:rPr>
+        <w:t>n `sanitizeHTML()` funksiyası il</w:t>
+      </w:r>
+      <w:r>
+        <w:rPr>
+          <w:rFonts w:ascii="Arial" w:hAnsi="Arial"/>
+        </w:rPr>
+        <w:t>ə</w:t>
+      </w:r>
+      <w:r>
+        <w:rPr>
+          <w:rFonts w:ascii="Arial" w:hAnsi="Arial"/>
+        </w:rPr>
+        <w:t xml:space="preserve"> z</w:t>
+      </w:r>
+      <w:r>
+        <w:rPr>
+          <w:rFonts w:ascii="Arial" w:hAnsi="Arial"/>
+        </w:rPr>
+        <w:t>ə</w:t>
+      </w:r>
+      <w:r>
+        <w:rPr>
+          <w:rFonts w:ascii="Arial" w:hAnsi="Arial"/>
+        </w:rPr>
+        <w:t>r</w:t>
+      </w:r>
+      <w:r>
+        <w:rPr>
+          <w:rFonts w:ascii="Arial" w:hAnsi="Arial"/>
+        </w:rPr>
+        <w:t>ə</w:t>
+      </w:r>
+      <w:r>
+        <w:rPr>
+          <w:rFonts w:ascii="Arial" w:hAnsi="Arial"/>
+        </w:rPr>
+        <w:t>rli teql</w:t>
+      </w:r>
+      <w:r>
+        <w:rPr>
+          <w:rFonts w:ascii="Arial" w:hAnsi="Arial"/>
+        </w:rPr>
+        <w:t>ə</w:t>
+      </w:r>
+      <w:r>
+        <w:rPr>
+          <w:rFonts w:ascii="Arial" w:hAnsi="Arial"/>
+        </w:rPr>
+        <w:t>r t</w:t>
+      </w:r>
+      <w:r>
+        <w:rPr>
+          <w:rFonts w:ascii="Arial" w:hAnsi="Arial"/>
+        </w:rPr>
+        <w:t>ə</w:t>
+      </w:r>
+      <w:r>
+        <w:rPr>
+          <w:rFonts w:ascii="Arial" w:hAnsi="Arial"/>
+        </w:rPr>
+        <w:t>mizl</w:t>
+      </w:r>
+      <w:r>
+        <w:rPr>
+          <w:rFonts w:ascii="Arial" w:hAnsi="Arial"/>
+        </w:rPr>
+        <w:t>ə</w:t>
+      </w:r>
+      <w:r>
+        <w:rPr>
+          <w:rFonts w:ascii="Arial" w:hAnsi="Arial"/>
+        </w:rPr>
+        <w:t>nir.</w:t>
       </w:r>
     </w:p>
     <w:p>
@@ -1833,7 +4604,67 @@
           <w:rFonts w:ascii="Arial" w:hAnsi="Arial"/>
         </w:rPr>
         <w:lastRenderedPageBreak/>
-        <w:t>A05:2021 - Security Misconfiguration: `helmet` modulu vasitəsilə X-Frame-Options, Content-Security-Policy və X-Content-Type-Options başlıqları tənzimlənmişdir.</w:t>
+        <w:t>A05:2021 - Security Misconfiguration: `helmet` modulu vasit</w:t>
+      </w:r>
+      <w:r>
+        <w:rPr>
+          <w:rFonts w:ascii="Arial" w:hAnsi="Arial"/>
+        </w:rPr>
+        <w:t>ə</w:t>
+      </w:r>
+      <w:r>
+        <w:rPr>
+          <w:rFonts w:ascii="Arial" w:hAnsi="Arial"/>
+        </w:rPr>
+        <w:t>sil</w:t>
+      </w:r>
+      <w:r>
+        <w:rPr>
+          <w:rFonts w:ascii="Arial" w:hAnsi="Arial"/>
+        </w:rPr>
+        <w:t>ə</w:t>
+      </w:r>
+      <w:r>
+        <w:rPr>
+          <w:rFonts w:ascii="Arial" w:hAnsi="Arial"/>
+        </w:rPr>
+        <w:t xml:space="preserve"> X-Frame-Options, Content-Security-Policy v</w:t>
+      </w:r>
+      <w:r>
+        <w:rPr>
+          <w:rFonts w:ascii="Arial" w:hAnsi="Arial"/>
+        </w:rPr>
+        <w:t>ə</w:t>
+      </w:r>
+      <w:r>
+        <w:rPr>
+          <w:rFonts w:ascii="Arial" w:hAnsi="Arial"/>
+        </w:rPr>
+        <w:t xml:space="preserve"> X-Content-Type-Options başlıqları t</w:t>
+      </w:r>
+      <w:r>
+        <w:rPr>
+          <w:rFonts w:ascii="Arial" w:hAnsi="Arial"/>
+        </w:rPr>
+        <w:t>ə</w:t>
+      </w:r>
+      <w:r>
+        <w:rPr>
+          <w:rFonts w:ascii="Arial" w:hAnsi="Arial"/>
+        </w:rPr>
+        <w:t>nziml</w:t>
+      </w:r>
+      <w:r>
+        <w:rPr>
+          <w:rFonts w:ascii="Arial" w:hAnsi="Arial"/>
+        </w:rPr>
+        <w:t>ə</w:t>
+      </w:r>
+      <w:r>
+        <w:rPr>
+          <w:rFonts w:ascii="Arial" w:hAnsi="Arial"/>
+        </w:rPr>
+        <w:t>nmişdir.</w:t>
       </w:r>
     </w:p>
     <w:p>
@@ -1845,7 +4676,103 @@
         <w:rPr>
           <w:rFonts w:ascii="Arial" w:hAnsi="Arial"/>
         </w:rPr>
-        <w:t>A07:2021 - Identification and Authentication Failures: `/api/login` endpoint-inə `express-rate-limit` tətbiq edilərək 15 dəqiqədə maksimum 10 giriş cəhdi limiti qoyulmuşdur.</w:t>
+        <w:t>A07:2021 - Identification and Authentication Failures: `/api/login` endpoint-in</w:t>
+      </w:r>
+      <w:r>
+        <w:rPr>
+          <w:rFonts w:ascii="Arial" w:hAnsi="Arial"/>
+        </w:rPr>
+        <w:t>ə</w:t>
+      </w:r>
+      <w:r>
+        <w:rPr>
+          <w:rFonts w:ascii="Arial" w:hAnsi="Arial"/>
+        </w:rPr>
+        <w:t xml:space="preserve"> `express-rate-limit` t</w:t>
+      </w:r>
+      <w:r>
+        <w:rPr>
+          <w:rFonts w:ascii="Arial" w:hAnsi="Arial"/>
+        </w:rPr>
+        <w:t>ə</w:t>
+      </w:r>
+      <w:r>
+        <w:rPr>
+          <w:rFonts w:ascii="Arial" w:hAnsi="Arial"/>
+        </w:rPr>
+        <w:t>tbiq edil</w:t>
+      </w:r>
+      <w:r>
+        <w:rPr>
+          <w:rFonts w:ascii="Arial" w:hAnsi="Arial"/>
+        </w:rPr>
+        <w:t>ə</w:t>
+      </w:r>
+      <w:r>
+        <w:rPr>
+          <w:rFonts w:ascii="Arial" w:hAnsi="Arial"/>
+        </w:rPr>
+        <w:t>r</w:t>
+      </w:r>
+      <w:r>
+        <w:rPr>
+          <w:rFonts w:ascii="Arial" w:hAnsi="Arial"/>
+        </w:rPr>
+        <w:t>ə</w:t>
+      </w:r>
+      <w:r>
+        <w:rPr>
+          <w:rFonts w:ascii="Arial" w:hAnsi="Arial"/>
+        </w:rPr>
+        <w:t>k 15 d</w:t>
+      </w:r>
+      <w:r>
+        <w:rPr>
+          <w:rFonts w:ascii="Arial" w:hAnsi="Arial"/>
+        </w:rPr>
+        <w:t>ə</w:t>
+      </w:r>
+      <w:r>
+        <w:rPr>
+          <w:rFonts w:ascii="Arial" w:hAnsi="Arial"/>
+        </w:rPr>
+        <w:t>qiq</w:t>
+      </w:r>
+      <w:r>
+        <w:rPr>
+          <w:rFonts w:ascii="Arial" w:hAnsi="Arial"/>
+        </w:rPr>
+        <w:t>ə</w:t>
+      </w:r>
+      <w:r>
+        <w:rPr>
+          <w:rFonts w:ascii="Arial" w:hAnsi="Arial"/>
+        </w:rPr>
+        <w:t>d</w:t>
+      </w:r>
+      <w:r>
+        <w:rPr>
+          <w:rFonts w:ascii="Arial" w:hAnsi="Arial"/>
+        </w:rPr>
+        <w:t>ə</w:t>
+      </w:r>
+      <w:r>
+        <w:rPr>
+          <w:rFonts w:ascii="Arial" w:hAnsi="Arial"/>
+        </w:rPr>
+        <w:t xml:space="preserve"> maksimum 10 giriş c</w:t>
+      </w:r>
+      <w:r>
+        <w:rPr>
+          <w:rFonts w:ascii="Arial" w:hAnsi="Arial"/>
+        </w:rPr>
+        <w:t>ə</w:t>
+      </w:r>
+      <w:r>
+        <w:rPr>
+          <w:rFonts w:ascii="Arial" w:hAnsi="Arial"/>
+        </w:rPr>
+        <w:t>hdi limiti qoyulmuşdur.</w:t>
       </w:r>
     </w:p>
     <w:p>
@@ -2010,7 +4937,119 @@
           <w:rFonts w:ascii="Arial" w:hAnsi="Arial"/>
           <w:color w:val="334155"/>
         </w:rPr>
-        <w:t>Kriptoqrafiya bölməsində məlumatların saxlanılması (Data at Rest) və ötürülməsi (Data in Transit) zamanı təhlükəsizlik mexanizmləri araşdırılmışdır.</w:t>
+        <w:t>Kriptoqrafiya bölm</w:t>
+      </w:r>
+      <w:r>
+        <w:rPr>
+          <w:rFonts w:ascii="Arial" w:hAnsi="Arial"/>
+          <w:color w:val="334155"/>
+        </w:rPr>
+        <w:t>ə</w:t>
+      </w:r>
+      <w:r>
+        <w:rPr>
+          <w:rFonts w:ascii="Arial" w:hAnsi="Arial"/>
+          <w:color w:val="334155"/>
+        </w:rPr>
+        <w:t>sind</w:t>
+      </w:r>
+      <w:r>
+        <w:rPr>
+          <w:rFonts w:ascii="Arial" w:hAnsi="Arial"/>
+          <w:color w:val="334155"/>
+        </w:rPr>
+        <w:t>ə</w:t>
+      </w:r>
+      <w:r>
+        <w:rPr>
+          <w:rFonts w:ascii="Arial" w:hAnsi="Arial"/>
+          <w:color w:val="334155"/>
+        </w:rPr>
+        <w:t xml:space="preserve"> m</w:t>
+      </w:r>
+      <w:r>
+        <w:rPr>
+          <w:rFonts w:ascii="Arial" w:hAnsi="Arial"/>
+          <w:color w:val="334155"/>
+        </w:rPr>
+        <w:t>ə</w:t>
+      </w:r>
+      <w:r>
+        <w:rPr>
+          <w:rFonts w:ascii="Arial" w:hAnsi="Arial"/>
+          <w:color w:val="334155"/>
+        </w:rPr>
+        <w:t>lumatların saxlanılması (Data at Rest) v</w:t>
+      </w:r>
+      <w:r>
+        <w:rPr>
+          <w:rFonts w:ascii="Arial" w:hAnsi="Arial"/>
+          <w:color w:val="334155"/>
+        </w:rPr>
+        <w:t>ə</w:t>
+      </w:r>
+      <w:r>
+        <w:rPr>
+          <w:rFonts w:ascii="Arial" w:hAnsi="Arial"/>
+          <w:color w:val="334155"/>
+        </w:rPr>
+        <w:t xml:space="preserve"> ötürülm</w:t>
+      </w:r>
+      <w:r>
+        <w:rPr>
+          <w:rFonts w:ascii="Arial" w:hAnsi="Arial"/>
+          <w:color w:val="334155"/>
+        </w:rPr>
+        <w:t>ə</w:t>
+      </w:r>
+      <w:r>
+        <w:rPr>
+          <w:rFonts w:ascii="Arial" w:hAnsi="Arial"/>
+          <w:color w:val="334155"/>
+        </w:rPr>
+        <w:t>si (Data in Transit) zamanı t</w:t>
+      </w:r>
+      <w:r>
+        <w:rPr>
+          <w:rFonts w:ascii="Arial" w:hAnsi="Arial"/>
+          <w:color w:val="334155"/>
+        </w:rPr>
+        <w:t>ə</w:t>
+      </w:r>
+      <w:r>
+        <w:rPr>
+          <w:rFonts w:ascii="Arial" w:hAnsi="Arial"/>
+          <w:color w:val="334155"/>
+        </w:rPr>
+        <w:t>hlük</w:t>
+      </w:r>
+      <w:r>
+        <w:rPr>
+          <w:rFonts w:ascii="Arial" w:hAnsi="Arial"/>
+          <w:color w:val="334155"/>
+        </w:rPr>
+        <w:t>ə</w:t>
+      </w:r>
+      <w:r>
+        <w:rPr>
+          <w:rFonts w:ascii="Arial" w:hAnsi="Arial"/>
+          <w:color w:val="334155"/>
+        </w:rPr>
+        <w:t>sizlik mexanizml</w:t>
+      </w:r>
+      <w:r>
+        <w:rPr>
+          <w:rFonts w:ascii="Arial" w:hAnsi="Arial"/>
+          <w:color w:val="334155"/>
+        </w:rPr>
+        <w:t>ə</w:t>
+      </w:r>
+      <w:r>
+        <w:rPr>
+          <w:rFonts w:ascii="Arial" w:hAnsi="Arial"/>
+          <w:color w:val="334155"/>
+        </w:rPr>
+        <w:t>ri araşdırılmışdır.</w:t>
       </w:r>
     </w:p>
     <w:p>
@@ -2026,7 +5065,115 @@
           <w:sz w:val="28"/>
         </w:rPr>
         <w:lastRenderedPageBreak/>
-        <w:t>3.1 Şifrələrin Bcrypt İlə Həşlənməsi</w:t>
+        <w:t>3.1 Şifr</w:t>
+      </w:r>
+      <w:r>
+        <w:rPr>
+          <w:rFonts w:ascii="Arial" w:hAnsi="Arial"/>
+          <w:b/>
+          <w:color w:val="0F766E"/>
+          <w:sz w:val="28"/>
+        </w:rPr>
+        <w:t>ə</w:t>
+      </w:r>
+      <w:r>
+        <w:rPr>
+          <w:rFonts w:ascii="Arial" w:hAnsi="Arial"/>
+          <w:b/>
+          <w:color w:val="0F766E"/>
+          <w:sz w:val="28"/>
+        </w:rPr>
+        <w:t>l</w:t>
+      </w:r>
+      <w:r>
+        <w:rPr>
+          <w:rFonts w:ascii="Arial" w:hAnsi="Arial"/>
+          <w:b/>
+          <w:color w:val="0F766E"/>
+          <w:sz w:val="28"/>
+        </w:rPr>
+        <w:t>ə</w:t>
+      </w:r>
+      <w:r>
+        <w:rPr>
+          <w:rFonts w:ascii="Arial" w:hAnsi="Arial"/>
+          <w:b/>
+          <w:color w:val="0F766E"/>
+          <w:sz w:val="28"/>
+        </w:rPr>
+        <w:t>rin Bcrypt İl</w:t>
+      </w:r>
+      <w:r>
+        <w:rPr>
+          <w:rFonts w:ascii="Arial" w:hAnsi="Arial"/>
+          <w:b/>
+          <w:color w:val="0F766E"/>
+          <w:sz w:val="28"/>
+        </w:rPr>
+        <w:t>ə</w:t>
+      </w:r>
+      <w:r>
+        <w:rPr>
+          <w:rFonts w:ascii="Arial" w:hAnsi="Arial"/>
+          <w:b/>
+          <w:color w:val="0F766E"/>
+          <w:sz w:val="28"/>
+        </w:rPr>
+        <w:t xml:space="preserve"> H</w:t>
+      </w:r>
+      <w:r>
+        <w:rPr>
+          <w:rFonts w:ascii="Arial" w:hAnsi="Arial"/>
+          <w:b/>
+          <w:color w:val="0F766E"/>
+          <w:sz w:val="28"/>
+        </w:rPr>
+        <w:t>ə</w:t>
+      </w:r>
+      <w:r>
+        <w:rPr>
+          <w:rFonts w:ascii="Arial" w:hAnsi="Arial"/>
+          <w:b/>
+          <w:color w:val="0F766E"/>
+          <w:sz w:val="28"/>
+        </w:rPr>
+        <w:t>şl</w:t>
+      </w:r>
+      <w:r>
+        <w:rPr>
+          <w:rFonts w:ascii="Arial" w:hAnsi="Arial"/>
+          <w:b/>
+          <w:color w:val="0F766E"/>
+          <w:sz w:val="28"/>
+        </w:rPr>
+        <w:t>ə</w:t>
+      </w:r>
+      <w:r>
+        <w:rPr>
+          <w:rFonts w:ascii="Arial" w:hAnsi="Arial"/>
+          <w:b/>
+          <w:color w:val="0F766E"/>
+          <w:sz w:val="28"/>
+        </w:rPr>
+        <w:t>nm</w:t>
+      </w:r>
+      <w:r>
+        <w:rPr>
+          <w:rFonts w:ascii="Arial" w:hAnsi="Arial"/>
+          <w:b/>
+          <w:color w:val="0F766E"/>
+          <w:sz w:val="28"/>
+        </w:rPr>
+        <w:t>ə</w:t>
+      </w:r>
+      <w:r>
+        <w:rPr>
+          <w:rFonts w:ascii="Arial" w:hAnsi="Arial"/>
+          <w:b/>
+          <w:color w:val="0F766E"/>
+          <w:sz w:val="28"/>
+        </w:rPr>
+        <w:t>si</w:t>
       </w:r>
     </w:p>
     <w:p>
@@ -2038,7 +5185,203 @@
           <w:rFonts w:ascii="Arial" w:hAnsi="Arial"/>
           <w:color w:val="334155"/>
         </w:rPr>
-        <w:t>İstifadəçi şifrələri heç bir halda verilənlər bazasında açıq mətndə saxlanılmır. `bcryptjs` kitabxanası vasitəsilə 10 duzlama dövrü (salt rounds) ilə həşlənir. Bu, Rainbow Table və Dictionary hücumlarının qarşısını tamamilə alır.</w:t>
+        <w:t>İstifad</w:t>
+      </w:r>
+      <w:r>
+        <w:rPr>
+          <w:rFonts w:ascii="Arial" w:hAnsi="Arial"/>
+          <w:color w:val="334155"/>
+        </w:rPr>
+        <w:t>ə</w:t>
+      </w:r>
+      <w:r>
+        <w:rPr>
+          <w:rFonts w:ascii="Arial" w:hAnsi="Arial"/>
+          <w:color w:val="334155"/>
+        </w:rPr>
+        <w:t>çi şifr</w:t>
+      </w:r>
+      <w:r>
+        <w:rPr>
+          <w:rFonts w:ascii="Arial" w:hAnsi="Arial"/>
+          <w:color w:val="334155"/>
+        </w:rPr>
+        <w:t>ə</w:t>
+      </w:r>
+      <w:r>
+        <w:rPr>
+          <w:rFonts w:ascii="Arial" w:hAnsi="Arial"/>
+          <w:color w:val="334155"/>
+        </w:rPr>
+        <w:t>l</w:t>
+      </w:r>
+      <w:r>
+        <w:rPr>
+          <w:rFonts w:ascii="Arial" w:hAnsi="Arial"/>
+          <w:color w:val="334155"/>
+        </w:rPr>
+        <w:t>ə</w:t>
+      </w:r>
+      <w:r>
+        <w:rPr>
+          <w:rFonts w:ascii="Arial" w:hAnsi="Arial"/>
+          <w:color w:val="334155"/>
+        </w:rPr>
+        <w:t>ri heç bir halda veril</w:t>
+      </w:r>
+      <w:r>
+        <w:rPr>
+          <w:rFonts w:ascii="Arial" w:hAnsi="Arial"/>
+          <w:color w:val="334155"/>
+        </w:rPr>
+        <w:t>ə</w:t>
+      </w:r>
+      <w:r>
+        <w:rPr>
+          <w:rFonts w:ascii="Arial" w:hAnsi="Arial"/>
+          <w:color w:val="334155"/>
+        </w:rPr>
+        <w:t>nl</w:t>
+      </w:r>
+      <w:r>
+        <w:rPr>
+          <w:rFonts w:ascii="Arial" w:hAnsi="Arial"/>
+          <w:color w:val="334155"/>
+        </w:rPr>
+        <w:t>ə</w:t>
+      </w:r>
+      <w:r>
+        <w:rPr>
+          <w:rFonts w:ascii="Arial" w:hAnsi="Arial"/>
+          <w:color w:val="334155"/>
+        </w:rPr>
+        <w:t>r bazasında açıq m</w:t>
+      </w:r>
+      <w:r>
+        <w:rPr>
+          <w:rFonts w:ascii="Arial" w:hAnsi="Arial"/>
+          <w:color w:val="334155"/>
+        </w:rPr>
+        <w:t>ə</w:t>
+      </w:r>
+      <w:r>
+        <w:rPr>
+          <w:rFonts w:ascii="Arial" w:hAnsi="Arial"/>
+          <w:color w:val="334155"/>
+        </w:rPr>
+        <w:t>tnd</w:t>
+      </w:r>
+      <w:r>
+        <w:rPr>
+          <w:rFonts w:ascii="Arial" w:hAnsi="Arial"/>
+          <w:color w:val="334155"/>
+        </w:rPr>
+        <w:t>ə</w:t>
+      </w:r>
+      <w:r>
+        <w:rPr>
+          <w:rFonts w:ascii="Arial" w:hAnsi="Arial"/>
+          <w:color w:val="334155"/>
+        </w:rPr>
+        <w:t xml:space="preserve"> saxlanılmır. `bcryptjs` kitabxanası vasit</w:t>
+      </w:r>
+      <w:r>
+        <w:rPr>
+          <w:rFonts w:ascii="Arial" w:hAnsi="Arial"/>
+          <w:color w:val="334155"/>
+        </w:rPr>
+        <w:t>ə</w:t>
+      </w:r>
+      <w:r>
+        <w:rPr>
+          <w:rFonts w:ascii="Arial" w:hAnsi="Arial"/>
+          <w:color w:val="334155"/>
+        </w:rPr>
+        <w:t>sil</w:t>
+      </w:r>
+      <w:r>
+        <w:rPr>
+          <w:rFonts w:ascii="Arial" w:hAnsi="Arial"/>
+          <w:color w:val="334155"/>
+        </w:rPr>
+        <w:t>ə</w:t>
+      </w:r>
+      <w:r>
+        <w:rPr>
+          <w:rFonts w:ascii="Arial" w:hAnsi="Arial"/>
+          <w:color w:val="334155"/>
+        </w:rPr>
+        <w:t xml:space="preserve"> 10 duzlama dövrü (salt rounds) il</w:t>
+      </w:r>
+      <w:r>
+        <w:rPr>
+          <w:rFonts w:ascii="Arial" w:hAnsi="Arial"/>
+          <w:color w:val="334155"/>
+        </w:rPr>
+        <w:t>ə</w:t>
+      </w:r>
+      <w:r>
+        <w:rPr>
+          <w:rFonts w:ascii="Arial" w:hAnsi="Arial"/>
+          <w:color w:val="334155"/>
+        </w:rPr>
+        <w:t xml:space="preserve"> h</w:t>
+      </w:r>
+      <w:r>
+        <w:rPr>
+          <w:rFonts w:ascii="Arial" w:hAnsi="Arial"/>
+          <w:color w:val="334155"/>
+        </w:rPr>
+        <w:t>ə</w:t>
+      </w:r>
+      <w:r>
+        <w:rPr>
+          <w:rFonts w:ascii="Arial" w:hAnsi="Arial"/>
+          <w:color w:val="334155"/>
+        </w:rPr>
+        <w:t>şl</w:t>
+      </w:r>
+      <w:r>
+        <w:rPr>
+          <w:rFonts w:ascii="Arial" w:hAnsi="Arial"/>
+          <w:color w:val="334155"/>
+        </w:rPr>
+        <w:t>ə</w:t>
+      </w:r>
+      <w:r>
+        <w:rPr>
+          <w:rFonts w:ascii="Arial" w:hAnsi="Arial"/>
+          <w:color w:val="334155"/>
+        </w:rPr>
+        <w:t>nir. Bu, Rainbow Table v</w:t>
+      </w:r>
+      <w:r>
+        <w:rPr>
+          <w:rFonts w:ascii="Arial" w:hAnsi="Arial"/>
+          <w:color w:val="334155"/>
+        </w:rPr>
+        <w:t>ə</w:t>
+      </w:r>
+      <w:r>
+        <w:rPr>
+          <w:rFonts w:ascii="Arial" w:hAnsi="Arial"/>
+          <w:color w:val="334155"/>
+        </w:rPr>
+        <w:t xml:space="preserve"> Dictionary hücumlarının qarşısını tamamil</w:t>
+      </w:r>
+      <w:r>
+        <w:rPr>
+          <w:rFonts w:ascii="Arial" w:hAnsi="Arial"/>
+          <w:color w:val="334155"/>
+        </w:rPr>
+        <w:t>ə</w:t>
+      </w:r>
+      <w:r>
+        <w:rPr>
+          <w:rFonts w:ascii="Arial" w:hAnsi="Arial"/>
+          <w:color w:val="334155"/>
+        </w:rPr>
+        <w:t xml:space="preserve"> alır.</w:t>
       </w:r>
     </w:p>
     <w:tbl>
@@ -2069,7 +5412,103 @@
                 <w:color w:val="F1F5F9"/>
                 <w:sz w:val="19"/>
               </w:rPr>
-              <w:t>// Bcrypt ilə şifrənin həşlənməsi və bazaya yazılması</w:t>
+              <w:t>// Bcrypt il</w:t>
+            </w:r>
+            <w:r>
+              <w:rPr>
+                <w:rFonts w:ascii="Consolas" w:hAnsi="Consolas"/>
+                <w:color w:val="F1F5F9"/>
+                <w:sz w:val="19"/>
+              </w:rPr>
+              <w:t>ə</w:t>
+            </w:r>
+            <w:r>
+              <w:rPr>
+                <w:rFonts w:ascii="Consolas" w:hAnsi="Consolas"/>
+                <w:color w:val="F1F5F9"/>
+                <w:sz w:val="19"/>
+              </w:rPr>
+              <w:t xml:space="preserve"> şifr</w:t>
+            </w:r>
+            <w:r>
+              <w:rPr>
+                <w:rFonts w:ascii="Consolas" w:hAnsi="Consolas"/>
+                <w:color w:val="F1F5F9"/>
+                <w:sz w:val="19"/>
+              </w:rPr>
+              <w:t>ə</w:t>
+            </w:r>
+            <w:r>
+              <w:rPr>
+                <w:rFonts w:ascii="Consolas" w:hAnsi="Consolas"/>
+                <w:color w:val="F1F5F9"/>
+                <w:sz w:val="19"/>
+              </w:rPr>
+              <w:t>nin h</w:t>
+            </w:r>
+            <w:r>
+              <w:rPr>
+                <w:rFonts w:ascii="Consolas" w:hAnsi="Consolas"/>
+                <w:color w:val="F1F5F9"/>
+                <w:sz w:val="19"/>
+              </w:rPr>
+              <w:t>ə</w:t>
+            </w:r>
+            <w:r>
+              <w:rPr>
+                <w:rFonts w:ascii="Consolas" w:hAnsi="Consolas"/>
+                <w:color w:val="F1F5F9"/>
+                <w:sz w:val="19"/>
+              </w:rPr>
+              <w:t>şl</w:t>
+            </w:r>
+            <w:r>
+              <w:rPr>
+                <w:rFonts w:ascii="Consolas" w:hAnsi="Consolas"/>
+                <w:color w:val="F1F5F9"/>
+                <w:sz w:val="19"/>
+              </w:rPr>
+              <w:t>ə</w:t>
+            </w:r>
+            <w:r>
+              <w:rPr>
+                <w:rFonts w:ascii="Consolas" w:hAnsi="Consolas"/>
+                <w:color w:val="F1F5F9"/>
+                <w:sz w:val="19"/>
+              </w:rPr>
+              <w:t>nm</w:t>
+            </w:r>
+            <w:r>
+              <w:rPr>
+                <w:rFonts w:ascii="Consolas" w:hAnsi="Consolas"/>
+                <w:color w:val="F1F5F9"/>
+                <w:sz w:val="19"/>
+              </w:rPr>
+              <w:t>ə</w:t>
+            </w:r>
+            <w:r>
+              <w:rPr>
+                <w:rFonts w:ascii="Consolas" w:hAnsi="Consolas"/>
+                <w:color w:val="F1F5F9"/>
+                <w:sz w:val="19"/>
+              </w:rPr>
+              <w:t>si v</w:t>
+            </w:r>
+            <w:r>
+              <w:rPr>
+                <w:rFonts w:ascii="Consolas" w:hAnsi="Consolas"/>
+                <w:color w:val="F1F5F9"/>
+                <w:sz w:val="19"/>
+              </w:rPr>
+              <w:t>ə</w:t>
+            </w:r>
+            <w:r>
+              <w:rPr>
+                <w:rFonts w:ascii="Consolas" w:hAnsi="Consolas"/>
+                <w:color w:val="F1F5F9"/>
+                <w:sz w:val="19"/>
+              </w:rPr>
+              <w:t xml:space="preserve"> bazaya yazılması</w:t>
             </w:r>
             <w:r>
               <w:rPr>
@@ -2110,7 +5549,25 @@
           <w:color w:val="0F766E"/>
           <w:sz w:val="28"/>
         </w:rPr>
-        <w:t>3.2 JWT (JSON Web Token) İlə Autentifikasiya</w:t>
+        <w:t>3.2 JWT (JSON Web Token) İl</w:t>
+      </w:r>
+      <w:r>
+        <w:rPr>
+          <w:rFonts w:ascii="Arial" w:hAnsi="Arial"/>
+          <w:b/>
+          <w:color w:val="0F766E"/>
+          <w:sz w:val="28"/>
+        </w:rPr>
+        <w:t>ə</w:t>
+      </w:r>
+      <w:r>
+        <w:rPr>
+          <w:rFonts w:ascii="Arial" w:hAnsi="Arial"/>
+          <w:b/>
+          <w:color w:val="0F766E"/>
+          <w:sz w:val="28"/>
+        </w:rPr>
+        <w:t xml:space="preserve"> Autentifikasiya</w:t>
       </w:r>
     </w:p>
     <w:p>
@@ -2122,7 +5579,105 @@
           <w:rFonts w:ascii="Arial" w:hAnsi="Arial"/>
           <w:color w:val="334155"/>
         </w:rPr>
-        <w:t>İstifadəçi giriş etdikdə ona 2 saatlıq etibarlılıq müddəti olan, HS256 algoritmi ilə imzalanmış JWT verilir. Payload daxilində `user_id`, `username` və `access_level` məlumatları yer alır.</w:t>
+        <w:t>İstifad</w:t>
+      </w:r>
+      <w:r>
+        <w:rPr>
+          <w:rFonts w:ascii="Arial" w:hAnsi="Arial"/>
+          <w:color w:val="334155"/>
+        </w:rPr>
+        <w:t>ə</w:t>
+      </w:r>
+      <w:r>
+        <w:rPr>
+          <w:rFonts w:ascii="Arial" w:hAnsi="Arial"/>
+          <w:color w:val="334155"/>
+        </w:rPr>
+        <w:t>çi giriş etdikd</w:t>
+      </w:r>
+      <w:r>
+        <w:rPr>
+          <w:rFonts w:ascii="Arial" w:hAnsi="Arial"/>
+          <w:color w:val="334155"/>
+        </w:rPr>
+        <w:t>ə</w:t>
+      </w:r>
+      <w:r>
+        <w:rPr>
+          <w:rFonts w:ascii="Arial" w:hAnsi="Arial"/>
+          <w:color w:val="334155"/>
+        </w:rPr>
+        <w:t xml:space="preserve"> ona 2 saatlıq etibarlılıq müdd</w:t>
+      </w:r>
+      <w:r>
+        <w:rPr>
+          <w:rFonts w:ascii="Arial" w:hAnsi="Arial"/>
+          <w:color w:val="334155"/>
+        </w:rPr>
+        <w:t>ə</w:t>
+      </w:r>
+      <w:r>
+        <w:rPr>
+          <w:rFonts w:ascii="Arial" w:hAnsi="Arial"/>
+          <w:color w:val="334155"/>
+        </w:rPr>
+        <w:t>ti olan, HS256 algoritmi il</w:t>
+      </w:r>
+      <w:r>
+        <w:rPr>
+          <w:rFonts w:ascii="Arial" w:hAnsi="Arial"/>
+          <w:color w:val="334155"/>
+        </w:rPr>
+        <w:t>ə</w:t>
+      </w:r>
+      <w:r>
+        <w:rPr>
+          <w:rFonts w:ascii="Arial" w:hAnsi="Arial"/>
+          <w:color w:val="334155"/>
+        </w:rPr>
+        <w:t xml:space="preserve"> imzalanmış JWT verilir. Payload daxilind</w:t>
+      </w:r>
+      <w:r>
+        <w:rPr>
+          <w:rFonts w:ascii="Arial" w:hAnsi="Arial"/>
+          <w:color w:val="334155"/>
+        </w:rPr>
+        <w:t>ə</w:t>
+      </w:r>
+      <w:r>
+        <w:rPr>
+          <w:rFonts w:ascii="Arial" w:hAnsi="Arial"/>
+          <w:color w:val="334155"/>
+        </w:rPr>
+        <w:t xml:space="preserve"> `user_id`, `username` v</w:t>
+      </w:r>
+      <w:r>
+        <w:rPr>
+          <w:rFonts w:ascii="Arial" w:hAnsi="Arial"/>
+          <w:color w:val="334155"/>
+        </w:rPr>
+        <w:t>ə</w:t>
+      </w:r>
+      <w:r>
+        <w:rPr>
+          <w:rFonts w:ascii="Arial" w:hAnsi="Arial"/>
+          <w:color w:val="334155"/>
+        </w:rPr>
+        <w:t xml:space="preserve"> `access_level` m</w:t>
+      </w:r>
+      <w:r>
+        <w:rPr>
+          <w:rFonts w:ascii="Arial" w:hAnsi="Arial"/>
+          <w:color w:val="334155"/>
+        </w:rPr>
+        <w:t>ə</w:t>
+      </w:r>
+      <w:r>
+        <w:rPr>
+          <w:rFonts w:ascii="Arial" w:hAnsi="Arial"/>
+          <w:color w:val="334155"/>
+        </w:rPr>
+        <w:t>lumatları yer alır.</w:t>
       </w:r>
     </w:p>
     <w:p>
@@ -2137,7 +5692,43 @@
           <w:color w:val="0F766E"/>
           <w:sz w:val="28"/>
         </w:rPr>
-        <w:t>3.3 AES-256-GCM İlə Şifrlənmiş Audit Loglama</w:t>
+        <w:t>3.3 AES-256-GCM İl</w:t>
+      </w:r>
+      <w:r>
+        <w:rPr>
+          <w:rFonts w:ascii="Arial" w:hAnsi="Arial"/>
+          <w:b/>
+          <w:color w:val="0F766E"/>
+          <w:sz w:val="28"/>
+        </w:rPr>
+        <w:t>ə</w:t>
+      </w:r>
+      <w:r>
+        <w:rPr>
+          <w:rFonts w:ascii="Arial" w:hAnsi="Arial"/>
+          <w:b/>
+          <w:color w:val="0F766E"/>
+          <w:sz w:val="28"/>
+        </w:rPr>
+        <w:t xml:space="preserve"> Şifrl</w:t>
+      </w:r>
+      <w:r>
+        <w:rPr>
+          <w:rFonts w:ascii="Arial" w:hAnsi="Arial"/>
+          <w:b/>
+          <w:color w:val="0F766E"/>
+          <w:sz w:val="28"/>
+        </w:rPr>
+        <w:t>ə</w:t>
+      </w:r>
+      <w:r>
+        <w:rPr>
+          <w:rFonts w:ascii="Arial" w:hAnsi="Arial"/>
+          <w:b/>
+          <w:color w:val="0F766E"/>
+          <w:sz w:val="28"/>
+        </w:rPr>
+        <w:t>nmiş Audit Loglama</w:t>
       </w:r>
     </w:p>
     <w:p>
@@ -2149,7 +5740,329 @@
           <w:rFonts w:ascii="Arial" w:hAnsi="Arial"/>
           <w:color w:val="334155"/>
         </w:rPr>
-        <w:t>Admin tərəfindən anbar stoku dəyişdirildikdə bu əməliyyat kritik sayılır. Dəyişikliyi edən adminin adı, məhsul ID-si, köhnə və yeni stok miqdarı Node.js nativ `crypto` modulu vasitəsilə **AES-256-GCM** simmetrik rejimi ilə şifrlənir. Hər əməliyyat üçün unikal İnisializasiya Vektoru (IV) və Autentifikasiya Teqi (Auth Tag) yaradılaraq `audit_logs` cədvəlində saxlanılır.</w:t>
+        <w:t>Admin t</w:t>
+      </w:r>
+      <w:r>
+        <w:rPr>
+          <w:rFonts w:ascii="Arial" w:hAnsi="Arial"/>
+          <w:color w:val="334155"/>
+        </w:rPr>
+        <w:t>ə</w:t>
+      </w:r>
+      <w:r>
+        <w:rPr>
+          <w:rFonts w:ascii="Arial" w:hAnsi="Arial"/>
+          <w:color w:val="334155"/>
+        </w:rPr>
+        <w:t>r</w:t>
+      </w:r>
+      <w:r>
+        <w:rPr>
+          <w:rFonts w:ascii="Arial" w:hAnsi="Arial"/>
+          <w:color w:val="334155"/>
+        </w:rPr>
+        <w:t>ə</w:t>
+      </w:r>
+      <w:r>
+        <w:rPr>
+          <w:rFonts w:ascii="Arial" w:hAnsi="Arial"/>
+          <w:color w:val="334155"/>
+        </w:rPr>
+        <w:t>find</w:t>
+      </w:r>
+      <w:r>
+        <w:rPr>
+          <w:rFonts w:ascii="Arial" w:hAnsi="Arial"/>
+          <w:color w:val="334155"/>
+        </w:rPr>
+        <w:t>ə</w:t>
+      </w:r>
+      <w:r>
+        <w:rPr>
+          <w:rFonts w:ascii="Arial" w:hAnsi="Arial"/>
+          <w:color w:val="334155"/>
+        </w:rPr>
+        <w:t>n anbar stoku d</w:t>
+      </w:r>
+      <w:r>
+        <w:rPr>
+          <w:rFonts w:ascii="Arial" w:hAnsi="Arial"/>
+          <w:color w:val="334155"/>
+        </w:rPr>
+        <w:t>ə</w:t>
+      </w:r>
+      <w:r>
+        <w:rPr>
+          <w:rFonts w:ascii="Arial" w:hAnsi="Arial"/>
+          <w:color w:val="334155"/>
+        </w:rPr>
+        <w:t>yişdirildikd</w:t>
+      </w:r>
+      <w:r>
+        <w:rPr>
+          <w:rFonts w:ascii="Arial" w:hAnsi="Arial"/>
+          <w:color w:val="334155"/>
+        </w:rPr>
+        <w:t>ə</w:t>
+      </w:r>
+      <w:r>
+        <w:rPr>
+          <w:rFonts w:ascii="Arial" w:hAnsi="Arial"/>
+          <w:color w:val="334155"/>
+        </w:rPr>
+        <w:t xml:space="preserve"> bu </w:t>
+      </w:r>
+      <w:r>
+        <w:rPr>
+          <w:rFonts w:ascii="Arial" w:hAnsi="Arial"/>
+          <w:color w:val="334155"/>
+        </w:rPr>
+        <w:t>ə</w:t>
+      </w:r>
+      <w:r>
+        <w:rPr>
+          <w:rFonts w:ascii="Arial" w:hAnsi="Arial"/>
+          <w:color w:val="334155"/>
+        </w:rPr>
+        <w:t>m</w:t>
+      </w:r>
+      <w:r>
+        <w:rPr>
+          <w:rFonts w:ascii="Arial" w:hAnsi="Arial"/>
+          <w:color w:val="334155"/>
+        </w:rPr>
+        <w:t>ə</w:t>
+      </w:r>
+      <w:r>
+        <w:rPr>
+          <w:rFonts w:ascii="Arial" w:hAnsi="Arial"/>
+          <w:color w:val="334155"/>
+        </w:rPr>
+        <w:t>liyyat kritik sayılır. D</w:t>
+      </w:r>
+      <w:r>
+        <w:rPr>
+          <w:rFonts w:ascii="Arial" w:hAnsi="Arial"/>
+          <w:color w:val="334155"/>
+        </w:rPr>
+        <w:t>ə</w:t>
+      </w:r>
+      <w:r>
+        <w:rPr>
+          <w:rFonts w:ascii="Arial" w:hAnsi="Arial"/>
+          <w:color w:val="334155"/>
+        </w:rPr>
+        <w:t>yişikliyi ed</w:t>
+      </w:r>
+      <w:r>
+        <w:rPr>
+          <w:rFonts w:ascii="Arial" w:hAnsi="Arial"/>
+          <w:color w:val="334155"/>
+        </w:rPr>
+        <w:t>ə</w:t>
+      </w:r>
+      <w:r>
+        <w:rPr>
+          <w:rFonts w:ascii="Arial" w:hAnsi="Arial"/>
+          <w:color w:val="334155"/>
+        </w:rPr>
+        <w:t>n adminin adı, m</w:t>
+      </w:r>
+      <w:r>
+        <w:rPr>
+          <w:rFonts w:ascii="Arial" w:hAnsi="Arial"/>
+          <w:color w:val="334155"/>
+        </w:rPr>
+        <w:t>ə</w:t>
+      </w:r>
+      <w:r>
+        <w:rPr>
+          <w:rFonts w:ascii="Arial" w:hAnsi="Arial"/>
+          <w:color w:val="334155"/>
+        </w:rPr>
+        <w:t>hsul ID-si, köhn</w:t>
+      </w:r>
+      <w:r>
+        <w:rPr>
+          <w:rFonts w:ascii="Arial" w:hAnsi="Arial"/>
+          <w:color w:val="334155"/>
+        </w:rPr>
+        <w:t>ə</w:t>
+      </w:r>
+      <w:r>
+        <w:rPr>
+          <w:rFonts w:ascii="Arial" w:hAnsi="Arial"/>
+          <w:color w:val="334155"/>
+        </w:rPr>
+        <w:t xml:space="preserve"> v</w:t>
+      </w:r>
+      <w:r>
+        <w:rPr>
+          <w:rFonts w:ascii="Arial" w:hAnsi="Arial"/>
+          <w:color w:val="334155"/>
+        </w:rPr>
+        <w:t>ə</w:t>
+      </w:r>
+      <w:r>
+        <w:rPr>
+          <w:rFonts w:ascii="Arial" w:hAnsi="Arial"/>
+          <w:color w:val="334155"/>
+        </w:rPr>
+        <w:t xml:space="preserve"> yeni stok miqdarı Node.js nativ `crypto` modulu vasit</w:t>
+      </w:r>
+      <w:r>
+        <w:rPr>
+          <w:rFonts w:ascii="Arial" w:hAnsi="Arial"/>
+          <w:color w:val="334155"/>
+        </w:rPr>
+        <w:t>ə</w:t>
+      </w:r>
+      <w:r>
+        <w:rPr>
+          <w:rFonts w:ascii="Arial" w:hAnsi="Arial"/>
+          <w:color w:val="334155"/>
+        </w:rPr>
+        <w:t>sil</w:t>
+      </w:r>
+      <w:r>
+        <w:rPr>
+          <w:rFonts w:ascii="Arial" w:hAnsi="Arial"/>
+          <w:color w:val="334155"/>
+        </w:rPr>
+        <w:t>ə</w:t>
+      </w:r>
+      <w:r>
+        <w:rPr>
+          <w:rFonts w:ascii="Arial" w:hAnsi="Arial"/>
+          <w:color w:val="334155"/>
+        </w:rPr>
+        <w:t xml:space="preserve"> **AES-256-GCM** simmetrik rejimi il</w:t>
+      </w:r>
+      <w:r>
+        <w:rPr>
+          <w:rFonts w:ascii="Arial" w:hAnsi="Arial"/>
+          <w:color w:val="334155"/>
+        </w:rPr>
+        <w:t>ə</w:t>
+      </w:r>
+      <w:r>
+        <w:rPr>
+          <w:rFonts w:ascii="Arial" w:hAnsi="Arial"/>
+          <w:color w:val="334155"/>
+        </w:rPr>
+        <w:t xml:space="preserve"> şifrl</w:t>
+      </w:r>
+      <w:r>
+        <w:rPr>
+          <w:rFonts w:ascii="Arial" w:hAnsi="Arial"/>
+          <w:color w:val="334155"/>
+        </w:rPr>
+        <w:t>ə</w:t>
+      </w:r>
+      <w:r>
+        <w:rPr>
+          <w:rFonts w:ascii="Arial" w:hAnsi="Arial"/>
+          <w:color w:val="334155"/>
+        </w:rPr>
+        <w:t>nir. H</w:t>
+      </w:r>
+      <w:r>
+        <w:rPr>
+          <w:rFonts w:ascii="Arial" w:hAnsi="Arial"/>
+          <w:color w:val="334155"/>
+        </w:rPr>
+        <w:t>ə</w:t>
+      </w:r>
+      <w:r>
+        <w:rPr>
+          <w:rFonts w:ascii="Arial" w:hAnsi="Arial"/>
+          <w:color w:val="334155"/>
+        </w:rPr>
+        <w:t xml:space="preserve">r </w:t>
+      </w:r>
+      <w:r>
+        <w:rPr>
+          <w:rFonts w:ascii="Arial" w:hAnsi="Arial"/>
+          <w:color w:val="334155"/>
+        </w:rPr>
+        <w:t>ə</w:t>
+      </w:r>
+      <w:r>
+        <w:rPr>
+          <w:rFonts w:ascii="Arial" w:hAnsi="Arial"/>
+          <w:color w:val="334155"/>
+        </w:rPr>
+        <w:t>m</w:t>
+      </w:r>
+      <w:r>
+        <w:rPr>
+          <w:rFonts w:ascii="Arial" w:hAnsi="Arial"/>
+          <w:color w:val="334155"/>
+        </w:rPr>
+        <w:t>ə</w:t>
+      </w:r>
+      <w:r>
+        <w:rPr>
+          <w:rFonts w:ascii="Arial" w:hAnsi="Arial"/>
+          <w:color w:val="334155"/>
+        </w:rPr>
+        <w:t>liyyat üçün unikal İnisializasiya Vektoru (IV) v</w:t>
+      </w:r>
+      <w:r>
+        <w:rPr>
+          <w:rFonts w:ascii="Arial" w:hAnsi="Arial"/>
+          <w:color w:val="334155"/>
+        </w:rPr>
+        <w:t>ə</w:t>
+      </w:r>
+      <w:r>
+        <w:rPr>
+          <w:rFonts w:ascii="Arial" w:hAnsi="Arial"/>
+          <w:color w:val="334155"/>
+        </w:rPr>
+        <w:t xml:space="preserve"> Autentifikasiya Teqi (Auth Tag) yaradılaraq `audit_logs` c</w:t>
+      </w:r>
+      <w:r>
+        <w:rPr>
+          <w:rFonts w:ascii="Arial" w:hAnsi="Arial"/>
+          <w:color w:val="334155"/>
+        </w:rPr>
+        <w:t>ə</w:t>
+      </w:r>
+      <w:r>
+        <w:rPr>
+          <w:rFonts w:ascii="Arial" w:hAnsi="Arial"/>
+          <w:color w:val="334155"/>
+        </w:rPr>
+        <w:t>dv</w:t>
+      </w:r>
+      <w:r>
+        <w:rPr>
+          <w:rFonts w:ascii="Arial" w:hAnsi="Arial"/>
+          <w:color w:val="334155"/>
+        </w:rPr>
+        <w:t>ə</w:t>
+      </w:r>
+      <w:r>
+        <w:rPr>
+          <w:rFonts w:ascii="Arial" w:hAnsi="Arial"/>
+          <w:color w:val="334155"/>
+        </w:rPr>
+        <w:t>lind</w:t>
+      </w:r>
+      <w:r>
+        <w:rPr>
+          <w:rFonts w:ascii="Arial" w:hAnsi="Arial"/>
+          <w:color w:val="334155"/>
+        </w:rPr>
+        <w:t>ə</w:t>
+      </w:r>
+      <w:r>
+        <w:rPr>
+          <w:rFonts w:ascii="Arial" w:hAnsi="Arial"/>
+          <w:color w:val="334155"/>
+        </w:rPr>
+        <w:t xml:space="preserve"> saxlanılır.</w:t>
       </w:r>
     </w:p>
     <w:p>
@@ -2157,6 +6070,9 @@
         <w:spacing w:after="120"/>
       </w:pPr>
       <w:r>
+        <w:rPr>
+          <w:noProof/>
+        </w:rPr>
         <w:drawing>
           <wp:inline distT="0" distB="0" distL="0" distR="0" wp14:anchorId="7DF55043" wp14:editId="428601CC">
             <wp:extent cx="5715000" cy="2315845"/>
@@ -2240,7 +6156,133 @@
           <w:rFonts w:ascii="Arial" w:hAnsi="Arial"/>
           <w:color w:val="334155"/>
         </w:rPr>
-        <w:t>Bulud infrastrukturu olaraq **Supabase Cloud Managed PostgreSQL** seçilmişdir. Bulud mühitində verilənlər bazasının təhlükəsizliyi, SSL/TLS şifrələməsi və bağlantı hovuzları (Connection Pooling) konfiqurasiya olunmuşdur.</w:t>
+        <w:t>Bulud infrastrukturu olaraq **Supabase Cloud Managed PostgreSQL** seçilmişdir. Bulud mühitind</w:t>
+      </w:r>
+      <w:r>
+        <w:rPr>
+          <w:rFonts w:ascii="Arial" w:hAnsi="Arial"/>
+          <w:color w:val="334155"/>
+        </w:rPr>
+        <w:t>ə</w:t>
+      </w:r>
+      <w:r>
+        <w:rPr>
+          <w:rFonts w:ascii="Arial" w:hAnsi="Arial"/>
+          <w:color w:val="334155"/>
+        </w:rPr>
+        <w:t xml:space="preserve"> veril</w:t>
+      </w:r>
+      <w:r>
+        <w:rPr>
+          <w:rFonts w:ascii="Arial" w:hAnsi="Arial"/>
+          <w:color w:val="334155"/>
+        </w:rPr>
+        <w:t>ə</w:t>
+      </w:r>
+      <w:r>
+        <w:rPr>
+          <w:rFonts w:ascii="Arial" w:hAnsi="Arial"/>
+          <w:color w:val="334155"/>
+        </w:rPr>
+        <w:t>nl</w:t>
+      </w:r>
+      <w:r>
+        <w:rPr>
+          <w:rFonts w:ascii="Arial" w:hAnsi="Arial"/>
+          <w:color w:val="334155"/>
+        </w:rPr>
+        <w:t>ə</w:t>
+      </w:r>
+      <w:r>
+        <w:rPr>
+          <w:rFonts w:ascii="Arial" w:hAnsi="Arial"/>
+          <w:color w:val="334155"/>
+        </w:rPr>
+        <w:t>r bazasının t</w:t>
+      </w:r>
+      <w:r>
+        <w:rPr>
+          <w:rFonts w:ascii="Arial" w:hAnsi="Arial"/>
+          <w:color w:val="334155"/>
+        </w:rPr>
+        <w:t>ə</w:t>
+      </w:r>
+      <w:r>
+        <w:rPr>
+          <w:rFonts w:ascii="Arial" w:hAnsi="Arial"/>
+          <w:color w:val="334155"/>
+        </w:rPr>
+        <w:t>hlük</w:t>
+      </w:r>
+      <w:r>
+        <w:rPr>
+          <w:rFonts w:ascii="Arial" w:hAnsi="Arial"/>
+          <w:color w:val="334155"/>
+        </w:rPr>
+        <w:t>ə</w:t>
+      </w:r>
+      <w:r>
+        <w:rPr>
+          <w:rFonts w:ascii="Arial" w:hAnsi="Arial"/>
+          <w:color w:val="334155"/>
+        </w:rPr>
+        <w:t>sizliyi, SSL/TLS şifr</w:t>
+      </w:r>
+      <w:r>
+        <w:rPr>
+          <w:rFonts w:ascii="Arial" w:hAnsi="Arial"/>
+          <w:color w:val="334155"/>
+        </w:rPr>
+        <w:t>ə</w:t>
+      </w:r>
+      <w:r>
+        <w:rPr>
+          <w:rFonts w:ascii="Arial" w:hAnsi="Arial"/>
+          <w:color w:val="334155"/>
+        </w:rPr>
+        <w:t>l</w:t>
+      </w:r>
+      <w:r>
+        <w:rPr>
+          <w:rFonts w:ascii="Arial" w:hAnsi="Arial"/>
+          <w:color w:val="334155"/>
+        </w:rPr>
+        <w:t>ə</w:t>
+      </w:r>
+      <w:r>
+        <w:rPr>
+          <w:rFonts w:ascii="Arial" w:hAnsi="Arial"/>
+          <w:color w:val="334155"/>
+        </w:rPr>
+        <w:t>m</w:t>
+      </w:r>
+      <w:r>
+        <w:rPr>
+          <w:rFonts w:ascii="Arial" w:hAnsi="Arial"/>
+          <w:color w:val="334155"/>
+        </w:rPr>
+        <w:t>ə</w:t>
+      </w:r>
+      <w:r>
+        <w:rPr>
+          <w:rFonts w:ascii="Arial" w:hAnsi="Arial"/>
+          <w:color w:val="334155"/>
+        </w:rPr>
+        <w:t>si v</w:t>
+      </w:r>
+      <w:r>
+        <w:rPr>
+          <w:rFonts w:ascii="Arial" w:hAnsi="Arial"/>
+          <w:color w:val="334155"/>
+        </w:rPr>
+        <w:t>ə</w:t>
+      </w:r>
+      <w:r>
+        <w:rPr>
+          <w:rFonts w:ascii="Arial" w:hAnsi="Arial"/>
+          <w:color w:val="334155"/>
+        </w:rPr>
+        <w:t xml:space="preserve"> bağlantı hovuzları (Connection Pooling) konfiqurasiya olunmuşdur.</w:t>
       </w:r>
     </w:p>
     <w:p>
@@ -2255,7 +6297,43 @@
           <w:color w:val="0F766E"/>
           <w:sz w:val="28"/>
         </w:rPr>
-        <w:t>4.1 Verilənlər Bazası Arxitekturası (DDL)</w:t>
+        <w:t>4.1 Veril</w:t>
+      </w:r>
+      <w:r>
+        <w:rPr>
+          <w:rFonts w:ascii="Arial" w:hAnsi="Arial"/>
+          <w:b/>
+          <w:color w:val="0F766E"/>
+          <w:sz w:val="28"/>
+        </w:rPr>
+        <w:t>ə</w:t>
+      </w:r>
+      <w:r>
+        <w:rPr>
+          <w:rFonts w:ascii="Arial" w:hAnsi="Arial"/>
+          <w:b/>
+          <w:color w:val="0F766E"/>
+          <w:sz w:val="28"/>
+        </w:rPr>
+        <w:t>nl</w:t>
+      </w:r>
+      <w:r>
+        <w:rPr>
+          <w:rFonts w:ascii="Arial" w:hAnsi="Arial"/>
+          <w:b/>
+          <w:color w:val="0F766E"/>
+          <w:sz w:val="28"/>
+        </w:rPr>
+        <w:t>ə</w:t>
+      </w:r>
+      <w:r>
+        <w:rPr>
+          <w:rFonts w:ascii="Arial" w:hAnsi="Arial"/>
+          <w:b/>
+          <w:color w:val="0F766E"/>
+          <w:sz w:val="28"/>
+        </w:rPr>
+        <w:t>r Bazası Arxitekturası (DDL)</w:t>
       </w:r>
     </w:p>
     <w:p>
@@ -2267,7 +6345,77 @@
           <w:rFonts w:ascii="Arial" w:hAnsi="Arial"/>
           <w:color w:val="334155"/>
         </w:rPr>
-        <w:t>Aşağıda sistemin Supabase üzərində qurulmuş relyasiyalı baza cədvəllərinin SQL strukturu verilmişdir:</w:t>
+        <w:t>Aşağıda sistemin Supabase üz</w:t>
+      </w:r>
+      <w:r>
+        <w:rPr>
+          <w:rFonts w:ascii="Arial" w:hAnsi="Arial"/>
+          <w:color w:val="334155"/>
+        </w:rPr>
+        <w:t>ə</w:t>
+      </w:r>
+      <w:r>
+        <w:rPr>
+          <w:rFonts w:ascii="Arial" w:hAnsi="Arial"/>
+          <w:color w:val="334155"/>
+        </w:rPr>
+        <w:t>rind</w:t>
+      </w:r>
+      <w:r>
+        <w:rPr>
+          <w:rFonts w:ascii="Arial" w:hAnsi="Arial"/>
+          <w:color w:val="334155"/>
+        </w:rPr>
+        <w:t>ə</w:t>
+      </w:r>
+      <w:r>
+        <w:rPr>
+          <w:rFonts w:ascii="Arial" w:hAnsi="Arial"/>
+          <w:color w:val="334155"/>
+        </w:rPr>
+        <w:t xml:space="preserve"> qurulmuş relyasiyalı baza c</w:t>
+      </w:r>
+      <w:r>
+        <w:rPr>
+          <w:rFonts w:ascii="Arial" w:hAnsi="Arial"/>
+          <w:color w:val="334155"/>
+        </w:rPr>
+        <w:t>ə</w:t>
+      </w:r>
+      <w:r>
+        <w:rPr>
+          <w:rFonts w:ascii="Arial" w:hAnsi="Arial"/>
+          <w:color w:val="334155"/>
+        </w:rPr>
+        <w:t>dv</w:t>
+      </w:r>
+      <w:r>
+        <w:rPr>
+          <w:rFonts w:ascii="Arial" w:hAnsi="Arial"/>
+          <w:color w:val="334155"/>
+        </w:rPr>
+        <w:t>ə</w:t>
+      </w:r>
+      <w:r>
+        <w:rPr>
+          <w:rFonts w:ascii="Arial" w:hAnsi="Arial"/>
+          <w:color w:val="334155"/>
+        </w:rPr>
+        <w:t>ll</w:t>
+      </w:r>
+      <w:r>
+        <w:rPr>
+          <w:rFonts w:ascii="Arial" w:hAnsi="Arial"/>
+          <w:color w:val="334155"/>
+        </w:rPr>
+        <w:t>ə</w:t>
+      </w:r>
+      <w:r>
+        <w:rPr>
+          <w:rFonts w:ascii="Arial" w:hAnsi="Arial"/>
+          <w:color w:val="334155"/>
+        </w:rPr>
+        <w:t>rinin SQL strukturu verilmişdir:</w:t>
       </w:r>
     </w:p>
     <w:tbl>
@@ -2298,7 +6446,39 @@
                 <w:color w:val="F1F5F9"/>
                 <w:sz w:val="19"/>
               </w:rPr>
-              <w:t>-- 1. Rollar Cədvəli</w:t>
+              <w:t>-- 1. Rollar C</w:t>
+            </w:r>
+            <w:r>
+              <w:rPr>
+                <w:rFonts w:ascii="Consolas" w:hAnsi="Consolas"/>
+                <w:color w:val="F1F5F9"/>
+                <w:sz w:val="19"/>
+              </w:rPr>
+              <w:t>ə</w:t>
+            </w:r>
+            <w:r>
+              <w:rPr>
+                <w:rFonts w:ascii="Consolas" w:hAnsi="Consolas"/>
+                <w:color w:val="F1F5F9"/>
+                <w:sz w:val="19"/>
+              </w:rPr>
+              <w:t>dv</w:t>
+            </w:r>
+            <w:r>
+              <w:rPr>
+                <w:rFonts w:ascii="Consolas" w:hAnsi="Consolas"/>
+                <w:color w:val="F1F5F9"/>
+                <w:sz w:val="19"/>
+              </w:rPr>
+              <w:t>ə</w:t>
+            </w:r>
+            <w:r>
+              <w:rPr>
+                <w:rFonts w:ascii="Consolas" w:hAnsi="Consolas"/>
+                <w:color w:val="F1F5F9"/>
+                <w:sz w:val="19"/>
+              </w:rPr>
+              <w:t>li</w:t>
             </w:r>
             <w:r>
               <w:rPr>
@@ -2334,6 +6514,13 @@
                 <w:sz w:val="19"/>
               </w:rPr>
               <w:br/>
+            </w:r>
+            <w:r>
+              <w:rPr>
+                <w:rFonts w:ascii="Consolas" w:hAnsi="Consolas"/>
+                <w:color w:val="F1F5F9"/>
+                <w:sz w:val="19"/>
+              </w:rPr>
               <w:t xml:space="preserve">    access_level INT NOT NULL UNIQUE</w:t>
             </w:r>
             <w:r>
@@ -2360,7 +6547,71 @@
                 <w:sz w:val="19"/>
               </w:rPr>
               <w:br/>
-              <w:t>-- 2. İstifadəçilər Cədvəli</w:t>
+              <w:t>-- 2. İstifad</w:t>
+            </w:r>
+            <w:r>
+              <w:rPr>
+                <w:rFonts w:ascii="Consolas" w:hAnsi="Consolas"/>
+                <w:color w:val="F1F5F9"/>
+                <w:sz w:val="19"/>
+              </w:rPr>
+              <w:t>ə</w:t>
+            </w:r>
+            <w:r>
+              <w:rPr>
+                <w:rFonts w:ascii="Consolas" w:hAnsi="Consolas"/>
+                <w:color w:val="F1F5F9"/>
+                <w:sz w:val="19"/>
+              </w:rPr>
+              <w:t>çil</w:t>
+            </w:r>
+            <w:r>
+              <w:rPr>
+                <w:rFonts w:ascii="Consolas" w:hAnsi="Consolas"/>
+                <w:color w:val="F1F5F9"/>
+                <w:sz w:val="19"/>
+              </w:rPr>
+              <w:t>ə</w:t>
+            </w:r>
+            <w:r>
+              <w:rPr>
+                <w:rFonts w:ascii="Consolas" w:hAnsi="Consolas"/>
+                <w:color w:val="F1F5F9"/>
+                <w:sz w:val="19"/>
+              </w:rPr>
+              <w:t>r C</w:t>
+            </w:r>
+            <w:r>
+              <w:rPr>
+                <w:rFonts w:ascii="Consolas" w:hAnsi="Consolas"/>
+                <w:color w:val="F1F5F9"/>
+                <w:sz w:val="19"/>
+              </w:rPr>
+              <w:t>ə</w:t>
+            </w:r>
+            <w:r>
+              <w:rPr>
+                <w:rFonts w:ascii="Consolas" w:hAnsi="Consolas"/>
+                <w:color w:val="F1F5F9"/>
+                <w:sz w:val="19"/>
+              </w:rPr>
+              <w:t>dv</w:t>
+            </w:r>
+            <w:r>
+              <w:rPr>
+                <w:rFonts w:ascii="Consolas" w:hAnsi="Consolas"/>
+                <w:color w:val="F1F5F9"/>
+                <w:sz w:val="19"/>
+              </w:rPr>
+              <w:t>ə</w:t>
+            </w:r>
+            <w:r>
+              <w:rPr>
+                <w:rFonts w:ascii="Consolas" w:hAnsi="Consolas"/>
+                <w:color w:val="F1F5F9"/>
+                <w:sz w:val="19"/>
+              </w:rPr>
+              <w:t>li</w:t>
             </w:r>
             <w:r>
               <w:rPr>
@@ -2440,7 +6691,55 @@
                 <w:sz w:val="19"/>
               </w:rPr>
               <w:br/>
-              <w:t>-- 3. Məhsullar Cədvəli</w:t>
+              <w:t>-- 3. M</w:t>
+            </w:r>
+            <w:r>
+              <w:rPr>
+                <w:rFonts w:ascii="Consolas" w:hAnsi="Consolas"/>
+                <w:color w:val="F1F5F9"/>
+                <w:sz w:val="19"/>
+              </w:rPr>
+              <w:t>ə</w:t>
+            </w:r>
+            <w:r>
+              <w:rPr>
+                <w:rFonts w:ascii="Consolas" w:hAnsi="Consolas"/>
+                <w:color w:val="F1F5F9"/>
+                <w:sz w:val="19"/>
+              </w:rPr>
+              <w:t>hsullar C</w:t>
+            </w:r>
+            <w:r>
+              <w:rPr>
+                <w:rFonts w:ascii="Consolas" w:hAnsi="Consolas"/>
+                <w:color w:val="F1F5F9"/>
+                <w:sz w:val="19"/>
+              </w:rPr>
+              <w:t>ə</w:t>
+            </w:r>
+            <w:r>
+              <w:rPr>
+                <w:rFonts w:ascii="Consolas" w:hAnsi="Consolas"/>
+                <w:color w:val="F1F5F9"/>
+                <w:sz w:val="19"/>
+              </w:rPr>
+              <w:t>dv</w:t>
+            </w:r>
+            <w:r>
+              <w:rPr>
+                <w:rFonts w:ascii="Consolas" w:hAnsi="Consolas"/>
+                <w:color w:val="F1F5F9"/>
+                <w:sz w:val="19"/>
+              </w:rPr>
+              <w:t>ə</w:t>
+            </w:r>
+            <w:r>
+              <w:rPr>
+                <w:rFonts w:ascii="Consolas" w:hAnsi="Consolas"/>
+                <w:color w:val="F1F5F9"/>
+                <w:sz w:val="19"/>
+              </w:rPr>
+              <w:t>li</w:t>
             </w:r>
             <w:r>
               <w:rPr>
@@ -2485,6 +6784,13 @@
                 <w:sz w:val="19"/>
               </w:rPr>
               <w:br/>
+            </w:r>
+            <w:r>
+              <w:rPr>
+                <w:rFonts w:ascii="Consolas" w:hAnsi="Consolas"/>
+                <w:color w:val="F1F5F9"/>
+                <w:sz w:val="19"/>
+              </w:rPr>
               <w:t xml:space="preserve">    stock_quantity INT NOT NULL DEFAULT 0,</w:t>
             </w:r>
             <w:r>
@@ -2520,7 +6826,39 @@
                 <w:sz w:val="19"/>
               </w:rPr>
               <w:br/>
-              <w:t>-- 4. AES-256 Audit Logları Cədvəli</w:t>
+              <w:t>-- 4. AES-256 Audit Logları C</w:t>
+            </w:r>
+            <w:r>
+              <w:rPr>
+                <w:rFonts w:ascii="Consolas" w:hAnsi="Consolas"/>
+                <w:color w:val="F1F5F9"/>
+                <w:sz w:val="19"/>
+              </w:rPr>
+              <w:t>ə</w:t>
+            </w:r>
+            <w:r>
+              <w:rPr>
+                <w:rFonts w:ascii="Consolas" w:hAnsi="Consolas"/>
+                <w:color w:val="F1F5F9"/>
+                <w:sz w:val="19"/>
+              </w:rPr>
+              <w:t>dv</w:t>
+            </w:r>
+            <w:r>
+              <w:rPr>
+                <w:rFonts w:ascii="Consolas" w:hAnsi="Consolas"/>
+                <w:color w:val="F1F5F9"/>
+                <w:sz w:val="19"/>
+              </w:rPr>
+              <w:t>ə</w:t>
+            </w:r>
+            <w:r>
+              <w:rPr>
+                <w:rFonts w:ascii="Consolas" w:hAnsi="Consolas"/>
+                <w:color w:val="F1F5F9"/>
+                <w:sz w:val="19"/>
+              </w:rPr>
+              <w:t>li</w:t>
             </w:r>
             <w:r>
               <w:rPr>
@@ -2676,36 +7014,7 @@
           <w:i/>
           <w:iCs/>
         </w:rPr>
-        <w:t>Şəkil.11</w:t>
-      </w:r>
-      <w:r>
-        <w:rPr>
-          <w:b/>
-          <w:bCs/>
-          <w:i/>
-          <w:iCs/>
-        </w:rPr>
-        <w:t xml:space="preserve">(users </w:t>
-      </w:r>
-      <w:proofErr w:type="spellStart"/>
-      <w:r>
-        <w:rPr>
-          <w:b/>
-          <w:bCs/>
-          <w:i/>
-          <w:iCs/>
-        </w:rPr>
-        <w:t>cədvəli</w:t>
-      </w:r>
-      <w:proofErr w:type="spellEnd"/>
-      <w:r>
-        <w:rPr>
-          <w:b/>
-          <w:bCs/>
-          <w:i/>
-          <w:iCs/>
-        </w:rPr>
-        <w:t>)</w:t>
+        <w:t>Şəkil.11(users cədvəli)</w:t>
       </w:r>
     </w:p>
     <w:p>
@@ -2777,54 +7086,7 @@
           <w:i/>
           <w:iCs/>
         </w:rPr>
-        <w:t xml:space="preserve">Şəkil.12(products </w:t>
-      </w:r>
-      <w:proofErr w:type="spellStart"/>
-      <w:r>
-        <w:rPr>
-          <w:b/>
-          <w:bCs/>
-          <w:i/>
-          <w:iCs/>
-        </w:rPr>
-        <w:t>cədvəli</w:t>
-      </w:r>
-      <w:proofErr w:type="spellEnd"/>
-      <w:r>
-        <w:rPr>
-          <w:b/>
-          <w:bCs/>
-          <w:i/>
-          <w:iCs/>
-        </w:rPr>
-        <w:t>)</w:t>
-      </w:r>
-    </w:p>
-    <w:p>
-      <w:pPr>
-        <w:keepNext/>
-        <w:spacing w:before="440" w:after="160"/>
-      </w:pPr>
-      <w:r>
-        <w:rPr>
-          <w:rFonts w:ascii="Arial" w:hAnsi="Arial"/>
-          <w:b/>
-          <w:color w:val="1E3A8A"/>
-          <w:sz w:val="36"/>
-        </w:rPr>
-        <w:t>HİSSƏ 5: PROQRAM TƏMİNATI ARXİTEKTURASI (SERVER.JS &amp; APP.JS)</w:t>
-      </w:r>
-    </w:p>
-    <w:p>
-      <w:pPr>
-        <w:spacing w:after="120"/>
-      </w:pPr>
-      <w:r>
-        <w:rPr>
-          <w:rFonts w:ascii="Arial" w:hAnsi="Arial"/>
-          <w:color w:val="334155"/>
-        </w:rPr>
-        <w:t>Sistem iki ana komponentdən ibarətdir: Backend (Node.js/Express) və Frontend (Vanilla JS SPA storefront/ERP).</w:t>
+        <w:t>Şəkil.12(products cədvəli)</w:t>
       </w:r>
     </w:p>
     <w:p>
@@ -2839,7 +7101,429 @@
           <w:color w:val="0F766E"/>
           <w:sz w:val="28"/>
         </w:rPr>
-        <w:t>5.1 Real-Time Stok Azaldılması Və Müştəri Satış Axını</w:t>
+        <w:t xml:space="preserve">4.2 </w:t>
+      </w:r>
+      <w:r>
+        <w:rPr>
+          <w:rFonts w:ascii="Arial" w:hAnsi="Arial"/>
+          <w:b/>
+          <w:color w:val="0F766E"/>
+          <w:sz w:val="28"/>
+        </w:rPr>
+        <w:t>Render.com ilə PaaS (Platform as a Service) Bulud Deployu Və SSL/TLS Təhlükəsizliyi</w:t>
+      </w:r>
+    </w:p>
+    <w:p>
+      <w:pPr>
+        <w:spacing w:after="120"/>
+        <w:rPr>
+          <w:rFonts w:ascii="Arial" w:hAnsi="Arial" w:cs="Arial"/>
+          <w:color w:val="215868" w:themeColor="accent5" w:themeShade="80"/>
+          <w:lang w:val="en-US"/>
+        </w:rPr>
+      </w:pPr>
+      <w:r>
+        <w:rPr>
+          <w:rFonts w:ascii="Arial" w:hAnsi="Arial" w:cs="Arial"/>
+          <w:color w:val="215868" w:themeColor="accent5" w:themeShade="80"/>
+          <w:lang w:val="en-US"/>
+        </w:rPr>
+        <w:t>Tətbiqin istehsalat mühitinə (Production) təhlükəsiz köçürülməsi üçün PaaS (Platform as a Service) bulud modeli üzərində fəaliyyət göstərən Render.com infrastrukturu seçilmişdir. GitHub repository-si ilə avtomatik CI/CD (Continuous Integration / Continuous Deployment) boru xətti (pipeline) inteqrasiya olunmuşdur.</w:t>
+      </w:r>
+    </w:p>
+    <w:p>
+      <w:pPr>
+        <w:spacing w:after="120"/>
+        <w:rPr>
+          <w:rFonts w:ascii="Arial" w:hAnsi="Arial" w:cs="Arial"/>
+          <w:color w:val="215868" w:themeColor="accent5" w:themeShade="80"/>
+          <w:lang w:val="en-US"/>
+        </w:rPr>
+      </w:pPr>
+      <w:r>
+        <w:rPr>
+          <w:rFonts w:ascii="Arial" w:hAnsi="Arial" w:cs="Arial"/>
+          <w:color w:val="215868" w:themeColor="accent5" w:themeShade="80"/>
+          <w:lang w:val="en-US"/>
+        </w:rPr>
+        <w:t>Bulud Mühitində Tətbiq Olunan Təhlükəsizlik Və Konfiqurasiya Parametrləri:</w:t>
+      </w:r>
+    </w:p>
+    <w:p>
+      <w:pPr>
+        <w:numPr>
+          <w:ilvl w:val="0"/>
+          <w:numId w:val="10"/>
+        </w:numPr>
+        <w:spacing w:after="120"/>
+        <w:rPr>
+          <w:rFonts w:ascii="Arial" w:hAnsi="Arial" w:cs="Arial"/>
+          <w:color w:val="215868" w:themeColor="accent5" w:themeShade="80"/>
+          <w:lang w:val="en-US"/>
+        </w:rPr>
+      </w:pPr>
+      <w:r>
+        <w:rPr>
+          <w:rFonts w:ascii="Arial" w:hAnsi="Arial" w:cs="Arial"/>
+          <w:color w:val="215868" w:themeColor="accent5" w:themeShade="80"/>
+          <w:lang w:val="en-US"/>
+        </w:rPr>
+        <w:t>Avtomatik HTTPS Və SSL/TLS Şifrələməsi: Render platforması tərəfindən tətbiqə avtomatik olaraq Let's Encrypt SSL/TLS sertifikatı təyin edilmişdir. Bu, müştəri brauzeri ilə server arasındakı bütün HTTP trafikini HTTPS üzərindən şifrləyərək Man-in-the-Middle (MitM) hücumlarının qarşısını alır.</w:t>
+      </w:r>
+    </w:p>
+    <w:p>
+      <w:pPr>
+        <w:numPr>
+          <w:ilvl w:val="0"/>
+          <w:numId w:val="10"/>
+        </w:numPr>
+        <w:spacing w:after="120"/>
+        <w:rPr>
+          <w:rFonts w:ascii="Arial" w:hAnsi="Arial" w:cs="Arial"/>
+          <w:color w:val="215868" w:themeColor="accent5" w:themeShade="80"/>
+          <w:lang w:val="en-US"/>
+        </w:rPr>
+      </w:pPr>
+      <w:r>
+        <w:rPr>
+          <w:rFonts w:ascii="Arial" w:hAnsi="Arial" w:cs="Arial"/>
+          <w:color w:val="215868" w:themeColor="accent5" w:themeShade="80"/>
+          <w:lang w:val="en-US"/>
+        </w:rPr>
+        <w:t>Environment Variables (Mühit Dəyişənlərinin Gizlədilməsi): DATABASE_URL (Supabase PostgreSQL bağlantı qatarı) və JWT_SECRET kimi kritik konfiqurasiya məlumatları koda birbaşa yazılmamış, Render-in təhlükəsiz Mühit Dəyişənləri (Environment Variables) bölməsində saxlanılmışdır.</w:t>
+      </w:r>
+    </w:p>
+    <w:p>
+      <w:pPr>
+        <w:numPr>
+          <w:ilvl w:val="0"/>
+          <w:numId w:val="10"/>
+        </w:numPr>
+        <w:spacing w:after="120"/>
+        <w:rPr>
+          <w:rFonts w:ascii="Arial" w:hAnsi="Arial" w:cs="Arial"/>
+          <w:color w:val="215868" w:themeColor="accent5" w:themeShade="80"/>
+          <w:lang w:val="en-US"/>
+        </w:rPr>
+      </w:pPr>
+      <w:r>
+        <w:rPr>
+          <w:rFonts w:ascii="Arial" w:hAnsi="Arial" w:cs="Arial"/>
+          <w:color w:val="215868" w:themeColor="accent5" w:themeShade="80"/>
+          <w:lang w:val="en-US"/>
+        </w:rPr>
+        <w:t>Build Və Start Əmrləri:</w:t>
+      </w:r>
+    </w:p>
+    <w:p>
+      <w:pPr>
+        <w:numPr>
+          <w:ilvl w:val="1"/>
+          <w:numId w:val="10"/>
+        </w:numPr>
+        <w:spacing w:after="120"/>
+        <w:rPr>
+          <w:rFonts w:ascii="Arial" w:hAnsi="Arial" w:cs="Arial"/>
+          <w:color w:val="215868" w:themeColor="accent5" w:themeShade="80"/>
+          <w:lang w:val="en-US"/>
+        </w:rPr>
+      </w:pPr>
+      <w:r>
+        <w:rPr>
+          <w:rFonts w:ascii="Arial" w:hAnsi="Arial" w:cs="Arial"/>
+          <w:color w:val="215868" w:themeColor="accent5" w:themeShade="80"/>
+          <w:lang w:val="en-US"/>
+        </w:rPr>
+        <w:t>Build Command: npm install (Bütün asılılıqların avtomatik yüklənməsi)</w:t>
+      </w:r>
+    </w:p>
+    <w:p>
+      <w:pPr>
+        <w:numPr>
+          <w:ilvl w:val="1"/>
+          <w:numId w:val="10"/>
+        </w:numPr>
+        <w:spacing w:after="120"/>
+        <w:rPr>
+          <w:color w:val="215868" w:themeColor="accent5" w:themeShade="80"/>
+          <w:lang w:val="en-US"/>
+        </w:rPr>
+      </w:pPr>
+      <w:r>
+        <w:rPr>
+          <w:color w:val="215868" w:themeColor="accent5" w:themeShade="80"/>
+          <w:lang w:val="en-US"/>
+        </w:rPr>
+        <w:lastRenderedPageBreak/>
+        <w:t>Start Command: node server.js (Express backend və statik frontendin birlikdə işə salınması)</w:t>
+      </w:r>
+    </w:p>
+    <w:p>
+      <w:pPr>
+        <w:spacing w:after="120"/>
+        <w:rPr>
+          <w:b/>
+          <w:bCs/>
+          <w:i/>
+          <w:iCs/>
+          <w:color w:val="C1CCDE"/>
+        </w:rPr>
+      </w:pPr>
+      <w:r>
+        <w:rPr>
+          <w:noProof/>
+        </w:rPr>
+        <w:drawing>
+          <wp:inline distT="0" distB="0" distL="0" distR="0" wp14:anchorId="1DF01BB1" wp14:editId="50A64A4E">
+            <wp:extent cx="5715000" cy="1587500"/>
+            <wp:effectExtent l="0" t="0" r="0" b="0"/>
+            <wp:docPr id="472692631" name="Picture 1"/>
+            <wp:cNvGraphicFramePr>
+              <a:graphicFrameLocks xmlns:a="http://schemas.openxmlformats.org/drawingml/2006/main" noChangeAspect="1"/>
+            </wp:cNvGraphicFramePr>
+            <a:graphic xmlns:a="http://schemas.openxmlformats.org/drawingml/2006/main">
+              <a:graphicData uri="http://schemas.openxmlformats.org/drawingml/2006/picture">
+                <pic:pic xmlns:pic="http://schemas.openxmlformats.org/drawingml/2006/picture">
+                  <pic:nvPicPr>
+                    <pic:cNvPr id="472692631" name=""/>
+                    <pic:cNvPicPr/>
+                  </pic:nvPicPr>
+                  <pic:blipFill>
+                    <a:blip r:embed="rId18"/>
+                    <a:stretch>
+                      <a:fillRect/>
+                    </a:stretch>
+                  </pic:blipFill>
+                  <pic:spPr>
+                    <a:xfrm>
+                      <a:off x="0" y="0"/>
+                      <a:ext cx="5715000" cy="1587500"/>
+                    </a:xfrm>
+                    <a:prstGeom prst="rect">
+                      <a:avLst/>
+                    </a:prstGeom>
+                  </pic:spPr>
+                </pic:pic>
+              </a:graphicData>
+            </a:graphic>
+          </wp:inline>
+        </w:drawing>
+      </w:r>
+    </w:p>
+    <w:p>
+      <w:pPr>
+        <w:spacing w:after="120"/>
+        <w:jc w:val="center"/>
+        <w:rPr>
+          <w:b/>
+          <w:bCs/>
+          <w:i/>
+          <w:iCs/>
+        </w:rPr>
+      </w:pPr>
+      <w:r>
+        <w:rPr>
+          <w:b/>
+          <w:bCs/>
+          <w:i/>
+          <w:iCs/>
+        </w:rPr>
+        <w:t>Şəkil.1</w:t>
+      </w:r>
+      <w:r>
+        <w:rPr>
+          <w:b/>
+          <w:bCs/>
+          <w:i/>
+          <w:iCs/>
+        </w:rPr>
+        <w:t>3</w:t>
+      </w:r>
+      <w:r>
+        <w:rPr>
+          <w:b/>
+          <w:bCs/>
+          <w:i/>
+          <w:iCs/>
+        </w:rPr>
+        <w:t>(Git ilə birbaşa əlaqəli server)</w:t>
+      </w:r>
+    </w:p>
+    <w:p>
+      <w:pPr>
+        <w:spacing w:after="120"/>
+        <w:jc w:val="center"/>
+        <w:rPr>
+          <w:b/>
+          <w:bCs/>
+          <w:i/>
+          <w:iCs/>
+        </w:rPr>
+      </w:pPr>
+      <w:r>
+        <w:rPr>
+          <w:noProof/>
+        </w:rPr>
+        <w:drawing>
+          <wp:inline distT="0" distB="0" distL="0" distR="0" wp14:anchorId="210E1613" wp14:editId="08E11FC8">
+            <wp:extent cx="5715000" cy="706755"/>
+            <wp:effectExtent l="0" t="0" r="0" b="0"/>
+            <wp:docPr id="1531990025" name="Picture 1"/>
+            <wp:cNvGraphicFramePr>
+              <a:graphicFrameLocks xmlns:a="http://schemas.openxmlformats.org/drawingml/2006/main" noChangeAspect="1"/>
+            </wp:cNvGraphicFramePr>
+            <a:graphic xmlns:a="http://schemas.openxmlformats.org/drawingml/2006/main">
+              <a:graphicData uri="http://schemas.openxmlformats.org/drawingml/2006/picture">
+                <pic:pic xmlns:pic="http://schemas.openxmlformats.org/drawingml/2006/picture">
+                  <pic:nvPicPr>
+                    <pic:cNvPr id="1531990025" name=""/>
+                    <pic:cNvPicPr/>
+                  </pic:nvPicPr>
+                  <pic:blipFill>
+                    <a:blip r:embed="rId19"/>
+                    <a:stretch>
+                      <a:fillRect/>
+                    </a:stretch>
+                  </pic:blipFill>
+                  <pic:spPr>
+                    <a:xfrm>
+                      <a:off x="0" y="0"/>
+                      <a:ext cx="5715000" cy="706755"/>
+                    </a:xfrm>
+                    <a:prstGeom prst="rect">
+                      <a:avLst/>
+                    </a:prstGeom>
+                  </pic:spPr>
+                </pic:pic>
+              </a:graphicData>
+            </a:graphic>
+          </wp:inline>
+        </w:drawing>
+      </w:r>
+    </w:p>
+    <w:p>
+      <w:pPr>
+        <w:spacing w:after="120"/>
+        <w:jc w:val="center"/>
+        <w:rPr>
+          <w:b/>
+          <w:bCs/>
+          <w:i/>
+          <w:iCs/>
+        </w:rPr>
+      </w:pPr>
+      <w:r>
+        <w:rPr>
+          <w:b/>
+          <w:bCs/>
+          <w:i/>
+          <w:iCs/>
+        </w:rPr>
+        <w:t>Şəkil.14</w:t>
+      </w:r>
+    </w:p>
+    <w:p>
+      <w:pPr>
+        <w:spacing w:after="120"/>
+        <w:jc w:val="center"/>
+        <w:rPr>
+          <w:b/>
+          <w:bCs/>
+          <w:i/>
+          <w:iCs/>
+        </w:rPr>
+      </w:pPr>
+      <w:r>
+        <w:rPr>
+          <w:noProof/>
+        </w:rPr>
+        <w:drawing>
+          <wp:inline distT="0" distB="0" distL="0" distR="0" wp14:anchorId="18B49630" wp14:editId="7F7E5547">
+            <wp:extent cx="5715000" cy="2529205"/>
+            <wp:effectExtent l="0" t="0" r="0" b="4445"/>
+            <wp:docPr id="146344586" name="Picture 1"/>
+            <wp:cNvGraphicFramePr>
+              <a:graphicFrameLocks xmlns:a="http://schemas.openxmlformats.org/drawingml/2006/main" noChangeAspect="1"/>
+            </wp:cNvGraphicFramePr>
+            <a:graphic xmlns:a="http://schemas.openxmlformats.org/drawingml/2006/main">
+              <a:graphicData uri="http://schemas.openxmlformats.org/drawingml/2006/picture">
+                <pic:pic xmlns:pic="http://schemas.openxmlformats.org/drawingml/2006/picture">
+                  <pic:nvPicPr>
+                    <pic:cNvPr id="146344586" name=""/>
+                    <pic:cNvPicPr/>
+                  </pic:nvPicPr>
+                  <pic:blipFill>
+                    <a:blip r:embed="rId20"/>
+                    <a:stretch>
+                      <a:fillRect/>
+                    </a:stretch>
+                  </pic:blipFill>
+                  <pic:spPr>
+                    <a:xfrm>
+                      <a:off x="0" y="0"/>
+                      <a:ext cx="5715000" cy="2529205"/>
+                    </a:xfrm>
+                    <a:prstGeom prst="rect">
+                      <a:avLst/>
+                    </a:prstGeom>
+                  </pic:spPr>
+                </pic:pic>
+              </a:graphicData>
+            </a:graphic>
+          </wp:inline>
+        </w:drawing>
+      </w:r>
+    </w:p>
+    <w:p>
+      <w:pPr>
+        <w:spacing w:after="120"/>
+        <w:jc w:val="center"/>
+        <w:rPr>
+          <w:b/>
+          <w:bCs/>
+          <w:i/>
+          <w:iCs/>
+        </w:rPr>
+      </w:pPr>
+      <w:r>
+        <w:rPr>
+          <w:b/>
+          <w:bCs/>
+          <w:i/>
+          <w:iCs/>
+        </w:rPr>
+        <w:t>Şəkil.15(Loglar)</w:t>
+      </w:r>
+    </w:p>
+    <w:p>
+      <w:pPr>
+        <w:spacing w:after="120"/>
+        <w:jc w:val="center"/>
+        <w:rPr>
+          <w:b/>
+          <w:bCs/>
+          <w:i/>
+          <w:iCs/>
+          <w:color w:val="C1CCDE"/>
+        </w:rPr>
+      </w:pPr>
+    </w:p>
+    <w:p>
+      <w:pPr>
+        <w:keepNext/>
+        <w:spacing w:before="440" w:after="160"/>
+        <w:rPr>
+          <w:color w:val="B6C6FF"/>
+        </w:rPr>
+      </w:pPr>
+      <w:r>
+        <w:rPr>
+          <w:rFonts w:ascii="Arial" w:hAnsi="Arial"/>
+          <w:b/>
+          <w:color w:val="B6C6FF"/>
+          <w:sz w:val="36"/>
+        </w:rPr>
+        <w:t>HİSSƏ 5: PROQRAM TƏMİNATI ARXİTEKTURASI (SERVER.JS &amp; APP.JS)</w:t>
       </w:r>
     </w:p>
     <w:p>
@@ -2851,7 +7535,101 @@
           <w:rFonts w:ascii="Arial" w:hAnsi="Arial"/>
           <w:color w:val="334155"/>
         </w:rPr>
-        <w:t>Müştəri vitrinindən məhsul səbətə əlavə edilib 'Sifarişi Tamamla' basıldıqda, frontend `app.js` daxilindəki `checkoutCart()` funksiyası `POST /api/sales` endpoint-inə sorğu göndərir. Server tərəfində tranzaksiya yoxlanılır, stok miqdarı kifayətdirsə `UPDATE public.products SET stock_quantity = stock_quantity - $1` əmri icra olunur.</w:t>
+        <w:t>Sistem iki ana komponentd</w:t>
+      </w:r>
+      <w:r>
+        <w:rPr>
+          <w:rFonts w:ascii="Arial" w:hAnsi="Arial"/>
+          <w:color w:val="334155"/>
+        </w:rPr>
+        <w:t>ə</w:t>
+      </w:r>
+      <w:r>
+        <w:rPr>
+          <w:rFonts w:ascii="Arial" w:hAnsi="Arial"/>
+          <w:color w:val="334155"/>
+        </w:rPr>
+        <w:t>n ibar</w:t>
+      </w:r>
+      <w:r>
+        <w:rPr>
+          <w:rFonts w:ascii="Arial" w:hAnsi="Arial"/>
+          <w:color w:val="334155"/>
+        </w:rPr>
+        <w:t>ə</w:t>
+      </w:r>
+      <w:r>
+        <w:rPr>
+          <w:rFonts w:ascii="Arial" w:hAnsi="Arial"/>
+          <w:color w:val="334155"/>
+        </w:rPr>
+        <w:t>tdir: Backend (Node.js/Express) v</w:t>
+      </w:r>
+      <w:r>
+        <w:rPr>
+          <w:rFonts w:ascii="Arial" w:hAnsi="Arial"/>
+          <w:color w:val="334155"/>
+        </w:rPr>
+        <w:t>ə</w:t>
+      </w:r>
+      <w:r>
+        <w:rPr>
+          <w:rFonts w:ascii="Arial" w:hAnsi="Arial"/>
+          <w:color w:val="334155"/>
+        </w:rPr>
+        <w:t xml:space="preserve"> Frontend (Vanilla JS SPA storefront/ERP).</w:t>
+      </w:r>
+    </w:p>
+    <w:p>
+      <w:pPr>
+        <w:keepNext/>
+        <w:spacing w:before="320" w:after="120"/>
+      </w:pPr>
+      <w:r>
+        <w:rPr>
+          <w:rFonts w:ascii="Arial" w:hAnsi="Arial"/>
+          <w:b/>
+          <w:color w:val="0F766E"/>
+          <w:sz w:val="28"/>
+        </w:rPr>
+        <w:lastRenderedPageBreak/>
+        <w:t>5.1 Real-Time Stok Azaldılması V</w:t>
+      </w:r>
+      <w:r>
+        <w:rPr>
+          <w:rFonts w:ascii="Arial" w:hAnsi="Arial"/>
+          <w:b/>
+          <w:color w:val="0F766E"/>
+          <w:sz w:val="28"/>
+        </w:rPr>
+        <w:t>ə</w:t>
+      </w:r>
+      <w:r>
+        <w:rPr>
+          <w:rFonts w:ascii="Arial" w:hAnsi="Arial"/>
+          <w:b/>
+          <w:color w:val="0F766E"/>
+          <w:sz w:val="28"/>
+        </w:rPr>
+        <w:t xml:space="preserve"> Müşt</w:t>
+      </w:r>
+      <w:r>
+        <w:rPr>
+          <w:rFonts w:ascii="Arial" w:hAnsi="Arial"/>
+          <w:b/>
+          <w:color w:val="0F766E"/>
+          <w:sz w:val="28"/>
+        </w:rPr>
+        <w:t>ə</w:t>
+      </w:r>
+      <w:r>
+        <w:rPr>
+          <w:rFonts w:ascii="Arial" w:hAnsi="Arial"/>
+          <w:b/>
+          <w:color w:val="0F766E"/>
+          <w:sz w:val="28"/>
+        </w:rPr>
+        <w:t>ri Satış Axını</w:t>
       </w:r>
     </w:p>
     <w:p>
@@ -2860,9 +7638,265 @@
       </w:pPr>
       <w:r>
         <w:rPr>
+          <w:rFonts w:ascii="Arial" w:hAnsi="Arial"/>
+          <w:color w:val="334155"/>
+        </w:rPr>
+        <w:t>Müşt</w:t>
+      </w:r>
+      <w:r>
+        <w:rPr>
+          <w:rFonts w:ascii="Arial" w:hAnsi="Arial"/>
+          <w:color w:val="334155"/>
+        </w:rPr>
+        <w:t>ə</w:t>
+      </w:r>
+      <w:r>
+        <w:rPr>
+          <w:rFonts w:ascii="Arial" w:hAnsi="Arial"/>
+          <w:color w:val="334155"/>
+        </w:rPr>
+        <w:t>ri vitrinind</w:t>
+      </w:r>
+      <w:r>
+        <w:rPr>
+          <w:rFonts w:ascii="Arial" w:hAnsi="Arial"/>
+          <w:color w:val="334155"/>
+        </w:rPr>
+        <w:t>ə</w:t>
+      </w:r>
+      <w:r>
+        <w:rPr>
+          <w:rFonts w:ascii="Arial" w:hAnsi="Arial"/>
+          <w:color w:val="334155"/>
+        </w:rPr>
+        <w:t>n m</w:t>
+      </w:r>
+      <w:r>
+        <w:rPr>
+          <w:rFonts w:ascii="Arial" w:hAnsi="Arial"/>
+          <w:color w:val="334155"/>
+        </w:rPr>
+        <w:t>ə</w:t>
+      </w:r>
+      <w:r>
+        <w:rPr>
+          <w:rFonts w:ascii="Arial" w:hAnsi="Arial"/>
+          <w:color w:val="334155"/>
+        </w:rPr>
+        <w:t>hsul s</w:t>
+      </w:r>
+      <w:r>
+        <w:rPr>
+          <w:rFonts w:ascii="Arial" w:hAnsi="Arial"/>
+          <w:color w:val="334155"/>
+        </w:rPr>
+        <w:t>ə</w:t>
+      </w:r>
+      <w:r>
+        <w:rPr>
+          <w:rFonts w:ascii="Arial" w:hAnsi="Arial"/>
+          <w:color w:val="334155"/>
+        </w:rPr>
+        <w:t>b</w:t>
+      </w:r>
+      <w:r>
+        <w:rPr>
+          <w:rFonts w:ascii="Arial" w:hAnsi="Arial"/>
+          <w:color w:val="334155"/>
+        </w:rPr>
+        <w:t>ə</w:t>
+      </w:r>
+      <w:r>
+        <w:rPr>
+          <w:rFonts w:ascii="Arial" w:hAnsi="Arial"/>
+          <w:color w:val="334155"/>
+        </w:rPr>
+        <w:t>t</w:t>
+      </w:r>
+      <w:r>
+        <w:rPr>
+          <w:rFonts w:ascii="Arial" w:hAnsi="Arial"/>
+          <w:color w:val="334155"/>
+        </w:rPr>
+        <w:t>ə</w:t>
+      </w:r>
+      <w:r>
+        <w:rPr>
+          <w:rFonts w:ascii="Arial" w:hAnsi="Arial"/>
+          <w:color w:val="215868" w:themeColor="accent5" w:themeShade="80"/>
+        </w:rPr>
+        <w:t xml:space="preserve"> </w:t>
+      </w:r>
+      <w:r>
+        <w:rPr>
+          <w:rFonts w:ascii="Arial" w:hAnsi="Arial"/>
+          <w:color w:val="215868" w:themeColor="accent5" w:themeShade="80"/>
+        </w:rPr>
+        <w:t>ə</w:t>
+      </w:r>
+      <w:r>
+        <w:rPr>
+          <w:rFonts w:ascii="Arial" w:hAnsi="Arial"/>
+          <w:color w:val="215868" w:themeColor="accent5" w:themeShade="80"/>
+        </w:rPr>
+        <w:t>lav</w:t>
+      </w:r>
+      <w:r>
+        <w:rPr>
+          <w:rFonts w:ascii="Arial" w:hAnsi="Arial"/>
+          <w:color w:val="215868" w:themeColor="accent5" w:themeShade="80"/>
+        </w:rPr>
+        <w:t>ə</w:t>
+      </w:r>
+      <w:r>
+        <w:rPr>
+          <w:rFonts w:ascii="Arial" w:hAnsi="Arial"/>
+          <w:color w:val="215868" w:themeColor="accent5" w:themeShade="80"/>
+        </w:rPr>
+        <w:t xml:space="preserve"> edilib 'Sifarişi Tamamla' </w:t>
+      </w:r>
+      <w:r>
+        <w:rPr>
+          <w:rFonts w:ascii="Arial" w:hAnsi="Arial"/>
+          <w:color w:val="334155"/>
+        </w:rPr>
+        <w:t>basıldıqda, frontend `app.js` daxilind</w:t>
+      </w:r>
+      <w:r>
+        <w:rPr>
+          <w:rFonts w:ascii="Arial" w:hAnsi="Arial"/>
+          <w:color w:val="334155"/>
+        </w:rPr>
+        <w:t>ə</w:t>
+      </w:r>
+      <w:r>
+        <w:rPr>
+          <w:rFonts w:ascii="Arial" w:hAnsi="Arial"/>
+          <w:color w:val="334155"/>
+        </w:rPr>
+        <w:t>ki `checkoutCart()` funksiyası `POST /api/sales` endpoint-in</w:t>
+      </w:r>
+      <w:r>
+        <w:rPr>
+          <w:rFonts w:ascii="Arial" w:hAnsi="Arial"/>
+          <w:color w:val="334155"/>
+        </w:rPr>
+        <w:t>ə</w:t>
+      </w:r>
+      <w:r>
+        <w:rPr>
+          <w:rFonts w:ascii="Arial" w:hAnsi="Arial"/>
+          <w:color w:val="334155"/>
+        </w:rPr>
+        <w:t xml:space="preserve"> sorğu gönd</w:t>
+      </w:r>
+      <w:r>
+        <w:rPr>
+          <w:rFonts w:ascii="Arial" w:hAnsi="Arial"/>
+          <w:color w:val="334155"/>
+        </w:rPr>
+        <w:t>ə</w:t>
+      </w:r>
+      <w:r>
+        <w:rPr>
+          <w:rFonts w:ascii="Arial" w:hAnsi="Arial"/>
+          <w:color w:val="334155"/>
+        </w:rPr>
+        <w:t>rir. Server t</w:t>
+      </w:r>
+      <w:r>
+        <w:rPr>
+          <w:rFonts w:ascii="Arial" w:hAnsi="Arial"/>
+          <w:color w:val="334155"/>
+        </w:rPr>
+        <w:t>ə</w:t>
+      </w:r>
+      <w:r>
+        <w:rPr>
+          <w:rFonts w:ascii="Arial" w:hAnsi="Arial"/>
+          <w:color w:val="334155"/>
+        </w:rPr>
+        <w:t>r</w:t>
+      </w:r>
+      <w:r>
+        <w:rPr>
+          <w:rFonts w:ascii="Arial" w:hAnsi="Arial"/>
+          <w:color w:val="334155"/>
+        </w:rPr>
+        <w:t>ə</w:t>
+      </w:r>
+      <w:r>
+        <w:rPr>
+          <w:rFonts w:ascii="Arial" w:hAnsi="Arial"/>
+          <w:color w:val="334155"/>
+        </w:rPr>
+        <w:t>find</w:t>
+      </w:r>
+      <w:r>
+        <w:rPr>
+          <w:rFonts w:ascii="Arial" w:hAnsi="Arial"/>
+          <w:color w:val="334155"/>
+        </w:rPr>
+        <w:t>ə</w:t>
+      </w:r>
+      <w:r>
+        <w:rPr>
+          <w:rFonts w:ascii="Arial" w:hAnsi="Arial"/>
+          <w:color w:val="334155"/>
+        </w:rPr>
+        <w:t xml:space="preserve"> tranzaksiya yoxlanılır, stok miqdarı kifay</w:t>
+      </w:r>
+      <w:r>
+        <w:rPr>
+          <w:rFonts w:ascii="Arial" w:hAnsi="Arial"/>
+          <w:color w:val="334155"/>
+        </w:rPr>
+        <w:t>ə</w:t>
+      </w:r>
+      <w:r>
+        <w:rPr>
+          <w:rFonts w:ascii="Arial" w:hAnsi="Arial"/>
+          <w:color w:val="334155"/>
+        </w:rPr>
+        <w:t>tdirs</w:t>
+      </w:r>
+      <w:r>
+        <w:rPr>
+          <w:rFonts w:ascii="Arial" w:hAnsi="Arial"/>
+          <w:color w:val="334155"/>
+        </w:rPr>
+        <w:t>ə</w:t>
+      </w:r>
+      <w:r>
+        <w:rPr>
+          <w:rFonts w:ascii="Arial" w:hAnsi="Arial"/>
+          <w:color w:val="334155"/>
+        </w:rPr>
+        <w:t xml:space="preserve"> `UPDATE public.products SET stock_quantity = stock_quantity - $1` </w:t>
+      </w:r>
+      <w:r>
+        <w:rPr>
+          <w:rFonts w:ascii="Arial" w:hAnsi="Arial"/>
+          <w:color w:val="334155"/>
+        </w:rPr>
+        <w:t>ə</w:t>
+      </w:r>
+      <w:r>
+        <w:rPr>
+          <w:rFonts w:ascii="Arial" w:hAnsi="Arial"/>
+          <w:color w:val="334155"/>
+        </w:rPr>
+        <w:t>mri icra olunur.</w:t>
+      </w:r>
+    </w:p>
+    <w:p>
+      <w:pPr>
+        <w:spacing w:after="120"/>
+      </w:pPr>
+      <w:r>
+        <w:rPr>
           <w:noProof/>
         </w:rPr>
-        <w:lastRenderedPageBreak/>
         <mc:AlternateContent>
           <mc:Choice Requires="wps">
             <w:drawing>
@@ -2924,7 +7958,7 @@
           </mc:Choice>
           <mc:Fallback>
             <w:pict>
-              <v:shape w14:anchorId="0ACCC704" id="Straight Arrow Connector 2" o:spid="_x0000_s1026" type="#_x0000_t32" style="position:absolute;margin-left:248.1pt;margin-top:156.6pt;width:45.3pt;height:24.2pt;flip:y;z-index:251701760;visibility:visible;mso-wrap-style:square;mso-width-percent:0;mso-height-percent:0;mso-wrap-distance-left:9pt;mso-wrap-distance-top:0;mso-wrap-distance-right:9pt;mso-wrap-distance-bottom:0;mso-position-horizontal:absolute;mso-position-horizontal-relative:text;mso-position-vertical:absolute;mso-position-vertical-relative:text;mso-width-percent:0;mso-height-percent:0;mso-width-relative:margin;mso-height-relative:margin" o:gfxdata="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" strokecolor="#c0504d [3205]" strokeweight="3pt">
+              <v:shape w14:anchorId="7CAE2544" id="Straight Arrow Connector 2" o:spid="_x0000_s1026" type="#_x0000_t32" style="position:absolute;margin-left:248.1pt;margin-top:156.6pt;width:45.3pt;height:24.2pt;flip:y;z-index:251701760;visibility:visible;mso-wrap-style:square;mso-width-percent:0;mso-height-percent:0;mso-wrap-distance-left:9pt;mso-wrap-distance-top:0;mso-wrap-distance-right:9pt;mso-wrap-distance-bottom:0;mso-position-horizontal:absolute;mso-position-horizontal-relative:text;mso-position-vertical:absolute;mso-position-vertical-relative:text;mso-width-percent:0;mso-height-percent:0;mso-width-relative:margin;mso-height-relative:margin" o:gfxdata="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" strokecolor="#c0504d [3205]" strokeweight="3pt">
                 <v:stroke endarrow="block"/>
                 <v:shadow on="t" color="black" opacity="22937f" origin=",.5" offset="0,.63889mm"/>
               </v:shape>
@@ -2997,7 +8031,7 @@
           </mc:Choice>
           <mc:Fallback>
             <w:pict>
-              <v:shape w14:anchorId="1BD1756E" id="Straight Arrow Connector 2" o:spid="_x0000_s1026" type="#_x0000_t32" style="position:absolute;margin-left:246.1pt;margin-top:61pt;width:45.3pt;height:24.2pt;flip:y;z-index:251687936;visibility:visible;mso-wrap-style:square;mso-width-percent:0;mso-height-percent:0;mso-wrap-distance-left:9pt;mso-wrap-distance-top:0;mso-wrap-distance-right:9pt;mso-wrap-distance-bottom:0;mso-position-horizontal:absolute;mso-position-horizontal-relative:text;mso-position-vertical:absolute;mso-position-vertical-relative:text;mso-width-percent:0;mso-height-percent:0;mso-width-relative:margin;mso-height-relative:margin" o:gfxdata="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" strokecolor="#c0504d [3205]" strokeweight="3pt">
+              <v:shape w14:anchorId="46F3B62F" id="Straight Arrow Connector 2" o:spid="_x0000_s1026" type="#_x0000_t32" style="position:absolute;margin-left:246.1pt;margin-top:61pt;width:45.3pt;height:24.2pt;flip:y;z-index:251687936;visibility:visible;mso-wrap-style:square;mso-width-percent:0;mso-height-percent:0;mso-wrap-distance-left:9pt;mso-wrap-distance-top:0;mso-wrap-distance-right:9pt;mso-wrap-distance-bottom:0;mso-position-horizontal:absolute;mso-position-horizontal-relative:text;mso-position-vertical:absolute;mso-position-vertical-relative:text;mso-width-percent:0;mso-height-percent:0;mso-width-relative:margin;mso-height-relative:margin" o:gfxdata="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" strokecolor="#c0504d [3205]" strokeweight="3pt">
                 <v:stroke endarrow="block"/>
                 <v:shadow on="t" color="black" opacity="22937f" origin=",.5" offset="0,.63889mm"/>
               </v:shape>
@@ -3070,7 +8104,7 @@
           </mc:Choice>
           <mc:Fallback>
             <w:pict>
-              <v:shape w14:anchorId="789DBAC2" id="Straight Arrow Connector 2" o:spid="_x0000_s1026" type="#_x0000_t32" style="position:absolute;margin-left:63.6pt;margin-top:58.2pt;width:45.3pt;height:24.2pt;flip:y;z-index:251686912;visibility:visible;mso-wrap-style:square;mso-width-percent:0;mso-height-percent:0;mso-wrap-distance-left:9pt;mso-wrap-distance-top:0;mso-wrap-distance-right:9pt;mso-wrap-distance-bottom:0;mso-position-horizontal:absolute;mso-position-horizontal-relative:text;mso-position-vertical:absolute;mso-position-vertical-relative:text;mso-width-percent:0;mso-height-percent:0;mso-width-relative:margin;mso-height-relative:margin" o:gfxdata="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" strokecolor="#c0504d [3205]" strokeweight="3pt">
+              <v:shape w14:anchorId="47C6E924" id="Straight Arrow Connector 2" o:spid="_x0000_s1026" type="#_x0000_t32" style="position:absolute;margin-left:63.6pt;margin-top:58.2pt;width:45.3pt;height:24.2pt;flip:y;z-index:251686912;visibility:visible;mso-wrap-style:square;mso-width-percent:0;mso-height-percent:0;mso-wrap-distance-left:9pt;mso-wrap-distance-top:0;mso-wrap-distance-right:9pt;mso-wrap-distance-bottom:0;mso-position-horizontal:absolute;mso-position-horizontal-relative:text;mso-position-vertical:absolute;mso-position-vertical-relative:text;mso-width-percent:0;mso-height-percent:0;mso-width-relative:margin;mso-height-relative:margin" o:gfxdata="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" strokecolor="#c0504d [3205]" strokeweight="3pt">
                 <v:stroke endarrow="block"/>
                 <v:shadow on="t" color="black" opacity="22937f" origin=",.5" offset="0,.63889mm"/>
               </v:shape>
@@ -3098,7 +8132,7 @@
                     <pic:cNvPicPr/>
                   </pic:nvPicPr>
                   <pic:blipFill>
-                    <a:blip r:embed="rId18"/>
+                    <a:blip r:embed="rId21"/>
                     <a:stretch>
                       <a:fillRect/>
                     </a:stretch>
@@ -3137,7 +8171,16 @@
           <w:i/>
           <w:iCs/>
         </w:rPr>
-        <w:t>Şəkil.13</w:t>
+        <w:t>Şəkil.1</w:t>
+      </w:r>
+      <w:r>
+        <w:rPr>
+          <w:b/>
+          <w:bCs/>
+          <w:i/>
+          <w:iCs/>
+        </w:rPr>
+        <w:t>6</w:t>
       </w:r>
     </w:p>
     <w:p>
@@ -3154,6 +8197,7 @@
         <w:rPr>
           <w:noProof/>
         </w:rPr>
+        <w:lastRenderedPageBreak/>
         <w:drawing>
           <wp:inline distT="0" distB="0" distL="0" distR="0" wp14:anchorId="2A1F06DB" wp14:editId="5A2DF1CC">
             <wp:extent cx="5715000" cy="5094605"/>
@@ -3170,7 +8214,7 @@
                     <pic:cNvPicPr/>
                   </pic:nvPicPr>
                   <pic:blipFill>
-                    <a:blip r:embed="rId19"/>
+                    <a:blip r:embed="rId22"/>
                     <a:stretch>
                       <a:fillRect/>
                     </a:stretch>
@@ -3209,10 +8253,8 @@
           <w:i/>
           <w:iCs/>
         </w:rPr>
-        <w:lastRenderedPageBreak/>
-        <w:t>Şəkil.14(</w:t>
-      </w:r>
-      <w:proofErr w:type="spellStart"/>
+        <w:t>Şəkil.1</w:t>
+      </w:r>
       <w:r>
         <w:rPr>
           <w:b/>
@@ -3220,9 +8262,8 @@
           <w:i/>
           <w:iCs/>
         </w:rPr>
-        <w:t>Məhsul</w:t>
-      </w:r>
-      <w:proofErr w:type="spellEnd"/>
+        <w:t>7</w:t>
+      </w:r>
       <w:r>
         <w:rPr>
           <w:b/>
@@ -3230,83 +8271,24 @@
           <w:i/>
           <w:iCs/>
         </w:rPr>
-        <w:t xml:space="preserve"> </w:t>
-      </w:r>
-      <w:proofErr w:type="spellStart"/>
-      <w:r>
+        <w:t>(Məhsul səbətə əlavə edilir)</w:t>
+      </w:r>
+    </w:p>
+    <w:p>
+      <w:pPr>
+        <w:spacing w:after="120"/>
         <w:rPr>
           <w:b/>
           <w:bCs/>
           <w:i/>
           <w:iCs/>
         </w:rPr>
-        <w:t>səbətə</w:t>
-      </w:r>
-      <w:proofErr w:type="spellEnd"/>
-      <w:r>
-        <w:rPr>
-          <w:b/>
-          <w:bCs/>
-          <w:i/>
-          <w:iCs/>
-        </w:rPr>
-        <w:t xml:space="preserve"> </w:t>
-      </w:r>
-      <w:proofErr w:type="spellStart"/>
-      <w:r>
-        <w:rPr>
-          <w:b/>
-          <w:bCs/>
-          <w:i/>
-          <w:iCs/>
-        </w:rPr>
-        <w:t>əlavə</w:t>
-      </w:r>
-      <w:proofErr w:type="spellEnd"/>
-      <w:r>
-        <w:rPr>
-          <w:b/>
-          <w:bCs/>
-          <w:i/>
-          <w:iCs/>
-        </w:rPr>
-        <w:t xml:space="preserve"> </w:t>
-      </w:r>
-      <w:proofErr w:type="spellStart"/>
-      <w:r>
-        <w:rPr>
-          <w:b/>
-          <w:bCs/>
-          <w:i/>
-          <w:iCs/>
-        </w:rPr>
-        <w:t>edilir</w:t>
-      </w:r>
-      <w:proofErr w:type="spellEnd"/>
-      <w:r>
-        <w:rPr>
-          <w:b/>
-          <w:bCs/>
-          <w:i/>
-          <w:iCs/>
-        </w:rPr>
-        <w:t>)</w:t>
-      </w:r>
-    </w:p>
-    <w:p>
-      <w:pPr>
-        <w:spacing w:after="120"/>
-        <w:rPr>
-          <w:b/>
-          <w:bCs/>
-          <w:i/>
-          <w:iCs/>
-        </w:rPr>
       </w:pPr>
       <w:r>
         <w:rPr>
           <w:noProof/>
         </w:rPr>
+        <w:lastRenderedPageBreak/>
         <w:drawing>
           <wp:inline distT="0" distB="0" distL="0" distR="0" wp14:anchorId="55190E33" wp14:editId="4CBC3581">
             <wp:extent cx="5715000" cy="4270375"/>
@@ -3323,7 +8305,7 @@
                     <pic:cNvPicPr/>
                   </pic:nvPicPr>
                   <pic:blipFill>
-                    <a:blip r:embed="rId20"/>
+                    <a:blip r:embed="rId23"/>
                     <a:stretch>
                       <a:fillRect/>
                     </a:stretch>
@@ -3362,9 +8344,8 @@
           <w:i/>
           <w:iCs/>
         </w:rPr>
-        <w:t>Şəkil.15(</w:t>
-      </w:r>
-      <w:proofErr w:type="spellStart"/>
+        <w:t>Şəkil.1</w:t>
+      </w:r>
       <w:r>
         <w:rPr>
           <w:b/>
@@ -3372,9 +8353,8 @@
           <w:i/>
           <w:iCs/>
         </w:rPr>
-        <w:t>səbət</w:t>
-      </w:r>
-      <w:proofErr w:type="spellEnd"/>
+        <w:t>8</w:t>
+      </w:r>
       <w:r>
         <w:rPr>
           <w:b/>
@@ -3382,15 +8362,12 @@
           <w:i/>
           <w:iCs/>
         </w:rPr>
-        <w:t>)</w:t>
+        <w:t>(səbət)</w:t>
       </w:r>
     </w:p>
     <w:p>
       <w:pPr>
         <w:spacing w:after="120"/>
-        <w:rPr>
-          <w:noProof/>
-        </w:rPr>
       </w:pPr>
     </w:p>
     <w:p>
@@ -3468,7 +8445,7 @@
           </mc:Choice>
           <mc:Fallback>
             <w:pict>
-              <v:shape w14:anchorId="5FD101DF" id="Straight Arrow Connector 2" o:spid="_x0000_s1026" type="#_x0000_t32" style="position:absolute;margin-left:244.9pt;margin-top:126.35pt;width:45.3pt;height:24.2pt;flip:y;z-index:251707904;visibility:visible;mso-wrap-style:square;mso-width-percent:0;mso-height-percent:0;mso-wrap-distance-left:9pt;mso-wrap-distance-top:0;mso-wrap-distance-right:9pt;mso-wrap-distance-bottom:0;mso-position-horizontal:absolute;mso-position-horizontal-relative:text;mso-position-vertical:absolute;mso-position-vertical-relative:text;mso-width-percent:0;mso-height-percent:0;mso-width-relative:margin;mso-height-relative:margin" o:gfxdata="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" strokecolor="#c0504d [3205]" strokeweight="3pt">
+              <v:shape w14:anchorId="1FA8EF47" id="Straight Arrow Connector 2" o:spid="_x0000_s1026" type="#_x0000_t32" style="position:absolute;margin-left:244.9pt;margin-top:126.35pt;width:45.3pt;height:24.2pt;flip:y;z-index:251707904;visibility:visible;mso-wrap-style:square;mso-width-percent:0;mso-height-percent:0;mso-wrap-distance-left:9pt;mso-wrap-distance-top:0;mso-wrap-distance-right:9pt;mso-wrap-distance-bottom:0;mso-position-horizontal:absolute;mso-position-horizontal-relative:text;mso-position-vertical:absolute;mso-position-vertical-relative:text;mso-width-percent:0;mso-height-percent:0;mso-width-relative:margin;mso-height-relative:margin" o:gfxdata="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" strokecolor="#c0504d [3205]" strokeweight="3pt">
                 <v:stroke endarrow="block"/>
                 <v:shadow on="t" color="black" opacity="22937f" origin=",.5" offset="0,.63889mm"/>
               </v:shape>
@@ -3541,7 +8518,7 @@
           </mc:Choice>
           <mc:Fallback>
             <w:pict>
-              <v:shape w14:anchorId="5CBA9D25" id="Straight Arrow Connector 2" o:spid="_x0000_s1026" type="#_x0000_t32" style="position:absolute;margin-left:244.4pt;margin-top:30.95pt;width:45.3pt;height:24.2pt;flip:y;z-index:251692032;visibility:visible;mso-wrap-style:square;mso-width-percent:0;mso-height-percent:0;mso-wrap-distance-left:9pt;mso-wrap-distance-top:0;mso-wrap-distance-right:9pt;mso-wrap-distance-bottom:0;mso-position-horizontal:absolute;mso-position-horizontal-relative:text;mso-position-vertical:absolute;mso-position-vertical-relative:text;mso-width-percent:0;mso-height-percent:0;mso-width-relative:margin;mso-height-relative:margin" o:gfxdata="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" strokecolor="#c0504d [3205]" strokeweight="3pt">
+              <v:shape w14:anchorId="425CACF1" id="Straight Arrow Connector 2" o:spid="_x0000_s1026" type="#_x0000_t32" style="position:absolute;margin-left:244.4pt;margin-top:30.95pt;width:45.3pt;height:24.2pt;flip:y;z-index:251692032;visibility:visible;mso-wrap-style:square;mso-width-percent:0;mso-height-percent:0;mso-wrap-distance-left:9pt;mso-wrap-distance-top:0;mso-wrap-distance-right:9pt;mso-wrap-distance-bottom:0;mso-position-horizontal:absolute;mso-position-horizontal-relative:text;mso-position-vertical:absolute;mso-position-vertical-relative:text;mso-width-percent:0;mso-height-percent:0;mso-width-relative:margin;mso-height-relative:margin" o:gfxdata="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" strokecolor="#c0504d [3205]" strokeweight="3pt">
                 <v:stroke endarrow="block"/>
                 <v:shadow on="t" color="black" opacity="22937f" origin=",.5" offset="0,.63889mm"/>
               </v:shape>
@@ -3614,7 +8591,7 @@
           </mc:Choice>
           <mc:Fallback>
             <w:pict>
-              <v:shape w14:anchorId="4E2AEE99" id="Straight Arrow Connector 2" o:spid="_x0000_s1026" type="#_x0000_t32" style="position:absolute;margin-left:60.4pt;margin-top:32.15pt;width:45.3pt;height:24.2pt;flip:y;z-index:251688960;visibility:visible;mso-wrap-style:square;mso-width-percent:0;mso-height-percent:0;mso-wrap-distance-left:9pt;mso-wrap-distance-top:0;mso-wrap-distance-right:9pt;mso-wrap-distance-bottom:0;mso-position-horizontal:absolute;mso-position-horizontal-relative:text;mso-position-vertical:absolute;mso-position-vertical-relative:text;mso-width-percent:0;mso-height-percent:0;mso-width-relative:margin;mso-height-relative:margin" o:gfxdata="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" strokecolor="#c0504d [3205]" strokeweight="3pt">
+              <v:shape w14:anchorId="7AAB855A" id="Straight Arrow Connector 2" o:spid="_x0000_s1026" type="#_x0000_t32" style="position:absolute;margin-left:60.4pt;margin-top:32.15pt;width:45.3pt;height:24.2pt;flip:y;z-index:251688960;visibility:visible;mso-wrap-style:square;mso-width-percent:0;mso-height-percent:0;mso-wrap-distance-left:9pt;mso-wrap-distance-top:0;mso-wrap-distance-right:9pt;mso-wrap-distance-bottom:0;mso-position-horizontal:absolute;mso-position-horizontal-relative:text;mso-position-vertical:absolute;mso-position-vertical-relative:text;mso-width-percent:0;mso-height-percent:0;mso-width-relative:margin;mso-height-relative:margin" o:gfxdata="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" strokecolor="#c0504d [3205]" strokeweight="3pt">
                 <v:stroke endarrow="block"/>
                 <v:shadow on="t" color="black" opacity="22937f" origin=",.5" offset="0,.63889mm"/>
               </v:shape>
@@ -3642,7 +8619,7 @@
                     <pic:cNvPicPr/>
                   </pic:nvPicPr>
                   <pic:blipFill>
-                    <a:blip r:embed="rId21"/>
+                    <a:blip r:embed="rId24"/>
                     <a:stretch>
                       <a:fillRect/>
                     </a:stretch>
@@ -3681,9 +8658,8 @@
           <w:i/>
           <w:iCs/>
         </w:rPr>
-        <w:t>Şəkil.16(</w:t>
-      </w:r>
-      <w:proofErr w:type="spellStart"/>
+        <w:t>Şəkil.1</w:t>
+      </w:r>
       <w:r>
         <w:rPr>
           <w:b/>
@@ -3691,9 +8667,8 @@
           <w:i/>
           <w:iCs/>
         </w:rPr>
-        <w:t>Uyğun</w:t>
-      </w:r>
-      <w:proofErr w:type="spellEnd"/>
+        <w:t>9</w:t>
+      </w:r>
       <w:r>
         <w:rPr>
           <w:b/>
@@ -3701,107 +8676,7 @@
           <w:i/>
           <w:iCs/>
         </w:rPr>
-        <w:t xml:space="preserve"> </w:t>
-      </w:r>
-      <w:proofErr w:type="spellStart"/>
-      <w:r>
-        <w:rPr>
-          <w:b/>
-          <w:bCs/>
-          <w:i/>
-          <w:iCs/>
-        </w:rPr>
-        <w:t>olaraq</w:t>
-      </w:r>
-      <w:proofErr w:type="spellEnd"/>
-      <w:r>
-        <w:rPr>
-          <w:b/>
-          <w:bCs/>
-          <w:i/>
-          <w:iCs/>
-        </w:rPr>
-        <w:t xml:space="preserve"> </w:t>
-      </w:r>
-      <w:proofErr w:type="spellStart"/>
-      <w:r>
-        <w:rPr>
-          <w:b/>
-          <w:bCs/>
-          <w:i/>
-          <w:iCs/>
-        </w:rPr>
-        <w:t>satılan</w:t>
-      </w:r>
-      <w:proofErr w:type="spellEnd"/>
-      <w:r>
-        <w:rPr>
-          <w:b/>
-          <w:bCs/>
-          <w:i/>
-          <w:iCs/>
-        </w:rPr>
-        <w:t xml:space="preserve"> </w:t>
-      </w:r>
-      <w:proofErr w:type="spellStart"/>
-      <w:r>
-        <w:rPr>
-          <w:b/>
-          <w:bCs/>
-          <w:i/>
-          <w:iCs/>
-        </w:rPr>
-        <w:t>məhsulların</w:t>
-      </w:r>
-      <w:proofErr w:type="spellEnd"/>
-      <w:r>
-        <w:rPr>
-          <w:b/>
-          <w:bCs/>
-          <w:i/>
-          <w:iCs/>
-        </w:rPr>
-        <w:t xml:space="preserve"> </w:t>
-      </w:r>
-      <w:proofErr w:type="spellStart"/>
-      <w:r>
-        <w:rPr>
-          <w:b/>
-          <w:bCs/>
-          <w:i/>
-          <w:iCs/>
-        </w:rPr>
-        <w:t>stoku</w:t>
-      </w:r>
-      <w:proofErr w:type="spellEnd"/>
-      <w:r>
-        <w:rPr>
-          <w:b/>
-          <w:bCs/>
-          <w:i/>
-          <w:iCs/>
-        </w:rPr>
-        <w:t xml:space="preserve"> </w:t>
-      </w:r>
-      <w:proofErr w:type="spellStart"/>
-      <w:r>
-        <w:rPr>
-          <w:b/>
-          <w:bCs/>
-          <w:i/>
-          <w:iCs/>
-        </w:rPr>
-        <w:t>azaldı</w:t>
-      </w:r>
-      <w:proofErr w:type="spellEnd"/>
-      <w:r>
-        <w:rPr>
-          <w:b/>
-          <w:bCs/>
-          <w:i/>
-          <w:iCs/>
-        </w:rPr>
-        <w:t>)</w:t>
+        <w:t>(Uyğun olaraq satılan məhsulların stoku azaldı)</w:t>
       </w:r>
     </w:p>
     <w:p>
@@ -3880,7 +8755,7 @@
           </mc:Choice>
           <mc:Fallback>
             <w:pict>
-              <v:shape w14:anchorId="0EBC97A5" id="Straight Arrow Connector 2" o:spid="_x0000_s1026" type="#_x0000_t32" style="position:absolute;margin-left:220.9pt;margin-top:123.1pt;width:41.8pt;height:3.6pt;flip:x y;z-index:251714048;visibility:visible;mso-wrap-style:square;mso-width-percent:0;mso-height-percent:0;mso-wrap-distance-left:9pt;mso-wrap-distance-top:0;mso-wrap-distance-right:9pt;mso-wrap-distance-bottom:0;mso-position-horizontal:absolute;mso-position-horizontal-relative:text;mso-position-vertical:absolute;mso-position-vertical-relative:text;mso-width-percent:0;mso-height-percent:0;mso-width-relative:margin;mso-height-relative:margin" o:gfxdata="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" strokecolor="#c0504d [3205]" strokeweight="3pt">
+              <v:shape w14:anchorId="510A3DE3" id="Straight Arrow Connector 2" o:spid="_x0000_s1026" type="#_x0000_t32" style="position:absolute;margin-left:220.9pt;margin-top:123.1pt;width:41.8pt;height:3.6pt;flip:x y;z-index:251714048;visibility:visible;mso-wrap-style:square;mso-width-percent:0;mso-height-percent:0;mso-wrap-distance-left:9pt;mso-wrap-distance-top:0;mso-wrap-distance-right:9pt;mso-wrap-distance-bottom:0;mso-position-horizontal:absolute;mso-position-horizontal-relative:text;mso-position-vertical:absolute;mso-position-vertical-relative:text;mso-width-percent:0;mso-height-percent:0;mso-width-relative:margin;mso-height-relative:margin" o:gfxdata="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" strokecolor="#c0504d [3205]" strokeweight="3pt">
                 <v:stroke endarrow="block"/>
                 <v:shadow on="t" color="black" opacity="22937f" origin=",.5" offset="0,.63889mm"/>
               </v:shape>
@@ -3953,7 +8828,7 @@
           </mc:Choice>
           <mc:Fallback>
             <w:pict>
-              <v:shape w14:anchorId="486EE900" id="Straight Arrow Connector 2" o:spid="_x0000_s1026" type="#_x0000_t32" style="position:absolute;margin-left:226.1pt;margin-top:73.9pt;width:41.8pt;height:3.6pt;flip:x y;z-index:251695104;visibility:visible;mso-wrap-style:square;mso-width-percent:0;mso-height-percent:0;mso-wrap-distance-left:9pt;mso-wrap-distance-top:0;mso-wrap-distance-right:9pt;mso-wrap-distance-bottom:0;mso-position-horizontal:absolute;mso-position-horizontal-relative:text;mso-position-vertical:absolute;mso-position-vertical-relative:text;mso-width-percent:0;mso-height-percent:0;mso-width-relative:margin;mso-height-relative:margin" o:gfxdata="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" strokecolor="#c0504d [3205]" strokeweight="3pt">
+              <v:shape w14:anchorId="69634C4A" id="Straight Arrow Connector 2" o:spid="_x0000_s1026" type="#_x0000_t32" style="position:absolute;margin-left:226.1pt;margin-top:73.9pt;width:41.8pt;height:3.6pt;flip:x y;z-index:251695104;visibility:visible;mso-wrap-style:square;mso-width-percent:0;mso-height-percent:0;mso-wrap-distance-left:9pt;mso-wrap-distance-top:0;mso-wrap-distance-right:9pt;mso-wrap-distance-bottom:0;mso-position-horizontal:absolute;mso-position-horizontal-relative:text;mso-position-vertical:absolute;mso-position-vertical-relative:text;mso-width-percent:0;mso-height-percent:0;mso-width-relative:margin;mso-height-relative:margin" o:gfxdata="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" strokecolor="#c0504d [3205]" strokeweight="3pt">
                 <v:stroke endarrow="block"/>
                 <v:shadow on="t" color="black" opacity="22937f" origin=",.5" offset="0,.63889mm"/>
               </v:shape>
@@ -4026,7 +8901,7 @@
           </mc:Choice>
           <mc:Fallback>
             <w:pict>
-              <v:shape w14:anchorId="50E6FE2A" id="Straight Arrow Connector 2" o:spid="_x0000_s1026" type="#_x0000_t32" style="position:absolute;margin-left:221pt;margin-top:49pt;width:41.8pt;height:3.6pt;flip:x y;z-index:251694080;visibility:visible;mso-wrap-style:square;mso-width-percent:0;mso-height-percent:0;mso-wrap-distance-left:9pt;mso-wrap-distance-top:0;mso-wrap-distance-right:9pt;mso-wrap-distance-bottom:0;mso-position-horizontal:absolute;mso-position-horizontal-relative:text;mso-position-vertical:absolute;mso-position-vertical-relative:text;mso-width-percent:0;mso-height-percent:0;mso-width-relative:margin;mso-height-relative:margin" o:gfxdata="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" strokecolor="#c0504d [3205]" strokeweight="3pt">
+              <v:shape w14:anchorId="7ABDD208" id="Straight Arrow Connector 2" o:spid="_x0000_s1026" type="#_x0000_t32" style="position:absolute;margin-left:221pt;margin-top:49pt;width:41.8pt;height:3.6pt;flip:x y;z-index:251694080;visibility:visible;mso-wrap-style:square;mso-width-percent:0;mso-height-percent:0;mso-wrap-distance-left:9pt;mso-wrap-distance-top:0;mso-wrap-distance-right:9pt;mso-wrap-distance-bottom:0;mso-position-horizontal:absolute;mso-position-horizontal-relative:text;mso-position-vertical:absolute;mso-position-vertical-relative:text;mso-width-percent:0;mso-height-percent:0;mso-width-relative:margin;mso-height-relative:margin" o:gfxdata="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" strokecolor="#c0504d [3205]" strokeweight="3pt">
                 <v:stroke endarrow="block"/>
                 <v:shadow on="t" color="black" opacity="22937f" origin=",.5" offset="0,.63889mm"/>
               </v:shape>
@@ -4040,6 +8915,7 @@
           <w:bCs/>
           <w:i/>
           <w:iCs/>
+          <w:noProof/>
         </w:rPr>
         <w:drawing>
           <wp:inline distT="0" distB="0" distL="0" distR="0" wp14:anchorId="3E44874A" wp14:editId="5E1A6F5B">
@@ -4057,7 +8933,7 @@
                     <pic:cNvPicPr/>
                   </pic:nvPicPr>
                   <pic:blipFill>
-                    <a:blip r:embed="rId22"/>
+                    <a:blip r:embed="rId25"/>
                     <a:stretch>
                       <a:fillRect/>
                     </a:stretch>
@@ -4096,9 +8972,8 @@
           <w:i/>
           <w:iCs/>
         </w:rPr>
-        <w:t>Şəkil.17(</w:t>
-      </w:r>
-      <w:proofErr w:type="spellStart"/>
+        <w:t>Şəkil.</w:t>
+      </w:r>
       <w:r>
         <w:rPr>
           <w:b/>
@@ -4106,9 +8981,8 @@
           <w:i/>
           <w:iCs/>
         </w:rPr>
-        <w:t>Uyğun</w:t>
-      </w:r>
-      <w:proofErr w:type="spellEnd"/>
+        <w:t>20</w:t>
+      </w:r>
       <w:r>
         <w:rPr>
           <w:b/>
@@ -4116,127 +8990,7 @@
           <w:i/>
           <w:iCs/>
         </w:rPr>
-        <w:t xml:space="preserve"> </w:t>
-      </w:r>
-      <w:proofErr w:type="spellStart"/>
-      <w:r>
-        <w:rPr>
-          <w:b/>
-          <w:bCs/>
-          <w:i/>
-          <w:iCs/>
-        </w:rPr>
-        <w:t>olaraq</w:t>
-      </w:r>
-      <w:proofErr w:type="spellEnd"/>
-      <w:r>
-        <w:rPr>
-          <w:b/>
-          <w:bCs/>
-          <w:i/>
-          <w:iCs/>
-        </w:rPr>
-        <w:t xml:space="preserve"> </w:t>
-      </w:r>
-      <w:proofErr w:type="spellStart"/>
-      <w:r>
-        <w:rPr>
-          <w:b/>
-          <w:bCs/>
-          <w:i/>
-          <w:iCs/>
-        </w:rPr>
-        <w:t>stok</w:t>
-      </w:r>
-      <w:proofErr w:type="spellEnd"/>
-      <w:r>
-        <w:rPr>
-          <w:b/>
-          <w:bCs/>
-          <w:i/>
-          <w:iCs/>
-        </w:rPr>
-        <w:t xml:space="preserve"> </w:t>
-      </w:r>
-      <w:proofErr w:type="spellStart"/>
-      <w:r>
-        <w:rPr>
-          <w:b/>
-          <w:bCs/>
-          <w:i/>
-          <w:iCs/>
-        </w:rPr>
-        <w:t>yenilənməsi</w:t>
-      </w:r>
-      <w:proofErr w:type="spellEnd"/>
-      <w:r>
-        <w:rPr>
-          <w:b/>
-          <w:bCs/>
-          <w:i/>
-          <w:iCs/>
-        </w:rPr>
-        <w:t xml:space="preserve"> cloud </w:t>
-      </w:r>
-      <w:proofErr w:type="spellStart"/>
-      <w:r>
-        <w:rPr>
-          <w:b/>
-          <w:bCs/>
-          <w:i/>
-          <w:iCs/>
-        </w:rPr>
-        <w:t>əsaslı</w:t>
-      </w:r>
-      <w:proofErr w:type="spellEnd"/>
-      <w:r>
-        <w:rPr>
-          <w:b/>
-          <w:bCs/>
-          <w:i/>
-          <w:iCs/>
-        </w:rPr>
-        <w:t xml:space="preserve"> </w:t>
-      </w:r>
-      <w:proofErr w:type="spellStart"/>
-      <w:r>
-        <w:rPr>
-          <w:b/>
-          <w:bCs/>
-          <w:i/>
-          <w:iCs/>
-        </w:rPr>
-        <w:t>bazamıza</w:t>
-      </w:r>
-      <w:proofErr w:type="spellEnd"/>
-      <w:r>
-        <w:rPr>
-          <w:b/>
-          <w:bCs/>
-          <w:i/>
-          <w:iCs/>
-        </w:rPr>
-        <w:t xml:space="preserve"> </w:t>
-      </w:r>
-      <w:proofErr w:type="spellStart"/>
-      <w:r>
-        <w:rPr>
-          <w:b/>
-          <w:bCs/>
-          <w:i/>
-          <w:iCs/>
-        </w:rPr>
-        <w:t>ötürüldü</w:t>
-      </w:r>
-      <w:proofErr w:type="spellEnd"/>
-      <w:r>
-        <w:rPr>
-          <w:b/>
-          <w:bCs/>
-          <w:i/>
-          <w:iCs/>
-        </w:rPr>
-        <w:t>)</w:t>
+        <w:t>(Uyğun olaraq stok yenilənməsi cloud əsaslı bazamıza ötürüldü)</w:t>
       </w:r>
     </w:p>
     <w:p>
@@ -4263,7 +9017,105 @@
           <w:rFonts w:ascii="Arial" w:hAnsi="Arial"/>
           <w:color w:val="334155"/>
         </w:rPr>
-        <w:t>Sistemin funksionallığı və təhlükəsizliyi terminal (CMD) cURL əmrləri vasitəsilə test edilmişdir.</w:t>
+        <w:t>Sistemin funksionallığı v</w:t>
+      </w:r>
+      <w:r>
+        <w:rPr>
+          <w:rFonts w:ascii="Arial" w:hAnsi="Arial"/>
+          <w:color w:val="334155"/>
+        </w:rPr>
+        <w:t>ə</w:t>
+      </w:r>
+      <w:r>
+        <w:rPr>
+          <w:rFonts w:ascii="Arial" w:hAnsi="Arial"/>
+          <w:color w:val="334155"/>
+        </w:rPr>
+        <w:t xml:space="preserve"> t</w:t>
+      </w:r>
+      <w:r>
+        <w:rPr>
+          <w:rFonts w:ascii="Arial" w:hAnsi="Arial"/>
+          <w:color w:val="334155"/>
+        </w:rPr>
+        <w:t>ə</w:t>
+      </w:r>
+      <w:r>
+        <w:rPr>
+          <w:rFonts w:ascii="Arial" w:hAnsi="Arial"/>
+          <w:color w:val="334155"/>
+        </w:rPr>
+        <w:t>hlük</w:t>
+      </w:r>
+      <w:r>
+        <w:rPr>
+          <w:rFonts w:ascii="Arial" w:hAnsi="Arial"/>
+          <w:color w:val="334155"/>
+        </w:rPr>
+        <w:t>ə</w:t>
+      </w:r>
+      <w:r>
+        <w:rPr>
+          <w:rFonts w:ascii="Arial" w:hAnsi="Arial"/>
+          <w:color w:val="334155"/>
+        </w:rPr>
+        <w:t xml:space="preserve">sizliyi terminal (CMD) cURL </w:t>
+      </w:r>
+      <w:r>
+        <w:rPr>
+          <w:rFonts w:ascii="Arial" w:hAnsi="Arial"/>
+          <w:color w:val="334155"/>
+        </w:rPr>
+        <w:t>ə</w:t>
+      </w:r>
+      <w:r>
+        <w:rPr>
+          <w:rFonts w:ascii="Arial" w:hAnsi="Arial"/>
+          <w:color w:val="334155"/>
+        </w:rPr>
+        <w:t>mrl</w:t>
+      </w:r>
+      <w:r>
+        <w:rPr>
+          <w:rFonts w:ascii="Arial" w:hAnsi="Arial"/>
+          <w:color w:val="334155"/>
+        </w:rPr>
+        <w:t>ə</w:t>
+      </w:r>
+      <w:r>
+        <w:rPr>
+          <w:rFonts w:ascii="Arial" w:hAnsi="Arial"/>
+          <w:color w:val="334155"/>
+        </w:rPr>
+        <w:t>ri vasit</w:t>
+      </w:r>
+      <w:r>
+        <w:rPr>
+          <w:rFonts w:ascii="Arial" w:hAnsi="Arial"/>
+          <w:color w:val="334155"/>
+        </w:rPr>
+        <w:t>ə</w:t>
+      </w:r>
+      <w:r>
+        <w:rPr>
+          <w:rFonts w:ascii="Arial" w:hAnsi="Arial"/>
+          <w:color w:val="334155"/>
+        </w:rPr>
+        <w:t>sil</w:t>
+      </w:r>
+      <w:r>
+        <w:rPr>
+          <w:rFonts w:ascii="Arial" w:hAnsi="Arial"/>
+          <w:color w:val="334155"/>
+        </w:rPr>
+        <w:t>ə</w:t>
+      </w:r>
+      <w:r>
+        <w:rPr>
+          <w:rFonts w:ascii="Arial" w:hAnsi="Arial"/>
+          <w:color w:val="334155"/>
+        </w:rPr>
+        <w:t xml:space="preserve"> test edilmişdir.</w:t>
       </w:r>
     </w:p>
     <w:p>
@@ -4278,7 +9130,97 @@
           <w:color w:val="0F766E"/>
           <w:sz w:val="28"/>
         </w:rPr>
-        <w:t>6.1 İstifadəçi Qeydiyyatı Və Məlumat Yenilənməsi (CMD)</w:t>
+        <w:t>6.1 İstifad</w:t>
+      </w:r>
+      <w:r>
+        <w:rPr>
+          <w:rFonts w:ascii="Arial" w:hAnsi="Arial"/>
+          <w:b/>
+          <w:color w:val="0F766E"/>
+          <w:sz w:val="28"/>
+        </w:rPr>
+        <w:t>ə</w:t>
+      </w:r>
+      <w:r>
+        <w:rPr>
+          <w:rFonts w:ascii="Arial" w:hAnsi="Arial"/>
+          <w:b/>
+          <w:color w:val="0F766E"/>
+          <w:sz w:val="28"/>
+        </w:rPr>
+        <w:t>çi Qeydiyyatı V</w:t>
+      </w:r>
+      <w:r>
+        <w:rPr>
+          <w:rFonts w:ascii="Arial" w:hAnsi="Arial"/>
+          <w:b/>
+          <w:color w:val="0F766E"/>
+          <w:sz w:val="28"/>
+        </w:rPr>
+        <w:t>ə</w:t>
+      </w:r>
+      <w:r>
+        <w:rPr>
+          <w:rFonts w:ascii="Arial" w:hAnsi="Arial"/>
+          <w:b/>
+          <w:color w:val="0F766E"/>
+          <w:sz w:val="28"/>
+        </w:rPr>
+        <w:t xml:space="preserve"> M</w:t>
+      </w:r>
+      <w:r>
+        <w:rPr>
+          <w:rFonts w:ascii="Arial" w:hAnsi="Arial"/>
+          <w:b/>
+          <w:color w:val="0F766E"/>
+          <w:sz w:val="28"/>
+        </w:rPr>
+        <w:t>ə</w:t>
+      </w:r>
+      <w:r>
+        <w:rPr>
+          <w:rFonts w:ascii="Arial" w:hAnsi="Arial"/>
+          <w:b/>
+          <w:color w:val="0F766E"/>
+          <w:sz w:val="28"/>
+        </w:rPr>
+        <w:t>lumat Yenil</w:t>
+      </w:r>
+      <w:r>
+        <w:rPr>
+          <w:rFonts w:ascii="Arial" w:hAnsi="Arial"/>
+          <w:b/>
+          <w:color w:val="0F766E"/>
+          <w:sz w:val="28"/>
+        </w:rPr>
+        <w:t>ə</w:t>
+      </w:r>
+      <w:r>
+        <w:rPr>
+          <w:rFonts w:ascii="Arial" w:hAnsi="Arial"/>
+          <w:b/>
+          <w:color w:val="0F766E"/>
+          <w:sz w:val="28"/>
+        </w:rPr>
+        <w:t>nm</w:t>
+      </w:r>
+      <w:r>
+        <w:rPr>
+          <w:rFonts w:ascii="Arial" w:hAnsi="Arial"/>
+          <w:b/>
+          <w:color w:val="0F766E"/>
+          <w:sz w:val="28"/>
+        </w:rPr>
+        <w:t>ə</w:t>
+      </w:r>
+      <w:r>
+        <w:rPr>
+          <w:rFonts w:ascii="Arial" w:hAnsi="Arial"/>
+          <w:b/>
+          <w:color w:val="0F766E"/>
+          <w:sz w:val="28"/>
+        </w:rPr>
+        <w:t>si (CMD)</w:t>
       </w:r>
     </w:p>
     <w:p>
@@ -4290,7 +9232,175 @@
           <w:rFonts w:ascii="Arial" w:hAnsi="Arial"/>
           <w:color w:val="334155"/>
         </w:rPr>
-        <w:t>CMD vasitəsilə yeni kassir əlavə etmək və ya şifrəsini güncəlləmək əmrləri:</w:t>
+        <w:t>CMD vasit</w:t>
+      </w:r>
+      <w:r>
+        <w:rPr>
+          <w:rFonts w:ascii="Arial" w:hAnsi="Arial"/>
+          <w:color w:val="334155"/>
+        </w:rPr>
+        <w:t>ə</w:t>
+      </w:r>
+      <w:r>
+        <w:rPr>
+          <w:rFonts w:ascii="Arial" w:hAnsi="Arial"/>
+          <w:color w:val="334155"/>
+        </w:rPr>
+        <w:t>sil</w:t>
+      </w:r>
+      <w:r>
+        <w:rPr>
+          <w:rFonts w:ascii="Arial" w:hAnsi="Arial"/>
+          <w:color w:val="334155"/>
+        </w:rPr>
+        <w:t>ə</w:t>
+      </w:r>
+      <w:r>
+        <w:rPr>
+          <w:rFonts w:ascii="Arial" w:hAnsi="Arial"/>
+          <w:color w:val="334155"/>
+        </w:rPr>
+        <w:t xml:space="preserve"> yeni kassir </w:t>
+      </w:r>
+      <w:r>
+        <w:rPr>
+          <w:rFonts w:ascii="Arial" w:hAnsi="Arial"/>
+          <w:color w:val="334155"/>
+        </w:rPr>
+        <w:t>ə</w:t>
+      </w:r>
+      <w:r>
+        <w:rPr>
+          <w:rFonts w:ascii="Arial" w:hAnsi="Arial"/>
+          <w:color w:val="334155"/>
+        </w:rPr>
+        <w:t>lav</w:t>
+      </w:r>
+      <w:r>
+        <w:rPr>
+          <w:rFonts w:ascii="Arial" w:hAnsi="Arial"/>
+          <w:color w:val="334155"/>
+        </w:rPr>
+        <w:t>ə</w:t>
+      </w:r>
+      <w:r>
+        <w:rPr>
+          <w:rFonts w:ascii="Arial" w:hAnsi="Arial"/>
+          <w:color w:val="334155"/>
+        </w:rPr>
+        <w:t xml:space="preserve"> etm</w:t>
+      </w:r>
+      <w:r>
+        <w:rPr>
+          <w:rFonts w:ascii="Arial" w:hAnsi="Arial"/>
+          <w:color w:val="334155"/>
+        </w:rPr>
+        <w:t>ə</w:t>
+      </w:r>
+      <w:r>
+        <w:rPr>
+          <w:rFonts w:ascii="Arial" w:hAnsi="Arial"/>
+          <w:color w:val="334155"/>
+        </w:rPr>
+        <w:t>k v</w:t>
+      </w:r>
+      <w:r>
+        <w:rPr>
+          <w:rFonts w:ascii="Arial" w:hAnsi="Arial"/>
+          <w:color w:val="334155"/>
+        </w:rPr>
+        <w:t>ə</w:t>
+      </w:r>
+      <w:r>
+        <w:rPr>
+          <w:rFonts w:ascii="Arial" w:hAnsi="Arial"/>
+          <w:color w:val="334155"/>
+        </w:rPr>
+        <w:t xml:space="preserve"> ya şifr</w:t>
+      </w:r>
+      <w:r>
+        <w:rPr>
+          <w:rFonts w:ascii="Arial" w:hAnsi="Arial"/>
+          <w:color w:val="334155"/>
+        </w:rPr>
+        <w:t>ə</w:t>
+      </w:r>
+      <w:r>
+        <w:rPr>
+          <w:rFonts w:ascii="Arial" w:hAnsi="Arial"/>
+          <w:color w:val="334155"/>
+        </w:rPr>
+        <w:t>sini günc</w:t>
+      </w:r>
+      <w:r>
+        <w:rPr>
+          <w:rFonts w:ascii="Arial" w:hAnsi="Arial"/>
+          <w:color w:val="334155"/>
+        </w:rPr>
+        <w:t>ə</w:t>
+      </w:r>
+      <w:r>
+        <w:rPr>
+          <w:rFonts w:ascii="Arial" w:hAnsi="Arial"/>
+          <w:color w:val="334155"/>
+        </w:rPr>
+        <w:t>ll</w:t>
+      </w:r>
+      <w:r>
+        <w:rPr>
+          <w:rFonts w:ascii="Arial" w:hAnsi="Arial"/>
+          <w:color w:val="334155"/>
+        </w:rPr>
+        <w:t>ə</w:t>
+      </w:r>
+      <w:r>
+        <w:rPr>
+          <w:rFonts w:ascii="Arial" w:hAnsi="Arial"/>
+          <w:color w:val="334155"/>
+        </w:rPr>
+        <w:t>m</w:t>
+      </w:r>
+      <w:r>
+        <w:rPr>
+          <w:rFonts w:ascii="Arial" w:hAnsi="Arial"/>
+          <w:color w:val="334155"/>
+        </w:rPr>
+        <w:t>ə</w:t>
+      </w:r>
+      <w:r>
+        <w:rPr>
+          <w:rFonts w:ascii="Arial" w:hAnsi="Arial"/>
+          <w:color w:val="334155"/>
+        </w:rPr>
+        <w:t xml:space="preserve">k </w:t>
+      </w:r>
+      <w:r>
+        <w:rPr>
+          <w:rFonts w:ascii="Arial" w:hAnsi="Arial"/>
+          <w:color w:val="334155"/>
+        </w:rPr>
+        <w:t>ə</w:t>
+      </w:r>
+      <w:r>
+        <w:rPr>
+          <w:rFonts w:ascii="Arial" w:hAnsi="Arial"/>
+          <w:color w:val="334155"/>
+        </w:rPr>
+        <w:t>mrl</w:t>
+      </w:r>
+      <w:r>
+        <w:rPr>
+          <w:rFonts w:ascii="Arial" w:hAnsi="Arial"/>
+          <w:color w:val="334155"/>
+        </w:rPr>
+        <w:t>ə</w:t>
+      </w:r>
+      <w:r>
+        <w:rPr>
+          <w:rFonts w:ascii="Arial" w:hAnsi="Arial"/>
+          <w:color w:val="334155"/>
+        </w:rPr>
+        <w:t>ri:</w:t>
       </w:r>
     </w:p>
     <w:tbl>
@@ -4320,7 +9430,23 @@
                 <w:color w:val="F1F5F9"/>
                 <w:sz w:val="19"/>
               </w:rPr>
-              <w:t>:: Yeni istifadəçi yaratmaq (Register)</w:t>
+              <w:t>:: Yeni istifad</w:t>
+            </w:r>
+            <w:r>
+              <w:rPr>
+                <w:rFonts w:ascii="Consolas" w:hAnsi="Consolas"/>
+                <w:color w:val="F1F5F9"/>
+                <w:sz w:val="19"/>
+              </w:rPr>
+              <w:t>ə</w:t>
+            </w:r>
+            <w:r>
+              <w:rPr>
+                <w:rFonts w:ascii="Consolas" w:hAnsi="Consolas"/>
+                <w:color w:val="F1F5F9"/>
+                <w:sz w:val="19"/>
+              </w:rPr>
+              <w:t>çi yaratmaq (Register)</w:t>
             </w:r>
             <w:r>
               <w:rPr>
@@ -4347,6 +9473,13 @@
                 <w:sz w:val="19"/>
               </w:rPr>
               <w:br/>
+            </w:r>
+            <w:r>
+              <w:rPr>
+                <w:rFonts w:ascii="Consolas" w:hAnsi="Consolas"/>
+                <w:color w:val="F1F5F9"/>
+                <w:sz w:val="19"/>
+              </w:rPr>
               <w:t>-d "{\"username\": \"kassir_ali\", \"password\": \"pass123\", \"role_id\": 3}"</w:t>
             </w:r>
             <w:r>
@@ -4364,7 +9497,71 @@
                 <w:sz w:val="19"/>
               </w:rPr>
               <w:br/>
-              <w:t>:: İstifadəçi şifrəsini dəyişmək (Update)</w:t>
+              <w:t>:: İstifad</w:t>
+            </w:r>
+            <w:r>
+              <w:rPr>
+                <w:rFonts w:ascii="Consolas" w:hAnsi="Consolas"/>
+                <w:color w:val="F1F5F9"/>
+                <w:sz w:val="19"/>
+              </w:rPr>
+              <w:t>ə</w:t>
+            </w:r>
+            <w:r>
+              <w:rPr>
+                <w:rFonts w:ascii="Consolas" w:hAnsi="Consolas"/>
+                <w:color w:val="F1F5F9"/>
+                <w:sz w:val="19"/>
+              </w:rPr>
+              <w:t>çi şifr</w:t>
+            </w:r>
+            <w:r>
+              <w:rPr>
+                <w:rFonts w:ascii="Consolas" w:hAnsi="Consolas"/>
+                <w:color w:val="F1F5F9"/>
+                <w:sz w:val="19"/>
+              </w:rPr>
+              <w:t>ə</w:t>
+            </w:r>
+            <w:r>
+              <w:rPr>
+                <w:rFonts w:ascii="Consolas" w:hAnsi="Consolas"/>
+                <w:color w:val="F1F5F9"/>
+                <w:sz w:val="19"/>
+              </w:rPr>
+              <w:t>sini d</w:t>
+            </w:r>
+            <w:r>
+              <w:rPr>
+                <w:rFonts w:ascii="Consolas" w:hAnsi="Consolas"/>
+                <w:color w:val="F1F5F9"/>
+                <w:sz w:val="19"/>
+              </w:rPr>
+              <w:t>ə</w:t>
+            </w:r>
+            <w:r>
+              <w:rPr>
+                <w:rFonts w:ascii="Consolas" w:hAnsi="Consolas"/>
+                <w:color w:val="F1F5F9"/>
+                <w:sz w:val="19"/>
+              </w:rPr>
+              <w:t>yişm</w:t>
+            </w:r>
+            <w:r>
+              <w:rPr>
+                <w:rFonts w:ascii="Consolas" w:hAnsi="Consolas"/>
+                <w:color w:val="F1F5F9"/>
+                <w:sz w:val="19"/>
+              </w:rPr>
+              <w:t>ə</w:t>
+            </w:r>
+            <w:r>
+              <w:rPr>
+                <w:rFonts w:ascii="Consolas" w:hAnsi="Consolas"/>
+                <w:color w:val="F1F5F9"/>
+                <w:sz w:val="19"/>
+              </w:rPr>
+              <w:t>k (Update)</w:t>
             </w:r>
             <w:r>
               <w:rPr>
@@ -4449,6 +9646,9 @@
         <w:spacing w:after="120"/>
       </w:pPr>
       <w:r>
+        <w:rPr>
+          <w:noProof/>
+        </w:rPr>
         <w:drawing>
           <wp:inline distT="0" distB="0" distL="0" distR="0" wp14:anchorId="11CE3F2B" wp14:editId="1DD6C243">
             <wp:extent cx="5715000" cy="422910"/>
@@ -4465,7 +9665,7 @@
                     <pic:cNvPicPr/>
                   </pic:nvPicPr>
                   <pic:blipFill>
-                    <a:blip r:embed="rId23"/>
+                    <a:blip r:embed="rId26"/>
                     <a:stretch>
                       <a:fillRect/>
                     </a:stretch>
@@ -4583,7 +9783,7 @@
           </mc:Choice>
           <mc:Fallback>
             <w:pict>
-              <v:shape w14:anchorId="11955758" id="Straight Arrow Connector 2" o:spid="_x0000_s1026" type="#_x0000_t32" style="position:absolute;margin-left:100.4pt;margin-top:86.8pt;width:41.8pt;height:3.6pt;flip:x y;z-index:251716096;visibility:visible;mso-wrap-style:square;mso-width-percent:0;mso-height-percent:0;mso-wrap-distance-left:9pt;mso-wrap-distance-top:0;mso-wrap-distance-right:9pt;mso-wrap-distance-bottom:0;mso-position-horizontal:absolute;mso-position-horizontal-relative:text;mso-position-vertical:absolute;mso-position-vertical-relative:text;mso-width-percent:0;mso-height-percent:0;mso-width-relative:margin;mso-height-relative:margin" o:gfxdata="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" strokecolor="#c0504d [3205]" strokeweight="3pt">
+              <v:shape w14:anchorId="2EDA9570" id="Straight Arrow Connector 2" o:spid="_x0000_s1026" type="#_x0000_t32" style="position:absolute;margin-left:100.4pt;margin-top:86.8pt;width:41.8pt;height:3.6pt;flip:x y;z-index:251716096;visibility:visible;mso-wrap-style:square;mso-width-percent:0;mso-height-percent:0;mso-wrap-distance-left:9pt;mso-wrap-distance-top:0;mso-wrap-distance-right:9pt;mso-wrap-distance-bottom:0;mso-position-horizontal:absolute;mso-position-horizontal-relative:text;mso-position-vertical:absolute;mso-position-vertical-relative:text;mso-width-percent:0;mso-height-percent:0;mso-width-relative:margin;mso-height-relative:margin" o:gfxdata="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" strokecolor="#c0504d [3205]" strokeweight="3pt">
                 <v:stroke endarrow="block"/>
                 <v:shadow on="t" color="black" opacity="22937f" origin=",.5" offset="0,.63889mm"/>
               </v:shape>
@@ -4597,6 +9797,7 @@
           <w:bCs/>
           <w:i/>
           <w:iCs/>
+          <w:noProof/>
         </w:rPr>
         <w:drawing>
           <wp:inline distT="0" distB="0" distL="0" distR="0" wp14:anchorId="7180C724" wp14:editId="1EAA386D">
@@ -4614,7 +9815,7 @@
                     <pic:cNvPicPr/>
                   </pic:nvPicPr>
                   <pic:blipFill>
-                    <a:blip r:embed="rId24"/>
+                    <a:blip r:embed="rId27"/>
                     <a:stretch>
                       <a:fillRect/>
                     </a:stretch>
@@ -4653,9 +9854,8 @@
           <w:i/>
           <w:iCs/>
         </w:rPr>
-        <w:t>Şəkil.19(</w:t>
-      </w:r>
-      <w:proofErr w:type="spellStart"/>
+        <w:t>Şəkil.</w:t>
+      </w:r>
       <w:r>
         <w:rPr>
           <w:b/>
@@ -4663,9 +9863,8 @@
           <w:i/>
           <w:iCs/>
         </w:rPr>
-        <w:t>Uğurla</w:t>
-      </w:r>
-      <w:proofErr w:type="spellEnd"/>
+        <w:t>21</w:t>
+      </w:r>
       <w:r>
         <w:rPr>
           <w:b/>
@@ -4673,67 +9872,7 @@
           <w:i/>
           <w:iCs/>
         </w:rPr>
-        <w:t xml:space="preserve"> database-</w:t>
-      </w:r>
-      <w:proofErr w:type="spellStart"/>
-      <w:r>
-        <w:rPr>
-          <w:b/>
-          <w:bCs/>
-          <w:i/>
-          <w:iCs/>
-        </w:rPr>
-        <w:t>də</w:t>
-      </w:r>
-      <w:proofErr w:type="spellEnd"/>
-      <w:r>
-        <w:rPr>
-          <w:b/>
-          <w:bCs/>
-          <w:i/>
-          <w:iCs/>
-        </w:rPr>
-        <w:t xml:space="preserve"> </w:t>
-      </w:r>
-      <w:proofErr w:type="spellStart"/>
-      <w:r>
-        <w:rPr>
-          <w:b/>
-          <w:bCs/>
-          <w:i/>
-          <w:iCs/>
-        </w:rPr>
-        <w:t>cədvələ</w:t>
-      </w:r>
-      <w:proofErr w:type="spellEnd"/>
-      <w:r>
-        <w:rPr>
-          <w:b/>
-          <w:bCs/>
-          <w:i/>
-          <w:iCs/>
-        </w:rPr>
-        <w:t xml:space="preserve"> </w:t>
-      </w:r>
-      <w:proofErr w:type="spellStart"/>
-      <w:r>
-        <w:rPr>
-          <w:b/>
-          <w:bCs/>
-          <w:i/>
-          <w:iCs/>
-        </w:rPr>
-        <w:t>çıxarıldı</w:t>
-      </w:r>
-      <w:proofErr w:type="spellEnd"/>
-      <w:r>
-        <w:rPr>
-          <w:b/>
-          <w:bCs/>
-          <w:i/>
-          <w:iCs/>
-        </w:rPr>
-        <w:t>)</w:t>
+        <w:t>(Uğurla database-də cədvələ çıxarıldı)</w:t>
       </w:r>
     </w:p>
     <w:p>
@@ -4811,7 +9950,7 @@
           </mc:Choice>
           <mc:Fallback>
             <w:pict>
-              <v:shape w14:anchorId="729FD503" id="Straight Arrow Connector 1" o:spid="_x0000_s1026" type="#_x0000_t32" style="position:absolute;margin-left:325.8pt;margin-top:71.95pt;width:73.75pt;height:3.6pt;z-index:251704320;visibility:visible;mso-wrap-style:square;mso-width-percent:0;mso-height-percent:0;mso-wrap-distance-left:9pt;mso-wrap-distance-top:0;mso-wrap-distance-right:9pt;mso-wrap-distance-bottom:0;mso-position-horizontal:absolute;mso-position-horizontal-relative:text;mso-position-vertical:absolute;mso-position-vertical-relative:text;mso-width-percent:0;mso-height-percent:0;mso-width-relative:margin;mso-height-relative:margin" o:gfxdata="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" strokecolor="#4f81bd [3204]" strokeweight="2pt">
+              <v:shape w14:anchorId="57883DDE" id="Straight Arrow Connector 1" o:spid="_x0000_s1026" type="#_x0000_t32" style="position:absolute;margin-left:325.8pt;margin-top:71.95pt;width:73.75pt;height:3.6pt;z-index:251704320;visibility:visible;mso-wrap-style:square;mso-width-percent:0;mso-height-percent:0;mso-wrap-distance-left:9pt;mso-wrap-distance-top:0;mso-wrap-distance-right:9pt;mso-wrap-distance-bottom:0;mso-position-horizontal:absolute;mso-position-horizontal-relative:text;mso-position-vertical:absolute;mso-position-vertical-relative:text;mso-width-percent:0;mso-height-percent:0;mso-width-relative:margin;mso-height-relative:margin" o:gfxdata="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" strokecolor="#4f81bd [3204]" strokeweight="2pt">
                 <v:stroke endarrow="block"/>
                 <v:shadow on="t" color="black" opacity="24903f" origin=",.5" offset="0,.55556mm"/>
               </v:shape>
@@ -4884,7 +10023,7 @@
           </mc:Choice>
           <mc:Fallback>
             <w:pict>
-              <v:shape w14:anchorId="67CF332E" id="Straight Arrow Connector 1" o:spid="_x0000_s1026" type="#_x0000_t32" style="position:absolute;margin-left:325.8pt;margin-top:91.95pt;width:73.75pt;height:3.6pt;z-index:251706368;visibility:visible;mso-wrap-style:square;mso-width-percent:0;mso-height-percent:0;mso-wrap-distance-left:9pt;mso-wrap-distance-top:0;mso-wrap-distance-right:9pt;mso-wrap-distance-bottom:0;mso-position-horizontal:absolute;mso-position-horizontal-relative:text;mso-position-vertical:absolute;mso-position-vertical-relative:text;mso-width-percent:0;mso-height-percent:0;mso-width-relative:margin;mso-height-relative:margin" o:gfxdata="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" strokecolor="#4f81bd [3204]" strokeweight="2pt">
+              <v:shape w14:anchorId="2184CA9D" id="Straight Arrow Connector 1" o:spid="_x0000_s1026" type="#_x0000_t32" style="position:absolute;margin-left:325.8pt;margin-top:91.95pt;width:73.75pt;height:3.6pt;z-index:251706368;visibility:visible;mso-wrap-style:square;mso-width-percent:0;mso-height-percent:0;mso-wrap-distance-left:9pt;mso-wrap-distance-top:0;mso-wrap-distance-right:9pt;mso-wrap-distance-bottom:0;mso-position-horizontal:absolute;mso-position-horizontal-relative:text;mso-position-vertical:absolute;mso-position-vertical-relative:text;mso-width-percent:0;mso-height-percent:0;mso-width-relative:margin;mso-height-relative:margin" o:gfxdata="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" strokecolor="#4f81bd [3204]" strokeweight="2pt">
                 <v:stroke endarrow="block"/>
                 <v:shadow on="t" color="black" opacity="24903f" origin=",.5" offset="0,.55556mm"/>
               </v:shape>
@@ -4957,7 +10096,7 @@
           </mc:Choice>
           <mc:Fallback>
             <w:pict>
-              <v:shape w14:anchorId="39D58E69" id="Straight Arrow Connector 1" o:spid="_x0000_s1026" type="#_x0000_t32" style="position:absolute;margin-left:323.6pt;margin-top:53.35pt;width:73.75pt;height:3.6pt;z-index:251701248;visibility:visible;mso-wrap-style:square;mso-width-percent:0;mso-height-percent:0;mso-wrap-distance-left:9pt;mso-wrap-distance-top:0;mso-wrap-distance-right:9pt;mso-wrap-distance-bottom:0;mso-position-horizontal:absolute;mso-position-horizontal-relative:text;mso-position-vertical:absolute;mso-position-vertical-relative:text;mso-width-percent:0;mso-height-percent:0;mso-width-relative:margin;mso-height-relative:margin" o:gfxdata="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" strokecolor="#4f81bd [3204]" strokeweight="2pt">
+              <v:shape w14:anchorId="509AEFBA" id="Straight Arrow Connector 1" o:spid="_x0000_s1026" type="#_x0000_t32" style="position:absolute;margin-left:323.6pt;margin-top:53.35pt;width:73.75pt;height:3.6pt;z-index:251701248;visibility:visible;mso-wrap-style:square;mso-width-percent:0;mso-height-percent:0;mso-wrap-distance-left:9pt;mso-wrap-distance-top:0;mso-wrap-distance-right:9pt;mso-wrap-distance-bottom:0;mso-position-horizontal:absolute;mso-position-horizontal-relative:text;mso-position-vertical:absolute;mso-position-vertical-relative:text;mso-width-percent:0;mso-height-percent:0;mso-width-relative:margin;mso-height-relative:margin" o:gfxdata="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" strokecolor="#4f81bd [3204]" strokeweight="2pt">
                 <v:stroke endarrow="block"/>
                 <v:shadow on="t" color="black" opacity="24903f" origin=",.5" offset="0,.55556mm"/>
               </v:shape>
@@ -5030,7 +10169,7 @@
           </mc:Choice>
           <mc:Fallback>
             <w:pict>
-              <v:shape w14:anchorId="6A8E6835" id="Straight Arrow Connector 2" o:spid="_x0000_s1026" type="#_x0000_t32" style="position:absolute;margin-left:46.8pt;margin-top:10.95pt;width:41.8pt;height:3.6pt;flip:x y;z-index:251698176;visibility:visible;mso-wrap-style:square;mso-width-percent:0;mso-height-percent:0;mso-wrap-distance-left:9pt;mso-wrap-distance-top:0;mso-wrap-distance-right:9pt;mso-wrap-distance-bottom:0;mso-position-horizontal:absolute;mso-position-horizontal-relative:text;mso-position-vertical:absolute;mso-position-vertical-relative:text;mso-width-percent:0;mso-height-percent:0;mso-width-relative:margin;mso-height-relative:margin" o:gfxdata="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" strokecolor="#c0504d [3205]" strokeweight="3pt">
+              <v:shape w14:anchorId="68CDB659" id="Straight Arrow Connector 2" o:spid="_x0000_s1026" type="#_x0000_t32" style="position:absolute;margin-left:46.8pt;margin-top:10.95pt;width:41.8pt;height:3.6pt;flip:x y;z-index:251698176;visibility:visible;mso-wrap-style:square;mso-width-percent:0;mso-height-percent:0;mso-wrap-distance-left:9pt;mso-wrap-distance-top:0;mso-wrap-distance-right:9pt;mso-wrap-distance-bottom:0;mso-position-horizontal:absolute;mso-position-horizontal-relative:text;mso-position-vertical:absolute;mso-position-vertical-relative:text;mso-width-percent:0;mso-height-percent:0;mso-width-relative:margin;mso-height-relative:margin" o:gfxdata="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" strokecolor="#c0504d [3205]" strokeweight="3pt">
                 <v:stroke endarrow="block"/>
                 <v:shadow on="t" color="black" opacity="22937f" origin=",.5" offset="0,.63889mm"/>
               </v:shape>
@@ -5044,6 +10183,7 @@
           <w:bCs/>
           <w:i/>
           <w:iCs/>
+          <w:noProof/>
         </w:rPr>
         <w:drawing>
           <wp:inline distT="0" distB="0" distL="0" distR="0" wp14:anchorId="525CF6B0" wp14:editId="77F1194A">
@@ -5061,7 +10201,7 @@
                     <pic:cNvPicPr/>
                   </pic:nvPicPr>
                   <pic:blipFill>
-                    <a:blip r:embed="rId25"/>
+                    <a:blip r:embed="rId28"/>
                     <a:stretch>
                       <a:fillRect/>
                     </a:stretch>
@@ -5100,9 +10240,8 @@
           <w:i/>
           <w:iCs/>
         </w:rPr>
-        <w:t xml:space="preserve">Şəkil.20(Yeni </w:t>
-      </w:r>
-      <w:proofErr w:type="spellStart"/>
+        <w:t>Şəkil.2</w:t>
+      </w:r>
       <w:r>
         <w:rPr>
           <w:b/>
@@ -5110,9 +10249,8 @@
           <w:i/>
           <w:iCs/>
         </w:rPr>
-        <w:t>userin</w:t>
-      </w:r>
-      <w:proofErr w:type="spellEnd"/>
+        <w:t>2</w:t>
+      </w:r>
       <w:r>
         <w:rPr>
           <w:b/>
@@ -5120,109 +10258,7 @@
           <w:i/>
           <w:iCs/>
         </w:rPr>
-        <w:t xml:space="preserve"> </w:t>
-      </w:r>
-      <w:proofErr w:type="spellStart"/>
-      <w:r>
-        <w:rPr>
-          <w:b/>
-          <w:bCs/>
-          <w:i/>
-          <w:iCs/>
-        </w:rPr>
-        <w:t>paneli</w:t>
-      </w:r>
-      <w:proofErr w:type="spellEnd"/>
-      <w:proofErr w:type="gramStart"/>
-      <w:r>
-        <w:rPr>
-          <w:b/>
-          <w:bCs/>
-          <w:i/>
-          <w:iCs/>
-        </w:rPr>
-        <w:t>),(</w:t>
-      </w:r>
-      <w:proofErr w:type="spellStart"/>
-      <w:proofErr w:type="gramEnd"/>
-      <w:r>
-        <w:rPr>
-          <w:b/>
-          <w:bCs/>
-          <w:i/>
-          <w:iCs/>
-        </w:rPr>
-        <w:t>Satıcının</w:t>
-      </w:r>
-      <w:proofErr w:type="spellEnd"/>
-      <w:r>
-        <w:rPr>
-          <w:b/>
-          <w:bCs/>
-          <w:i/>
-          <w:iCs/>
-        </w:rPr>
-        <w:t xml:space="preserve"> </w:t>
-      </w:r>
-      <w:proofErr w:type="spellStart"/>
-      <w:r>
-        <w:rPr>
-          <w:b/>
-          <w:bCs/>
-          <w:i/>
-          <w:iCs/>
-        </w:rPr>
-        <w:t>funksiyasina</w:t>
-      </w:r>
-      <w:proofErr w:type="spellEnd"/>
-      <w:r>
-        <w:rPr>
-          <w:b/>
-          <w:bCs/>
-          <w:i/>
-          <w:iCs/>
-        </w:rPr>
-        <w:t xml:space="preserve"> malik </w:t>
-      </w:r>
-      <w:proofErr w:type="spellStart"/>
-      <w:r>
-        <w:rPr>
-          <w:b/>
-          <w:bCs/>
-          <w:i/>
-          <w:iCs/>
-        </w:rPr>
-        <w:t>levelde</w:t>
-      </w:r>
-      <w:proofErr w:type="spellEnd"/>
-      <w:r>
-        <w:rPr>
-          <w:b/>
-          <w:bCs/>
-          <w:i/>
-          <w:iCs/>
-        </w:rPr>
-        <w:t xml:space="preserve"> role </w:t>
-      </w:r>
-      <w:proofErr w:type="spellStart"/>
-      <w:r>
-        <w:rPr>
-          <w:b/>
-          <w:bCs/>
-          <w:i/>
-          <w:iCs/>
-        </w:rPr>
-        <w:t>verilib</w:t>
-      </w:r>
-      <w:proofErr w:type="spellEnd"/>
-      <w:r>
-        <w:rPr>
-          <w:b/>
-          <w:bCs/>
-          <w:i/>
-          <w:iCs/>
-        </w:rPr>
-        <w:t>)</w:t>
+        <w:t>(Yeni userin paneli),(Satıcının funksiyasina malik levelde role verilib)</w:t>
       </w:r>
     </w:p>
     <w:p>
@@ -5260,7 +10296,329 @@
           <w:rFonts w:ascii="Arial" w:hAnsi="Arial"/>
           <w:color w:val="334155"/>
         </w:rPr>
-        <w:t>Tədqiqat və hazırlanan proqram təminatı göstərdi ki, e-ticarət və ERP sistemlərində təhlükəsizlik sonradan əlavə edilən bir modul deyil, arxitekturanın ilkin layihələndirilməsi mərhələsindən (Security by Design) nəzərə alınmalıdır.</w:t>
+        <w:t>T</w:t>
+      </w:r>
+      <w:r>
+        <w:rPr>
+          <w:rFonts w:ascii="Arial" w:hAnsi="Arial"/>
+          <w:color w:val="334155"/>
+        </w:rPr>
+        <w:t>ə</w:t>
+      </w:r>
+      <w:r>
+        <w:rPr>
+          <w:rFonts w:ascii="Arial" w:hAnsi="Arial"/>
+          <w:color w:val="334155"/>
+        </w:rPr>
+        <w:t>dqiqat v</w:t>
+      </w:r>
+      <w:r>
+        <w:rPr>
+          <w:rFonts w:ascii="Arial" w:hAnsi="Arial"/>
+          <w:color w:val="334155"/>
+        </w:rPr>
+        <w:t>ə</w:t>
+      </w:r>
+      <w:r>
+        <w:rPr>
+          <w:rFonts w:ascii="Arial" w:hAnsi="Arial"/>
+          <w:color w:val="334155"/>
+        </w:rPr>
+        <w:t xml:space="preserve"> hazırlanan proqram t</w:t>
+      </w:r>
+      <w:r>
+        <w:rPr>
+          <w:rFonts w:ascii="Arial" w:hAnsi="Arial"/>
+          <w:color w:val="334155"/>
+        </w:rPr>
+        <w:t>ə</w:t>
+      </w:r>
+      <w:r>
+        <w:rPr>
+          <w:rFonts w:ascii="Arial" w:hAnsi="Arial"/>
+          <w:color w:val="334155"/>
+        </w:rPr>
+        <w:t>minatı göst</w:t>
+      </w:r>
+      <w:r>
+        <w:rPr>
+          <w:rFonts w:ascii="Arial" w:hAnsi="Arial"/>
+          <w:color w:val="334155"/>
+        </w:rPr>
+        <w:t>ə</w:t>
+      </w:r>
+      <w:r>
+        <w:rPr>
+          <w:rFonts w:ascii="Arial" w:hAnsi="Arial"/>
+          <w:color w:val="334155"/>
+        </w:rPr>
+        <w:t>rdi ki, e-ticar</w:t>
+      </w:r>
+      <w:r>
+        <w:rPr>
+          <w:rFonts w:ascii="Arial" w:hAnsi="Arial"/>
+          <w:color w:val="334155"/>
+        </w:rPr>
+        <w:t>ə</w:t>
+      </w:r>
+      <w:r>
+        <w:rPr>
+          <w:rFonts w:ascii="Arial" w:hAnsi="Arial"/>
+          <w:color w:val="334155"/>
+        </w:rPr>
+        <w:t>t v</w:t>
+      </w:r>
+      <w:r>
+        <w:rPr>
+          <w:rFonts w:ascii="Arial" w:hAnsi="Arial"/>
+          <w:color w:val="334155"/>
+        </w:rPr>
+        <w:t>ə</w:t>
+      </w:r>
+      <w:r>
+        <w:rPr>
+          <w:rFonts w:ascii="Arial" w:hAnsi="Arial"/>
+          <w:color w:val="334155"/>
+        </w:rPr>
+        <w:t xml:space="preserve"> ERP sisteml</w:t>
+      </w:r>
+      <w:r>
+        <w:rPr>
+          <w:rFonts w:ascii="Arial" w:hAnsi="Arial"/>
+          <w:color w:val="334155"/>
+        </w:rPr>
+        <w:t>ə</w:t>
+      </w:r>
+      <w:r>
+        <w:rPr>
+          <w:rFonts w:ascii="Arial" w:hAnsi="Arial"/>
+          <w:color w:val="334155"/>
+        </w:rPr>
+        <w:t>rind</w:t>
+      </w:r>
+      <w:r>
+        <w:rPr>
+          <w:rFonts w:ascii="Arial" w:hAnsi="Arial"/>
+          <w:color w:val="334155"/>
+        </w:rPr>
+        <w:t>ə</w:t>
+      </w:r>
+      <w:r>
+        <w:rPr>
+          <w:rFonts w:ascii="Arial" w:hAnsi="Arial"/>
+          <w:color w:val="334155"/>
+        </w:rPr>
+        <w:t xml:space="preserve"> t</w:t>
+      </w:r>
+      <w:r>
+        <w:rPr>
+          <w:rFonts w:ascii="Arial" w:hAnsi="Arial"/>
+          <w:color w:val="334155"/>
+        </w:rPr>
+        <w:t>ə</w:t>
+      </w:r>
+      <w:r>
+        <w:rPr>
+          <w:rFonts w:ascii="Arial" w:hAnsi="Arial"/>
+          <w:color w:val="334155"/>
+        </w:rPr>
+        <w:t>hlük</w:t>
+      </w:r>
+      <w:r>
+        <w:rPr>
+          <w:rFonts w:ascii="Arial" w:hAnsi="Arial"/>
+          <w:color w:val="334155"/>
+        </w:rPr>
+        <w:t>ə</w:t>
+      </w:r>
+      <w:r>
+        <w:rPr>
+          <w:rFonts w:ascii="Arial" w:hAnsi="Arial"/>
+          <w:color w:val="334155"/>
+        </w:rPr>
+        <w:t xml:space="preserve">sizlik sonradan </w:t>
+      </w:r>
+      <w:r>
+        <w:rPr>
+          <w:rFonts w:ascii="Arial" w:hAnsi="Arial"/>
+          <w:color w:val="334155"/>
+        </w:rPr>
+        <w:t>ə</w:t>
+      </w:r>
+      <w:r>
+        <w:rPr>
+          <w:rFonts w:ascii="Arial" w:hAnsi="Arial"/>
+          <w:color w:val="334155"/>
+        </w:rPr>
+        <w:t>lav</w:t>
+      </w:r>
+      <w:r>
+        <w:rPr>
+          <w:rFonts w:ascii="Arial" w:hAnsi="Arial"/>
+          <w:color w:val="334155"/>
+        </w:rPr>
+        <w:t>ə</w:t>
+      </w:r>
+      <w:r>
+        <w:rPr>
+          <w:rFonts w:ascii="Arial" w:hAnsi="Arial"/>
+          <w:color w:val="334155"/>
+        </w:rPr>
+        <w:t xml:space="preserve"> edil</w:t>
+      </w:r>
+      <w:r>
+        <w:rPr>
+          <w:rFonts w:ascii="Arial" w:hAnsi="Arial"/>
+          <w:color w:val="334155"/>
+        </w:rPr>
+        <w:t>ə</w:t>
+      </w:r>
+      <w:r>
+        <w:rPr>
+          <w:rFonts w:ascii="Arial" w:hAnsi="Arial"/>
+          <w:color w:val="334155"/>
+        </w:rPr>
+        <w:t>n bir modul deyil, arxitekturanın ilkin layih</w:t>
+      </w:r>
+      <w:r>
+        <w:rPr>
+          <w:rFonts w:ascii="Arial" w:hAnsi="Arial"/>
+          <w:color w:val="334155"/>
+        </w:rPr>
+        <w:t>ə</w:t>
+      </w:r>
+      <w:r>
+        <w:rPr>
+          <w:rFonts w:ascii="Arial" w:hAnsi="Arial"/>
+          <w:color w:val="334155"/>
+        </w:rPr>
+        <w:t>l</w:t>
+      </w:r>
+      <w:r>
+        <w:rPr>
+          <w:rFonts w:ascii="Arial" w:hAnsi="Arial"/>
+          <w:color w:val="334155"/>
+        </w:rPr>
+        <w:t>ə</w:t>
+      </w:r>
+      <w:r>
+        <w:rPr>
+          <w:rFonts w:ascii="Arial" w:hAnsi="Arial"/>
+          <w:color w:val="334155"/>
+        </w:rPr>
+        <w:t>ndirilm</w:t>
+      </w:r>
+      <w:r>
+        <w:rPr>
+          <w:rFonts w:ascii="Arial" w:hAnsi="Arial"/>
+          <w:color w:val="334155"/>
+        </w:rPr>
+        <w:t>ə</w:t>
+      </w:r>
+      <w:r>
+        <w:rPr>
+          <w:rFonts w:ascii="Arial" w:hAnsi="Arial"/>
+          <w:color w:val="334155"/>
+        </w:rPr>
+        <w:t>si m</w:t>
+      </w:r>
+      <w:r>
+        <w:rPr>
+          <w:rFonts w:ascii="Arial" w:hAnsi="Arial"/>
+          <w:color w:val="334155"/>
+        </w:rPr>
+        <w:t>ə</w:t>
+      </w:r>
+      <w:r>
+        <w:rPr>
+          <w:rFonts w:ascii="Arial" w:hAnsi="Arial"/>
+          <w:color w:val="334155"/>
+        </w:rPr>
+        <w:t>rh</w:t>
+      </w:r>
+      <w:r>
+        <w:rPr>
+          <w:rFonts w:ascii="Arial" w:hAnsi="Arial"/>
+          <w:color w:val="334155"/>
+        </w:rPr>
+        <w:t>ə</w:t>
+      </w:r>
+      <w:r>
+        <w:rPr>
+          <w:rFonts w:ascii="Arial" w:hAnsi="Arial"/>
+          <w:color w:val="334155"/>
+        </w:rPr>
+        <w:t>l</w:t>
+      </w:r>
+      <w:r>
+        <w:rPr>
+          <w:rFonts w:ascii="Arial" w:hAnsi="Arial"/>
+          <w:color w:val="334155"/>
+        </w:rPr>
+        <w:t>ə</w:t>
+      </w:r>
+      <w:r>
+        <w:rPr>
+          <w:rFonts w:ascii="Arial" w:hAnsi="Arial"/>
+          <w:color w:val="334155"/>
+        </w:rPr>
+        <w:t>sind</w:t>
+      </w:r>
+      <w:r>
+        <w:rPr>
+          <w:rFonts w:ascii="Arial" w:hAnsi="Arial"/>
+          <w:color w:val="334155"/>
+        </w:rPr>
+        <w:t>ə</w:t>
+      </w:r>
+      <w:r>
+        <w:rPr>
+          <w:rFonts w:ascii="Arial" w:hAnsi="Arial"/>
+          <w:color w:val="334155"/>
+        </w:rPr>
+        <w:t>n (Security by Design) n</w:t>
+      </w:r>
+      <w:r>
+        <w:rPr>
+          <w:rFonts w:ascii="Arial" w:hAnsi="Arial"/>
+          <w:color w:val="334155"/>
+        </w:rPr>
+        <w:t>ə</w:t>
+      </w:r>
+      <w:r>
+        <w:rPr>
+          <w:rFonts w:ascii="Arial" w:hAnsi="Arial"/>
+          <w:color w:val="334155"/>
+        </w:rPr>
+        <w:t>z</w:t>
+      </w:r>
+      <w:r>
+        <w:rPr>
+          <w:rFonts w:ascii="Arial" w:hAnsi="Arial"/>
+          <w:color w:val="334155"/>
+        </w:rPr>
+        <w:t>ə</w:t>
+      </w:r>
+      <w:r>
+        <w:rPr>
+          <w:rFonts w:ascii="Arial" w:hAnsi="Arial"/>
+          <w:color w:val="334155"/>
+        </w:rPr>
+        <w:t>r</w:t>
+      </w:r>
+      <w:r>
+        <w:rPr>
+          <w:rFonts w:ascii="Arial" w:hAnsi="Arial"/>
+          <w:color w:val="334155"/>
+        </w:rPr>
+        <w:t>ə</w:t>
+      </w:r>
+      <w:r>
+        <w:rPr>
+          <w:rFonts w:ascii="Arial" w:hAnsi="Arial"/>
+          <w:color w:val="334155"/>
+        </w:rPr>
+        <w:t xml:space="preserve"> alınmalıdır.</w:t>
       </w:r>
     </w:p>
     <w:p>
@@ -5272,7 +10630,49 @@
           <w:rFonts w:ascii="Arial" w:hAnsi="Arial"/>
           <w:color w:val="334155"/>
         </w:rPr>
-        <w:t>Gələcək İnkişaf Addımları:</w:t>
+        <w:t>G</w:t>
+      </w:r>
+      <w:r>
+        <w:rPr>
+          <w:rFonts w:ascii="Arial" w:hAnsi="Arial"/>
+          <w:color w:val="334155"/>
+        </w:rPr>
+        <w:t>ə</w:t>
+      </w:r>
+      <w:r>
+        <w:rPr>
+          <w:rFonts w:ascii="Arial" w:hAnsi="Arial"/>
+          <w:color w:val="334155"/>
+        </w:rPr>
+        <w:t>l</w:t>
+      </w:r>
+      <w:r>
+        <w:rPr>
+          <w:rFonts w:ascii="Arial" w:hAnsi="Arial"/>
+          <w:color w:val="334155"/>
+        </w:rPr>
+        <w:t>ə</w:t>
+      </w:r>
+      <w:r>
+        <w:rPr>
+          <w:rFonts w:ascii="Arial" w:hAnsi="Arial"/>
+          <w:color w:val="334155"/>
+        </w:rPr>
+        <w:t>c</w:t>
+      </w:r>
+      <w:r>
+        <w:rPr>
+          <w:rFonts w:ascii="Arial" w:hAnsi="Arial"/>
+          <w:color w:val="334155"/>
+        </w:rPr>
+        <w:t>ə</w:t>
+      </w:r>
+      <w:r>
+        <w:rPr>
+          <w:rFonts w:ascii="Arial" w:hAnsi="Arial"/>
+          <w:color w:val="334155"/>
+        </w:rPr>
+        <w:t>k İnkişaf Addımları:</w:t>
       </w:r>
     </w:p>
     <w:p>
@@ -5286,47 +10686,53 @@
         </w:rPr>
         <w:t xml:space="preserve">Supabase Row-Level Security (RLS) </w:t>
       </w:r>
-      <w:proofErr w:type="spellStart"/>
       <w:r>
         <w:rPr>
           <w:rFonts w:ascii="Arial" w:hAnsi="Arial"/>
         </w:rPr>
         <w:t>siyasətlərin</w:t>
       </w:r>
-      <w:proofErr w:type="spellEnd"/>
-      <w:r>
-        <w:rPr>
-          <w:rFonts w:ascii="Arial" w:hAnsi="Arial"/>
-        </w:rPr>
-        <w:t xml:space="preserve"> </w:t>
-      </w:r>
-      <w:proofErr w:type="spellStart"/>
-      <w:r>
-        <w:rPr>
-          <w:rFonts w:ascii="Arial" w:hAnsi="Arial"/>
-        </w:rPr>
-        <w:t>daha</w:t>
-      </w:r>
-      <w:proofErr w:type="spellEnd"/>
-      <w:r>
-        <w:rPr>
-          <w:rFonts w:ascii="Arial" w:hAnsi="Arial"/>
-        </w:rPr>
-        <w:t xml:space="preserve"> da </w:t>
-      </w:r>
-      <w:proofErr w:type="spellStart"/>
-      <w:r>
-        <w:rPr>
-          <w:rFonts w:ascii="Arial" w:hAnsi="Arial"/>
-        </w:rPr>
-        <w:t>sərtləşdirilməsi</w:t>
-      </w:r>
-      <w:proofErr w:type="spellEnd"/>
-      <w:r>
-        <w:rPr>
-          <w:rFonts w:ascii="Arial" w:hAnsi="Arial"/>
-        </w:rPr>
-        <w:t>.</w:t>
+      <w:r>
+        <w:rPr>
+          <w:rFonts w:ascii="Arial" w:hAnsi="Arial"/>
+        </w:rPr>
+        <w:t xml:space="preserve"> daha da s</w:t>
+      </w:r>
+      <w:r>
+        <w:rPr>
+          <w:rFonts w:ascii="Arial" w:hAnsi="Arial"/>
+        </w:rPr>
+        <w:t>ə</w:t>
+      </w:r>
+      <w:r>
+        <w:rPr>
+          <w:rFonts w:ascii="Arial" w:hAnsi="Arial"/>
+        </w:rPr>
+        <w:t>rtl</w:t>
+      </w:r>
+      <w:r>
+        <w:rPr>
+          <w:rFonts w:ascii="Arial" w:hAnsi="Arial"/>
+        </w:rPr>
+        <w:t>ə</w:t>
+      </w:r>
+      <w:r>
+        <w:rPr>
+          <w:rFonts w:ascii="Arial" w:hAnsi="Arial"/>
+        </w:rPr>
+        <w:t>şdirilm</w:t>
+      </w:r>
+      <w:r>
+        <w:rPr>
+          <w:rFonts w:ascii="Arial" w:hAnsi="Arial"/>
+        </w:rPr>
+        <w:t>ə</w:t>
+      </w:r>
+      <w:r>
+        <w:rPr>
+          <w:rFonts w:ascii="Arial" w:hAnsi="Arial"/>
+        </w:rPr>
+        <w:t>si.</w:t>
       </w:r>
     </w:p>
     <w:p>
@@ -5338,49 +10744,7 @@
         <w:rPr>
           <w:rFonts w:ascii="Arial" w:hAnsi="Arial"/>
         </w:rPr>
-        <w:t xml:space="preserve">İki </w:t>
-      </w:r>
-      <w:proofErr w:type="spellStart"/>
-      <w:r>
-        <w:rPr>
-          <w:rFonts w:ascii="Arial" w:hAnsi="Arial"/>
-        </w:rPr>
-        <w:t>Faktorlu</w:t>
-      </w:r>
-      <w:proofErr w:type="spellEnd"/>
-      <w:r>
-        <w:rPr>
-          <w:rFonts w:ascii="Arial" w:hAnsi="Arial"/>
-        </w:rPr>
-        <w:t xml:space="preserve"> </w:t>
-      </w:r>
-      <w:proofErr w:type="spellStart"/>
-      <w:r>
-        <w:rPr>
-          <w:rFonts w:ascii="Arial" w:hAnsi="Arial"/>
-        </w:rPr>
-        <w:t>Autentifikasiya</w:t>
-      </w:r>
-      <w:proofErr w:type="spellEnd"/>
-      <w:r>
-        <w:rPr>
-          <w:rFonts w:ascii="Arial" w:hAnsi="Arial"/>
-        </w:rPr>
-        <w:t xml:space="preserve"> (2FA / TOTP) </w:t>
-      </w:r>
-      <w:proofErr w:type="spellStart"/>
-      <w:r>
-        <w:rPr>
-          <w:rFonts w:ascii="Arial" w:hAnsi="Arial"/>
-        </w:rPr>
-        <w:t>inteqrasiyası</w:t>
-      </w:r>
-      <w:proofErr w:type="spellEnd"/>
-      <w:r>
-        <w:rPr>
-          <w:rFonts w:ascii="Arial" w:hAnsi="Arial"/>
-        </w:rPr>
-        <w:t>.</w:t>
+        <w:t>İki Faktorlu Autentifikasiya (2FA / TOTP) inteqrasiyası.</w:t>
       </w:r>
     </w:p>
     <w:p>
@@ -5392,7 +10756,55 @@
         <w:rPr>
           <w:rFonts w:ascii="Arial" w:hAnsi="Arial"/>
         </w:rPr>
-        <w:t>Docker konteynerləşdirilməsi və Kubernetes bulud klasterində avtomatik miqyaslanma (Auto-scaling).</w:t>
+        <w:t>Docker konteynerl</w:t>
+      </w:r>
+      <w:r>
+        <w:rPr>
+          <w:rFonts w:ascii="Arial" w:hAnsi="Arial"/>
+        </w:rPr>
+        <w:t>ə</w:t>
+      </w:r>
+      <w:r>
+        <w:rPr>
+          <w:rFonts w:ascii="Arial" w:hAnsi="Arial"/>
+        </w:rPr>
+        <w:t>şdirilm</w:t>
+      </w:r>
+      <w:r>
+        <w:rPr>
+          <w:rFonts w:ascii="Arial" w:hAnsi="Arial"/>
+        </w:rPr>
+        <w:t>ə</w:t>
+      </w:r>
+      <w:r>
+        <w:rPr>
+          <w:rFonts w:ascii="Arial" w:hAnsi="Arial"/>
+        </w:rPr>
+        <w:t>si v</w:t>
+      </w:r>
+      <w:r>
+        <w:rPr>
+          <w:rFonts w:ascii="Arial" w:hAnsi="Arial"/>
+        </w:rPr>
+        <w:t>ə</w:t>
+      </w:r>
+      <w:r>
+        <w:rPr>
+          <w:rFonts w:ascii="Arial" w:hAnsi="Arial"/>
+        </w:rPr>
+        <w:t xml:space="preserve"> Kubernetes bulud klasterind</w:t>
+      </w:r>
+      <w:r>
+        <w:rPr>
+          <w:rFonts w:ascii="Arial" w:hAnsi="Arial"/>
+        </w:rPr>
+        <w:t>ə</w:t>
+      </w:r>
+      <w:r>
+        <w:rPr>
+          <w:rFonts w:ascii="Arial" w:hAnsi="Arial"/>
+        </w:rPr>
+        <w:t xml:space="preserve"> avtomatik miqyaslanma (Auto-scaling).</w:t>
       </w:r>
     </w:p>
     <w:sectPr>
@@ -5578,6 +10990,123 @@
       </w:rPr>
     </w:lvl>
   </w:abstractNum>
+  <w:abstractNum w:abstractNumId="9" w15:restartNumberingAfterBreak="0">
+    <w:nsid w:val="02F6438B"/>
+    <w:multiLevelType w:val="multilevel"/>
+    <w:tmpl w:val="BCC2D030"/>
+    <w:lvl w:ilvl="0">
+      <w:start w:val="1"/>
+      <w:numFmt w:val="decimal"/>
+      <w:lvlText w:val="%1."/>
+      <w:lvlJc w:val="left"/>
+      <w:pPr>
+        <w:tabs>
+          <w:tab w:val="num" w:pos="720"/>
+        </w:tabs>
+        <w:ind w:left="720" w:hanging="360"/>
+      </w:pPr>
+    </w:lvl>
+    <w:lvl w:ilvl="1">
+      <w:start w:val="1"/>
+      <w:numFmt w:val="bullet"/>
+      <w:lvlText w:val="o"/>
+      <w:lvlJc w:val="left"/>
+      <w:pPr>
+        <w:tabs>
+          <w:tab w:val="num" w:pos="1440"/>
+        </w:tabs>
+        <w:ind w:left="1440" w:hanging="360"/>
+      </w:pPr>
+      <w:rPr>
+        <w:rFonts w:ascii="Courier New" w:hAnsi="Courier New" w:hint="default"/>
+        <w:sz w:val="20"/>
+      </w:rPr>
+    </w:lvl>
+    <w:lvl w:ilvl="2" w:tentative="1">
+      <w:start w:val="1"/>
+      <w:numFmt w:val="decimal"/>
+      <w:lvlText w:val="%3."/>
+      <w:lvlJc w:val="left"/>
+      <w:pPr>
+        <w:tabs>
+          <w:tab w:val="num" w:pos="2160"/>
+        </w:tabs>
+        <w:ind w:left="2160" w:hanging="360"/>
+      </w:pPr>
+    </w:lvl>
+    <w:lvl w:ilvl="3" w:tentative="1">
+      <w:start w:val="1"/>
+      <w:numFmt w:val="decimal"/>
+      <w:lvlText w:val="%4."/>
+      <w:lvlJc w:val="left"/>
+      <w:pPr>
+        <w:tabs>
+          <w:tab w:val="num" w:pos="2880"/>
+        </w:tabs>
+        <w:ind w:left="2880" w:hanging="360"/>
+      </w:pPr>
+    </w:lvl>
+    <w:lvl w:ilvl="4" w:tentative="1">
+      <w:start w:val="1"/>
+      <w:numFmt w:val="decimal"/>
+      <w:lvlText w:val="%5."/>
+      <w:lvlJc w:val="left"/>
+      <w:pPr>
+        <w:tabs>
+          <w:tab w:val="num" w:pos="3600"/>
+        </w:tabs>
+        <w:ind w:left="3600" w:hanging="360"/>
+      </w:pPr>
+    </w:lvl>
+    <w:lvl w:ilvl="5" w:tentative="1">
+      <w:start w:val="1"/>
+      <w:numFmt w:val="decimal"/>
+      <w:lvlText w:val="%6."/>
+      <w:lvlJc w:val="left"/>
+      <w:pPr>
+        <w:tabs>
+          <w:tab w:val="num" w:pos="4320"/>
+        </w:tabs>
+        <w:ind w:left="4320" w:hanging="360"/>
+      </w:pPr>
+    </w:lvl>
+    <w:lvl w:ilvl="6" w:tentative="1">
+      <w:start w:val="1"/>
+      <w:numFmt w:val="decimal"/>
+      <w:lvlText w:val="%7."/>
+      <w:lvlJc w:val="left"/>
+      <w:pPr>
+        <w:tabs>
+          <w:tab w:val="num" w:pos="5040"/>
+        </w:tabs>
+        <w:ind w:left="5040" w:hanging="360"/>
+      </w:pPr>
+    </w:lvl>
+    <w:lvl w:ilvl="7" w:tentative="1">
+      <w:start w:val="1"/>
+      <w:numFmt w:val="decimal"/>
+      <w:lvlText w:val="%8."/>
+      <w:lvlJc w:val="left"/>
+      <w:pPr>
+        <w:tabs>
+          <w:tab w:val="num" w:pos="5760"/>
+        </w:tabs>
+        <w:ind w:left="5760" w:hanging="360"/>
+      </w:pPr>
+    </w:lvl>
+    <w:lvl w:ilvl="8" w:tentative="1">
+      <w:start w:val="1"/>
+      <w:numFmt w:val="decimal"/>
+      <w:lvlText w:val="%9."/>
+      <w:lvlJc w:val="left"/>
+      <w:pPr>
+        <w:tabs>
+          <w:tab w:val="num" w:pos="6480"/>
+        </w:tabs>
+        <w:ind w:left="6480" w:hanging="360"/>
+      </w:pPr>
+    </w:lvl>
+  </w:abstractNum>
   <w:num w:numId="1" w16cid:durableId="1772386068">
     <w:abstractNumId w:val="8"/>
   </w:num>
@@ -5604,6 +11133,9 @@
   </w:num>
   <w:num w:numId="9" w16cid:durableId="1976376259">
     <w:abstractNumId w:val="0"/>
+  </w:num>
+  <w:num w:numId="10" w16cid:durableId="1016151465">
+    <w:abstractNumId w:val="9"/>
   </w:num>
 </w:numbering>
 </file>
@@ -5997,7 +11529,10 @@
   <w:style w:type="paragraph" w:default="1" w:styleId="Normal">
     <w:name w:val="Normal"/>
     <w:qFormat/>
-    <w:rsid w:val="00FC693F"/>
+    <w:rsid w:val="00C463DE"/>
+    <w:rPr>
+      <w:lang w:val="az-Latn-AZ"/>
+    </w:rPr>
   </w:style>
   <w:style w:type="paragraph" w:styleId="Heading1">
     <w:name w:val="heading 1"/>
@@ -6211,7 +11746,6 @@
   <w:style w:type="character" w:default="1" w:styleId="DefaultParagraphFont">
     <w:name w:val="Default Paragraph Font"/>
     <w:uiPriority w:val="1"/>
-    <w:semiHidden/>
     <w:unhideWhenUsed/>
   </w:style>
   <w:style w:type="table" w:default="1" w:styleId="TableNormal">

--- a/Secure_Shop_Report.docx
+++ b/Secure_Shop_Report.docx
@@ -14,151 +14,7 @@
           <w:color w:val="0F172A"/>
           <w:sz w:val="48"/>
         </w:rPr>
-        <w:t>SecureShop: T</w:t>
-      </w:r>
-      <w:r>
-        <w:rPr>
-          <w:rFonts w:ascii="Arial" w:hAnsi="Arial"/>
-          <w:b/>
-          <w:color w:val="0F172A"/>
-          <w:sz w:val="48"/>
-        </w:rPr>
-        <w:t>ə</w:t>
-      </w:r>
-      <w:r>
-        <w:rPr>
-          <w:rFonts w:ascii="Arial" w:hAnsi="Arial"/>
-          <w:b/>
-          <w:color w:val="0F172A"/>
-          <w:sz w:val="48"/>
-        </w:rPr>
-        <w:t>hlük</w:t>
-      </w:r>
-      <w:r>
-        <w:rPr>
-          <w:rFonts w:ascii="Arial" w:hAnsi="Arial"/>
-          <w:b/>
-          <w:color w:val="0F172A"/>
-          <w:sz w:val="48"/>
-        </w:rPr>
-        <w:t>ə</w:t>
-      </w:r>
-      <w:r>
-        <w:rPr>
-          <w:rFonts w:ascii="Arial" w:hAnsi="Arial"/>
-          <w:b/>
-          <w:color w:val="0F172A"/>
-          <w:sz w:val="48"/>
-        </w:rPr>
-        <w:t>siz E-Ticar</w:t>
-      </w:r>
-      <w:r>
-        <w:rPr>
-          <w:rFonts w:ascii="Arial" w:hAnsi="Arial"/>
-          <w:b/>
-          <w:color w:val="0F172A"/>
-          <w:sz w:val="48"/>
-        </w:rPr>
-        <w:t>ə</w:t>
-      </w:r>
-      <w:r>
-        <w:rPr>
-          <w:rFonts w:ascii="Arial" w:hAnsi="Arial"/>
-          <w:b/>
-          <w:color w:val="0F172A"/>
-          <w:sz w:val="48"/>
-        </w:rPr>
-        <w:t>t V</w:t>
-      </w:r>
-      <w:r>
-        <w:rPr>
-          <w:rFonts w:ascii="Arial" w:hAnsi="Arial"/>
-          <w:b/>
-          <w:color w:val="0F172A"/>
-          <w:sz w:val="48"/>
-        </w:rPr>
-        <w:t>ə</w:t>
-      </w:r>
-      <w:r>
-        <w:rPr>
-          <w:rFonts w:ascii="Arial" w:hAnsi="Arial"/>
-          <w:b/>
-          <w:color w:val="0F172A"/>
-          <w:sz w:val="48"/>
-        </w:rPr>
-        <w:t xml:space="preserve"> ERP/POS Sisteminin Layih</w:t>
-      </w:r>
-      <w:r>
-        <w:rPr>
-          <w:rFonts w:ascii="Arial" w:hAnsi="Arial"/>
-          <w:b/>
-          <w:color w:val="0F172A"/>
-          <w:sz w:val="48"/>
-        </w:rPr>
-        <w:t>ə</w:t>
-      </w:r>
-      <w:r>
-        <w:rPr>
-          <w:rFonts w:ascii="Arial" w:hAnsi="Arial"/>
-          <w:b/>
-          <w:color w:val="0F172A"/>
-          <w:sz w:val="48"/>
-        </w:rPr>
-        <w:t>l</w:t>
-      </w:r>
-      <w:r>
-        <w:rPr>
-          <w:rFonts w:ascii="Arial" w:hAnsi="Arial"/>
-          <w:b/>
-          <w:color w:val="0F172A"/>
-          <w:sz w:val="48"/>
-        </w:rPr>
-        <w:t>ə</w:t>
-      </w:r>
-      <w:r>
-        <w:rPr>
-          <w:rFonts w:ascii="Arial" w:hAnsi="Arial"/>
-          <w:b/>
-          <w:color w:val="0F172A"/>
-          <w:sz w:val="48"/>
-        </w:rPr>
-        <w:t>ndirilm</w:t>
-      </w:r>
-      <w:r>
-        <w:rPr>
-          <w:rFonts w:ascii="Arial" w:hAnsi="Arial"/>
-          <w:b/>
-          <w:color w:val="0F172A"/>
-          <w:sz w:val="48"/>
-        </w:rPr>
-        <w:t>ə</w:t>
-      </w:r>
-      <w:r>
-        <w:rPr>
-          <w:rFonts w:ascii="Arial" w:hAnsi="Arial"/>
-          <w:b/>
-          <w:color w:val="0F172A"/>
-          <w:sz w:val="48"/>
-        </w:rPr>
-        <w:t>si V</w:t>
-      </w:r>
-      <w:r>
-        <w:rPr>
-          <w:rFonts w:ascii="Arial" w:hAnsi="Arial"/>
-          <w:b/>
-          <w:color w:val="0F172A"/>
-          <w:sz w:val="48"/>
-        </w:rPr>
-        <w:t>ə</w:t>
-      </w:r>
-      <w:r>
-        <w:rPr>
-          <w:rFonts w:ascii="Arial" w:hAnsi="Arial"/>
-          <w:b/>
-          <w:color w:val="0F172A"/>
-          <w:sz w:val="48"/>
-        </w:rPr>
-        <w:t xml:space="preserve"> Reallaşdırılması</w:t>
+        <w:t>SecureShop: Təhlükəsiz E-Ticarət Və ERP/POS Sisteminin Layihələndirilməsi Və Reallaşdırılması</w:t>
       </w:r>
     </w:p>
     <w:p>
@@ -173,7 +29,7 @@
           <w:color w:val="475569"/>
           <w:sz w:val="26"/>
         </w:rPr>
-        <w:t>Çoxf</w:t>
+        <w:t>Çoxfənnli Kompleks Akademik Və Praktiki Tədqiqat Hesabatı</w:t>
       </w:r>
       <w:r>
         <w:rPr>
@@ -182,80 +38,8 @@
           <w:color w:val="475569"/>
           <w:sz w:val="26"/>
         </w:rPr>
-        <w:t>ə</w:t>
-      </w:r>
-      <w:r>
-        <w:rPr>
-          <w:rFonts w:ascii="Arial" w:hAnsi="Arial"/>
-          <w:i/>
-          <w:color w:val="475569"/>
-          <w:sz w:val="26"/>
-        </w:rPr>
-        <w:t>nnli Kompleks Akademik V</w:t>
-      </w:r>
-      <w:r>
-        <w:rPr>
-          <w:rFonts w:ascii="Arial" w:hAnsi="Arial"/>
-          <w:i/>
-          <w:color w:val="475569"/>
-          <w:sz w:val="26"/>
-        </w:rPr>
-        <w:t>ə</w:t>
-      </w:r>
-      <w:r>
-        <w:rPr>
-          <w:rFonts w:ascii="Arial" w:hAnsi="Arial"/>
-          <w:i/>
-          <w:color w:val="475569"/>
-          <w:sz w:val="26"/>
-        </w:rPr>
-        <w:t xml:space="preserve"> Praktiki T</w:t>
-      </w:r>
-      <w:r>
-        <w:rPr>
-          <w:rFonts w:ascii="Arial" w:hAnsi="Arial"/>
-          <w:i/>
-          <w:color w:val="475569"/>
-          <w:sz w:val="26"/>
-        </w:rPr>
-        <w:t>ə</w:t>
-      </w:r>
-      <w:r>
-        <w:rPr>
-          <w:rFonts w:ascii="Arial" w:hAnsi="Arial"/>
-          <w:i/>
-          <w:color w:val="475569"/>
-          <w:sz w:val="26"/>
-        </w:rPr>
-        <w:t>dqiqat Hesabatı</w:t>
-      </w:r>
-      <w:r>
-        <w:rPr>
-          <w:rFonts w:ascii="Arial" w:hAnsi="Arial"/>
-          <w:i/>
-          <w:color w:val="475569"/>
-          <w:sz w:val="26"/>
-        </w:rPr>
         <w:br/>
-        <w:t>(İTİS, Kriptoqrafik Üsullar V</w:t>
-      </w:r>
-      <w:r>
-        <w:rPr>
-          <w:rFonts w:ascii="Arial" w:hAnsi="Arial"/>
-          <w:i/>
-          <w:color w:val="475569"/>
-          <w:sz w:val="26"/>
-        </w:rPr>
-        <w:t>ə</w:t>
-      </w:r>
-      <w:r>
-        <w:rPr>
-          <w:rFonts w:ascii="Arial" w:hAnsi="Arial"/>
-          <w:i/>
-          <w:color w:val="475569"/>
-          <w:sz w:val="26"/>
-        </w:rPr>
-        <w:t xml:space="preserve"> Bulud Hesablama Platformaları)</w:t>
+        <w:t>(İTİS, Kriptoqrafik Üsullar Və Bulud Hesablama Platformaları)</w:t>
       </w:r>
     </w:p>
     <w:p>
@@ -269,7 +53,7 @@
           <w:b/>
           <w:color w:val="334155"/>
         </w:rPr>
-        <w:t>Mü</w:t>
+        <w:t>Müəllif: Əli Zeynalov</w:t>
       </w:r>
       <w:r>
         <w:rPr>
@@ -277,7 +61,8 @@
           <w:b/>
           <w:color w:val="334155"/>
         </w:rPr>
-        <w:t>ə</w:t>
+        <w:br/>
+        <w:t>İxtisas: İnformasiya Təhlükəsizliyi</w:t>
       </w:r>
       <w:r>
         <w:rPr>
@@ -285,73 +70,8 @@
           <w:b/>
           <w:color w:val="334155"/>
         </w:rPr>
-        <w:t>llif: Əli Zeynalov</w:t>
-      </w:r>
-      <w:r>
-        <w:rPr>
-          <w:rFonts w:ascii="Arial" w:hAnsi="Arial"/>
-          <w:b/>
-          <w:color w:val="334155"/>
-        </w:rPr>
         <w:br/>
-        <w:t>İxtisas: İnformasiya T</w:t>
-      </w:r>
-      <w:r>
-        <w:rPr>
-          <w:rFonts w:ascii="Arial" w:hAnsi="Arial"/>
-          <w:b/>
-          <w:color w:val="334155"/>
-        </w:rPr>
-        <w:t>ə</w:t>
-      </w:r>
-      <w:r>
-        <w:rPr>
-          <w:rFonts w:ascii="Arial" w:hAnsi="Arial"/>
-          <w:b/>
-          <w:color w:val="334155"/>
-        </w:rPr>
-        <w:t>hlük</w:t>
-      </w:r>
-      <w:r>
-        <w:rPr>
-          <w:rFonts w:ascii="Arial" w:hAnsi="Arial"/>
-          <w:b/>
-          <w:color w:val="334155"/>
-        </w:rPr>
-        <w:t>ə</w:t>
-      </w:r>
-      <w:r>
-        <w:rPr>
-          <w:rFonts w:ascii="Arial" w:hAnsi="Arial"/>
-          <w:b/>
-          <w:color w:val="334155"/>
-        </w:rPr>
-        <w:t>sizliyi</w:t>
-      </w:r>
-      <w:r>
-        <w:rPr>
-          <w:rFonts w:ascii="Arial" w:hAnsi="Arial"/>
-          <w:b/>
-          <w:color w:val="334155"/>
-        </w:rPr>
-        <w:br/>
-        <w:t>T</w:t>
-      </w:r>
-      <w:r>
-        <w:rPr>
-          <w:rFonts w:ascii="Arial" w:hAnsi="Arial"/>
-          <w:b/>
-          <w:color w:val="334155"/>
-        </w:rPr>
-        <w:t>ə</w:t>
-      </w:r>
-      <w:r>
-        <w:rPr>
-          <w:rFonts w:ascii="Arial" w:hAnsi="Arial"/>
-          <w:b/>
-          <w:color w:val="334155"/>
-        </w:rPr>
-        <w:t>dris İli: 2026</w:t>
+        <w:t>Tədris İli: 2026</w:t>
       </w:r>
       <w:r>
         <w:t xml:space="preserve"> </w:t>
@@ -395,371 +115,7 @@
           <w:rFonts w:ascii="Arial" w:hAnsi="Arial"/>
           <w:color w:val="334155"/>
         </w:rPr>
-        <w:t>Bu hesabat müasir e-ticar</w:t>
-      </w:r>
-      <w:r>
-        <w:rPr>
-          <w:rFonts w:ascii="Arial" w:hAnsi="Arial"/>
-          <w:color w:val="334155"/>
-        </w:rPr>
-        <w:t>ə</w:t>
-      </w:r>
-      <w:r>
-        <w:rPr>
-          <w:rFonts w:ascii="Arial" w:hAnsi="Arial"/>
-          <w:color w:val="334155"/>
-        </w:rPr>
-        <w:t>t v</w:t>
-      </w:r>
-      <w:r>
-        <w:rPr>
-          <w:rFonts w:ascii="Arial" w:hAnsi="Arial"/>
-          <w:color w:val="334155"/>
-        </w:rPr>
-        <w:t>ə</w:t>
-      </w:r>
-      <w:r>
-        <w:rPr>
-          <w:rFonts w:ascii="Arial" w:hAnsi="Arial"/>
-          <w:color w:val="334155"/>
-        </w:rPr>
-        <w:t xml:space="preserve"> mü</w:t>
-      </w:r>
-      <w:r>
-        <w:rPr>
-          <w:rFonts w:ascii="Arial" w:hAnsi="Arial"/>
-          <w:color w:val="334155"/>
-        </w:rPr>
-        <w:t>ə</w:t>
-      </w:r>
-      <w:r>
-        <w:rPr>
-          <w:rFonts w:ascii="Arial" w:hAnsi="Arial"/>
-          <w:color w:val="334155"/>
-        </w:rPr>
-        <w:t>ssis</w:t>
-      </w:r>
-      <w:r>
-        <w:rPr>
-          <w:rFonts w:ascii="Arial" w:hAnsi="Arial"/>
-          <w:color w:val="334155"/>
-        </w:rPr>
-        <w:t>ə</w:t>
-      </w:r>
-      <w:r>
-        <w:rPr>
-          <w:rFonts w:ascii="Arial" w:hAnsi="Arial"/>
-          <w:color w:val="334155"/>
-        </w:rPr>
-        <w:t xml:space="preserve"> resurslarının planlaşdırılması (ERP/POS) sisteml</w:t>
-      </w:r>
-      <w:r>
-        <w:rPr>
-          <w:rFonts w:ascii="Arial" w:hAnsi="Arial"/>
-          <w:color w:val="334155"/>
-        </w:rPr>
-        <w:t>ə</w:t>
-      </w:r>
-      <w:r>
-        <w:rPr>
-          <w:rFonts w:ascii="Arial" w:hAnsi="Arial"/>
-          <w:color w:val="334155"/>
-        </w:rPr>
-        <w:t>rinin kiber t</w:t>
-      </w:r>
-      <w:r>
-        <w:rPr>
-          <w:rFonts w:ascii="Arial" w:hAnsi="Arial"/>
-          <w:color w:val="334155"/>
-        </w:rPr>
-        <w:t>ə</w:t>
-      </w:r>
-      <w:r>
-        <w:rPr>
-          <w:rFonts w:ascii="Arial" w:hAnsi="Arial"/>
-          <w:color w:val="334155"/>
-        </w:rPr>
-        <w:t>hlük</w:t>
-      </w:r>
-      <w:r>
-        <w:rPr>
-          <w:rFonts w:ascii="Arial" w:hAnsi="Arial"/>
-          <w:color w:val="334155"/>
-        </w:rPr>
-        <w:t>ə</w:t>
-      </w:r>
-      <w:r>
-        <w:rPr>
-          <w:rFonts w:ascii="Arial" w:hAnsi="Arial"/>
-          <w:color w:val="334155"/>
-        </w:rPr>
-        <w:t>sizlik, bulud infrastrukturu v</w:t>
-      </w:r>
-      <w:r>
-        <w:rPr>
-          <w:rFonts w:ascii="Arial" w:hAnsi="Arial"/>
-          <w:color w:val="334155"/>
-        </w:rPr>
-        <w:t>ə</w:t>
-      </w:r>
-      <w:r>
-        <w:rPr>
-          <w:rFonts w:ascii="Arial" w:hAnsi="Arial"/>
-          <w:color w:val="334155"/>
-        </w:rPr>
-        <w:t xml:space="preserve"> kriptoqrafik müdafi</w:t>
-      </w:r>
-      <w:r>
-        <w:rPr>
-          <w:rFonts w:ascii="Arial" w:hAnsi="Arial"/>
-          <w:color w:val="334155"/>
-        </w:rPr>
-        <w:t>ə</w:t>
-      </w:r>
-      <w:r>
-        <w:rPr>
-          <w:rFonts w:ascii="Arial" w:hAnsi="Arial"/>
-          <w:color w:val="334155"/>
-        </w:rPr>
-        <w:t xml:space="preserve"> prinsipl</w:t>
-      </w:r>
-      <w:r>
-        <w:rPr>
-          <w:rFonts w:ascii="Arial" w:hAnsi="Arial"/>
-          <w:color w:val="334155"/>
-        </w:rPr>
-        <w:t>ə</w:t>
-      </w:r>
-      <w:r>
-        <w:rPr>
-          <w:rFonts w:ascii="Arial" w:hAnsi="Arial"/>
-          <w:color w:val="334155"/>
-        </w:rPr>
-        <w:t>rin</w:t>
-      </w:r>
-      <w:r>
-        <w:rPr>
-          <w:rFonts w:ascii="Arial" w:hAnsi="Arial"/>
-          <w:color w:val="334155"/>
-        </w:rPr>
-        <w:t>ə</w:t>
-      </w:r>
-      <w:r>
-        <w:rPr>
-          <w:rFonts w:ascii="Arial" w:hAnsi="Arial"/>
-          <w:color w:val="334155"/>
-        </w:rPr>
-        <w:t xml:space="preserve"> uyğun layih</w:t>
-      </w:r>
-      <w:r>
-        <w:rPr>
-          <w:rFonts w:ascii="Arial" w:hAnsi="Arial"/>
-          <w:color w:val="334155"/>
-        </w:rPr>
-        <w:t>ə</w:t>
-      </w:r>
-      <w:r>
-        <w:rPr>
-          <w:rFonts w:ascii="Arial" w:hAnsi="Arial"/>
-          <w:color w:val="334155"/>
-        </w:rPr>
-        <w:t>l</w:t>
-      </w:r>
-      <w:r>
-        <w:rPr>
-          <w:rFonts w:ascii="Arial" w:hAnsi="Arial"/>
-          <w:color w:val="334155"/>
-        </w:rPr>
-        <w:t>ə</w:t>
-      </w:r>
-      <w:r>
-        <w:rPr>
-          <w:rFonts w:ascii="Arial" w:hAnsi="Arial"/>
-          <w:color w:val="334155"/>
-        </w:rPr>
-        <w:t>ndirilm</w:t>
-      </w:r>
-      <w:r>
-        <w:rPr>
-          <w:rFonts w:ascii="Arial" w:hAnsi="Arial"/>
-          <w:color w:val="334155"/>
-        </w:rPr>
-        <w:t>ə</w:t>
-      </w:r>
-      <w:r>
-        <w:rPr>
-          <w:rFonts w:ascii="Arial" w:hAnsi="Arial"/>
-          <w:color w:val="334155"/>
-        </w:rPr>
-        <w:t xml:space="preserve">sini </w:t>
-      </w:r>
-      <w:r>
-        <w:rPr>
-          <w:rFonts w:ascii="Arial" w:hAnsi="Arial"/>
-          <w:color w:val="334155"/>
-        </w:rPr>
-        <w:t>ə</w:t>
-      </w:r>
-      <w:r>
-        <w:rPr>
-          <w:rFonts w:ascii="Arial" w:hAnsi="Arial"/>
-          <w:color w:val="334155"/>
-        </w:rPr>
-        <w:t>hat</w:t>
-      </w:r>
-      <w:r>
-        <w:rPr>
-          <w:rFonts w:ascii="Arial" w:hAnsi="Arial"/>
-          <w:color w:val="334155"/>
-        </w:rPr>
-        <w:t>ə</w:t>
-      </w:r>
-      <w:r>
-        <w:rPr>
-          <w:rFonts w:ascii="Arial" w:hAnsi="Arial"/>
-          <w:color w:val="334155"/>
-        </w:rPr>
-        <w:t xml:space="preserve"> edir. Layih</w:t>
-      </w:r>
-      <w:r>
-        <w:rPr>
-          <w:rFonts w:ascii="Arial" w:hAnsi="Arial"/>
-          <w:color w:val="334155"/>
-        </w:rPr>
-        <w:t>ə</w:t>
-      </w:r>
-      <w:r>
-        <w:rPr>
-          <w:rFonts w:ascii="Arial" w:hAnsi="Arial"/>
-          <w:color w:val="334155"/>
-        </w:rPr>
-        <w:t xml:space="preserve"> üç </w:t>
-      </w:r>
-      <w:r>
-        <w:rPr>
-          <w:rFonts w:ascii="Arial" w:hAnsi="Arial"/>
-          <w:color w:val="334155"/>
-        </w:rPr>
-        <w:t>ə</w:t>
-      </w:r>
-      <w:r>
-        <w:rPr>
-          <w:rFonts w:ascii="Arial" w:hAnsi="Arial"/>
-          <w:color w:val="334155"/>
-        </w:rPr>
-        <w:t>sas akademik f</w:t>
-      </w:r>
-      <w:r>
-        <w:rPr>
-          <w:rFonts w:ascii="Arial" w:hAnsi="Arial"/>
-          <w:color w:val="334155"/>
-        </w:rPr>
-        <w:t>ə</w:t>
-      </w:r>
-      <w:r>
-        <w:rPr>
-          <w:rFonts w:ascii="Arial" w:hAnsi="Arial"/>
-          <w:color w:val="334155"/>
-        </w:rPr>
-        <w:t>nn üzr</w:t>
-      </w:r>
-      <w:r>
-        <w:rPr>
-          <w:rFonts w:ascii="Arial" w:hAnsi="Arial"/>
-          <w:color w:val="334155"/>
-        </w:rPr>
-        <w:t>ə</w:t>
-      </w:r>
-      <w:r>
-        <w:rPr>
-          <w:rFonts w:ascii="Arial" w:hAnsi="Arial"/>
-          <w:color w:val="334155"/>
-        </w:rPr>
-        <w:t xml:space="preserve"> sintez olunmuşdur: İnformasiya T</w:t>
-      </w:r>
-      <w:r>
-        <w:rPr>
-          <w:rFonts w:ascii="Arial" w:hAnsi="Arial"/>
-          <w:color w:val="334155"/>
-        </w:rPr>
-        <w:t>ə</w:t>
-      </w:r>
-      <w:r>
-        <w:rPr>
-          <w:rFonts w:ascii="Arial" w:hAnsi="Arial"/>
-          <w:color w:val="334155"/>
-        </w:rPr>
-        <w:t>hlük</w:t>
-      </w:r>
-      <w:r>
-        <w:rPr>
-          <w:rFonts w:ascii="Arial" w:hAnsi="Arial"/>
-          <w:color w:val="334155"/>
-        </w:rPr>
-        <w:t>ə</w:t>
-      </w:r>
-      <w:r>
-        <w:rPr>
-          <w:rFonts w:ascii="Arial" w:hAnsi="Arial"/>
-          <w:color w:val="334155"/>
-        </w:rPr>
-        <w:t>sizliyinin İdar</w:t>
-      </w:r>
-      <w:r>
-        <w:rPr>
-          <w:rFonts w:ascii="Arial" w:hAnsi="Arial"/>
-          <w:color w:val="334155"/>
-        </w:rPr>
-        <w:t>ə</w:t>
-      </w:r>
-      <w:r>
-        <w:rPr>
-          <w:rFonts w:ascii="Arial" w:hAnsi="Arial"/>
-          <w:color w:val="334155"/>
-        </w:rPr>
-        <w:t>edilm</w:t>
-      </w:r>
-      <w:r>
-        <w:rPr>
-          <w:rFonts w:ascii="Arial" w:hAnsi="Arial"/>
-          <w:color w:val="334155"/>
-        </w:rPr>
-        <w:t>ə</w:t>
-      </w:r>
-      <w:r>
-        <w:rPr>
-          <w:rFonts w:ascii="Arial" w:hAnsi="Arial"/>
-          <w:color w:val="334155"/>
-        </w:rPr>
-        <w:t>si Sisteml</w:t>
-      </w:r>
-      <w:r>
-        <w:rPr>
-          <w:rFonts w:ascii="Arial" w:hAnsi="Arial"/>
-          <w:color w:val="334155"/>
-        </w:rPr>
-        <w:t>ə</w:t>
-      </w:r>
-      <w:r>
-        <w:rPr>
-          <w:rFonts w:ascii="Arial" w:hAnsi="Arial"/>
-          <w:color w:val="334155"/>
-        </w:rPr>
-        <w:t>ri (İTİS - ISO/IEC 27001 &amp; OWASP Top 10), Kriptoqrafik Üsullar (AES-256-GCM, Bcrypt, JWT) v</w:t>
-      </w:r>
-      <w:r>
-        <w:rPr>
-          <w:rFonts w:ascii="Arial" w:hAnsi="Arial"/>
-          <w:color w:val="334155"/>
-        </w:rPr>
-        <w:t>ə</w:t>
-      </w:r>
-      <w:r>
-        <w:rPr>
-          <w:rFonts w:ascii="Arial" w:hAnsi="Arial"/>
-          <w:color w:val="334155"/>
-        </w:rPr>
-        <w:t xml:space="preserve"> Bulud Hesablama Platformaları (Supabase PostgreSQL Cloud, Serverless REST API).</w:t>
+        <w:t>Bu hesabat müasir e-ticarət və müəssisə resurslarının planlaşdırılması (ERP/POS) sistemlərinin kiber təhlükəsizlik, bulud infrastrukturu və kriptoqrafik müdafiə prinsiplərinə uyğun layihələndirilməsini əhatə edir. Layihə üç əsas akademik fənn üzrə sintez olunmuşdur: İnformasiya Təhlükəsizliyinin İdarəedilməsi Sistemləri (İTİS - ISO/IEC 27001 &amp; OWASP Top 10), Kriptoqrafik Üsullar (AES-256-GCM, Bcrypt, JWT) və Bulud Hesablama Platformaları (Supabase PostgreSQL Cloud, Serverless REST API).</w:t>
       </w:r>
     </w:p>
     <w:tbl>
@@ -880,31 +236,7 @@
         <w:rPr>
           <w:rFonts w:ascii="Arial" w:hAnsi="Arial"/>
         </w:rPr>
-        <w:t>Hiss</w:t>
-      </w:r>
-      <w:r>
-        <w:rPr>
-          <w:rFonts w:ascii="Arial" w:hAnsi="Arial"/>
-        </w:rPr>
-        <w:t>ə</w:t>
-      </w:r>
-      <w:r>
-        <w:rPr>
-          <w:rFonts w:ascii="Arial" w:hAnsi="Arial"/>
-        </w:rPr>
-        <w:t xml:space="preserve"> 1: Giriş v</w:t>
-      </w:r>
-      <w:r>
-        <w:rPr>
-          <w:rFonts w:ascii="Arial" w:hAnsi="Arial"/>
-        </w:rPr>
-        <w:t>ə</w:t>
-      </w:r>
-      <w:r>
-        <w:rPr>
-          <w:rFonts w:ascii="Arial" w:hAnsi="Arial"/>
-        </w:rPr>
-        <w:t xml:space="preserve"> Problemin Qoyuluşu</w:t>
+        <w:t>Hissə 1: Giriş və Problemin Qoyuluşu</w:t>
       </w:r>
     </w:p>
     <w:p>
@@ -916,31 +248,7 @@
         <w:rPr>
           <w:rFonts w:ascii="Arial" w:hAnsi="Arial"/>
         </w:rPr>
-        <w:t>Hiss</w:t>
-      </w:r>
-      <w:r>
-        <w:rPr>
-          <w:rFonts w:ascii="Arial" w:hAnsi="Arial"/>
-        </w:rPr>
-        <w:t>ə</w:t>
-      </w:r>
-      <w:r>
-        <w:rPr>
-          <w:rFonts w:ascii="Arial" w:hAnsi="Arial"/>
-        </w:rPr>
-        <w:t xml:space="preserve"> 2: İTİS Yanaşması (ISO/IEC 27001, OWASP Top 10 V</w:t>
-      </w:r>
-      <w:r>
-        <w:rPr>
-          <w:rFonts w:ascii="Arial" w:hAnsi="Arial"/>
-        </w:rPr>
-        <w:t>ə</w:t>
-      </w:r>
-      <w:r>
-        <w:rPr>
-          <w:rFonts w:ascii="Arial" w:hAnsi="Arial"/>
-        </w:rPr>
-        <w:t xml:space="preserve"> RBAC)</w:t>
+        <w:t>Hissə 2: İTİS Yanaşması (ISO/IEC 27001, OWASP Top 10 Və RBAC)</w:t>
       </w:r>
     </w:p>
     <w:p>
@@ -952,31 +260,7 @@
         <w:rPr>
           <w:rFonts w:ascii="Arial" w:hAnsi="Arial"/>
         </w:rPr>
-        <w:t>Hiss</w:t>
-      </w:r>
-      <w:r>
-        <w:rPr>
-          <w:rFonts w:ascii="Arial" w:hAnsi="Arial"/>
-        </w:rPr>
-        <w:t>ə</w:t>
-      </w:r>
-      <w:r>
-        <w:rPr>
-          <w:rFonts w:ascii="Arial" w:hAnsi="Arial"/>
-        </w:rPr>
-        <w:t xml:space="preserve"> 3: Kriptoqrafik Üsullar (Bcrypt, JWT V</w:t>
-      </w:r>
-      <w:r>
-        <w:rPr>
-          <w:rFonts w:ascii="Arial" w:hAnsi="Arial"/>
-        </w:rPr>
-        <w:t>ə</w:t>
-      </w:r>
-      <w:r>
-        <w:rPr>
-          <w:rFonts w:ascii="Arial" w:hAnsi="Arial"/>
-        </w:rPr>
-        <w:t xml:space="preserve"> AES-256-GCM Audit Logları)</w:t>
+        <w:t>Hissə 3: Kriptoqrafik Üsullar (Bcrypt, JWT Və AES-256-GCM Audit Logları)</w:t>
       </w:r>
     </w:p>
     <w:p>
@@ -989,55 +273,7 @@
           <w:rFonts w:ascii="Arial" w:hAnsi="Arial"/>
         </w:rPr>
         <w:lastRenderedPageBreak/>
-        <w:t>Hiss</w:t>
-      </w:r>
-      <w:r>
-        <w:rPr>
-          <w:rFonts w:ascii="Arial" w:hAnsi="Arial"/>
-        </w:rPr>
-        <w:t>ə</w:t>
-      </w:r>
-      <w:r>
-        <w:rPr>
-          <w:rFonts w:ascii="Arial" w:hAnsi="Arial"/>
-        </w:rPr>
-        <w:t xml:space="preserve"> 4: Bulud Hesablama V</w:t>
-      </w:r>
-      <w:r>
-        <w:rPr>
-          <w:rFonts w:ascii="Arial" w:hAnsi="Arial"/>
-        </w:rPr>
-        <w:t>ə</w:t>
-      </w:r>
-      <w:r>
-        <w:rPr>
-          <w:rFonts w:ascii="Arial" w:hAnsi="Arial"/>
-        </w:rPr>
-        <w:t xml:space="preserve"> T</w:t>
-      </w:r>
-      <w:r>
-        <w:rPr>
-          <w:rFonts w:ascii="Arial" w:hAnsi="Arial"/>
-        </w:rPr>
-        <w:t>ə</w:t>
-      </w:r>
-      <w:r>
-        <w:rPr>
-          <w:rFonts w:ascii="Arial" w:hAnsi="Arial"/>
-        </w:rPr>
-        <w:t>hlük</w:t>
-      </w:r>
-      <w:r>
-        <w:rPr>
-          <w:rFonts w:ascii="Arial" w:hAnsi="Arial"/>
-        </w:rPr>
-        <w:t>ə</w:t>
-      </w:r>
-      <w:r>
-        <w:rPr>
-          <w:rFonts w:ascii="Arial" w:hAnsi="Arial"/>
-        </w:rPr>
-        <w:t>sizliyi (</w:t>
+        <w:t>Hissə 4: Bulud Hesablama Və Təhlükəsizliyi (</w:t>
       </w:r>
       <w:r>
         <w:rPr>
@@ -1061,43 +297,7 @@
         <w:rPr>
           <w:rFonts w:ascii="Arial" w:hAnsi="Arial"/>
         </w:rPr>
-        <w:t>Hiss</w:t>
-      </w:r>
-      <w:r>
-        <w:rPr>
-          <w:rFonts w:ascii="Arial" w:hAnsi="Arial"/>
-        </w:rPr>
-        <w:t>ə</w:t>
-      </w:r>
-      <w:r>
-        <w:rPr>
-          <w:rFonts w:ascii="Arial" w:hAnsi="Arial"/>
-        </w:rPr>
-        <w:t xml:space="preserve"> 5: Tam Proqram T</w:t>
-      </w:r>
-      <w:r>
-        <w:rPr>
-          <w:rFonts w:ascii="Arial" w:hAnsi="Arial"/>
-        </w:rPr>
-        <w:t>ə</w:t>
-      </w:r>
-      <w:r>
-        <w:rPr>
-          <w:rFonts w:ascii="Arial" w:hAnsi="Arial"/>
-        </w:rPr>
-        <w:t>minatı Arxitekturası (server.js &amp; app.js Kod T</w:t>
-      </w:r>
-      <w:r>
-        <w:rPr>
-          <w:rFonts w:ascii="Arial" w:hAnsi="Arial"/>
-        </w:rPr>
-        <w:t>ə</w:t>
-      </w:r>
-      <w:r>
-        <w:rPr>
-          <w:rFonts w:ascii="Arial" w:hAnsi="Arial"/>
-        </w:rPr>
-        <w:t>hlili)</w:t>
+        <w:t>Hissə 5: Tam Proqram Təminatı Arxitekturası (server.js &amp; app.js Kod Təhlili)</w:t>
       </w:r>
     </w:p>
     <w:p>
@@ -1109,91 +309,7 @@
         <w:rPr>
           <w:rFonts w:ascii="Arial" w:hAnsi="Arial"/>
         </w:rPr>
-        <w:t>Hiss</w:t>
-      </w:r>
-      <w:r>
-        <w:rPr>
-          <w:rFonts w:ascii="Arial" w:hAnsi="Arial"/>
-        </w:rPr>
-        <w:t>ə</w:t>
-      </w:r>
-      <w:r>
-        <w:rPr>
-          <w:rFonts w:ascii="Arial" w:hAnsi="Arial"/>
-        </w:rPr>
-        <w:t xml:space="preserve"> 6: Testl</w:t>
-      </w:r>
-      <w:r>
-        <w:rPr>
-          <w:rFonts w:ascii="Arial" w:hAnsi="Arial"/>
-        </w:rPr>
-        <w:t>ə</w:t>
-      </w:r>
-      <w:r>
-        <w:rPr>
-          <w:rFonts w:ascii="Arial" w:hAnsi="Arial"/>
-        </w:rPr>
-        <w:t>r, cURL Nümun</w:t>
-      </w:r>
-      <w:r>
-        <w:rPr>
-          <w:rFonts w:ascii="Arial" w:hAnsi="Arial"/>
-        </w:rPr>
-        <w:t>ə</w:t>
-      </w:r>
-      <w:r>
-        <w:rPr>
-          <w:rFonts w:ascii="Arial" w:hAnsi="Arial"/>
-        </w:rPr>
-        <w:t>l</w:t>
-      </w:r>
-      <w:r>
-        <w:rPr>
-          <w:rFonts w:ascii="Arial" w:hAnsi="Arial"/>
-        </w:rPr>
-        <w:t>ə</w:t>
-      </w:r>
-      <w:r>
-        <w:rPr>
-          <w:rFonts w:ascii="Arial" w:hAnsi="Arial"/>
-        </w:rPr>
-        <w:t>ri V</w:t>
-      </w:r>
-      <w:r>
-        <w:rPr>
-          <w:rFonts w:ascii="Arial" w:hAnsi="Arial"/>
-        </w:rPr>
-        <w:t>ə</w:t>
-      </w:r>
-      <w:r>
-        <w:rPr>
-          <w:rFonts w:ascii="Arial" w:hAnsi="Arial"/>
-        </w:rPr>
-        <w:t xml:space="preserve"> T</w:t>
-      </w:r>
-      <w:r>
-        <w:rPr>
-          <w:rFonts w:ascii="Arial" w:hAnsi="Arial"/>
-        </w:rPr>
-        <w:t>ə</w:t>
-      </w:r>
-      <w:r>
-        <w:rPr>
-          <w:rFonts w:ascii="Arial" w:hAnsi="Arial"/>
-        </w:rPr>
-        <w:t>hlük</w:t>
-      </w:r>
-      <w:r>
-        <w:rPr>
-          <w:rFonts w:ascii="Arial" w:hAnsi="Arial"/>
-        </w:rPr>
-        <w:t>ə</w:t>
-      </w:r>
-      <w:r>
-        <w:rPr>
-          <w:rFonts w:ascii="Arial" w:hAnsi="Arial"/>
-        </w:rPr>
-        <w:t>sizlik Verifikasiyası</w:t>
+        <w:t>Hissə 6: Testlər, cURL Nümunələri Və Təhlükəsizlik Verifikasiyası</w:t>
       </w:r>
     </w:p>
     <w:p>
@@ -1205,103 +321,7 @@
         <w:rPr>
           <w:rFonts w:ascii="Arial" w:hAnsi="Arial"/>
         </w:rPr>
-        <w:t>Hiss</w:t>
-      </w:r>
-      <w:r>
-        <w:rPr>
-          <w:rFonts w:ascii="Arial" w:hAnsi="Arial"/>
-        </w:rPr>
-        <w:t>ə</w:t>
-      </w:r>
-      <w:r>
-        <w:rPr>
-          <w:rFonts w:ascii="Arial" w:hAnsi="Arial"/>
-        </w:rPr>
-        <w:t xml:space="preserve"> 7: N</w:t>
-      </w:r>
-      <w:r>
-        <w:rPr>
-          <w:rFonts w:ascii="Arial" w:hAnsi="Arial"/>
-        </w:rPr>
-        <w:t>ə</w:t>
-      </w:r>
-      <w:r>
-        <w:rPr>
-          <w:rFonts w:ascii="Arial" w:hAnsi="Arial"/>
-        </w:rPr>
-        <w:t>tic</w:t>
-      </w:r>
-      <w:r>
-        <w:rPr>
-          <w:rFonts w:ascii="Arial" w:hAnsi="Arial"/>
-        </w:rPr>
-        <w:t>ə</w:t>
-      </w:r>
-      <w:r>
-        <w:rPr>
-          <w:rFonts w:ascii="Arial" w:hAnsi="Arial"/>
-        </w:rPr>
-        <w:t xml:space="preserve"> V</w:t>
-      </w:r>
-      <w:r>
-        <w:rPr>
-          <w:rFonts w:ascii="Arial" w:hAnsi="Arial"/>
-        </w:rPr>
-        <w:t>ə</w:t>
-      </w:r>
-      <w:r>
-        <w:rPr>
-          <w:rFonts w:ascii="Arial" w:hAnsi="Arial"/>
-        </w:rPr>
-        <w:t xml:space="preserve"> G</w:t>
-      </w:r>
-      <w:r>
-        <w:rPr>
-          <w:rFonts w:ascii="Arial" w:hAnsi="Arial"/>
-        </w:rPr>
-        <w:t>ə</w:t>
-      </w:r>
-      <w:r>
-        <w:rPr>
-          <w:rFonts w:ascii="Arial" w:hAnsi="Arial"/>
-        </w:rPr>
-        <w:t>l</w:t>
-      </w:r>
-      <w:r>
-        <w:rPr>
-          <w:rFonts w:ascii="Arial" w:hAnsi="Arial"/>
-        </w:rPr>
-        <w:t>ə</w:t>
-      </w:r>
-      <w:r>
-        <w:rPr>
-          <w:rFonts w:ascii="Arial" w:hAnsi="Arial"/>
-        </w:rPr>
-        <w:t>c</w:t>
-      </w:r>
-      <w:r>
-        <w:rPr>
-          <w:rFonts w:ascii="Arial" w:hAnsi="Arial"/>
-        </w:rPr>
-        <w:t>ə</w:t>
-      </w:r>
-      <w:r>
-        <w:rPr>
-          <w:rFonts w:ascii="Arial" w:hAnsi="Arial"/>
-        </w:rPr>
-        <w:t>k İnkişaf Perspektivl</w:t>
-      </w:r>
-      <w:r>
-        <w:rPr>
-          <w:rFonts w:ascii="Arial" w:hAnsi="Arial"/>
-        </w:rPr>
-        <w:t>ə</w:t>
-      </w:r>
-      <w:r>
-        <w:rPr>
-          <w:rFonts w:ascii="Arial" w:hAnsi="Arial"/>
-        </w:rPr>
-        <w:t>ri</w:t>
+        <w:t>Hissə 7: Nəticə Və Gələcək İnkişaf Perspektivləri</w:t>
       </w:r>
     </w:p>
     <w:p>
@@ -1328,873 +348,19 @@
           <w:rFonts w:ascii="Arial" w:hAnsi="Arial"/>
           <w:color w:val="334155"/>
         </w:rPr>
-        <w:t>Müasir e-ticar</w:t>
-      </w:r>
+        <w:t>Müasir e-ticarət platformalarında ən kritik problemlərdən biri vitrin məlumatları ilə anbar (stok) idarəetmə sistemləri arasında sinxronizasiyanın itməsi və tətbiq səviyyəsindəki zəifliklərdən istifadə edərək maliyyə/stok dələduzluqlarının edilməsidir. Tradision e-ticarət skriptləri əksər hallarda giriş nəzarətinin pozulması (Broken Access Control), konfiqurasiya xətaları və verilənlər bazasına birbaşa XSS/SQLi hücumlarına qarşı müdafiəsiz qalır.</w:t>
+      </w:r>
+    </w:p>
+    <w:p>
+      <w:pPr>
+        <w:spacing w:after="120"/>
+      </w:pPr>
       <w:r>
         <w:rPr>
           <w:rFonts w:ascii="Arial" w:hAnsi="Arial"/>
           <w:color w:val="334155"/>
         </w:rPr>
-        <w:t>ə</w:t>
-      </w:r>
-      <w:r>
-        <w:rPr>
-          <w:rFonts w:ascii="Arial" w:hAnsi="Arial"/>
-          <w:color w:val="334155"/>
-        </w:rPr>
-        <w:t xml:space="preserve">t platformalarında </w:t>
-      </w:r>
-      <w:r>
-        <w:rPr>
-          <w:rFonts w:ascii="Arial" w:hAnsi="Arial"/>
-          <w:color w:val="334155"/>
-        </w:rPr>
-        <w:t>ə</w:t>
-      </w:r>
-      <w:r>
-        <w:rPr>
-          <w:rFonts w:ascii="Arial" w:hAnsi="Arial"/>
-          <w:color w:val="334155"/>
-        </w:rPr>
-        <w:t>n kritik probleml</w:t>
-      </w:r>
-      <w:r>
-        <w:rPr>
-          <w:rFonts w:ascii="Arial" w:hAnsi="Arial"/>
-          <w:color w:val="334155"/>
-        </w:rPr>
-        <w:t>ə</w:t>
-      </w:r>
-      <w:r>
-        <w:rPr>
-          <w:rFonts w:ascii="Arial" w:hAnsi="Arial"/>
-          <w:color w:val="334155"/>
-        </w:rPr>
-        <w:t>rd</w:t>
-      </w:r>
-      <w:r>
-        <w:rPr>
-          <w:rFonts w:ascii="Arial" w:hAnsi="Arial"/>
-          <w:color w:val="334155"/>
-        </w:rPr>
-        <w:t>ə</w:t>
-      </w:r>
-      <w:r>
-        <w:rPr>
-          <w:rFonts w:ascii="Arial" w:hAnsi="Arial"/>
-          <w:color w:val="334155"/>
-        </w:rPr>
-        <w:t>n biri vitrin m</w:t>
-      </w:r>
-      <w:r>
-        <w:rPr>
-          <w:rFonts w:ascii="Arial" w:hAnsi="Arial"/>
-          <w:color w:val="334155"/>
-        </w:rPr>
-        <w:t>ə</w:t>
-      </w:r>
-      <w:r>
-        <w:rPr>
-          <w:rFonts w:ascii="Arial" w:hAnsi="Arial"/>
-          <w:color w:val="334155"/>
-        </w:rPr>
-        <w:t>lumatları il</w:t>
-      </w:r>
-      <w:r>
-        <w:rPr>
-          <w:rFonts w:ascii="Arial" w:hAnsi="Arial"/>
-          <w:color w:val="334155"/>
-        </w:rPr>
-        <w:t>ə</w:t>
-      </w:r>
-      <w:r>
-        <w:rPr>
-          <w:rFonts w:ascii="Arial" w:hAnsi="Arial"/>
-          <w:color w:val="334155"/>
-        </w:rPr>
-        <w:t xml:space="preserve"> anbar (stok) idar</w:t>
-      </w:r>
-      <w:r>
-        <w:rPr>
-          <w:rFonts w:ascii="Arial" w:hAnsi="Arial"/>
-          <w:color w:val="334155"/>
-        </w:rPr>
-        <w:t>ə</w:t>
-      </w:r>
-      <w:r>
-        <w:rPr>
-          <w:rFonts w:ascii="Arial" w:hAnsi="Arial"/>
-          <w:color w:val="334155"/>
-        </w:rPr>
-        <w:t>etm</w:t>
-      </w:r>
-      <w:r>
-        <w:rPr>
-          <w:rFonts w:ascii="Arial" w:hAnsi="Arial"/>
-          <w:color w:val="334155"/>
-        </w:rPr>
-        <w:t>ə</w:t>
-      </w:r>
-      <w:r>
-        <w:rPr>
-          <w:rFonts w:ascii="Arial" w:hAnsi="Arial"/>
-          <w:color w:val="334155"/>
-        </w:rPr>
-        <w:t xml:space="preserve"> sisteml</w:t>
-      </w:r>
-      <w:r>
-        <w:rPr>
-          <w:rFonts w:ascii="Arial" w:hAnsi="Arial"/>
-          <w:color w:val="334155"/>
-        </w:rPr>
-        <w:t>ə</w:t>
-      </w:r>
-      <w:r>
-        <w:rPr>
-          <w:rFonts w:ascii="Arial" w:hAnsi="Arial"/>
-          <w:color w:val="334155"/>
-        </w:rPr>
-        <w:t>ri arasında sinxronizasiyanın itm</w:t>
-      </w:r>
-      <w:r>
-        <w:rPr>
-          <w:rFonts w:ascii="Arial" w:hAnsi="Arial"/>
-          <w:color w:val="334155"/>
-        </w:rPr>
-        <w:t>ə</w:t>
-      </w:r>
-      <w:r>
-        <w:rPr>
-          <w:rFonts w:ascii="Arial" w:hAnsi="Arial"/>
-          <w:color w:val="334155"/>
-        </w:rPr>
-        <w:t>si v</w:t>
-      </w:r>
-      <w:r>
-        <w:rPr>
-          <w:rFonts w:ascii="Arial" w:hAnsi="Arial"/>
-          <w:color w:val="334155"/>
-        </w:rPr>
-        <w:t>ə</w:t>
-      </w:r>
-      <w:r>
-        <w:rPr>
-          <w:rFonts w:ascii="Arial" w:hAnsi="Arial"/>
-          <w:color w:val="334155"/>
-        </w:rPr>
-        <w:t xml:space="preserve"> t</w:t>
-      </w:r>
-      <w:r>
-        <w:rPr>
-          <w:rFonts w:ascii="Arial" w:hAnsi="Arial"/>
-          <w:color w:val="334155"/>
-        </w:rPr>
-        <w:t>ə</w:t>
-      </w:r>
-      <w:r>
-        <w:rPr>
-          <w:rFonts w:ascii="Arial" w:hAnsi="Arial"/>
-          <w:color w:val="334155"/>
-        </w:rPr>
-        <w:t>tbiq s</w:t>
-      </w:r>
-      <w:r>
-        <w:rPr>
-          <w:rFonts w:ascii="Arial" w:hAnsi="Arial"/>
-          <w:color w:val="334155"/>
-        </w:rPr>
-        <w:t>ə</w:t>
-      </w:r>
-      <w:r>
-        <w:rPr>
-          <w:rFonts w:ascii="Arial" w:hAnsi="Arial"/>
-          <w:color w:val="334155"/>
-        </w:rPr>
-        <w:t>viyy</w:t>
-      </w:r>
-      <w:r>
-        <w:rPr>
-          <w:rFonts w:ascii="Arial" w:hAnsi="Arial"/>
-          <w:color w:val="334155"/>
-        </w:rPr>
-        <w:t>ə</w:t>
-      </w:r>
-      <w:r>
-        <w:rPr>
-          <w:rFonts w:ascii="Arial" w:hAnsi="Arial"/>
-          <w:color w:val="334155"/>
-        </w:rPr>
-        <w:t>sind</w:t>
-      </w:r>
-      <w:r>
-        <w:rPr>
-          <w:rFonts w:ascii="Arial" w:hAnsi="Arial"/>
-          <w:color w:val="334155"/>
-        </w:rPr>
-        <w:t>ə</w:t>
-      </w:r>
-      <w:r>
-        <w:rPr>
-          <w:rFonts w:ascii="Arial" w:hAnsi="Arial"/>
-          <w:color w:val="334155"/>
-        </w:rPr>
-        <w:t>ki z</w:t>
-      </w:r>
-      <w:r>
-        <w:rPr>
-          <w:rFonts w:ascii="Arial" w:hAnsi="Arial"/>
-          <w:color w:val="334155"/>
-        </w:rPr>
-        <w:t>ə</w:t>
-      </w:r>
-      <w:r>
-        <w:rPr>
-          <w:rFonts w:ascii="Arial" w:hAnsi="Arial"/>
-          <w:color w:val="334155"/>
-        </w:rPr>
-        <w:t>iflikl</w:t>
-      </w:r>
-      <w:r>
-        <w:rPr>
-          <w:rFonts w:ascii="Arial" w:hAnsi="Arial"/>
-          <w:color w:val="334155"/>
-        </w:rPr>
-        <w:t>ə</w:t>
-      </w:r>
-      <w:r>
-        <w:rPr>
-          <w:rFonts w:ascii="Arial" w:hAnsi="Arial"/>
-          <w:color w:val="334155"/>
-        </w:rPr>
-        <w:t>rd</w:t>
-      </w:r>
-      <w:r>
-        <w:rPr>
-          <w:rFonts w:ascii="Arial" w:hAnsi="Arial"/>
-          <w:color w:val="334155"/>
-        </w:rPr>
-        <w:t>ə</w:t>
-      </w:r>
-      <w:r>
-        <w:rPr>
-          <w:rFonts w:ascii="Arial" w:hAnsi="Arial"/>
-          <w:color w:val="334155"/>
-        </w:rPr>
-        <w:t>n istifad</w:t>
-      </w:r>
-      <w:r>
-        <w:rPr>
-          <w:rFonts w:ascii="Arial" w:hAnsi="Arial"/>
-          <w:color w:val="334155"/>
-        </w:rPr>
-        <w:t>ə</w:t>
-      </w:r>
-      <w:r>
-        <w:rPr>
-          <w:rFonts w:ascii="Arial" w:hAnsi="Arial"/>
-          <w:color w:val="334155"/>
-        </w:rPr>
-        <w:t xml:space="preserve"> ed</w:t>
-      </w:r>
-      <w:r>
-        <w:rPr>
-          <w:rFonts w:ascii="Arial" w:hAnsi="Arial"/>
-          <w:color w:val="334155"/>
-        </w:rPr>
-        <w:t>ə</w:t>
-      </w:r>
-      <w:r>
-        <w:rPr>
-          <w:rFonts w:ascii="Arial" w:hAnsi="Arial"/>
-          <w:color w:val="334155"/>
-        </w:rPr>
-        <w:t>r</w:t>
-      </w:r>
-      <w:r>
-        <w:rPr>
-          <w:rFonts w:ascii="Arial" w:hAnsi="Arial"/>
-          <w:color w:val="334155"/>
-        </w:rPr>
-        <w:t>ə</w:t>
-      </w:r>
-      <w:r>
-        <w:rPr>
-          <w:rFonts w:ascii="Arial" w:hAnsi="Arial"/>
-          <w:color w:val="334155"/>
-        </w:rPr>
-        <w:t>k maliyy</w:t>
-      </w:r>
-      <w:r>
-        <w:rPr>
-          <w:rFonts w:ascii="Arial" w:hAnsi="Arial"/>
-          <w:color w:val="334155"/>
-        </w:rPr>
-        <w:t>ə</w:t>
-      </w:r>
-      <w:r>
-        <w:rPr>
-          <w:rFonts w:ascii="Arial" w:hAnsi="Arial"/>
-          <w:color w:val="334155"/>
-        </w:rPr>
-        <w:t>/stok d</w:t>
-      </w:r>
-      <w:r>
-        <w:rPr>
-          <w:rFonts w:ascii="Arial" w:hAnsi="Arial"/>
-          <w:color w:val="334155"/>
-        </w:rPr>
-        <w:t>ə</w:t>
-      </w:r>
-      <w:r>
-        <w:rPr>
-          <w:rFonts w:ascii="Arial" w:hAnsi="Arial"/>
-          <w:color w:val="334155"/>
-        </w:rPr>
-        <w:t>l</w:t>
-      </w:r>
-      <w:r>
-        <w:rPr>
-          <w:rFonts w:ascii="Arial" w:hAnsi="Arial"/>
-          <w:color w:val="334155"/>
-        </w:rPr>
-        <w:t>ə</w:t>
-      </w:r>
-      <w:r>
-        <w:rPr>
-          <w:rFonts w:ascii="Arial" w:hAnsi="Arial"/>
-          <w:color w:val="334155"/>
-        </w:rPr>
-        <w:t>duzluqlarının edilm</w:t>
-      </w:r>
-      <w:r>
-        <w:rPr>
-          <w:rFonts w:ascii="Arial" w:hAnsi="Arial"/>
-          <w:color w:val="334155"/>
-        </w:rPr>
-        <w:t>ə</w:t>
-      </w:r>
-      <w:r>
-        <w:rPr>
-          <w:rFonts w:ascii="Arial" w:hAnsi="Arial"/>
-          <w:color w:val="334155"/>
-        </w:rPr>
-        <w:t>sidir. Tradision e-ticar</w:t>
-      </w:r>
-      <w:r>
-        <w:rPr>
-          <w:rFonts w:ascii="Arial" w:hAnsi="Arial"/>
-          <w:color w:val="334155"/>
-        </w:rPr>
-        <w:t>ə</w:t>
-      </w:r>
-      <w:r>
-        <w:rPr>
-          <w:rFonts w:ascii="Arial" w:hAnsi="Arial"/>
-          <w:color w:val="334155"/>
-        </w:rPr>
-        <w:t>t skriptl</w:t>
-      </w:r>
-      <w:r>
-        <w:rPr>
-          <w:rFonts w:ascii="Arial" w:hAnsi="Arial"/>
-          <w:color w:val="334155"/>
-        </w:rPr>
-        <w:t>ə</w:t>
-      </w:r>
-      <w:r>
-        <w:rPr>
-          <w:rFonts w:ascii="Arial" w:hAnsi="Arial"/>
-          <w:color w:val="334155"/>
-        </w:rPr>
-        <w:t xml:space="preserve">ri </w:t>
-      </w:r>
-      <w:r>
-        <w:rPr>
-          <w:rFonts w:ascii="Arial" w:hAnsi="Arial"/>
-          <w:color w:val="334155"/>
-        </w:rPr>
-        <w:t>ə</w:t>
-      </w:r>
-      <w:r>
-        <w:rPr>
-          <w:rFonts w:ascii="Arial" w:hAnsi="Arial"/>
-          <w:color w:val="334155"/>
-        </w:rPr>
-        <w:t>ks</w:t>
-      </w:r>
-      <w:r>
-        <w:rPr>
-          <w:rFonts w:ascii="Arial" w:hAnsi="Arial"/>
-          <w:color w:val="334155"/>
-        </w:rPr>
-        <w:t>ə</w:t>
-      </w:r>
-      <w:r>
-        <w:rPr>
-          <w:rFonts w:ascii="Arial" w:hAnsi="Arial"/>
-          <w:color w:val="334155"/>
-        </w:rPr>
-        <w:t>r hallarda giriş n</w:t>
-      </w:r>
-      <w:r>
-        <w:rPr>
-          <w:rFonts w:ascii="Arial" w:hAnsi="Arial"/>
-          <w:color w:val="334155"/>
-        </w:rPr>
-        <w:t>ə</w:t>
-      </w:r>
-      <w:r>
-        <w:rPr>
-          <w:rFonts w:ascii="Arial" w:hAnsi="Arial"/>
-          <w:color w:val="334155"/>
-        </w:rPr>
-        <w:t>zar</w:t>
-      </w:r>
-      <w:r>
-        <w:rPr>
-          <w:rFonts w:ascii="Arial" w:hAnsi="Arial"/>
-          <w:color w:val="334155"/>
-        </w:rPr>
-        <w:t>ə</w:t>
-      </w:r>
-      <w:r>
-        <w:rPr>
-          <w:rFonts w:ascii="Arial" w:hAnsi="Arial"/>
-          <w:color w:val="334155"/>
-        </w:rPr>
-        <w:t>tinin pozulması (Broken Access Control), konfiqurasiya x</w:t>
-      </w:r>
-      <w:r>
-        <w:rPr>
-          <w:rFonts w:ascii="Arial" w:hAnsi="Arial"/>
-          <w:color w:val="334155"/>
-        </w:rPr>
-        <w:t>ə</w:t>
-      </w:r>
-      <w:r>
-        <w:rPr>
-          <w:rFonts w:ascii="Arial" w:hAnsi="Arial"/>
-          <w:color w:val="334155"/>
-        </w:rPr>
-        <w:t>taları v</w:t>
-      </w:r>
-      <w:r>
-        <w:rPr>
-          <w:rFonts w:ascii="Arial" w:hAnsi="Arial"/>
-          <w:color w:val="334155"/>
-        </w:rPr>
-        <w:t>ə</w:t>
-      </w:r>
-      <w:r>
-        <w:rPr>
-          <w:rFonts w:ascii="Arial" w:hAnsi="Arial"/>
-          <w:color w:val="334155"/>
-        </w:rPr>
-        <w:t xml:space="preserve"> veril</w:t>
-      </w:r>
-      <w:r>
-        <w:rPr>
-          <w:rFonts w:ascii="Arial" w:hAnsi="Arial"/>
-          <w:color w:val="334155"/>
-        </w:rPr>
-        <w:t>ə</w:t>
-      </w:r>
-      <w:r>
-        <w:rPr>
-          <w:rFonts w:ascii="Arial" w:hAnsi="Arial"/>
-          <w:color w:val="334155"/>
-        </w:rPr>
-        <w:t>nl</w:t>
-      </w:r>
-      <w:r>
-        <w:rPr>
-          <w:rFonts w:ascii="Arial" w:hAnsi="Arial"/>
-          <w:color w:val="334155"/>
-        </w:rPr>
-        <w:t>ə</w:t>
-      </w:r>
-      <w:r>
-        <w:rPr>
-          <w:rFonts w:ascii="Arial" w:hAnsi="Arial"/>
-          <w:color w:val="334155"/>
-        </w:rPr>
-        <w:t>r bazasına birbaşa XSS/SQLi hücumlarına qarşı müdafi</w:t>
-      </w:r>
-      <w:r>
-        <w:rPr>
-          <w:rFonts w:ascii="Arial" w:hAnsi="Arial"/>
-          <w:color w:val="334155"/>
-        </w:rPr>
-        <w:t>ə</w:t>
-      </w:r>
-      <w:r>
-        <w:rPr>
-          <w:rFonts w:ascii="Arial" w:hAnsi="Arial"/>
-          <w:color w:val="334155"/>
-        </w:rPr>
-        <w:t>siz qalır.</w:t>
-      </w:r>
-    </w:p>
-    <w:p>
-      <w:pPr>
-        <w:spacing w:after="120"/>
-      </w:pPr>
-      <w:r>
-        <w:rPr>
-          <w:rFonts w:ascii="Arial" w:hAnsi="Arial"/>
-          <w:color w:val="334155"/>
-        </w:rPr>
-        <w:t>M</w:t>
-      </w:r>
-      <w:r>
-        <w:rPr>
-          <w:rFonts w:ascii="Arial" w:hAnsi="Arial"/>
-          <w:color w:val="334155"/>
-        </w:rPr>
-        <w:t>ə</w:t>
-      </w:r>
-      <w:r>
-        <w:rPr>
-          <w:rFonts w:ascii="Arial" w:hAnsi="Arial"/>
-          <w:color w:val="334155"/>
-        </w:rPr>
-        <w:t>qs</w:t>
-      </w:r>
-      <w:r>
-        <w:rPr>
-          <w:rFonts w:ascii="Arial" w:hAnsi="Arial"/>
-          <w:color w:val="334155"/>
-        </w:rPr>
-        <w:t>ə</w:t>
-      </w:r>
-      <w:r>
-        <w:rPr>
-          <w:rFonts w:ascii="Arial" w:hAnsi="Arial"/>
-          <w:color w:val="334155"/>
-        </w:rPr>
-        <w:t>d: Node.js, Express, Tailwind CSS v</w:t>
-      </w:r>
-      <w:r>
-        <w:rPr>
-          <w:rFonts w:ascii="Arial" w:hAnsi="Arial"/>
-          <w:color w:val="334155"/>
-        </w:rPr>
-        <w:t>ə</w:t>
-      </w:r>
-      <w:r>
-        <w:rPr>
-          <w:rFonts w:ascii="Arial" w:hAnsi="Arial"/>
-          <w:color w:val="334155"/>
-        </w:rPr>
-        <w:t xml:space="preserve"> Supabase PostgreSQL texnologiyalarından istifad</w:t>
-      </w:r>
-      <w:r>
-        <w:rPr>
-          <w:rFonts w:ascii="Arial" w:hAnsi="Arial"/>
-          <w:color w:val="334155"/>
-        </w:rPr>
-        <w:t>ə</w:t>
-      </w:r>
-      <w:r>
-        <w:rPr>
-          <w:rFonts w:ascii="Arial" w:hAnsi="Arial"/>
-          <w:color w:val="334155"/>
-        </w:rPr>
-        <w:t xml:space="preserve"> ed</w:t>
-      </w:r>
-      <w:r>
-        <w:rPr>
-          <w:rFonts w:ascii="Arial" w:hAnsi="Arial"/>
-          <w:color w:val="334155"/>
-        </w:rPr>
-        <w:t>ə</w:t>
-      </w:r>
-      <w:r>
-        <w:rPr>
-          <w:rFonts w:ascii="Arial" w:hAnsi="Arial"/>
-          <w:color w:val="334155"/>
-        </w:rPr>
-        <w:t>r</w:t>
-      </w:r>
-      <w:r>
-        <w:rPr>
-          <w:rFonts w:ascii="Arial" w:hAnsi="Arial"/>
-          <w:color w:val="334155"/>
-        </w:rPr>
-        <w:t>ə</w:t>
-      </w:r>
-      <w:r>
-        <w:rPr>
-          <w:rFonts w:ascii="Arial" w:hAnsi="Arial"/>
-          <w:color w:val="334155"/>
-        </w:rPr>
-        <w:t>k, h</w:t>
-      </w:r>
-      <w:r>
-        <w:rPr>
-          <w:rFonts w:ascii="Arial" w:hAnsi="Arial"/>
-          <w:color w:val="334155"/>
-        </w:rPr>
-        <w:t>ə</w:t>
-      </w:r>
-      <w:r>
-        <w:rPr>
-          <w:rFonts w:ascii="Arial" w:hAnsi="Arial"/>
-          <w:color w:val="334155"/>
-        </w:rPr>
-        <w:t>m sad</w:t>
-      </w:r>
-      <w:r>
-        <w:rPr>
-          <w:rFonts w:ascii="Arial" w:hAnsi="Arial"/>
-          <w:color w:val="334155"/>
-        </w:rPr>
-        <w:t>ə</w:t>
-      </w:r>
-      <w:r>
-        <w:rPr>
-          <w:rFonts w:ascii="Arial" w:hAnsi="Arial"/>
-          <w:color w:val="334155"/>
-        </w:rPr>
-        <w:t xml:space="preserve"> istifad</w:t>
-      </w:r>
-      <w:r>
-        <w:rPr>
-          <w:rFonts w:ascii="Arial" w:hAnsi="Arial"/>
-          <w:color w:val="334155"/>
-        </w:rPr>
-        <w:t>ə</w:t>
-      </w:r>
-      <w:r>
-        <w:rPr>
-          <w:rFonts w:ascii="Arial" w:hAnsi="Arial"/>
-          <w:color w:val="334155"/>
-        </w:rPr>
-        <w:t>çi vitrinind</w:t>
-      </w:r>
-      <w:r>
-        <w:rPr>
-          <w:rFonts w:ascii="Arial" w:hAnsi="Arial"/>
-          <w:color w:val="334155"/>
-        </w:rPr>
-        <w:t>ə</w:t>
-      </w:r>
-      <w:r>
-        <w:rPr>
-          <w:rFonts w:ascii="Arial" w:hAnsi="Arial"/>
-          <w:color w:val="334155"/>
-        </w:rPr>
-        <w:t xml:space="preserve"> satılan m</w:t>
-      </w:r>
-      <w:r>
-        <w:rPr>
-          <w:rFonts w:ascii="Arial" w:hAnsi="Arial"/>
-          <w:color w:val="334155"/>
-        </w:rPr>
-        <w:t>ə</w:t>
-      </w:r>
-      <w:r>
-        <w:rPr>
-          <w:rFonts w:ascii="Arial" w:hAnsi="Arial"/>
-          <w:color w:val="334155"/>
-        </w:rPr>
-        <w:t>hsulların anbar stokunu anında azaldan, h</w:t>
-      </w:r>
-      <w:r>
-        <w:rPr>
-          <w:rFonts w:ascii="Arial" w:hAnsi="Arial"/>
-          <w:color w:val="334155"/>
-        </w:rPr>
-        <w:t>ə</w:t>
-      </w:r>
-      <w:r>
-        <w:rPr>
-          <w:rFonts w:ascii="Arial" w:hAnsi="Arial"/>
-          <w:color w:val="334155"/>
-        </w:rPr>
-        <w:t>m d</w:t>
-      </w:r>
-      <w:r>
-        <w:rPr>
-          <w:rFonts w:ascii="Arial" w:hAnsi="Arial"/>
-          <w:color w:val="334155"/>
-        </w:rPr>
-        <w:t>ə</w:t>
-      </w:r>
-      <w:r>
-        <w:rPr>
-          <w:rFonts w:ascii="Arial" w:hAnsi="Arial"/>
-          <w:color w:val="334155"/>
-        </w:rPr>
-        <w:t xml:space="preserve"> inzibati </w:t>
-      </w:r>
-      <w:r>
-        <w:rPr>
-          <w:rFonts w:ascii="Arial" w:hAnsi="Arial"/>
-          <w:color w:val="334155"/>
-        </w:rPr>
-        <w:t>ə</w:t>
-      </w:r>
-      <w:r>
-        <w:rPr>
-          <w:rFonts w:ascii="Arial" w:hAnsi="Arial"/>
-          <w:color w:val="334155"/>
-        </w:rPr>
-        <w:t>m</w:t>
-      </w:r>
-      <w:r>
-        <w:rPr>
-          <w:rFonts w:ascii="Arial" w:hAnsi="Arial"/>
-          <w:color w:val="334155"/>
-        </w:rPr>
-        <w:t>ə</w:t>
-      </w:r>
-      <w:r>
-        <w:rPr>
-          <w:rFonts w:ascii="Arial" w:hAnsi="Arial"/>
-          <w:color w:val="334155"/>
-        </w:rPr>
-        <w:t>liyyatları AES-256 şifr</w:t>
-      </w:r>
-      <w:r>
-        <w:rPr>
-          <w:rFonts w:ascii="Arial" w:hAnsi="Arial"/>
-          <w:color w:val="334155"/>
-        </w:rPr>
-        <w:t>ə</w:t>
-      </w:r>
-      <w:r>
-        <w:rPr>
-          <w:rFonts w:ascii="Arial" w:hAnsi="Arial"/>
-          <w:color w:val="334155"/>
-        </w:rPr>
-        <w:t>l</w:t>
-      </w:r>
-      <w:r>
-        <w:rPr>
-          <w:rFonts w:ascii="Arial" w:hAnsi="Arial"/>
-          <w:color w:val="334155"/>
-        </w:rPr>
-        <w:t>ə</w:t>
-      </w:r>
-      <w:r>
-        <w:rPr>
-          <w:rFonts w:ascii="Arial" w:hAnsi="Arial"/>
-          <w:color w:val="334155"/>
-        </w:rPr>
-        <w:t>m</w:t>
-      </w:r>
-      <w:r>
-        <w:rPr>
-          <w:rFonts w:ascii="Arial" w:hAnsi="Arial"/>
-          <w:color w:val="334155"/>
-        </w:rPr>
-        <w:t>ə</w:t>
-      </w:r>
-      <w:r>
-        <w:rPr>
-          <w:rFonts w:ascii="Arial" w:hAnsi="Arial"/>
-          <w:color w:val="334155"/>
-        </w:rPr>
-        <w:t>si il</w:t>
-      </w:r>
-      <w:r>
-        <w:rPr>
-          <w:rFonts w:ascii="Arial" w:hAnsi="Arial"/>
-          <w:color w:val="334155"/>
-        </w:rPr>
-        <w:t>ə</w:t>
-      </w:r>
-      <w:r>
-        <w:rPr>
-          <w:rFonts w:ascii="Arial" w:hAnsi="Arial"/>
-          <w:color w:val="334155"/>
-        </w:rPr>
-        <w:t xml:space="preserve"> audit c</w:t>
-      </w:r>
-      <w:r>
-        <w:rPr>
-          <w:rFonts w:ascii="Arial" w:hAnsi="Arial"/>
-          <w:color w:val="334155"/>
-        </w:rPr>
-        <w:t>ə</w:t>
-      </w:r>
-      <w:r>
-        <w:rPr>
-          <w:rFonts w:ascii="Arial" w:hAnsi="Arial"/>
-          <w:color w:val="334155"/>
-        </w:rPr>
-        <w:t>dv</w:t>
-      </w:r>
-      <w:r>
-        <w:rPr>
-          <w:rFonts w:ascii="Arial" w:hAnsi="Arial"/>
-          <w:color w:val="334155"/>
-        </w:rPr>
-        <w:t>ə</w:t>
-      </w:r>
-      <w:r>
-        <w:rPr>
-          <w:rFonts w:ascii="Arial" w:hAnsi="Arial"/>
-          <w:color w:val="334155"/>
-        </w:rPr>
-        <w:t>lind</w:t>
-      </w:r>
-      <w:r>
-        <w:rPr>
-          <w:rFonts w:ascii="Arial" w:hAnsi="Arial"/>
-          <w:color w:val="334155"/>
-        </w:rPr>
-        <w:t>ə</w:t>
-      </w:r>
-      <w:r>
-        <w:rPr>
-          <w:rFonts w:ascii="Arial" w:hAnsi="Arial"/>
-          <w:color w:val="334155"/>
-        </w:rPr>
-        <w:t xml:space="preserve"> saxlayan, OWASP Top 10 standartlarına uyğun istehsalat s</w:t>
-      </w:r>
-      <w:r>
-        <w:rPr>
-          <w:rFonts w:ascii="Arial" w:hAnsi="Arial"/>
-          <w:color w:val="334155"/>
-        </w:rPr>
-        <w:t>ə</w:t>
-      </w:r>
-      <w:r>
-        <w:rPr>
-          <w:rFonts w:ascii="Arial" w:hAnsi="Arial"/>
-          <w:color w:val="334155"/>
-        </w:rPr>
-        <w:t>viyy</w:t>
-      </w:r>
-      <w:r>
-        <w:rPr>
-          <w:rFonts w:ascii="Arial" w:hAnsi="Arial"/>
-          <w:color w:val="334155"/>
-        </w:rPr>
-        <w:t>ə</w:t>
-      </w:r>
-      <w:r>
-        <w:rPr>
-          <w:rFonts w:ascii="Arial" w:hAnsi="Arial"/>
-          <w:color w:val="334155"/>
-        </w:rPr>
-        <w:t>li (production-ready) ERP/POS t</w:t>
-      </w:r>
-      <w:r>
-        <w:rPr>
-          <w:rFonts w:ascii="Arial" w:hAnsi="Arial"/>
-          <w:color w:val="334155"/>
-        </w:rPr>
-        <w:t>ə</w:t>
-      </w:r>
-      <w:r>
-        <w:rPr>
-          <w:rFonts w:ascii="Arial" w:hAnsi="Arial"/>
-          <w:color w:val="334155"/>
-        </w:rPr>
-        <w:t>tbiqi hazırlamaqdır.</w:t>
+        <w:t>Məqsəd: Node.js, Express, Tailwind CSS və Supabase PostgreSQL texnologiyalarından istifadə edərək, həm sadə istifadəçi vitrinində satılan məhsulların anbar stokunu anında azaldan, həm də inzibati əməliyyatları AES-256 şifrələməsi ilə audit cədvəlində saxlayan, OWASP Top 10 standartlarına uyğun istehsalat səviyyəli (production-ready) ERP/POS tətbiqi hazırlamaqdır.</w:t>
       </w:r>
     </w:p>
     <w:p>
@@ -2221,315 +387,7 @@
           <w:rFonts w:ascii="Arial" w:hAnsi="Arial"/>
           <w:color w:val="334155"/>
         </w:rPr>
-        <w:t>İnformasiya T</w:t>
-      </w:r>
-      <w:r>
-        <w:rPr>
-          <w:rFonts w:ascii="Arial" w:hAnsi="Arial"/>
-          <w:color w:val="334155"/>
-        </w:rPr>
-        <w:t>ə</w:t>
-      </w:r>
-      <w:r>
-        <w:rPr>
-          <w:rFonts w:ascii="Arial" w:hAnsi="Arial"/>
-          <w:color w:val="334155"/>
-        </w:rPr>
-        <w:t>hlük</w:t>
-      </w:r>
-      <w:r>
-        <w:rPr>
-          <w:rFonts w:ascii="Arial" w:hAnsi="Arial"/>
-          <w:color w:val="334155"/>
-        </w:rPr>
-        <w:t>ə</w:t>
-      </w:r>
-      <w:r>
-        <w:rPr>
-          <w:rFonts w:ascii="Arial" w:hAnsi="Arial"/>
-          <w:color w:val="334155"/>
-        </w:rPr>
-        <w:t>sizliyinin İdar</w:t>
-      </w:r>
-      <w:r>
-        <w:rPr>
-          <w:rFonts w:ascii="Arial" w:hAnsi="Arial"/>
-          <w:color w:val="334155"/>
-        </w:rPr>
-        <w:t>ə</w:t>
-      </w:r>
-      <w:r>
-        <w:rPr>
-          <w:rFonts w:ascii="Arial" w:hAnsi="Arial"/>
-          <w:color w:val="334155"/>
-        </w:rPr>
-        <w:t>edilm</w:t>
-      </w:r>
-      <w:r>
-        <w:rPr>
-          <w:rFonts w:ascii="Arial" w:hAnsi="Arial"/>
-          <w:color w:val="334155"/>
-        </w:rPr>
-        <w:t>ə</w:t>
-      </w:r>
-      <w:r>
-        <w:rPr>
-          <w:rFonts w:ascii="Arial" w:hAnsi="Arial"/>
-          <w:color w:val="334155"/>
-        </w:rPr>
-        <w:t>si Sisteml</w:t>
-      </w:r>
-      <w:r>
-        <w:rPr>
-          <w:rFonts w:ascii="Arial" w:hAnsi="Arial"/>
-          <w:color w:val="334155"/>
-        </w:rPr>
-        <w:t>ə</w:t>
-      </w:r>
-      <w:r>
-        <w:rPr>
-          <w:rFonts w:ascii="Arial" w:hAnsi="Arial"/>
-          <w:color w:val="334155"/>
-        </w:rPr>
-        <w:t>ri (İTİS) ç</w:t>
-      </w:r>
-      <w:r>
-        <w:rPr>
-          <w:rFonts w:ascii="Arial" w:hAnsi="Arial"/>
-          <w:color w:val="334155"/>
-        </w:rPr>
-        <w:t>ə</w:t>
-      </w:r>
-      <w:r>
-        <w:rPr>
-          <w:rFonts w:ascii="Arial" w:hAnsi="Arial"/>
-          <w:color w:val="334155"/>
-        </w:rPr>
-        <w:t>rçiv</w:t>
-      </w:r>
-      <w:r>
-        <w:rPr>
-          <w:rFonts w:ascii="Arial" w:hAnsi="Arial"/>
-          <w:color w:val="334155"/>
-        </w:rPr>
-        <w:t>ə</w:t>
-      </w:r>
-      <w:r>
-        <w:rPr>
-          <w:rFonts w:ascii="Arial" w:hAnsi="Arial"/>
-          <w:color w:val="334155"/>
-        </w:rPr>
-        <w:t>sind</w:t>
-      </w:r>
-      <w:r>
-        <w:rPr>
-          <w:rFonts w:ascii="Arial" w:hAnsi="Arial"/>
-          <w:color w:val="334155"/>
-        </w:rPr>
-        <w:t>ə</w:t>
-      </w:r>
-      <w:r>
-        <w:rPr>
-          <w:rFonts w:ascii="Arial" w:hAnsi="Arial"/>
-          <w:color w:val="334155"/>
-        </w:rPr>
-        <w:t xml:space="preserve"> t</w:t>
-      </w:r>
-      <w:r>
-        <w:rPr>
-          <w:rFonts w:ascii="Arial" w:hAnsi="Arial"/>
-          <w:color w:val="334155"/>
-        </w:rPr>
-        <w:t>ə</w:t>
-      </w:r>
-      <w:r>
-        <w:rPr>
-          <w:rFonts w:ascii="Arial" w:hAnsi="Arial"/>
-          <w:color w:val="334155"/>
-        </w:rPr>
-        <w:t>şkilati v</w:t>
-      </w:r>
-      <w:r>
-        <w:rPr>
-          <w:rFonts w:ascii="Arial" w:hAnsi="Arial"/>
-          <w:color w:val="334155"/>
-        </w:rPr>
-        <w:t>ə</w:t>
-      </w:r>
-      <w:r>
-        <w:rPr>
-          <w:rFonts w:ascii="Arial" w:hAnsi="Arial"/>
-          <w:color w:val="334155"/>
-        </w:rPr>
-        <w:t xml:space="preserve"> texniki n</w:t>
-      </w:r>
-      <w:r>
-        <w:rPr>
-          <w:rFonts w:ascii="Arial" w:hAnsi="Arial"/>
-          <w:color w:val="334155"/>
-        </w:rPr>
-        <w:t>ə</w:t>
-      </w:r>
-      <w:r>
-        <w:rPr>
-          <w:rFonts w:ascii="Arial" w:hAnsi="Arial"/>
-          <w:color w:val="334155"/>
-        </w:rPr>
-        <w:t>zar</w:t>
-      </w:r>
-      <w:r>
-        <w:rPr>
-          <w:rFonts w:ascii="Arial" w:hAnsi="Arial"/>
-          <w:color w:val="334155"/>
-        </w:rPr>
-        <w:t>ə</w:t>
-      </w:r>
-      <w:r>
-        <w:rPr>
-          <w:rFonts w:ascii="Arial" w:hAnsi="Arial"/>
-          <w:color w:val="334155"/>
-        </w:rPr>
-        <w:t>tl</w:t>
-      </w:r>
-      <w:r>
-        <w:rPr>
-          <w:rFonts w:ascii="Arial" w:hAnsi="Arial"/>
-          <w:color w:val="334155"/>
-        </w:rPr>
-        <w:t>ə</w:t>
-      </w:r>
-      <w:r>
-        <w:rPr>
-          <w:rFonts w:ascii="Arial" w:hAnsi="Arial"/>
-          <w:color w:val="334155"/>
-        </w:rPr>
-        <w:t>r ISO/IEC 27001 standartının A.9 (Giriş N</w:t>
-      </w:r>
-      <w:r>
-        <w:rPr>
-          <w:rFonts w:ascii="Arial" w:hAnsi="Arial"/>
-          <w:color w:val="334155"/>
-        </w:rPr>
-        <w:t>ə</w:t>
-      </w:r>
-      <w:r>
-        <w:rPr>
-          <w:rFonts w:ascii="Arial" w:hAnsi="Arial"/>
-          <w:color w:val="334155"/>
-        </w:rPr>
-        <w:t>zar</w:t>
-      </w:r>
-      <w:r>
-        <w:rPr>
-          <w:rFonts w:ascii="Arial" w:hAnsi="Arial"/>
-          <w:color w:val="334155"/>
-        </w:rPr>
-        <w:t>ə</w:t>
-      </w:r>
-      <w:r>
-        <w:rPr>
-          <w:rFonts w:ascii="Arial" w:hAnsi="Arial"/>
-          <w:color w:val="334155"/>
-        </w:rPr>
-        <w:t>ti), A.10 (Kriptoqrafiya) v</w:t>
-      </w:r>
-      <w:r>
-        <w:rPr>
-          <w:rFonts w:ascii="Arial" w:hAnsi="Arial"/>
-          <w:color w:val="334155"/>
-        </w:rPr>
-        <w:t>ə</w:t>
-      </w:r>
-      <w:r>
-        <w:rPr>
-          <w:rFonts w:ascii="Arial" w:hAnsi="Arial"/>
-          <w:color w:val="334155"/>
-        </w:rPr>
-        <w:t xml:space="preserve"> A.12 (Əm</w:t>
-      </w:r>
-      <w:r>
-        <w:rPr>
-          <w:rFonts w:ascii="Arial" w:hAnsi="Arial"/>
-          <w:color w:val="334155"/>
-        </w:rPr>
-        <w:t>ə</w:t>
-      </w:r>
-      <w:r>
-        <w:rPr>
-          <w:rFonts w:ascii="Arial" w:hAnsi="Arial"/>
-          <w:color w:val="334155"/>
-        </w:rPr>
-        <w:t>liyyat T</w:t>
-      </w:r>
-      <w:r>
-        <w:rPr>
-          <w:rFonts w:ascii="Arial" w:hAnsi="Arial"/>
-          <w:color w:val="334155"/>
-        </w:rPr>
-        <w:t>ə</w:t>
-      </w:r>
-      <w:r>
-        <w:rPr>
-          <w:rFonts w:ascii="Arial" w:hAnsi="Arial"/>
-          <w:color w:val="334155"/>
-        </w:rPr>
-        <w:t>hlük</w:t>
-      </w:r>
-      <w:r>
-        <w:rPr>
-          <w:rFonts w:ascii="Arial" w:hAnsi="Arial"/>
-          <w:color w:val="334155"/>
-        </w:rPr>
-        <w:t>ə</w:t>
-      </w:r>
-      <w:r>
-        <w:rPr>
-          <w:rFonts w:ascii="Arial" w:hAnsi="Arial"/>
-          <w:color w:val="334155"/>
-        </w:rPr>
-        <w:t>sizliyi) b</w:t>
-      </w:r>
-      <w:r>
-        <w:rPr>
-          <w:rFonts w:ascii="Arial" w:hAnsi="Arial"/>
-          <w:color w:val="334155"/>
-        </w:rPr>
-        <w:t>ə</w:t>
-      </w:r>
-      <w:r>
-        <w:rPr>
-          <w:rFonts w:ascii="Arial" w:hAnsi="Arial"/>
-          <w:color w:val="334155"/>
-        </w:rPr>
-        <w:t>ndl</w:t>
-      </w:r>
-      <w:r>
-        <w:rPr>
-          <w:rFonts w:ascii="Arial" w:hAnsi="Arial"/>
-          <w:color w:val="334155"/>
-        </w:rPr>
-        <w:t>ə</w:t>
-      </w:r>
-      <w:r>
-        <w:rPr>
-          <w:rFonts w:ascii="Arial" w:hAnsi="Arial"/>
-          <w:color w:val="334155"/>
-        </w:rPr>
-        <w:t>rin</w:t>
-      </w:r>
-      <w:r>
-        <w:rPr>
-          <w:rFonts w:ascii="Arial" w:hAnsi="Arial"/>
-          <w:color w:val="334155"/>
-        </w:rPr>
-        <w:t>ə</w:t>
-      </w:r>
-      <w:r>
-        <w:rPr>
-          <w:rFonts w:ascii="Arial" w:hAnsi="Arial"/>
-          <w:color w:val="334155"/>
-        </w:rPr>
-        <w:t xml:space="preserve"> uyğun qurulmuşdur.</w:t>
+        <w:t>İnformasiya Təhlükəsizliyinin İdarəedilməsi Sistemləri (İTİS) çərçivəsində təşkilati və texniki nəzarətlər ISO/IEC 27001 standartının A.9 (Giriş Nəzarəti), A.10 (Kriptoqrafiya) və A.12 (Əməliyyat Təhlükəsizliyi) bəndlərinə uyğun qurulmuşdur.</w:t>
       </w:r>
     </w:p>
     <w:p>
@@ -2544,433 +402,95 @@
           <w:color w:val="0F766E"/>
           <w:sz w:val="28"/>
         </w:rPr>
-        <w:t>2.1 Rol Əsaslı İdar</w:t>
-      </w:r>
+        <w:t>2.1 Rol Əsaslı İdarəetmə Modeli (RBAC)</w:t>
+      </w:r>
+    </w:p>
+    <w:p>
+      <w:pPr>
+        <w:spacing w:after="120"/>
+      </w:pPr>
+      <w:r>
+        <w:rPr>
+          <w:rFonts w:ascii="Arial" w:hAnsi="Arial"/>
+          <w:color w:val="334155"/>
+        </w:rPr>
+        <w:t>Sistemdə Minimum Səlahiyyət Prinsipi (Principle of Least Privilege) əsasında 4 fərqli istifadəçi rolu təyin edilmişdir:</w:t>
+      </w:r>
+    </w:p>
+    <w:p>
+      <w:pPr>
+        <w:pStyle w:val="ListBullet"/>
+        <w:spacing w:after="80"/>
+      </w:pPr>
       <w:r>
         <w:rPr>
           <w:rFonts w:ascii="Arial" w:hAnsi="Arial"/>
           <w:b/>
-          <w:color w:val="0F766E"/>
-          <w:sz w:val="28"/>
-        </w:rPr>
-        <w:t>ə</w:t>
-      </w:r>
+        </w:rPr>
+        <w:t xml:space="preserve">1. </w:t>
+      </w:r>
+      <w:r>
+        <w:rPr>
+          <w:rFonts w:ascii="Arial" w:hAnsi="Arial"/>
+        </w:rPr>
+        <w:t>Admin (Access Level 1): Sistem inzibatçısı. Stok dəyişdirmək, istifadəçi yaratmaq və şifrələnmiş audit loglarını oxumaq hüququna malikdir.</w:t>
+      </w:r>
+    </w:p>
+    <w:p>
+      <w:pPr>
+        <w:pStyle w:val="ListBullet"/>
+        <w:spacing w:after="80"/>
+      </w:pPr>
       <w:r>
         <w:rPr>
           <w:rFonts w:ascii="Arial" w:hAnsi="Arial"/>
           <w:b/>
-          <w:color w:val="0F766E"/>
-          <w:sz w:val="28"/>
-        </w:rPr>
-        <w:t>etm</w:t>
-      </w:r>
+        </w:rPr>
+        <w:t xml:space="preserve">2. </w:t>
+      </w:r>
+      <w:r>
+        <w:rPr>
+          <w:rFonts w:ascii="Arial" w:hAnsi="Arial"/>
+        </w:rPr>
+        <w:t>Manager (Access Level 2): İdarəçi. Anbar hesabatlarına və məhsul kataloquna baxış (Read-Only) hüququ var.</w:t>
+      </w:r>
+    </w:p>
+    <w:p>
+      <w:pPr>
+        <w:pStyle w:val="ListBullet"/>
+        <w:spacing w:after="80"/>
+      </w:pPr>
       <w:r>
         <w:rPr>
           <w:rFonts w:ascii="Arial" w:hAnsi="Arial"/>
           <w:b/>
-          <w:color w:val="0F766E"/>
-          <w:sz w:val="28"/>
-        </w:rPr>
-        <w:t>ə</w:t>
-      </w:r>
+        </w:rPr>
+        <w:t xml:space="preserve">3. </w:t>
+      </w:r>
+      <w:r>
+        <w:rPr>
+          <w:rFonts w:ascii="Arial" w:hAnsi="Arial"/>
+        </w:rPr>
+        <w:t>Operator / Kassir (Access Level 3): Kassir və ya operator. POS terminalı üzərindən satışı icra edir, stoku birbaşa güncəlləyir.</w:t>
+      </w:r>
+    </w:p>
+    <w:p>
+      <w:pPr>
+        <w:pStyle w:val="ListBullet"/>
+        <w:spacing w:after="80"/>
+      </w:pPr>
       <w:r>
         <w:rPr>
           <w:rFonts w:ascii="Arial" w:hAnsi="Arial"/>
           <w:b/>
-          <w:color w:val="0F766E"/>
-          <w:sz w:val="28"/>
-        </w:rPr>
-        <w:t xml:space="preserve"> Modeli (RBAC)</w:t>
-      </w:r>
-    </w:p>
-    <w:p>
-      <w:pPr>
-        <w:spacing w:after="120"/>
-      </w:pPr>
+        </w:rPr>
+        <w:t xml:space="preserve">4. </w:t>
+      </w:r>
       <w:r>
         <w:rPr>
           <w:rFonts w:ascii="Arial" w:hAnsi="Arial"/>
-          <w:color w:val="334155"/>
-        </w:rPr>
-        <w:t>Sistemd</w:t>
-      </w:r>
-      <w:r>
-        <w:rPr>
-          <w:rFonts w:ascii="Arial" w:hAnsi="Arial"/>
-          <w:color w:val="334155"/>
-        </w:rPr>
-        <w:t>ə</w:t>
-      </w:r>
-      <w:r>
-        <w:rPr>
-          <w:rFonts w:ascii="Arial" w:hAnsi="Arial"/>
-          <w:color w:val="334155"/>
-        </w:rPr>
-        <w:t xml:space="preserve"> Minimum S</w:t>
-      </w:r>
-      <w:r>
-        <w:rPr>
-          <w:rFonts w:ascii="Arial" w:hAnsi="Arial"/>
-          <w:color w:val="334155"/>
-        </w:rPr>
-        <w:t>ə</w:t>
-      </w:r>
-      <w:r>
-        <w:rPr>
-          <w:rFonts w:ascii="Arial" w:hAnsi="Arial"/>
-          <w:color w:val="334155"/>
-        </w:rPr>
-        <w:t>lahiyy</w:t>
-      </w:r>
-      <w:r>
-        <w:rPr>
-          <w:rFonts w:ascii="Arial" w:hAnsi="Arial"/>
-          <w:color w:val="334155"/>
-        </w:rPr>
-        <w:t>ə</w:t>
-      </w:r>
-      <w:r>
-        <w:rPr>
-          <w:rFonts w:ascii="Arial" w:hAnsi="Arial"/>
-          <w:color w:val="334155"/>
-        </w:rPr>
-        <w:t xml:space="preserve">t Prinsipi (Principle of Least Privilege) </w:t>
-      </w:r>
-      <w:r>
-        <w:rPr>
-          <w:rFonts w:ascii="Arial" w:hAnsi="Arial"/>
-          <w:color w:val="334155"/>
-        </w:rPr>
-        <w:t>ə</w:t>
-      </w:r>
-      <w:r>
-        <w:rPr>
-          <w:rFonts w:ascii="Arial" w:hAnsi="Arial"/>
-          <w:color w:val="334155"/>
-        </w:rPr>
-        <w:t>sasında 4 f</w:t>
-      </w:r>
-      <w:r>
-        <w:rPr>
-          <w:rFonts w:ascii="Arial" w:hAnsi="Arial"/>
-          <w:color w:val="334155"/>
-        </w:rPr>
-        <w:t>ə</w:t>
-      </w:r>
-      <w:r>
-        <w:rPr>
-          <w:rFonts w:ascii="Arial" w:hAnsi="Arial"/>
-          <w:color w:val="334155"/>
-        </w:rPr>
-        <w:t>rqli istifad</w:t>
-      </w:r>
-      <w:r>
-        <w:rPr>
-          <w:rFonts w:ascii="Arial" w:hAnsi="Arial"/>
-          <w:color w:val="334155"/>
-        </w:rPr>
-        <w:t>ə</w:t>
-      </w:r>
-      <w:r>
-        <w:rPr>
-          <w:rFonts w:ascii="Arial" w:hAnsi="Arial"/>
-          <w:color w:val="334155"/>
-        </w:rPr>
-        <w:t>çi rolu t</w:t>
-      </w:r>
-      <w:r>
-        <w:rPr>
-          <w:rFonts w:ascii="Arial" w:hAnsi="Arial"/>
-          <w:color w:val="334155"/>
-        </w:rPr>
-        <w:t>ə</w:t>
-      </w:r>
-      <w:r>
-        <w:rPr>
-          <w:rFonts w:ascii="Arial" w:hAnsi="Arial"/>
-          <w:color w:val="334155"/>
-        </w:rPr>
-        <w:t>yin edilmişdir:</w:t>
-      </w:r>
-    </w:p>
-    <w:p>
-      <w:pPr>
-        <w:pStyle w:val="ListBullet"/>
-        <w:spacing w:after="80"/>
-      </w:pPr>
-      <w:r>
-        <w:rPr>
-          <w:rFonts w:ascii="Arial" w:hAnsi="Arial"/>
-          <w:b/>
-        </w:rPr>
-        <w:t xml:space="preserve">1. </w:t>
-      </w:r>
-      <w:r>
-        <w:rPr>
-          <w:rFonts w:ascii="Arial" w:hAnsi="Arial"/>
-        </w:rPr>
-        <w:t>Admin (Access Level 1): Sistem inzibatçısı. Stok d</w:t>
-      </w:r>
-      <w:r>
-        <w:rPr>
-          <w:rFonts w:ascii="Arial" w:hAnsi="Arial"/>
-        </w:rPr>
-        <w:t>ə</w:t>
-      </w:r>
-      <w:r>
-        <w:rPr>
-          <w:rFonts w:ascii="Arial" w:hAnsi="Arial"/>
-        </w:rPr>
-        <w:t>yişdirm</w:t>
-      </w:r>
-      <w:r>
-        <w:rPr>
-          <w:rFonts w:ascii="Arial" w:hAnsi="Arial"/>
-        </w:rPr>
-        <w:t>ə</w:t>
-      </w:r>
-      <w:r>
-        <w:rPr>
-          <w:rFonts w:ascii="Arial" w:hAnsi="Arial"/>
-        </w:rPr>
-        <w:t>k, istifad</w:t>
-      </w:r>
-      <w:r>
-        <w:rPr>
-          <w:rFonts w:ascii="Arial" w:hAnsi="Arial"/>
-        </w:rPr>
-        <w:t>ə</w:t>
-      </w:r>
-      <w:r>
-        <w:rPr>
-          <w:rFonts w:ascii="Arial" w:hAnsi="Arial"/>
-        </w:rPr>
-        <w:t>çi yaratmaq v</w:t>
-      </w:r>
-      <w:r>
-        <w:rPr>
-          <w:rFonts w:ascii="Arial" w:hAnsi="Arial"/>
-        </w:rPr>
-        <w:t>ə</w:t>
-      </w:r>
-      <w:r>
-        <w:rPr>
-          <w:rFonts w:ascii="Arial" w:hAnsi="Arial"/>
-        </w:rPr>
-        <w:t xml:space="preserve"> şifr</w:t>
-      </w:r>
-      <w:r>
-        <w:rPr>
-          <w:rFonts w:ascii="Arial" w:hAnsi="Arial"/>
-        </w:rPr>
-        <w:t>ə</w:t>
-      </w:r>
-      <w:r>
-        <w:rPr>
-          <w:rFonts w:ascii="Arial" w:hAnsi="Arial"/>
-        </w:rPr>
-        <w:t>l</w:t>
-      </w:r>
-      <w:r>
-        <w:rPr>
-          <w:rFonts w:ascii="Arial" w:hAnsi="Arial"/>
-        </w:rPr>
-        <w:t>ə</w:t>
-      </w:r>
-      <w:r>
-        <w:rPr>
-          <w:rFonts w:ascii="Arial" w:hAnsi="Arial"/>
-        </w:rPr>
-        <w:t>nmiş audit loglarını oxumaq hüququna malikdir.</w:t>
-      </w:r>
-    </w:p>
-    <w:p>
-      <w:pPr>
-        <w:pStyle w:val="ListBullet"/>
-        <w:spacing w:after="80"/>
-      </w:pPr>
-      <w:r>
-        <w:rPr>
-          <w:rFonts w:ascii="Arial" w:hAnsi="Arial"/>
-          <w:b/>
-        </w:rPr>
-        <w:t xml:space="preserve">2. </w:t>
-      </w:r>
-      <w:r>
-        <w:rPr>
-          <w:rFonts w:ascii="Arial" w:hAnsi="Arial"/>
-        </w:rPr>
-        <w:t>Manager (Access Level 2): İdar</w:t>
-      </w:r>
-      <w:r>
-        <w:rPr>
-          <w:rFonts w:ascii="Arial" w:hAnsi="Arial"/>
-        </w:rPr>
-        <w:t>ə</w:t>
-      </w:r>
-      <w:r>
-        <w:rPr>
-          <w:rFonts w:ascii="Arial" w:hAnsi="Arial"/>
-        </w:rPr>
-        <w:t>çi. Anbar hesabatlarına v</w:t>
-      </w:r>
-      <w:r>
-        <w:rPr>
-          <w:rFonts w:ascii="Arial" w:hAnsi="Arial"/>
-        </w:rPr>
-        <w:t>ə</w:t>
-      </w:r>
-      <w:r>
-        <w:rPr>
-          <w:rFonts w:ascii="Arial" w:hAnsi="Arial"/>
-        </w:rPr>
-        <w:t xml:space="preserve"> m</w:t>
-      </w:r>
-      <w:r>
-        <w:rPr>
-          <w:rFonts w:ascii="Arial" w:hAnsi="Arial"/>
-        </w:rPr>
-        <w:t>ə</w:t>
-      </w:r>
-      <w:r>
-        <w:rPr>
-          <w:rFonts w:ascii="Arial" w:hAnsi="Arial"/>
-        </w:rPr>
-        <w:t>hsul kataloquna baxış (Read-Only) hüququ var.</w:t>
-      </w:r>
-    </w:p>
-    <w:p>
-      <w:pPr>
-        <w:pStyle w:val="ListBullet"/>
-        <w:spacing w:after="80"/>
-      </w:pPr>
-      <w:r>
-        <w:rPr>
-          <w:rFonts w:ascii="Arial" w:hAnsi="Arial"/>
-          <w:b/>
-        </w:rPr>
-        <w:t xml:space="preserve">3. </w:t>
-      </w:r>
-      <w:r>
-        <w:rPr>
-          <w:rFonts w:ascii="Arial" w:hAnsi="Arial"/>
-        </w:rPr>
-        <w:t>Operator / Kassir (Access Level 3): Kassir v</w:t>
-      </w:r>
-      <w:r>
-        <w:rPr>
-          <w:rFonts w:ascii="Arial" w:hAnsi="Arial"/>
-        </w:rPr>
-        <w:t>ə</w:t>
-      </w:r>
-      <w:r>
-        <w:rPr>
-          <w:rFonts w:ascii="Arial" w:hAnsi="Arial"/>
-        </w:rPr>
-        <w:t xml:space="preserve"> ya operator. POS terminalı üz</w:t>
-      </w:r>
-      <w:r>
-        <w:rPr>
-          <w:rFonts w:ascii="Arial" w:hAnsi="Arial"/>
-        </w:rPr>
-        <w:t>ə</w:t>
-      </w:r>
-      <w:r>
-        <w:rPr>
-          <w:rFonts w:ascii="Arial" w:hAnsi="Arial"/>
-        </w:rPr>
-        <w:t>rind</w:t>
-      </w:r>
-      <w:r>
-        <w:rPr>
-          <w:rFonts w:ascii="Arial" w:hAnsi="Arial"/>
-        </w:rPr>
-        <w:t>ə</w:t>
-      </w:r>
-      <w:r>
-        <w:rPr>
-          <w:rFonts w:ascii="Arial" w:hAnsi="Arial"/>
-        </w:rPr>
-        <w:t>n satışı icra edir, stoku birbaşa günc</w:t>
-      </w:r>
-      <w:r>
-        <w:rPr>
-          <w:rFonts w:ascii="Arial" w:hAnsi="Arial"/>
-        </w:rPr>
-        <w:t>ə</w:t>
-      </w:r>
-      <w:r>
-        <w:rPr>
-          <w:rFonts w:ascii="Arial" w:hAnsi="Arial"/>
-        </w:rPr>
-        <w:t>ll</w:t>
-      </w:r>
-      <w:r>
-        <w:rPr>
-          <w:rFonts w:ascii="Arial" w:hAnsi="Arial"/>
-        </w:rPr>
-        <w:t>ə</w:t>
-      </w:r>
-      <w:r>
-        <w:rPr>
-          <w:rFonts w:ascii="Arial" w:hAnsi="Arial"/>
-        </w:rPr>
-        <w:t>yir.</w:t>
-      </w:r>
-    </w:p>
-    <w:p>
-      <w:pPr>
-        <w:pStyle w:val="ListBullet"/>
-        <w:spacing w:after="80"/>
-      </w:pPr>
-      <w:r>
-        <w:rPr>
-          <w:rFonts w:ascii="Arial" w:hAnsi="Arial"/>
-          <w:b/>
-        </w:rPr>
-        <w:t xml:space="preserve">4. </w:t>
-      </w:r>
-      <w:r>
-        <w:rPr>
-          <w:rFonts w:ascii="Arial" w:hAnsi="Arial"/>
-        </w:rPr>
-        <w:t>Viewer (Access Level 4): Müşahid</w:t>
-      </w:r>
-      <w:r>
-        <w:rPr>
-          <w:rFonts w:ascii="Arial" w:hAnsi="Arial"/>
-        </w:rPr>
-        <w:t>ə</w:t>
-      </w:r>
-      <w:r>
-        <w:rPr>
-          <w:rFonts w:ascii="Arial" w:hAnsi="Arial"/>
-        </w:rPr>
-        <w:t>çi. Yalnız ümumi statistikaya baxış keçir</w:t>
-      </w:r>
-      <w:r>
-        <w:rPr>
-          <w:rFonts w:ascii="Arial" w:hAnsi="Arial"/>
-        </w:rPr>
-        <w:t>ə</w:t>
-      </w:r>
-      <w:r>
-        <w:rPr>
-          <w:rFonts w:ascii="Arial" w:hAnsi="Arial"/>
-        </w:rPr>
-        <w:t xml:space="preserve"> bil</w:t>
-      </w:r>
-      <w:r>
-        <w:rPr>
-          <w:rFonts w:ascii="Arial" w:hAnsi="Arial"/>
-        </w:rPr>
-        <w:t>ə</w:t>
-      </w:r>
-      <w:r>
-        <w:rPr>
-          <w:rFonts w:ascii="Arial" w:hAnsi="Arial"/>
-        </w:rPr>
-        <w:t>r.</w:t>
+        </w:rPr>
+        <w:t>Viewer (Access Level 4): Müşahidəçi. Yalnız ümumi statistikaya baxış keçirə bilər.</w:t>
       </w:r>
     </w:p>
     <w:p>
@@ -3115,7 +635,7 @@
           </mc:Choice>
           <mc:Fallback>
             <w:pict>
-              <v:shapetype w14:anchorId="585658B7" id="_x0000_t32" coordsize="21600,21600" o:spt="32" o:oned="t" path="m,l21600,21600e" filled="f">
+              <v:shapetype w14:anchorId="1FC28293" id="_x0000_t32" coordsize="21600,21600" o:spt="32" o:oned="t" path="m,l21600,21600e" filled="f">
                 <v:path arrowok="t" fillok="f" o:connecttype="none"/>
                 <o:lock v:ext="edit" shapetype="t"/>
               </v:shapetype>
@@ -3192,7 +712,7 @@
           </mc:Choice>
           <mc:Fallback>
             <w:pict>
-              <v:shape w14:anchorId="753CB15E" id="Straight Arrow Connector 1" o:spid="_x0000_s1026" type="#_x0000_t32" style="position:absolute;margin-left:320.7pt;margin-top:132.55pt;width:73.75pt;height:3.6pt;z-index:251652096;visibility:visible;mso-wrap-style:square;mso-width-percent:0;mso-height-percent:0;mso-wrap-distance-left:9pt;mso-wrap-distance-top:0;mso-wrap-distance-right:9pt;mso-wrap-distance-bottom:0;mso-position-horizontal:absolute;mso-position-horizontal-relative:text;mso-position-vertical:absolute;mso-position-vertical-relative:text;mso-width-percent:0;mso-height-percent:0;mso-width-relative:margin;mso-height-relative:margin" o:gfxdata="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" strokecolor="#4f81bd [3204]" strokeweight="2pt">
+              <v:shape w14:anchorId="6832565B" id="Straight Arrow Connector 1" o:spid="_x0000_s1026" type="#_x0000_t32" style="position:absolute;margin-left:320.7pt;margin-top:132.55pt;width:73.75pt;height:3.6pt;z-index:251652096;visibility:visible;mso-wrap-style:square;mso-width-percent:0;mso-height-percent:0;mso-wrap-distance-left:9pt;mso-wrap-distance-top:0;mso-wrap-distance-right:9pt;mso-wrap-distance-bottom:0;mso-position-horizontal:absolute;mso-position-horizontal-relative:text;mso-position-vertical:absolute;mso-position-vertical-relative:text;mso-width-percent:0;mso-height-percent:0;mso-width-relative:margin;mso-height-relative:margin" o:gfxdata="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" strokecolor="#4f81bd [3204]" strokeweight="2pt">
                 <v:stroke endarrow="block"/>
                 <v:shadow on="t" color="black" opacity="24903f" origin=",.5" offset="0,.55556mm"/>
               </v:shape>
@@ -3265,7 +785,7 @@
           </mc:Choice>
           <mc:Fallback>
             <w:pict>
-              <v:shape w14:anchorId="04D055C3" id="Straight Arrow Connector 1" o:spid="_x0000_s1026" type="#_x0000_t32" style="position:absolute;margin-left:320.05pt;margin-top:112.95pt;width:73.75pt;height:3.6pt;z-index:251642880;visibility:visible;mso-wrap-style:square;mso-width-percent:0;mso-height-percent:0;mso-wrap-distance-left:9pt;mso-wrap-distance-top:0;mso-wrap-distance-right:9pt;mso-wrap-distance-bottom:0;mso-position-horizontal:absolute;mso-position-horizontal-relative:text;mso-position-vertical:absolute;mso-position-vertical-relative:text;mso-width-percent:0;mso-height-percent:0;mso-width-relative:margin;mso-height-relative:margin" o:gfxdata="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" strokecolor="#4f81bd [3204]" strokeweight="2pt">
+              <v:shape w14:anchorId="485CDB36" id="Straight Arrow Connector 1" o:spid="_x0000_s1026" type="#_x0000_t32" style="position:absolute;margin-left:320.05pt;margin-top:112.95pt;width:73.75pt;height:3.6pt;z-index:251642880;visibility:visible;mso-wrap-style:square;mso-width-percent:0;mso-height-percent:0;mso-wrap-distance-left:9pt;mso-wrap-distance-top:0;mso-wrap-distance-right:9pt;mso-wrap-distance-bottom:0;mso-position-horizontal:absolute;mso-position-horizontal-relative:text;mso-position-vertical:absolute;mso-position-vertical-relative:text;mso-width-percent:0;mso-height-percent:0;mso-width-relative:margin;mso-height-relative:margin" o:gfxdata="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" strokecolor="#4f81bd [3204]" strokeweight="2pt">
                 <v:stroke endarrow="block"/>
                 <v:shadow on="t" color="black" opacity="24903f" origin=",.5" offset="0,.55556mm"/>
               </v:shape>
@@ -3338,7 +858,7 @@
           </mc:Choice>
           <mc:Fallback>
             <w:pict>
-              <v:shape w14:anchorId="560021F5" id="Straight Arrow Connector 1" o:spid="_x0000_s1026" type="#_x0000_t32" style="position:absolute;margin-left:320.85pt;margin-top:92.9pt;width:73.75pt;height:3.6pt;z-index:251629568;visibility:visible;mso-wrap-style:square;mso-width-percent:0;mso-height-percent:0;mso-wrap-distance-left:9pt;mso-wrap-distance-top:0;mso-wrap-distance-right:9pt;mso-wrap-distance-bottom:0;mso-position-horizontal:absolute;mso-position-horizontal-relative:text;mso-position-vertical:absolute;mso-position-vertical-relative:text;mso-width-percent:0;mso-height-percent:0;mso-width-relative:margin;mso-height-relative:margin" o:gfxdata="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" strokecolor="#4f81bd [3204]" strokeweight="2pt">
+              <v:shape w14:anchorId="1C1707DC" id="Straight Arrow Connector 1" o:spid="_x0000_s1026" type="#_x0000_t32" style="position:absolute;margin-left:320.85pt;margin-top:92.9pt;width:73.75pt;height:3.6pt;z-index:251629568;visibility:visible;mso-wrap-style:square;mso-width-percent:0;mso-height-percent:0;mso-wrap-distance-left:9pt;mso-wrap-distance-top:0;mso-wrap-distance-right:9pt;mso-wrap-distance-bottom:0;mso-position-horizontal:absolute;mso-position-horizontal-relative:text;mso-position-vertical:absolute;mso-position-vertical-relative:text;mso-width-percent:0;mso-height-percent:0;mso-width-relative:margin;mso-height-relative:margin" o:gfxdata="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" strokecolor="#4f81bd [3204]" strokeweight="2pt">
                 <v:stroke endarrow="block"/>
                 <v:shadow on="t" color="black" opacity="24903f" origin=",.5" offset="0,.55556mm"/>
               </v:shape>
@@ -3411,7 +931,7 @@
           </mc:Choice>
           <mc:Fallback>
             <w:pict>
-              <v:shape w14:anchorId="1F77B1AD" id="Straight Arrow Connector 1" o:spid="_x0000_s1026" type="#_x0000_t32" style="position:absolute;margin-left:321.45pt;margin-top:73.65pt;width:73.75pt;height:3.6pt;z-index:251620352;visibility:visible;mso-wrap-style:square;mso-width-percent:0;mso-height-percent:0;mso-wrap-distance-left:9pt;mso-wrap-distance-top:0;mso-wrap-distance-right:9pt;mso-wrap-distance-bottom:0;mso-position-horizontal:absolute;mso-position-horizontal-relative:text;mso-position-vertical:absolute;mso-position-vertical-relative:text;mso-width-percent:0;mso-height-percent:0;mso-width-relative:margin;mso-height-relative:margin" o:gfxdata="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" strokecolor="#4f81bd [3204]" strokeweight="2pt">
+              <v:shape w14:anchorId="36B187BC" id="Straight Arrow Connector 1" o:spid="_x0000_s1026" type="#_x0000_t32" style="position:absolute;margin-left:321.45pt;margin-top:73.65pt;width:73.75pt;height:3.6pt;z-index:251620352;visibility:visible;mso-wrap-style:square;mso-width-percent:0;mso-height-percent:0;mso-wrap-distance-left:9pt;mso-wrap-distance-top:0;mso-wrap-distance-right:9pt;mso-wrap-distance-bottom:0;mso-position-horizontal:absolute;mso-position-horizontal-relative:text;mso-position-vertical:absolute;mso-position-vertical-relative:text;mso-width-percent:0;mso-height-percent:0;mso-width-relative:margin;mso-height-relative:margin" o:gfxdata="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" strokecolor="#4f81bd [3204]" strokeweight="2pt">
                 <v:stroke endarrow="block"/>
                 <v:shadow on="t" color="black" opacity="24903f" origin=",.5" offset="0,.55556mm"/>
               </v:shape>
@@ -3484,7 +1004,7 @@
           </mc:Choice>
           <mc:Fallback>
             <w:pict>
-              <v:shape w14:anchorId="63478B9F" id="Straight Arrow Connector 1" o:spid="_x0000_s1026" type="#_x0000_t32" style="position:absolute;margin-left:322.25pt;margin-top:56.05pt;width:73.75pt;height:3.6pt;z-index:251613184;visibility:visible;mso-wrap-style:square;mso-width-percent:0;mso-height-percent:0;mso-wrap-distance-left:9pt;mso-wrap-distance-top:0;mso-wrap-distance-right:9pt;mso-wrap-distance-bottom:0;mso-position-horizontal:absolute;mso-position-horizontal-relative:text;mso-position-vertical:absolute;mso-position-vertical-relative:text;mso-width-percent:0;mso-height-percent:0;mso-width-relative:margin;mso-height-relative:margin" o:gfxdata="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" strokecolor="#4f81bd [3204]" strokeweight="2pt">
+              <v:shape w14:anchorId="1E6C8341" id="Straight Arrow Connector 1" o:spid="_x0000_s1026" type="#_x0000_t32" style="position:absolute;margin-left:322.25pt;margin-top:56.05pt;width:73.75pt;height:3.6pt;z-index:251613184;visibility:visible;mso-wrap-style:square;mso-width-percent:0;mso-height-percent:0;mso-wrap-distance-left:9pt;mso-wrap-distance-top:0;mso-wrap-distance-right:9pt;mso-wrap-distance-bottom:0;mso-position-horizontal:absolute;mso-position-horizontal-relative:text;mso-position-vertical:absolute;mso-position-vertical-relative:text;mso-width-percent:0;mso-height-percent:0;mso-width-relative:margin;mso-height-relative:margin" o:gfxdata="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" strokecolor="#4f81bd [3204]" strokeweight="2pt">
                 <v:stroke endarrow="block"/>
                 <v:shadow on="t" color="black" opacity="24903f" origin=",.5" offset="0,.55556mm"/>
               </v:shape>
@@ -3775,7 +1295,7 @@
           </mc:Choice>
           <mc:Fallback>
             <w:pict>
-              <v:shape w14:anchorId="0532A0B6" id="Straight Arrow Connector 1" o:spid="_x0000_s1026" type="#_x0000_t32" style="position:absolute;margin-left:303.65pt;margin-top:13pt;width:73.75pt;height:3.6pt;z-index:251684864;visibility:visible;mso-wrap-style:square;mso-width-percent:0;mso-height-percent:0;mso-wrap-distance-left:9pt;mso-wrap-distance-top:0;mso-wrap-distance-right:9pt;mso-wrap-distance-bottom:0;mso-position-horizontal:absolute;mso-position-horizontal-relative:text;mso-position-vertical:absolute;mso-position-vertical-relative:text;mso-width-percent:0;mso-height-percent:0;mso-width-relative:margin;mso-height-relative:margin" o:gfxdata="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" strokecolor="#4f81bd [3204]" strokeweight="2pt">
+              <v:shape w14:anchorId="43128402" id="Straight Arrow Connector 1" o:spid="_x0000_s1026" type="#_x0000_t32" style="position:absolute;margin-left:303.65pt;margin-top:13pt;width:73.75pt;height:3.6pt;z-index:251684864;visibility:visible;mso-wrap-style:square;mso-width-percent:0;mso-height-percent:0;mso-wrap-distance-left:9pt;mso-wrap-distance-top:0;mso-wrap-distance-right:9pt;mso-wrap-distance-bottom:0;mso-position-horizontal:absolute;mso-position-horizontal-relative:text;mso-position-vertical:absolute;mso-position-vertical-relative:text;mso-width-percent:0;mso-height-percent:0;mso-width-relative:margin;mso-height-relative:margin" o:gfxdata="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" strokecolor="#4f81bd [3204]" strokeweight="2pt">
                 <v:stroke endarrow="block"/>
                 <v:shadow on="t" color="black" opacity="24903f" origin=",.5" offset="0,.55556mm"/>
               </v:shape>
@@ -3848,7 +1368,7 @@
           </mc:Choice>
           <mc:Fallback>
             <w:pict>
-              <v:shape w14:anchorId="096E002E" id="Straight Arrow Connector 1" o:spid="_x0000_s1026" type="#_x0000_t32" style="position:absolute;margin-left:325.65pt;margin-top:79pt;width:73.75pt;height:3.6pt;z-index:251669504;visibility:visible;mso-wrap-style:square;mso-width-percent:0;mso-height-percent:0;mso-wrap-distance-left:9pt;mso-wrap-distance-top:0;mso-wrap-distance-right:9pt;mso-wrap-distance-bottom:0;mso-position-horizontal:absolute;mso-position-horizontal-relative:text;mso-position-vertical:absolute;mso-position-vertical-relative:text;mso-width-percent:0;mso-height-percent:0;mso-width-relative:margin;mso-height-relative:margin" o:gfxdata="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" strokecolor="#4f81bd [3204]" strokeweight="2pt">
+              <v:shape w14:anchorId="5A38C103" id="Straight Arrow Connector 1" o:spid="_x0000_s1026" type="#_x0000_t32" style="position:absolute;margin-left:325.65pt;margin-top:79pt;width:73.75pt;height:3.6pt;z-index:251669504;visibility:visible;mso-wrap-style:square;mso-width-percent:0;mso-height-percent:0;mso-wrap-distance-left:9pt;mso-wrap-distance-top:0;mso-wrap-distance-right:9pt;mso-wrap-distance-bottom:0;mso-position-horizontal:absolute;mso-position-horizontal-relative:text;mso-position-vertical:absolute;mso-position-vertical-relative:text;mso-width-percent:0;mso-height-percent:0;mso-width-relative:margin;mso-height-relative:margin" o:gfxdata="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" strokecolor="#4f81bd [3204]" strokeweight="2pt">
                 <v:stroke endarrow="block"/>
                 <v:shadow on="t" color="black" opacity="24903f" origin=",.5" offset="0,.55556mm"/>
               </v:shape>
@@ -3921,7 +1441,7 @@
           </mc:Choice>
           <mc:Fallback>
             <w:pict>
-              <v:shape w14:anchorId="30822895" id="Straight Arrow Connector 1" o:spid="_x0000_s1026" type="#_x0000_t32" style="position:absolute;margin-left:326.35pt;margin-top:99.3pt;width:73.75pt;height:3.6pt;z-index:251676672;visibility:visible;mso-wrap-style:square;mso-width-percent:0;mso-height-percent:0;mso-wrap-distance-left:9pt;mso-wrap-distance-top:0;mso-wrap-distance-right:9pt;mso-wrap-distance-bottom:0;mso-position-horizontal:absolute;mso-position-horizontal-relative:text;mso-position-vertical:absolute;mso-position-vertical-relative:text;mso-width-percent:0;mso-height-percent:0;mso-width-relative:margin;mso-height-relative:margin" o:gfxdata="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" strokecolor="#4f81bd [3204]" strokeweight="2pt">
+              <v:shape w14:anchorId="70A81456" id="Straight Arrow Connector 1" o:spid="_x0000_s1026" type="#_x0000_t32" style="position:absolute;margin-left:326.35pt;margin-top:99.3pt;width:73.75pt;height:3.6pt;z-index:251676672;visibility:visible;mso-wrap-style:square;mso-width-percent:0;mso-height-percent:0;mso-wrap-distance-left:9pt;mso-wrap-distance-top:0;mso-wrap-distance-right:9pt;mso-wrap-distance-bottom:0;mso-position-horizontal:absolute;mso-position-horizontal-relative:text;mso-position-vertical:absolute;mso-position-vertical-relative:text;mso-width-percent:0;mso-height-percent:0;mso-width-relative:margin;mso-height-relative:margin" o:gfxdata="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" strokecolor="#4f81bd [3204]" strokeweight="2pt">
                 <v:stroke endarrow="block"/>
                 <v:shadow on="t" color="black" opacity="24903f" origin=",.5" offset="0,.55556mm"/>
               </v:shape>
@@ -3994,7 +1514,7 @@
           </mc:Choice>
           <mc:Fallback>
             <w:pict>
-              <v:shape w14:anchorId="370A252A" id="Straight Arrow Connector 1" o:spid="_x0000_s1026" type="#_x0000_t32" style="position:absolute;margin-left:327pt;margin-top:117.65pt;width:73.75pt;height:3.6pt;z-index:251682816;visibility:visible;mso-wrap-style:square;mso-width-percent:0;mso-height-percent:0;mso-wrap-distance-left:9pt;mso-wrap-distance-top:0;mso-wrap-distance-right:9pt;mso-wrap-distance-bottom:0;mso-position-horizontal:absolute;mso-position-horizontal-relative:text;mso-position-vertical:absolute;mso-position-vertical-relative:text;mso-width-percent:0;mso-height-percent:0;mso-width-relative:margin;mso-height-relative:margin" o:gfxdata="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" strokecolor="#4f81bd [3204]" strokeweight="2pt">
+              <v:shape w14:anchorId="0FA6162A" id="Straight Arrow Connector 1" o:spid="_x0000_s1026" type="#_x0000_t32" style="position:absolute;margin-left:327pt;margin-top:117.65pt;width:73.75pt;height:3.6pt;z-index:251682816;visibility:visible;mso-wrap-style:square;mso-width-percent:0;mso-height-percent:0;mso-wrap-distance-left:9pt;mso-wrap-distance-top:0;mso-wrap-distance-right:9pt;mso-wrap-distance-bottom:0;mso-position-horizontal:absolute;mso-position-horizontal-relative:text;mso-position-vertical:absolute;mso-position-vertical-relative:text;mso-width-percent:0;mso-height-percent:0;mso-width-relative:margin;mso-height-relative:margin" o:gfxdata="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" strokecolor="#4f81bd [3204]" strokeweight="2pt">
                 <v:stroke endarrow="block"/>
                 <v:shadow on="t" color="black" opacity="24903f" origin=",.5" offset="0,.55556mm"/>
               </v:shape>
@@ -4067,7 +1587,7 @@
           </mc:Choice>
           <mc:Fallback>
             <w:pict>
-              <v:shape w14:anchorId="3EF64F0B" id="Straight Arrow Connector 1" o:spid="_x0000_s1026" type="#_x0000_t32" style="position:absolute;margin-left:322pt;margin-top:59.65pt;width:73.75pt;height:3.6pt;z-index:251664384;visibility:visible;mso-wrap-style:square;mso-width-percent:0;mso-height-percent:0;mso-wrap-distance-left:9pt;mso-wrap-distance-top:0;mso-wrap-distance-right:9pt;mso-wrap-distance-bottom:0;mso-position-horizontal:absolute;mso-position-horizontal-relative:text;mso-position-vertical:absolute;mso-position-vertical-relative:text;mso-width-percent:0;mso-height-percent:0;mso-width-relative:margin;mso-height-relative:margin" o:gfxdata="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" strokecolor="#4f81bd [3204]" strokeweight="2pt">
+              <v:shape w14:anchorId="48D81D2E" id="Straight Arrow Connector 1" o:spid="_x0000_s1026" type="#_x0000_t32" style="position:absolute;margin-left:322pt;margin-top:59.65pt;width:73.75pt;height:3.6pt;z-index:251664384;visibility:visible;mso-wrap-style:square;mso-width-percent:0;mso-height-percent:0;mso-wrap-distance-left:9pt;mso-wrap-distance-top:0;mso-wrap-distance-right:9pt;mso-wrap-distance-bottom:0;mso-position-horizontal:absolute;mso-position-horizontal-relative:text;mso-position-vertical:absolute;mso-position-vertical-relative:text;mso-width-percent:0;mso-height-percent:0;mso-width-relative:margin;mso-height-relative:margin" o:gfxdata="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" strokecolor="#4f81bd [3204]" strokeweight="2pt">
                 <v:stroke endarrow="block"/>
                 <v:shadow on="t" color="black" opacity="24903f" origin=",.5" offset="0,.55556mm"/>
               </v:shape>
@@ -4221,25 +1741,7 @@
           <w:color w:val="0F766E"/>
           <w:sz w:val="28"/>
         </w:rPr>
-        <w:t>2.2 OWASP Top 10 Müdafi</w:t>
-      </w:r>
-      <w:r>
-        <w:rPr>
-          <w:rFonts w:ascii="Arial" w:hAnsi="Arial"/>
-          <w:b/>
-          <w:color w:val="0F766E"/>
-          <w:sz w:val="28"/>
-        </w:rPr>
-        <w:t>ə</w:t>
-      </w:r>
-      <w:r>
-        <w:rPr>
-          <w:rFonts w:ascii="Arial" w:hAnsi="Arial"/>
-          <w:b/>
-          <w:color w:val="0F766E"/>
-          <w:sz w:val="28"/>
-        </w:rPr>
-        <w:t xml:space="preserve"> Strategiyası</w:t>
+        <w:t>2.2 OWASP Top 10 Müdafiə Strategiyası</w:t>
       </w:r>
     </w:p>
     <w:p>
@@ -4251,119 +1753,7 @@
           <w:rFonts w:ascii="Arial" w:hAnsi="Arial"/>
           <w:color w:val="334155"/>
         </w:rPr>
-        <w:t>T</w:t>
-      </w:r>
-      <w:r>
-        <w:rPr>
-          <w:rFonts w:ascii="Arial" w:hAnsi="Arial"/>
-          <w:color w:val="334155"/>
-        </w:rPr>
-        <w:t>ə</w:t>
-      </w:r>
-      <w:r>
-        <w:rPr>
-          <w:rFonts w:ascii="Arial" w:hAnsi="Arial"/>
-          <w:color w:val="334155"/>
-        </w:rPr>
-        <w:t>tbiq s</w:t>
-      </w:r>
-      <w:r>
-        <w:rPr>
-          <w:rFonts w:ascii="Arial" w:hAnsi="Arial"/>
-          <w:color w:val="334155"/>
-        </w:rPr>
-        <w:t>ə</w:t>
-      </w:r>
-      <w:r>
-        <w:rPr>
-          <w:rFonts w:ascii="Arial" w:hAnsi="Arial"/>
-          <w:color w:val="334155"/>
-        </w:rPr>
-        <w:t>viyy</w:t>
-      </w:r>
-      <w:r>
-        <w:rPr>
-          <w:rFonts w:ascii="Arial" w:hAnsi="Arial"/>
-          <w:color w:val="334155"/>
-        </w:rPr>
-        <w:t>ə</w:t>
-      </w:r>
-      <w:r>
-        <w:rPr>
-          <w:rFonts w:ascii="Arial" w:hAnsi="Arial"/>
-          <w:color w:val="334155"/>
-        </w:rPr>
-        <w:t>sind</w:t>
-      </w:r>
-      <w:r>
-        <w:rPr>
-          <w:rFonts w:ascii="Arial" w:hAnsi="Arial"/>
-          <w:color w:val="334155"/>
-        </w:rPr>
-        <w:t>ə</w:t>
-      </w:r>
-      <w:r>
-        <w:rPr>
-          <w:rFonts w:ascii="Arial" w:hAnsi="Arial"/>
-          <w:color w:val="334155"/>
-        </w:rPr>
-        <w:t xml:space="preserve"> t</w:t>
-      </w:r>
-      <w:r>
-        <w:rPr>
-          <w:rFonts w:ascii="Arial" w:hAnsi="Arial"/>
-          <w:color w:val="334155"/>
-        </w:rPr>
-        <w:t>ə</w:t>
-      </w:r>
-      <w:r>
-        <w:rPr>
-          <w:rFonts w:ascii="Arial" w:hAnsi="Arial"/>
-          <w:color w:val="334155"/>
-        </w:rPr>
-        <w:t>tbiq olunmuş OWASP Top 10 müdafi</w:t>
-      </w:r>
-      <w:r>
-        <w:rPr>
-          <w:rFonts w:ascii="Arial" w:hAnsi="Arial"/>
-          <w:color w:val="334155"/>
-        </w:rPr>
-        <w:t>ə</w:t>
-      </w:r>
-      <w:r>
-        <w:rPr>
-          <w:rFonts w:ascii="Arial" w:hAnsi="Arial"/>
-          <w:color w:val="334155"/>
-        </w:rPr>
-        <w:t xml:space="preserve"> t</w:t>
-      </w:r>
-      <w:r>
-        <w:rPr>
-          <w:rFonts w:ascii="Arial" w:hAnsi="Arial"/>
-          <w:color w:val="334155"/>
-        </w:rPr>
-        <w:t>ə</w:t>
-      </w:r>
-      <w:r>
-        <w:rPr>
-          <w:rFonts w:ascii="Arial" w:hAnsi="Arial"/>
-          <w:color w:val="334155"/>
-        </w:rPr>
-        <w:t>dbirl</w:t>
-      </w:r>
-      <w:r>
-        <w:rPr>
-          <w:rFonts w:ascii="Arial" w:hAnsi="Arial"/>
-          <w:color w:val="334155"/>
-        </w:rPr>
-        <w:t>ə</w:t>
-      </w:r>
-      <w:r>
-        <w:rPr>
-          <w:rFonts w:ascii="Arial" w:hAnsi="Arial"/>
-          <w:color w:val="334155"/>
-        </w:rPr>
-        <w:t>ri:</w:t>
+        <w:t>Tətbiq səviyyəsində tətbiq olunmuş OWASP Top 10 müdafiə tədbirləri:</w:t>
       </w:r>
     </w:p>
     <w:p>
@@ -4375,91 +1765,7 @@
         <w:rPr>
           <w:rFonts w:ascii="Arial" w:hAnsi="Arial"/>
         </w:rPr>
-        <w:t>A01:2021 - Broken Access Control: H</w:t>
-      </w:r>
-      <w:r>
-        <w:rPr>
-          <w:rFonts w:ascii="Arial" w:hAnsi="Arial"/>
-        </w:rPr>
-        <w:t>ə</w:t>
-      </w:r>
-      <w:r>
-        <w:rPr>
-          <w:rFonts w:ascii="Arial" w:hAnsi="Arial"/>
-        </w:rPr>
-        <w:t>r bir h</w:t>
-      </w:r>
-      <w:r>
-        <w:rPr>
-          <w:rFonts w:ascii="Arial" w:hAnsi="Arial"/>
-        </w:rPr>
-        <w:t>ə</w:t>
-      </w:r>
-      <w:r>
-        <w:rPr>
-          <w:rFonts w:ascii="Arial" w:hAnsi="Arial"/>
-        </w:rPr>
-        <w:t>ssas endpoint `authorize([allowedLevels])` middleware-i vasit</w:t>
-      </w:r>
-      <w:r>
-        <w:rPr>
-          <w:rFonts w:ascii="Arial" w:hAnsi="Arial"/>
-        </w:rPr>
-        <w:t>ə</w:t>
-      </w:r>
-      <w:r>
-        <w:rPr>
-          <w:rFonts w:ascii="Arial" w:hAnsi="Arial"/>
-        </w:rPr>
-        <w:t>sil</w:t>
-      </w:r>
-      <w:r>
-        <w:rPr>
-          <w:rFonts w:ascii="Arial" w:hAnsi="Arial"/>
-        </w:rPr>
-        <w:t>ə</w:t>
-      </w:r>
-      <w:r>
-        <w:rPr>
-          <w:rFonts w:ascii="Arial" w:hAnsi="Arial"/>
-        </w:rPr>
-        <w:t xml:space="preserve"> qorunur. İcaz</w:t>
-      </w:r>
-      <w:r>
-        <w:rPr>
-          <w:rFonts w:ascii="Arial" w:hAnsi="Arial"/>
-        </w:rPr>
-        <w:t>ə</w:t>
-      </w:r>
-      <w:r>
-        <w:rPr>
-          <w:rFonts w:ascii="Arial" w:hAnsi="Arial"/>
-        </w:rPr>
-        <w:t>siz ş</w:t>
-      </w:r>
-      <w:r>
-        <w:rPr>
-          <w:rFonts w:ascii="Arial" w:hAnsi="Arial"/>
-        </w:rPr>
-        <w:t>ə</w:t>
-      </w:r>
-      <w:r>
-        <w:rPr>
-          <w:rFonts w:ascii="Arial" w:hAnsi="Arial"/>
-        </w:rPr>
-        <w:t>xsl</w:t>
-      </w:r>
-      <w:r>
-        <w:rPr>
-          <w:rFonts w:ascii="Arial" w:hAnsi="Arial"/>
-        </w:rPr>
-        <w:t>ə</w:t>
-      </w:r>
-      <w:r>
-        <w:rPr>
-          <w:rFonts w:ascii="Arial" w:hAnsi="Arial"/>
-        </w:rPr>
-        <w:t>r HTTP 403 Forbidden cavabı alır.</w:t>
+        <w:t>A01:2021 - Broken Access Control: Hər bir həssas endpoint `authorize([allowedLevels])` middleware-i vasitəsilə qorunur. İcazəsiz şəxslər HTTP 403 Forbidden cavabı alır.</w:t>
       </w:r>
     </w:p>
     <w:p>
@@ -4471,127 +1777,7 @@
         <w:rPr>
           <w:rFonts w:ascii="Arial" w:hAnsi="Arial"/>
         </w:rPr>
-        <w:t>A03:2021 - Injection (SQLi &amp; XSS): Bütün SQL sorğuları parameterized query (`$1, $2`) vasit</w:t>
-      </w:r>
-      <w:r>
-        <w:rPr>
-          <w:rFonts w:ascii="Arial" w:hAnsi="Arial"/>
-        </w:rPr>
-        <w:t>ə</w:t>
-      </w:r>
-      <w:r>
-        <w:rPr>
-          <w:rFonts w:ascii="Arial" w:hAnsi="Arial"/>
-        </w:rPr>
-        <w:t>sil</w:t>
-      </w:r>
-      <w:r>
-        <w:rPr>
-          <w:rFonts w:ascii="Arial" w:hAnsi="Arial"/>
-        </w:rPr>
-        <w:t>ə</w:t>
-      </w:r>
-      <w:r>
-        <w:rPr>
-          <w:rFonts w:ascii="Arial" w:hAnsi="Arial"/>
-        </w:rPr>
-        <w:t xml:space="preserve"> icra olunur. Frontend-d</w:t>
-      </w:r>
-      <w:r>
-        <w:rPr>
-          <w:rFonts w:ascii="Arial" w:hAnsi="Arial"/>
-        </w:rPr>
-        <w:t>ə</w:t>
-      </w:r>
-      <w:r>
-        <w:rPr>
-          <w:rFonts w:ascii="Arial" w:hAnsi="Arial"/>
-        </w:rPr>
-        <w:t xml:space="preserve"> dinamik HTML render olunark</w:t>
-      </w:r>
-      <w:r>
-        <w:rPr>
-          <w:rFonts w:ascii="Arial" w:hAnsi="Arial"/>
-        </w:rPr>
-        <w:t>ə</w:t>
-      </w:r>
-      <w:r>
-        <w:rPr>
-          <w:rFonts w:ascii="Arial" w:hAnsi="Arial"/>
-        </w:rPr>
-        <w:t>n `sanitizeHTML()` funksiyası il</w:t>
-      </w:r>
-      <w:r>
-        <w:rPr>
-          <w:rFonts w:ascii="Arial" w:hAnsi="Arial"/>
-        </w:rPr>
-        <w:t>ə</w:t>
-      </w:r>
-      <w:r>
-        <w:rPr>
-          <w:rFonts w:ascii="Arial" w:hAnsi="Arial"/>
-        </w:rPr>
-        <w:t xml:space="preserve"> z</w:t>
-      </w:r>
-      <w:r>
-        <w:rPr>
-          <w:rFonts w:ascii="Arial" w:hAnsi="Arial"/>
-        </w:rPr>
-        <w:t>ə</w:t>
-      </w:r>
-      <w:r>
-        <w:rPr>
-          <w:rFonts w:ascii="Arial" w:hAnsi="Arial"/>
-        </w:rPr>
-        <w:t>r</w:t>
-      </w:r>
-      <w:r>
-        <w:rPr>
-          <w:rFonts w:ascii="Arial" w:hAnsi="Arial"/>
-        </w:rPr>
-        <w:t>ə</w:t>
-      </w:r>
-      <w:r>
-        <w:rPr>
-          <w:rFonts w:ascii="Arial" w:hAnsi="Arial"/>
-        </w:rPr>
-        <w:t>rli teql</w:t>
-      </w:r>
-      <w:r>
-        <w:rPr>
-          <w:rFonts w:ascii="Arial" w:hAnsi="Arial"/>
-        </w:rPr>
-        <w:t>ə</w:t>
-      </w:r>
-      <w:r>
-        <w:rPr>
-          <w:rFonts w:ascii="Arial" w:hAnsi="Arial"/>
-        </w:rPr>
-        <w:t>r t</w:t>
-      </w:r>
-      <w:r>
-        <w:rPr>
-          <w:rFonts w:ascii="Arial" w:hAnsi="Arial"/>
-        </w:rPr>
-        <w:t>ə</w:t>
-      </w:r>
-      <w:r>
-        <w:rPr>
-          <w:rFonts w:ascii="Arial" w:hAnsi="Arial"/>
-        </w:rPr>
-        <w:t>mizl</w:t>
-      </w:r>
-      <w:r>
-        <w:rPr>
-          <w:rFonts w:ascii="Arial" w:hAnsi="Arial"/>
-        </w:rPr>
-        <w:t>ə</w:t>
-      </w:r>
-      <w:r>
-        <w:rPr>
-          <w:rFonts w:ascii="Arial" w:hAnsi="Arial"/>
-        </w:rPr>
-        <w:t>nir.</w:t>
+        <w:t>A03:2021 - Injection (SQLi &amp; XSS): Bütün SQL sorğuları parameterized query (`$1, $2`) vasitəsilə icra olunur. Frontend-də dinamik HTML render olunarkən `sanitizeHTML()` funksiyası ilə zərərli teqlər təmizlənir.</w:t>
       </w:r>
     </w:p>
     <w:p>
@@ -4604,67 +1790,7 @@
           <w:rFonts w:ascii="Arial" w:hAnsi="Arial"/>
         </w:rPr>
         <w:lastRenderedPageBreak/>
-        <w:t>A05:2021 - Security Misconfiguration: `helmet` modulu vasit</w:t>
-      </w:r>
-      <w:r>
-        <w:rPr>
-          <w:rFonts w:ascii="Arial" w:hAnsi="Arial"/>
-        </w:rPr>
-        <w:t>ə</w:t>
-      </w:r>
-      <w:r>
-        <w:rPr>
-          <w:rFonts w:ascii="Arial" w:hAnsi="Arial"/>
-        </w:rPr>
-        <w:t>sil</w:t>
-      </w:r>
-      <w:r>
-        <w:rPr>
-          <w:rFonts w:ascii="Arial" w:hAnsi="Arial"/>
-        </w:rPr>
-        <w:t>ə</w:t>
-      </w:r>
-      <w:r>
-        <w:rPr>
-          <w:rFonts w:ascii="Arial" w:hAnsi="Arial"/>
-        </w:rPr>
-        <w:t xml:space="preserve"> X-Frame-Options, Content-Security-Policy v</w:t>
-      </w:r>
-      <w:r>
-        <w:rPr>
-          <w:rFonts w:ascii="Arial" w:hAnsi="Arial"/>
-        </w:rPr>
-        <w:t>ə</w:t>
-      </w:r>
-      <w:r>
-        <w:rPr>
-          <w:rFonts w:ascii="Arial" w:hAnsi="Arial"/>
-        </w:rPr>
-        <w:t xml:space="preserve"> X-Content-Type-Options başlıqları t</w:t>
-      </w:r>
-      <w:r>
-        <w:rPr>
-          <w:rFonts w:ascii="Arial" w:hAnsi="Arial"/>
-        </w:rPr>
-        <w:t>ə</w:t>
-      </w:r>
-      <w:r>
-        <w:rPr>
-          <w:rFonts w:ascii="Arial" w:hAnsi="Arial"/>
-        </w:rPr>
-        <w:t>nziml</w:t>
-      </w:r>
-      <w:r>
-        <w:rPr>
-          <w:rFonts w:ascii="Arial" w:hAnsi="Arial"/>
-        </w:rPr>
-        <w:t>ə</w:t>
-      </w:r>
-      <w:r>
-        <w:rPr>
-          <w:rFonts w:ascii="Arial" w:hAnsi="Arial"/>
-        </w:rPr>
-        <w:t>nmişdir.</w:t>
+        <w:t>A05:2021 - Security Misconfiguration: `helmet` modulu vasitəsilə X-Frame-Options, Content-Security-Policy və X-Content-Type-Options başlıqları tənzimlənmişdir.</w:t>
       </w:r>
     </w:p>
     <w:p>
@@ -4676,103 +1802,7 @@
         <w:rPr>
           <w:rFonts w:ascii="Arial" w:hAnsi="Arial"/>
         </w:rPr>
-        <w:t>A07:2021 - Identification and Authentication Failures: `/api/login` endpoint-in</w:t>
-      </w:r>
-      <w:r>
-        <w:rPr>
-          <w:rFonts w:ascii="Arial" w:hAnsi="Arial"/>
-        </w:rPr>
-        <w:t>ə</w:t>
-      </w:r>
-      <w:r>
-        <w:rPr>
-          <w:rFonts w:ascii="Arial" w:hAnsi="Arial"/>
-        </w:rPr>
-        <w:t xml:space="preserve"> `express-rate-limit` t</w:t>
-      </w:r>
-      <w:r>
-        <w:rPr>
-          <w:rFonts w:ascii="Arial" w:hAnsi="Arial"/>
-        </w:rPr>
-        <w:t>ə</w:t>
-      </w:r>
-      <w:r>
-        <w:rPr>
-          <w:rFonts w:ascii="Arial" w:hAnsi="Arial"/>
-        </w:rPr>
-        <w:t>tbiq edil</w:t>
-      </w:r>
-      <w:r>
-        <w:rPr>
-          <w:rFonts w:ascii="Arial" w:hAnsi="Arial"/>
-        </w:rPr>
-        <w:t>ə</w:t>
-      </w:r>
-      <w:r>
-        <w:rPr>
-          <w:rFonts w:ascii="Arial" w:hAnsi="Arial"/>
-        </w:rPr>
-        <w:t>r</w:t>
-      </w:r>
-      <w:r>
-        <w:rPr>
-          <w:rFonts w:ascii="Arial" w:hAnsi="Arial"/>
-        </w:rPr>
-        <w:t>ə</w:t>
-      </w:r>
-      <w:r>
-        <w:rPr>
-          <w:rFonts w:ascii="Arial" w:hAnsi="Arial"/>
-        </w:rPr>
-        <w:t>k 15 d</w:t>
-      </w:r>
-      <w:r>
-        <w:rPr>
-          <w:rFonts w:ascii="Arial" w:hAnsi="Arial"/>
-        </w:rPr>
-        <w:t>ə</w:t>
-      </w:r>
-      <w:r>
-        <w:rPr>
-          <w:rFonts w:ascii="Arial" w:hAnsi="Arial"/>
-        </w:rPr>
-        <w:t>qiq</w:t>
-      </w:r>
-      <w:r>
-        <w:rPr>
-          <w:rFonts w:ascii="Arial" w:hAnsi="Arial"/>
-        </w:rPr>
-        <w:t>ə</w:t>
-      </w:r>
-      <w:r>
-        <w:rPr>
-          <w:rFonts w:ascii="Arial" w:hAnsi="Arial"/>
-        </w:rPr>
-        <w:t>d</w:t>
-      </w:r>
-      <w:r>
-        <w:rPr>
-          <w:rFonts w:ascii="Arial" w:hAnsi="Arial"/>
-        </w:rPr>
-        <w:t>ə</w:t>
-      </w:r>
-      <w:r>
-        <w:rPr>
-          <w:rFonts w:ascii="Arial" w:hAnsi="Arial"/>
-        </w:rPr>
-        <w:t xml:space="preserve"> maksimum 10 giriş c</w:t>
-      </w:r>
-      <w:r>
-        <w:rPr>
-          <w:rFonts w:ascii="Arial" w:hAnsi="Arial"/>
-        </w:rPr>
-        <w:t>ə</w:t>
-      </w:r>
-      <w:r>
-        <w:rPr>
-          <w:rFonts w:ascii="Arial" w:hAnsi="Arial"/>
-        </w:rPr>
-        <w:t>hdi limiti qoyulmuşdur.</w:t>
+        <w:t>A07:2021 - Identification and Authentication Failures: `/api/login` endpoint-inə `express-rate-limit` tətbiq edilərək 15 dəqiqədə maksimum 10 giriş cəhdi limiti qoyulmuşdur.</w:t>
       </w:r>
     </w:p>
     <w:p>
@@ -4937,119 +1967,7 @@
           <w:rFonts w:ascii="Arial" w:hAnsi="Arial"/>
           <w:color w:val="334155"/>
         </w:rPr>
-        <w:t>Kriptoqrafiya bölm</w:t>
-      </w:r>
-      <w:r>
-        <w:rPr>
-          <w:rFonts w:ascii="Arial" w:hAnsi="Arial"/>
-          <w:color w:val="334155"/>
-        </w:rPr>
-        <w:t>ə</w:t>
-      </w:r>
-      <w:r>
-        <w:rPr>
-          <w:rFonts w:ascii="Arial" w:hAnsi="Arial"/>
-          <w:color w:val="334155"/>
-        </w:rPr>
-        <w:t>sind</w:t>
-      </w:r>
-      <w:r>
-        <w:rPr>
-          <w:rFonts w:ascii="Arial" w:hAnsi="Arial"/>
-          <w:color w:val="334155"/>
-        </w:rPr>
-        <w:t>ə</w:t>
-      </w:r>
-      <w:r>
-        <w:rPr>
-          <w:rFonts w:ascii="Arial" w:hAnsi="Arial"/>
-          <w:color w:val="334155"/>
-        </w:rPr>
-        <w:t xml:space="preserve"> m</w:t>
-      </w:r>
-      <w:r>
-        <w:rPr>
-          <w:rFonts w:ascii="Arial" w:hAnsi="Arial"/>
-          <w:color w:val="334155"/>
-        </w:rPr>
-        <w:t>ə</w:t>
-      </w:r>
-      <w:r>
-        <w:rPr>
-          <w:rFonts w:ascii="Arial" w:hAnsi="Arial"/>
-          <w:color w:val="334155"/>
-        </w:rPr>
-        <w:t>lumatların saxlanılması (Data at Rest) v</w:t>
-      </w:r>
-      <w:r>
-        <w:rPr>
-          <w:rFonts w:ascii="Arial" w:hAnsi="Arial"/>
-          <w:color w:val="334155"/>
-        </w:rPr>
-        <w:t>ə</w:t>
-      </w:r>
-      <w:r>
-        <w:rPr>
-          <w:rFonts w:ascii="Arial" w:hAnsi="Arial"/>
-          <w:color w:val="334155"/>
-        </w:rPr>
-        <w:t xml:space="preserve"> ötürülm</w:t>
-      </w:r>
-      <w:r>
-        <w:rPr>
-          <w:rFonts w:ascii="Arial" w:hAnsi="Arial"/>
-          <w:color w:val="334155"/>
-        </w:rPr>
-        <w:t>ə</w:t>
-      </w:r>
-      <w:r>
-        <w:rPr>
-          <w:rFonts w:ascii="Arial" w:hAnsi="Arial"/>
-          <w:color w:val="334155"/>
-        </w:rPr>
-        <w:t>si (Data in Transit) zamanı t</w:t>
-      </w:r>
-      <w:r>
-        <w:rPr>
-          <w:rFonts w:ascii="Arial" w:hAnsi="Arial"/>
-          <w:color w:val="334155"/>
-        </w:rPr>
-        <w:t>ə</w:t>
-      </w:r>
-      <w:r>
-        <w:rPr>
-          <w:rFonts w:ascii="Arial" w:hAnsi="Arial"/>
-          <w:color w:val="334155"/>
-        </w:rPr>
-        <w:t>hlük</w:t>
-      </w:r>
-      <w:r>
-        <w:rPr>
-          <w:rFonts w:ascii="Arial" w:hAnsi="Arial"/>
-          <w:color w:val="334155"/>
-        </w:rPr>
-        <w:t>ə</w:t>
-      </w:r>
-      <w:r>
-        <w:rPr>
-          <w:rFonts w:ascii="Arial" w:hAnsi="Arial"/>
-          <w:color w:val="334155"/>
-        </w:rPr>
-        <w:t>sizlik mexanizml</w:t>
-      </w:r>
-      <w:r>
-        <w:rPr>
-          <w:rFonts w:ascii="Arial" w:hAnsi="Arial"/>
-          <w:color w:val="334155"/>
-        </w:rPr>
-        <w:t>ə</w:t>
-      </w:r>
-      <w:r>
-        <w:rPr>
-          <w:rFonts w:ascii="Arial" w:hAnsi="Arial"/>
-          <w:color w:val="334155"/>
-        </w:rPr>
-        <w:t>ri araşdırılmışdır.</w:t>
+        <w:t>Kriptoqrafiya bölməsində məlumatların saxlanılması (Data at Rest) və ötürülməsi (Data in Transit) zamanı təhlükəsizlik mexanizmləri araşdırılmışdır.</w:t>
       </w:r>
     </w:p>
     <w:p>
@@ -5065,115 +1983,7 @@
           <w:sz w:val="28"/>
         </w:rPr>
         <w:lastRenderedPageBreak/>
-        <w:t>3.1 Şifr</w:t>
-      </w:r>
-      <w:r>
-        <w:rPr>
-          <w:rFonts w:ascii="Arial" w:hAnsi="Arial"/>
-          <w:b/>
-          <w:color w:val="0F766E"/>
-          <w:sz w:val="28"/>
-        </w:rPr>
-        <w:t>ə</w:t>
-      </w:r>
-      <w:r>
-        <w:rPr>
-          <w:rFonts w:ascii="Arial" w:hAnsi="Arial"/>
-          <w:b/>
-          <w:color w:val="0F766E"/>
-          <w:sz w:val="28"/>
-        </w:rPr>
-        <w:t>l</w:t>
-      </w:r>
-      <w:r>
-        <w:rPr>
-          <w:rFonts w:ascii="Arial" w:hAnsi="Arial"/>
-          <w:b/>
-          <w:color w:val="0F766E"/>
-          <w:sz w:val="28"/>
-        </w:rPr>
-        <w:t>ə</w:t>
-      </w:r>
-      <w:r>
-        <w:rPr>
-          <w:rFonts w:ascii="Arial" w:hAnsi="Arial"/>
-          <w:b/>
-          <w:color w:val="0F766E"/>
-          <w:sz w:val="28"/>
-        </w:rPr>
-        <w:t>rin Bcrypt İl</w:t>
-      </w:r>
-      <w:r>
-        <w:rPr>
-          <w:rFonts w:ascii="Arial" w:hAnsi="Arial"/>
-          <w:b/>
-          <w:color w:val="0F766E"/>
-          <w:sz w:val="28"/>
-        </w:rPr>
-        <w:t>ə</w:t>
-      </w:r>
-      <w:r>
-        <w:rPr>
-          <w:rFonts w:ascii="Arial" w:hAnsi="Arial"/>
-          <w:b/>
-          <w:color w:val="0F766E"/>
-          <w:sz w:val="28"/>
-        </w:rPr>
-        <w:t xml:space="preserve"> H</w:t>
-      </w:r>
-      <w:r>
-        <w:rPr>
-          <w:rFonts w:ascii="Arial" w:hAnsi="Arial"/>
-          <w:b/>
-          <w:color w:val="0F766E"/>
-          <w:sz w:val="28"/>
-        </w:rPr>
-        <w:t>ə</w:t>
-      </w:r>
-      <w:r>
-        <w:rPr>
-          <w:rFonts w:ascii="Arial" w:hAnsi="Arial"/>
-          <w:b/>
-          <w:color w:val="0F766E"/>
-          <w:sz w:val="28"/>
-        </w:rPr>
-        <w:t>şl</w:t>
-      </w:r>
-      <w:r>
-        <w:rPr>
-          <w:rFonts w:ascii="Arial" w:hAnsi="Arial"/>
-          <w:b/>
-          <w:color w:val="0F766E"/>
-          <w:sz w:val="28"/>
-        </w:rPr>
-        <w:t>ə</w:t>
-      </w:r>
-      <w:r>
-        <w:rPr>
-          <w:rFonts w:ascii="Arial" w:hAnsi="Arial"/>
-          <w:b/>
-          <w:color w:val="0F766E"/>
-          <w:sz w:val="28"/>
-        </w:rPr>
-        <w:t>nm</w:t>
-      </w:r>
-      <w:r>
-        <w:rPr>
-          <w:rFonts w:ascii="Arial" w:hAnsi="Arial"/>
-          <w:b/>
-          <w:color w:val="0F766E"/>
-          <w:sz w:val="28"/>
-        </w:rPr>
-        <w:t>ə</w:t>
-      </w:r>
-      <w:r>
-        <w:rPr>
-          <w:rFonts w:ascii="Arial" w:hAnsi="Arial"/>
-          <w:b/>
-          <w:color w:val="0F766E"/>
-          <w:sz w:val="28"/>
-        </w:rPr>
-        <w:t>si</w:t>
+        <w:t>3.1 Şifrələrin Bcrypt İlə Həşlənməsi</w:t>
       </w:r>
     </w:p>
     <w:p>
@@ -5185,203 +1995,7 @@
           <w:rFonts w:ascii="Arial" w:hAnsi="Arial"/>
           <w:color w:val="334155"/>
         </w:rPr>
-        <w:t>İstifad</w:t>
-      </w:r>
-      <w:r>
-        <w:rPr>
-          <w:rFonts w:ascii="Arial" w:hAnsi="Arial"/>
-          <w:color w:val="334155"/>
-        </w:rPr>
-        <w:t>ə</w:t>
-      </w:r>
-      <w:r>
-        <w:rPr>
-          <w:rFonts w:ascii="Arial" w:hAnsi="Arial"/>
-          <w:color w:val="334155"/>
-        </w:rPr>
-        <w:t>çi şifr</w:t>
-      </w:r>
-      <w:r>
-        <w:rPr>
-          <w:rFonts w:ascii="Arial" w:hAnsi="Arial"/>
-          <w:color w:val="334155"/>
-        </w:rPr>
-        <w:t>ə</w:t>
-      </w:r>
-      <w:r>
-        <w:rPr>
-          <w:rFonts w:ascii="Arial" w:hAnsi="Arial"/>
-          <w:color w:val="334155"/>
-        </w:rPr>
-        <w:t>l</w:t>
-      </w:r>
-      <w:r>
-        <w:rPr>
-          <w:rFonts w:ascii="Arial" w:hAnsi="Arial"/>
-          <w:color w:val="334155"/>
-        </w:rPr>
-        <w:t>ə</w:t>
-      </w:r>
-      <w:r>
-        <w:rPr>
-          <w:rFonts w:ascii="Arial" w:hAnsi="Arial"/>
-          <w:color w:val="334155"/>
-        </w:rPr>
-        <w:t>ri heç bir halda veril</w:t>
-      </w:r>
-      <w:r>
-        <w:rPr>
-          <w:rFonts w:ascii="Arial" w:hAnsi="Arial"/>
-          <w:color w:val="334155"/>
-        </w:rPr>
-        <w:t>ə</w:t>
-      </w:r>
-      <w:r>
-        <w:rPr>
-          <w:rFonts w:ascii="Arial" w:hAnsi="Arial"/>
-          <w:color w:val="334155"/>
-        </w:rPr>
-        <w:t>nl</w:t>
-      </w:r>
-      <w:r>
-        <w:rPr>
-          <w:rFonts w:ascii="Arial" w:hAnsi="Arial"/>
-          <w:color w:val="334155"/>
-        </w:rPr>
-        <w:t>ə</w:t>
-      </w:r>
-      <w:r>
-        <w:rPr>
-          <w:rFonts w:ascii="Arial" w:hAnsi="Arial"/>
-          <w:color w:val="334155"/>
-        </w:rPr>
-        <w:t>r bazasında açıq m</w:t>
-      </w:r>
-      <w:r>
-        <w:rPr>
-          <w:rFonts w:ascii="Arial" w:hAnsi="Arial"/>
-          <w:color w:val="334155"/>
-        </w:rPr>
-        <w:t>ə</w:t>
-      </w:r>
-      <w:r>
-        <w:rPr>
-          <w:rFonts w:ascii="Arial" w:hAnsi="Arial"/>
-          <w:color w:val="334155"/>
-        </w:rPr>
-        <w:t>tnd</w:t>
-      </w:r>
-      <w:r>
-        <w:rPr>
-          <w:rFonts w:ascii="Arial" w:hAnsi="Arial"/>
-          <w:color w:val="334155"/>
-        </w:rPr>
-        <w:t>ə</w:t>
-      </w:r>
-      <w:r>
-        <w:rPr>
-          <w:rFonts w:ascii="Arial" w:hAnsi="Arial"/>
-          <w:color w:val="334155"/>
-        </w:rPr>
-        <w:t xml:space="preserve"> saxlanılmır. `bcryptjs` kitabxanası vasit</w:t>
-      </w:r>
-      <w:r>
-        <w:rPr>
-          <w:rFonts w:ascii="Arial" w:hAnsi="Arial"/>
-          <w:color w:val="334155"/>
-        </w:rPr>
-        <w:t>ə</w:t>
-      </w:r>
-      <w:r>
-        <w:rPr>
-          <w:rFonts w:ascii="Arial" w:hAnsi="Arial"/>
-          <w:color w:val="334155"/>
-        </w:rPr>
-        <w:t>sil</w:t>
-      </w:r>
-      <w:r>
-        <w:rPr>
-          <w:rFonts w:ascii="Arial" w:hAnsi="Arial"/>
-          <w:color w:val="334155"/>
-        </w:rPr>
-        <w:t>ə</w:t>
-      </w:r>
-      <w:r>
-        <w:rPr>
-          <w:rFonts w:ascii="Arial" w:hAnsi="Arial"/>
-          <w:color w:val="334155"/>
-        </w:rPr>
-        <w:t xml:space="preserve"> 10 duzlama dövrü (salt rounds) il</w:t>
-      </w:r>
-      <w:r>
-        <w:rPr>
-          <w:rFonts w:ascii="Arial" w:hAnsi="Arial"/>
-          <w:color w:val="334155"/>
-        </w:rPr>
-        <w:t>ə</w:t>
-      </w:r>
-      <w:r>
-        <w:rPr>
-          <w:rFonts w:ascii="Arial" w:hAnsi="Arial"/>
-          <w:color w:val="334155"/>
-        </w:rPr>
-        <w:t xml:space="preserve"> h</w:t>
-      </w:r>
-      <w:r>
-        <w:rPr>
-          <w:rFonts w:ascii="Arial" w:hAnsi="Arial"/>
-          <w:color w:val="334155"/>
-        </w:rPr>
-        <w:t>ə</w:t>
-      </w:r>
-      <w:r>
-        <w:rPr>
-          <w:rFonts w:ascii="Arial" w:hAnsi="Arial"/>
-          <w:color w:val="334155"/>
-        </w:rPr>
-        <w:t>şl</w:t>
-      </w:r>
-      <w:r>
-        <w:rPr>
-          <w:rFonts w:ascii="Arial" w:hAnsi="Arial"/>
-          <w:color w:val="334155"/>
-        </w:rPr>
-        <w:t>ə</w:t>
-      </w:r>
-      <w:r>
-        <w:rPr>
-          <w:rFonts w:ascii="Arial" w:hAnsi="Arial"/>
-          <w:color w:val="334155"/>
-        </w:rPr>
-        <w:t>nir. Bu, Rainbow Table v</w:t>
-      </w:r>
-      <w:r>
-        <w:rPr>
-          <w:rFonts w:ascii="Arial" w:hAnsi="Arial"/>
-          <w:color w:val="334155"/>
-        </w:rPr>
-        <w:t>ə</w:t>
-      </w:r>
-      <w:r>
-        <w:rPr>
-          <w:rFonts w:ascii="Arial" w:hAnsi="Arial"/>
-          <w:color w:val="334155"/>
-        </w:rPr>
-        <w:t xml:space="preserve"> Dictionary hücumlarının qarşısını tamamil</w:t>
-      </w:r>
-      <w:r>
-        <w:rPr>
-          <w:rFonts w:ascii="Arial" w:hAnsi="Arial"/>
-          <w:color w:val="334155"/>
-        </w:rPr>
-        <w:t>ə</w:t>
-      </w:r>
-      <w:r>
-        <w:rPr>
-          <w:rFonts w:ascii="Arial" w:hAnsi="Arial"/>
-          <w:color w:val="334155"/>
-        </w:rPr>
-        <w:t xml:space="preserve"> alır.</w:t>
+        <w:t>İstifadəçi şifrələri heç bir halda verilənlər bazasında açıq mətndə saxlanılmır. `bcryptjs` kitabxanası vasitəsilə 10 duzlama dövrü (salt rounds) ilə həşlənir. Bu, Rainbow Table və Dictionary hücumlarının qarşısını tamamilə alır.</w:t>
       </w:r>
     </w:p>
     <w:tbl>
@@ -5412,103 +2026,7 @@
                 <w:color w:val="F1F5F9"/>
                 <w:sz w:val="19"/>
               </w:rPr>
-              <w:t>// Bcrypt il</w:t>
-            </w:r>
-            <w:r>
-              <w:rPr>
-                <w:rFonts w:ascii="Consolas" w:hAnsi="Consolas"/>
-                <w:color w:val="F1F5F9"/>
-                <w:sz w:val="19"/>
-              </w:rPr>
-              <w:t>ə</w:t>
-            </w:r>
-            <w:r>
-              <w:rPr>
-                <w:rFonts w:ascii="Consolas" w:hAnsi="Consolas"/>
-                <w:color w:val="F1F5F9"/>
-                <w:sz w:val="19"/>
-              </w:rPr>
-              <w:t xml:space="preserve"> şifr</w:t>
-            </w:r>
-            <w:r>
-              <w:rPr>
-                <w:rFonts w:ascii="Consolas" w:hAnsi="Consolas"/>
-                <w:color w:val="F1F5F9"/>
-                <w:sz w:val="19"/>
-              </w:rPr>
-              <w:t>ə</w:t>
-            </w:r>
-            <w:r>
-              <w:rPr>
-                <w:rFonts w:ascii="Consolas" w:hAnsi="Consolas"/>
-                <w:color w:val="F1F5F9"/>
-                <w:sz w:val="19"/>
-              </w:rPr>
-              <w:t>nin h</w:t>
-            </w:r>
-            <w:r>
-              <w:rPr>
-                <w:rFonts w:ascii="Consolas" w:hAnsi="Consolas"/>
-                <w:color w:val="F1F5F9"/>
-                <w:sz w:val="19"/>
-              </w:rPr>
-              <w:t>ə</w:t>
-            </w:r>
-            <w:r>
-              <w:rPr>
-                <w:rFonts w:ascii="Consolas" w:hAnsi="Consolas"/>
-                <w:color w:val="F1F5F9"/>
-                <w:sz w:val="19"/>
-              </w:rPr>
-              <w:t>şl</w:t>
-            </w:r>
-            <w:r>
-              <w:rPr>
-                <w:rFonts w:ascii="Consolas" w:hAnsi="Consolas"/>
-                <w:color w:val="F1F5F9"/>
-                <w:sz w:val="19"/>
-              </w:rPr>
-              <w:t>ə</w:t>
-            </w:r>
-            <w:r>
-              <w:rPr>
-                <w:rFonts w:ascii="Consolas" w:hAnsi="Consolas"/>
-                <w:color w:val="F1F5F9"/>
-                <w:sz w:val="19"/>
-              </w:rPr>
-              <w:t>nm</w:t>
-            </w:r>
-            <w:r>
-              <w:rPr>
-                <w:rFonts w:ascii="Consolas" w:hAnsi="Consolas"/>
-                <w:color w:val="F1F5F9"/>
-                <w:sz w:val="19"/>
-              </w:rPr>
-              <w:t>ə</w:t>
-            </w:r>
-            <w:r>
-              <w:rPr>
-                <w:rFonts w:ascii="Consolas" w:hAnsi="Consolas"/>
-                <w:color w:val="F1F5F9"/>
-                <w:sz w:val="19"/>
-              </w:rPr>
-              <w:t>si v</w:t>
-            </w:r>
-            <w:r>
-              <w:rPr>
-                <w:rFonts w:ascii="Consolas" w:hAnsi="Consolas"/>
-                <w:color w:val="F1F5F9"/>
-                <w:sz w:val="19"/>
-              </w:rPr>
-              <w:t>ə</w:t>
-            </w:r>
-            <w:r>
-              <w:rPr>
-                <w:rFonts w:ascii="Consolas" w:hAnsi="Consolas"/>
-                <w:color w:val="F1F5F9"/>
-                <w:sz w:val="19"/>
-              </w:rPr>
-              <w:t xml:space="preserve"> bazaya yazılması</w:t>
+              <w:t>// Bcrypt ilə şifrənin həşlənməsi və bazaya yazılması</w:t>
             </w:r>
             <w:r>
               <w:rPr>
@@ -5549,8 +2067,26 @@
           <w:color w:val="0F766E"/>
           <w:sz w:val="28"/>
         </w:rPr>
-        <w:t>3.2 JWT (JSON Web Token) İl</w:t>
-      </w:r>
+        <w:t>3.2 JWT (JSON Web Token) İlə Autentifikasiya</w:t>
+      </w:r>
+    </w:p>
+    <w:p>
+      <w:pPr>
+        <w:spacing w:after="120"/>
+      </w:pPr>
+      <w:r>
+        <w:rPr>
+          <w:rFonts w:ascii="Arial" w:hAnsi="Arial"/>
+          <w:color w:val="334155"/>
+        </w:rPr>
+        <w:t>İstifadəçi giriş etdikdə ona 2 saatlıq etibarlılıq müddəti olan, HS256 algoritmi ilə imzalanmış JWT verilir. Payload daxilində `user_id`, `username` və `access_level` məlumatları yer alır.</w:t>
+      </w:r>
+    </w:p>
+    <w:p>
+      <w:pPr>
+        <w:keepNext/>
+        <w:spacing w:before="320" w:after="120"/>
+      </w:pPr>
       <w:r>
         <w:rPr>
           <w:rFonts w:ascii="Arial" w:hAnsi="Arial"/>
@@ -5558,16 +2094,7 @@
           <w:color w:val="0F766E"/>
           <w:sz w:val="28"/>
         </w:rPr>
-        <w:t>ə</w:t>
-      </w:r>
-      <w:r>
-        <w:rPr>
-          <w:rFonts w:ascii="Arial" w:hAnsi="Arial"/>
-          <w:b/>
-          <w:color w:val="0F766E"/>
-          <w:sz w:val="28"/>
-        </w:rPr>
-        <w:t xml:space="preserve"> Autentifikasiya</w:t>
+        <w:t>3.3 AES-256-GCM İlə Şifrlənmiş Audit Loglama</w:t>
       </w:r>
     </w:p>
     <w:p>
@@ -5579,490 +2106,7 @@
           <w:rFonts w:ascii="Arial" w:hAnsi="Arial"/>
           <w:color w:val="334155"/>
         </w:rPr>
-        <w:t>İstifad</w:t>
-      </w:r>
-      <w:r>
-        <w:rPr>
-          <w:rFonts w:ascii="Arial" w:hAnsi="Arial"/>
-          <w:color w:val="334155"/>
-        </w:rPr>
-        <w:t>ə</w:t>
-      </w:r>
-      <w:r>
-        <w:rPr>
-          <w:rFonts w:ascii="Arial" w:hAnsi="Arial"/>
-          <w:color w:val="334155"/>
-        </w:rPr>
-        <w:t>çi giriş etdikd</w:t>
-      </w:r>
-      <w:r>
-        <w:rPr>
-          <w:rFonts w:ascii="Arial" w:hAnsi="Arial"/>
-          <w:color w:val="334155"/>
-        </w:rPr>
-        <w:t>ə</w:t>
-      </w:r>
-      <w:r>
-        <w:rPr>
-          <w:rFonts w:ascii="Arial" w:hAnsi="Arial"/>
-          <w:color w:val="334155"/>
-        </w:rPr>
-        <w:t xml:space="preserve"> ona 2 saatlıq etibarlılıq müdd</w:t>
-      </w:r>
-      <w:r>
-        <w:rPr>
-          <w:rFonts w:ascii="Arial" w:hAnsi="Arial"/>
-          <w:color w:val="334155"/>
-        </w:rPr>
-        <w:t>ə</w:t>
-      </w:r>
-      <w:r>
-        <w:rPr>
-          <w:rFonts w:ascii="Arial" w:hAnsi="Arial"/>
-          <w:color w:val="334155"/>
-        </w:rPr>
-        <w:t>ti olan, HS256 algoritmi il</w:t>
-      </w:r>
-      <w:r>
-        <w:rPr>
-          <w:rFonts w:ascii="Arial" w:hAnsi="Arial"/>
-          <w:color w:val="334155"/>
-        </w:rPr>
-        <w:t>ə</w:t>
-      </w:r>
-      <w:r>
-        <w:rPr>
-          <w:rFonts w:ascii="Arial" w:hAnsi="Arial"/>
-          <w:color w:val="334155"/>
-        </w:rPr>
-        <w:t xml:space="preserve"> imzalanmış JWT verilir. Payload daxilind</w:t>
-      </w:r>
-      <w:r>
-        <w:rPr>
-          <w:rFonts w:ascii="Arial" w:hAnsi="Arial"/>
-          <w:color w:val="334155"/>
-        </w:rPr>
-        <w:t>ə</w:t>
-      </w:r>
-      <w:r>
-        <w:rPr>
-          <w:rFonts w:ascii="Arial" w:hAnsi="Arial"/>
-          <w:color w:val="334155"/>
-        </w:rPr>
-        <w:t xml:space="preserve"> `user_id`, `username` v</w:t>
-      </w:r>
-      <w:r>
-        <w:rPr>
-          <w:rFonts w:ascii="Arial" w:hAnsi="Arial"/>
-          <w:color w:val="334155"/>
-        </w:rPr>
-        <w:t>ə</w:t>
-      </w:r>
-      <w:r>
-        <w:rPr>
-          <w:rFonts w:ascii="Arial" w:hAnsi="Arial"/>
-          <w:color w:val="334155"/>
-        </w:rPr>
-        <w:t xml:space="preserve"> `access_level` m</w:t>
-      </w:r>
-      <w:r>
-        <w:rPr>
-          <w:rFonts w:ascii="Arial" w:hAnsi="Arial"/>
-          <w:color w:val="334155"/>
-        </w:rPr>
-        <w:t>ə</w:t>
-      </w:r>
-      <w:r>
-        <w:rPr>
-          <w:rFonts w:ascii="Arial" w:hAnsi="Arial"/>
-          <w:color w:val="334155"/>
-        </w:rPr>
-        <w:t>lumatları yer alır.</w:t>
-      </w:r>
-    </w:p>
-    <w:p>
-      <w:pPr>
-        <w:keepNext/>
-        <w:spacing w:before="320" w:after="120"/>
-      </w:pPr>
-      <w:r>
-        <w:rPr>
-          <w:rFonts w:ascii="Arial" w:hAnsi="Arial"/>
-          <w:b/>
-          <w:color w:val="0F766E"/>
-          <w:sz w:val="28"/>
-        </w:rPr>
-        <w:t>3.3 AES-256-GCM İl</w:t>
-      </w:r>
-      <w:r>
-        <w:rPr>
-          <w:rFonts w:ascii="Arial" w:hAnsi="Arial"/>
-          <w:b/>
-          <w:color w:val="0F766E"/>
-          <w:sz w:val="28"/>
-        </w:rPr>
-        <w:t>ə</w:t>
-      </w:r>
-      <w:r>
-        <w:rPr>
-          <w:rFonts w:ascii="Arial" w:hAnsi="Arial"/>
-          <w:b/>
-          <w:color w:val="0F766E"/>
-          <w:sz w:val="28"/>
-        </w:rPr>
-        <w:t xml:space="preserve"> Şifrl</w:t>
-      </w:r>
-      <w:r>
-        <w:rPr>
-          <w:rFonts w:ascii="Arial" w:hAnsi="Arial"/>
-          <w:b/>
-          <w:color w:val="0F766E"/>
-          <w:sz w:val="28"/>
-        </w:rPr>
-        <w:t>ə</w:t>
-      </w:r>
-      <w:r>
-        <w:rPr>
-          <w:rFonts w:ascii="Arial" w:hAnsi="Arial"/>
-          <w:b/>
-          <w:color w:val="0F766E"/>
-          <w:sz w:val="28"/>
-        </w:rPr>
-        <w:t>nmiş Audit Loglama</w:t>
-      </w:r>
-    </w:p>
-    <w:p>
-      <w:pPr>
-        <w:spacing w:after="120"/>
-      </w:pPr>
-      <w:r>
-        <w:rPr>
-          <w:rFonts w:ascii="Arial" w:hAnsi="Arial"/>
-          <w:color w:val="334155"/>
-        </w:rPr>
-        <w:t>Admin t</w:t>
-      </w:r>
-      <w:r>
-        <w:rPr>
-          <w:rFonts w:ascii="Arial" w:hAnsi="Arial"/>
-          <w:color w:val="334155"/>
-        </w:rPr>
-        <w:t>ə</w:t>
-      </w:r>
-      <w:r>
-        <w:rPr>
-          <w:rFonts w:ascii="Arial" w:hAnsi="Arial"/>
-          <w:color w:val="334155"/>
-        </w:rPr>
-        <w:t>r</w:t>
-      </w:r>
-      <w:r>
-        <w:rPr>
-          <w:rFonts w:ascii="Arial" w:hAnsi="Arial"/>
-          <w:color w:val="334155"/>
-        </w:rPr>
-        <w:t>ə</w:t>
-      </w:r>
-      <w:r>
-        <w:rPr>
-          <w:rFonts w:ascii="Arial" w:hAnsi="Arial"/>
-          <w:color w:val="334155"/>
-        </w:rPr>
-        <w:t>find</w:t>
-      </w:r>
-      <w:r>
-        <w:rPr>
-          <w:rFonts w:ascii="Arial" w:hAnsi="Arial"/>
-          <w:color w:val="334155"/>
-        </w:rPr>
-        <w:t>ə</w:t>
-      </w:r>
-      <w:r>
-        <w:rPr>
-          <w:rFonts w:ascii="Arial" w:hAnsi="Arial"/>
-          <w:color w:val="334155"/>
-        </w:rPr>
-        <w:t>n anbar stoku d</w:t>
-      </w:r>
-      <w:r>
-        <w:rPr>
-          <w:rFonts w:ascii="Arial" w:hAnsi="Arial"/>
-          <w:color w:val="334155"/>
-        </w:rPr>
-        <w:t>ə</w:t>
-      </w:r>
-      <w:r>
-        <w:rPr>
-          <w:rFonts w:ascii="Arial" w:hAnsi="Arial"/>
-          <w:color w:val="334155"/>
-        </w:rPr>
-        <w:t>yişdirildikd</w:t>
-      </w:r>
-      <w:r>
-        <w:rPr>
-          <w:rFonts w:ascii="Arial" w:hAnsi="Arial"/>
-          <w:color w:val="334155"/>
-        </w:rPr>
-        <w:t>ə</w:t>
-      </w:r>
-      <w:r>
-        <w:rPr>
-          <w:rFonts w:ascii="Arial" w:hAnsi="Arial"/>
-          <w:color w:val="334155"/>
-        </w:rPr>
-        <w:t xml:space="preserve"> bu </w:t>
-      </w:r>
-      <w:r>
-        <w:rPr>
-          <w:rFonts w:ascii="Arial" w:hAnsi="Arial"/>
-          <w:color w:val="334155"/>
-        </w:rPr>
-        <w:t>ə</w:t>
-      </w:r>
-      <w:r>
-        <w:rPr>
-          <w:rFonts w:ascii="Arial" w:hAnsi="Arial"/>
-          <w:color w:val="334155"/>
-        </w:rPr>
-        <w:t>m</w:t>
-      </w:r>
-      <w:r>
-        <w:rPr>
-          <w:rFonts w:ascii="Arial" w:hAnsi="Arial"/>
-          <w:color w:val="334155"/>
-        </w:rPr>
-        <w:t>ə</w:t>
-      </w:r>
-      <w:r>
-        <w:rPr>
-          <w:rFonts w:ascii="Arial" w:hAnsi="Arial"/>
-          <w:color w:val="334155"/>
-        </w:rPr>
-        <w:t>liyyat kritik sayılır. D</w:t>
-      </w:r>
-      <w:r>
-        <w:rPr>
-          <w:rFonts w:ascii="Arial" w:hAnsi="Arial"/>
-          <w:color w:val="334155"/>
-        </w:rPr>
-        <w:t>ə</w:t>
-      </w:r>
-      <w:r>
-        <w:rPr>
-          <w:rFonts w:ascii="Arial" w:hAnsi="Arial"/>
-          <w:color w:val="334155"/>
-        </w:rPr>
-        <w:t>yişikliyi ed</w:t>
-      </w:r>
-      <w:r>
-        <w:rPr>
-          <w:rFonts w:ascii="Arial" w:hAnsi="Arial"/>
-          <w:color w:val="334155"/>
-        </w:rPr>
-        <w:t>ə</w:t>
-      </w:r>
-      <w:r>
-        <w:rPr>
-          <w:rFonts w:ascii="Arial" w:hAnsi="Arial"/>
-          <w:color w:val="334155"/>
-        </w:rPr>
-        <w:t>n adminin adı, m</w:t>
-      </w:r>
-      <w:r>
-        <w:rPr>
-          <w:rFonts w:ascii="Arial" w:hAnsi="Arial"/>
-          <w:color w:val="334155"/>
-        </w:rPr>
-        <w:t>ə</w:t>
-      </w:r>
-      <w:r>
-        <w:rPr>
-          <w:rFonts w:ascii="Arial" w:hAnsi="Arial"/>
-          <w:color w:val="334155"/>
-        </w:rPr>
-        <w:t>hsul ID-si, köhn</w:t>
-      </w:r>
-      <w:r>
-        <w:rPr>
-          <w:rFonts w:ascii="Arial" w:hAnsi="Arial"/>
-          <w:color w:val="334155"/>
-        </w:rPr>
-        <w:t>ə</w:t>
-      </w:r>
-      <w:r>
-        <w:rPr>
-          <w:rFonts w:ascii="Arial" w:hAnsi="Arial"/>
-          <w:color w:val="334155"/>
-        </w:rPr>
-        <w:t xml:space="preserve"> v</w:t>
-      </w:r>
-      <w:r>
-        <w:rPr>
-          <w:rFonts w:ascii="Arial" w:hAnsi="Arial"/>
-          <w:color w:val="334155"/>
-        </w:rPr>
-        <w:t>ə</w:t>
-      </w:r>
-      <w:r>
-        <w:rPr>
-          <w:rFonts w:ascii="Arial" w:hAnsi="Arial"/>
-          <w:color w:val="334155"/>
-        </w:rPr>
-        <w:t xml:space="preserve"> yeni stok miqdarı Node.js nativ `crypto` modulu vasit</w:t>
-      </w:r>
-      <w:r>
-        <w:rPr>
-          <w:rFonts w:ascii="Arial" w:hAnsi="Arial"/>
-          <w:color w:val="334155"/>
-        </w:rPr>
-        <w:t>ə</w:t>
-      </w:r>
-      <w:r>
-        <w:rPr>
-          <w:rFonts w:ascii="Arial" w:hAnsi="Arial"/>
-          <w:color w:val="334155"/>
-        </w:rPr>
-        <w:t>sil</w:t>
-      </w:r>
-      <w:r>
-        <w:rPr>
-          <w:rFonts w:ascii="Arial" w:hAnsi="Arial"/>
-          <w:color w:val="334155"/>
-        </w:rPr>
-        <w:t>ə</w:t>
-      </w:r>
-      <w:r>
-        <w:rPr>
-          <w:rFonts w:ascii="Arial" w:hAnsi="Arial"/>
-          <w:color w:val="334155"/>
-        </w:rPr>
-        <w:t xml:space="preserve"> **AES-256-GCM** simmetrik rejimi il</w:t>
-      </w:r>
-      <w:r>
-        <w:rPr>
-          <w:rFonts w:ascii="Arial" w:hAnsi="Arial"/>
-          <w:color w:val="334155"/>
-        </w:rPr>
-        <w:t>ə</w:t>
-      </w:r>
-      <w:r>
-        <w:rPr>
-          <w:rFonts w:ascii="Arial" w:hAnsi="Arial"/>
-          <w:color w:val="334155"/>
-        </w:rPr>
-        <w:t xml:space="preserve"> şifrl</w:t>
-      </w:r>
-      <w:r>
-        <w:rPr>
-          <w:rFonts w:ascii="Arial" w:hAnsi="Arial"/>
-          <w:color w:val="334155"/>
-        </w:rPr>
-        <w:t>ə</w:t>
-      </w:r>
-      <w:r>
-        <w:rPr>
-          <w:rFonts w:ascii="Arial" w:hAnsi="Arial"/>
-          <w:color w:val="334155"/>
-        </w:rPr>
-        <w:t>nir. H</w:t>
-      </w:r>
-      <w:r>
-        <w:rPr>
-          <w:rFonts w:ascii="Arial" w:hAnsi="Arial"/>
-          <w:color w:val="334155"/>
-        </w:rPr>
-        <w:t>ə</w:t>
-      </w:r>
-      <w:r>
-        <w:rPr>
-          <w:rFonts w:ascii="Arial" w:hAnsi="Arial"/>
-          <w:color w:val="334155"/>
-        </w:rPr>
-        <w:t xml:space="preserve">r </w:t>
-      </w:r>
-      <w:r>
-        <w:rPr>
-          <w:rFonts w:ascii="Arial" w:hAnsi="Arial"/>
-          <w:color w:val="334155"/>
-        </w:rPr>
-        <w:t>ə</w:t>
-      </w:r>
-      <w:r>
-        <w:rPr>
-          <w:rFonts w:ascii="Arial" w:hAnsi="Arial"/>
-          <w:color w:val="334155"/>
-        </w:rPr>
-        <w:t>m</w:t>
-      </w:r>
-      <w:r>
-        <w:rPr>
-          <w:rFonts w:ascii="Arial" w:hAnsi="Arial"/>
-          <w:color w:val="334155"/>
-        </w:rPr>
-        <w:t>ə</w:t>
-      </w:r>
-      <w:r>
-        <w:rPr>
-          <w:rFonts w:ascii="Arial" w:hAnsi="Arial"/>
-          <w:color w:val="334155"/>
-        </w:rPr>
-        <w:t>liyyat üçün unikal İnisializasiya Vektoru (IV) v</w:t>
-      </w:r>
-      <w:r>
-        <w:rPr>
-          <w:rFonts w:ascii="Arial" w:hAnsi="Arial"/>
-          <w:color w:val="334155"/>
-        </w:rPr>
-        <w:t>ə</w:t>
-      </w:r>
-      <w:r>
-        <w:rPr>
-          <w:rFonts w:ascii="Arial" w:hAnsi="Arial"/>
-          <w:color w:val="334155"/>
-        </w:rPr>
-        <w:t xml:space="preserve"> Autentifikasiya Teqi (Auth Tag) yaradılaraq `audit_logs` c</w:t>
-      </w:r>
-      <w:r>
-        <w:rPr>
-          <w:rFonts w:ascii="Arial" w:hAnsi="Arial"/>
-          <w:color w:val="334155"/>
-        </w:rPr>
-        <w:t>ə</w:t>
-      </w:r>
-      <w:r>
-        <w:rPr>
-          <w:rFonts w:ascii="Arial" w:hAnsi="Arial"/>
-          <w:color w:val="334155"/>
-        </w:rPr>
-        <w:t>dv</w:t>
-      </w:r>
-      <w:r>
-        <w:rPr>
-          <w:rFonts w:ascii="Arial" w:hAnsi="Arial"/>
-          <w:color w:val="334155"/>
-        </w:rPr>
-        <w:t>ə</w:t>
-      </w:r>
-      <w:r>
-        <w:rPr>
-          <w:rFonts w:ascii="Arial" w:hAnsi="Arial"/>
-          <w:color w:val="334155"/>
-        </w:rPr>
-        <w:t>lind</w:t>
-      </w:r>
-      <w:r>
-        <w:rPr>
-          <w:rFonts w:ascii="Arial" w:hAnsi="Arial"/>
-          <w:color w:val="334155"/>
-        </w:rPr>
-        <w:t>ə</w:t>
-      </w:r>
-      <w:r>
-        <w:rPr>
-          <w:rFonts w:ascii="Arial" w:hAnsi="Arial"/>
-          <w:color w:val="334155"/>
-        </w:rPr>
-        <w:t xml:space="preserve"> saxlanılır.</w:t>
+        <w:t>Admin tərəfindən anbar stoku dəyişdirildikdə bu əməliyyat kritik sayılır. Dəyişikliyi edən adminin adı, məhsul ID-si, köhnə və yeni stok miqdarı Node.js nativ `crypto` modulu vasitəsilə **AES-256-GCM** simmetrik rejimi ilə şifrlənir. Hər əməliyyat üçün unikal İnisializasiya Vektoru (IV) və Autentifikasiya Teqi (Auth Tag) yaradılaraq `audit_logs` cədvəlində saxlanılır.</w:t>
       </w:r>
     </w:p>
     <w:p>
@@ -6156,133 +2200,7 @@
           <w:rFonts w:ascii="Arial" w:hAnsi="Arial"/>
           <w:color w:val="334155"/>
         </w:rPr>
-        <w:t>Bulud infrastrukturu olaraq **Supabase Cloud Managed PostgreSQL** seçilmişdir. Bulud mühitind</w:t>
-      </w:r>
-      <w:r>
-        <w:rPr>
-          <w:rFonts w:ascii="Arial" w:hAnsi="Arial"/>
-          <w:color w:val="334155"/>
-        </w:rPr>
-        <w:t>ə</w:t>
-      </w:r>
-      <w:r>
-        <w:rPr>
-          <w:rFonts w:ascii="Arial" w:hAnsi="Arial"/>
-          <w:color w:val="334155"/>
-        </w:rPr>
-        <w:t xml:space="preserve"> veril</w:t>
-      </w:r>
-      <w:r>
-        <w:rPr>
-          <w:rFonts w:ascii="Arial" w:hAnsi="Arial"/>
-          <w:color w:val="334155"/>
-        </w:rPr>
-        <w:t>ə</w:t>
-      </w:r>
-      <w:r>
-        <w:rPr>
-          <w:rFonts w:ascii="Arial" w:hAnsi="Arial"/>
-          <w:color w:val="334155"/>
-        </w:rPr>
-        <w:t>nl</w:t>
-      </w:r>
-      <w:r>
-        <w:rPr>
-          <w:rFonts w:ascii="Arial" w:hAnsi="Arial"/>
-          <w:color w:val="334155"/>
-        </w:rPr>
-        <w:t>ə</w:t>
-      </w:r>
-      <w:r>
-        <w:rPr>
-          <w:rFonts w:ascii="Arial" w:hAnsi="Arial"/>
-          <w:color w:val="334155"/>
-        </w:rPr>
-        <w:t>r bazasının t</w:t>
-      </w:r>
-      <w:r>
-        <w:rPr>
-          <w:rFonts w:ascii="Arial" w:hAnsi="Arial"/>
-          <w:color w:val="334155"/>
-        </w:rPr>
-        <w:t>ə</w:t>
-      </w:r>
-      <w:r>
-        <w:rPr>
-          <w:rFonts w:ascii="Arial" w:hAnsi="Arial"/>
-          <w:color w:val="334155"/>
-        </w:rPr>
-        <w:t>hlük</w:t>
-      </w:r>
-      <w:r>
-        <w:rPr>
-          <w:rFonts w:ascii="Arial" w:hAnsi="Arial"/>
-          <w:color w:val="334155"/>
-        </w:rPr>
-        <w:t>ə</w:t>
-      </w:r>
-      <w:r>
-        <w:rPr>
-          <w:rFonts w:ascii="Arial" w:hAnsi="Arial"/>
-          <w:color w:val="334155"/>
-        </w:rPr>
-        <w:t>sizliyi, SSL/TLS şifr</w:t>
-      </w:r>
-      <w:r>
-        <w:rPr>
-          <w:rFonts w:ascii="Arial" w:hAnsi="Arial"/>
-          <w:color w:val="334155"/>
-        </w:rPr>
-        <w:t>ə</w:t>
-      </w:r>
-      <w:r>
-        <w:rPr>
-          <w:rFonts w:ascii="Arial" w:hAnsi="Arial"/>
-          <w:color w:val="334155"/>
-        </w:rPr>
-        <w:t>l</w:t>
-      </w:r>
-      <w:r>
-        <w:rPr>
-          <w:rFonts w:ascii="Arial" w:hAnsi="Arial"/>
-          <w:color w:val="334155"/>
-        </w:rPr>
-        <w:t>ə</w:t>
-      </w:r>
-      <w:r>
-        <w:rPr>
-          <w:rFonts w:ascii="Arial" w:hAnsi="Arial"/>
-          <w:color w:val="334155"/>
-        </w:rPr>
-        <w:t>m</w:t>
-      </w:r>
-      <w:r>
-        <w:rPr>
-          <w:rFonts w:ascii="Arial" w:hAnsi="Arial"/>
-          <w:color w:val="334155"/>
-        </w:rPr>
-        <w:t>ə</w:t>
-      </w:r>
-      <w:r>
-        <w:rPr>
-          <w:rFonts w:ascii="Arial" w:hAnsi="Arial"/>
-          <w:color w:val="334155"/>
-        </w:rPr>
-        <w:t>si v</w:t>
-      </w:r>
-      <w:r>
-        <w:rPr>
-          <w:rFonts w:ascii="Arial" w:hAnsi="Arial"/>
-          <w:color w:val="334155"/>
-        </w:rPr>
-        <w:t>ə</w:t>
-      </w:r>
-      <w:r>
-        <w:rPr>
-          <w:rFonts w:ascii="Arial" w:hAnsi="Arial"/>
-          <w:color w:val="334155"/>
-        </w:rPr>
-        <w:t xml:space="preserve"> bağlantı hovuzları (Connection Pooling) konfiqurasiya olunmuşdur.</w:t>
+        <w:t>Bulud infrastrukturu olaraq **Supabase Cloud Managed PostgreSQL** seçilmişdir. Bulud mühitində verilənlər bazasının təhlükəsizliyi, SSL/TLS şifrələməsi və bağlantı hovuzları (Connection Pooling) konfiqurasiya olunmuşdur.</w:t>
       </w:r>
     </w:p>
     <w:p>
@@ -6297,43 +2215,7 @@
           <w:color w:val="0F766E"/>
           <w:sz w:val="28"/>
         </w:rPr>
-        <w:t>4.1 Veril</w:t>
-      </w:r>
-      <w:r>
-        <w:rPr>
-          <w:rFonts w:ascii="Arial" w:hAnsi="Arial"/>
-          <w:b/>
-          <w:color w:val="0F766E"/>
-          <w:sz w:val="28"/>
-        </w:rPr>
-        <w:t>ə</w:t>
-      </w:r>
-      <w:r>
-        <w:rPr>
-          <w:rFonts w:ascii="Arial" w:hAnsi="Arial"/>
-          <w:b/>
-          <w:color w:val="0F766E"/>
-          <w:sz w:val="28"/>
-        </w:rPr>
-        <w:t>nl</w:t>
-      </w:r>
-      <w:r>
-        <w:rPr>
-          <w:rFonts w:ascii="Arial" w:hAnsi="Arial"/>
-          <w:b/>
-          <w:color w:val="0F766E"/>
-          <w:sz w:val="28"/>
-        </w:rPr>
-        <w:t>ə</w:t>
-      </w:r>
-      <w:r>
-        <w:rPr>
-          <w:rFonts w:ascii="Arial" w:hAnsi="Arial"/>
-          <w:b/>
-          <w:color w:val="0F766E"/>
-          <w:sz w:val="28"/>
-        </w:rPr>
-        <w:t>r Bazası Arxitekturası (DDL)</w:t>
+        <w:t>4.1 Verilənlər Bazası Arxitekturası (DDL)</w:t>
       </w:r>
     </w:p>
     <w:p>
@@ -6345,77 +2227,7 @@
           <w:rFonts w:ascii="Arial" w:hAnsi="Arial"/>
           <w:color w:val="334155"/>
         </w:rPr>
-        <w:t>Aşağıda sistemin Supabase üz</w:t>
-      </w:r>
-      <w:r>
-        <w:rPr>
-          <w:rFonts w:ascii="Arial" w:hAnsi="Arial"/>
-          <w:color w:val="334155"/>
-        </w:rPr>
-        <w:t>ə</w:t>
-      </w:r>
-      <w:r>
-        <w:rPr>
-          <w:rFonts w:ascii="Arial" w:hAnsi="Arial"/>
-          <w:color w:val="334155"/>
-        </w:rPr>
-        <w:t>rind</w:t>
-      </w:r>
-      <w:r>
-        <w:rPr>
-          <w:rFonts w:ascii="Arial" w:hAnsi="Arial"/>
-          <w:color w:val="334155"/>
-        </w:rPr>
-        <w:t>ə</w:t>
-      </w:r>
-      <w:r>
-        <w:rPr>
-          <w:rFonts w:ascii="Arial" w:hAnsi="Arial"/>
-          <w:color w:val="334155"/>
-        </w:rPr>
-        <w:t xml:space="preserve"> qurulmuş relyasiyalı baza c</w:t>
-      </w:r>
-      <w:r>
-        <w:rPr>
-          <w:rFonts w:ascii="Arial" w:hAnsi="Arial"/>
-          <w:color w:val="334155"/>
-        </w:rPr>
-        <w:t>ə</w:t>
-      </w:r>
-      <w:r>
-        <w:rPr>
-          <w:rFonts w:ascii="Arial" w:hAnsi="Arial"/>
-          <w:color w:val="334155"/>
-        </w:rPr>
-        <w:t>dv</w:t>
-      </w:r>
-      <w:r>
-        <w:rPr>
-          <w:rFonts w:ascii="Arial" w:hAnsi="Arial"/>
-          <w:color w:val="334155"/>
-        </w:rPr>
-        <w:t>ə</w:t>
-      </w:r>
-      <w:r>
-        <w:rPr>
-          <w:rFonts w:ascii="Arial" w:hAnsi="Arial"/>
-          <w:color w:val="334155"/>
-        </w:rPr>
-        <w:t>ll</w:t>
-      </w:r>
-      <w:r>
-        <w:rPr>
-          <w:rFonts w:ascii="Arial" w:hAnsi="Arial"/>
-          <w:color w:val="334155"/>
-        </w:rPr>
-        <w:t>ə</w:t>
-      </w:r>
-      <w:r>
-        <w:rPr>
-          <w:rFonts w:ascii="Arial" w:hAnsi="Arial"/>
-          <w:color w:val="334155"/>
-        </w:rPr>
-        <w:t>rinin SQL strukturu verilmişdir:</w:t>
+        <w:t>Aşağıda sistemin Supabase üzərində qurulmuş relyasiyalı baza cədvəllərinin SQL strukturu verilmişdir:</w:t>
       </w:r>
     </w:p>
     <w:tbl>
@@ -6446,39 +2258,7 @@
                 <w:color w:val="F1F5F9"/>
                 <w:sz w:val="19"/>
               </w:rPr>
-              <w:t>-- 1. Rollar C</w:t>
-            </w:r>
-            <w:r>
-              <w:rPr>
-                <w:rFonts w:ascii="Consolas" w:hAnsi="Consolas"/>
-                <w:color w:val="F1F5F9"/>
-                <w:sz w:val="19"/>
-              </w:rPr>
-              <w:t>ə</w:t>
-            </w:r>
-            <w:r>
-              <w:rPr>
-                <w:rFonts w:ascii="Consolas" w:hAnsi="Consolas"/>
-                <w:color w:val="F1F5F9"/>
-                <w:sz w:val="19"/>
-              </w:rPr>
-              <w:t>dv</w:t>
-            </w:r>
-            <w:r>
-              <w:rPr>
-                <w:rFonts w:ascii="Consolas" w:hAnsi="Consolas"/>
-                <w:color w:val="F1F5F9"/>
-                <w:sz w:val="19"/>
-              </w:rPr>
-              <w:t>ə</w:t>
-            </w:r>
-            <w:r>
-              <w:rPr>
-                <w:rFonts w:ascii="Consolas" w:hAnsi="Consolas"/>
-                <w:color w:val="F1F5F9"/>
-                <w:sz w:val="19"/>
-              </w:rPr>
-              <w:t>li</w:t>
+              <w:t>-- 1. Rollar Cədvəli</w:t>
             </w:r>
             <w:r>
               <w:rPr>
@@ -6514,13 +2294,6 @@
                 <w:sz w:val="19"/>
               </w:rPr>
               <w:br/>
-            </w:r>
-            <w:r>
-              <w:rPr>
-                <w:rFonts w:ascii="Consolas" w:hAnsi="Consolas"/>
-                <w:color w:val="F1F5F9"/>
-                <w:sz w:val="19"/>
-              </w:rPr>
               <w:t xml:space="preserve">    access_level INT NOT NULL UNIQUE</w:t>
             </w:r>
             <w:r>
@@ -6547,71 +2320,7 @@
                 <w:sz w:val="19"/>
               </w:rPr>
               <w:br/>
-              <w:t>-- 2. İstifad</w:t>
-            </w:r>
-            <w:r>
-              <w:rPr>
-                <w:rFonts w:ascii="Consolas" w:hAnsi="Consolas"/>
-                <w:color w:val="F1F5F9"/>
-                <w:sz w:val="19"/>
-              </w:rPr>
-              <w:t>ə</w:t>
-            </w:r>
-            <w:r>
-              <w:rPr>
-                <w:rFonts w:ascii="Consolas" w:hAnsi="Consolas"/>
-                <w:color w:val="F1F5F9"/>
-                <w:sz w:val="19"/>
-              </w:rPr>
-              <w:t>çil</w:t>
-            </w:r>
-            <w:r>
-              <w:rPr>
-                <w:rFonts w:ascii="Consolas" w:hAnsi="Consolas"/>
-                <w:color w:val="F1F5F9"/>
-                <w:sz w:val="19"/>
-              </w:rPr>
-              <w:t>ə</w:t>
-            </w:r>
-            <w:r>
-              <w:rPr>
-                <w:rFonts w:ascii="Consolas" w:hAnsi="Consolas"/>
-                <w:color w:val="F1F5F9"/>
-                <w:sz w:val="19"/>
-              </w:rPr>
-              <w:t>r C</w:t>
-            </w:r>
-            <w:r>
-              <w:rPr>
-                <w:rFonts w:ascii="Consolas" w:hAnsi="Consolas"/>
-                <w:color w:val="F1F5F9"/>
-                <w:sz w:val="19"/>
-              </w:rPr>
-              <w:t>ə</w:t>
-            </w:r>
-            <w:r>
-              <w:rPr>
-                <w:rFonts w:ascii="Consolas" w:hAnsi="Consolas"/>
-                <w:color w:val="F1F5F9"/>
-                <w:sz w:val="19"/>
-              </w:rPr>
-              <w:t>dv</w:t>
-            </w:r>
-            <w:r>
-              <w:rPr>
-                <w:rFonts w:ascii="Consolas" w:hAnsi="Consolas"/>
-                <w:color w:val="F1F5F9"/>
-                <w:sz w:val="19"/>
-              </w:rPr>
-              <w:t>ə</w:t>
-            </w:r>
-            <w:r>
-              <w:rPr>
-                <w:rFonts w:ascii="Consolas" w:hAnsi="Consolas"/>
-                <w:color w:val="F1F5F9"/>
-                <w:sz w:val="19"/>
-              </w:rPr>
-              <w:t>li</w:t>
+              <w:t>-- 2. İstifadəçilər Cədvəli</w:t>
             </w:r>
             <w:r>
               <w:rPr>
@@ -6691,55 +2400,7 @@
                 <w:sz w:val="19"/>
               </w:rPr>
               <w:br/>
-              <w:t>-- 3. M</w:t>
-            </w:r>
-            <w:r>
-              <w:rPr>
-                <w:rFonts w:ascii="Consolas" w:hAnsi="Consolas"/>
-                <w:color w:val="F1F5F9"/>
-                <w:sz w:val="19"/>
-              </w:rPr>
-              <w:t>ə</w:t>
-            </w:r>
-            <w:r>
-              <w:rPr>
-                <w:rFonts w:ascii="Consolas" w:hAnsi="Consolas"/>
-                <w:color w:val="F1F5F9"/>
-                <w:sz w:val="19"/>
-              </w:rPr>
-              <w:t>hsullar C</w:t>
-            </w:r>
-            <w:r>
-              <w:rPr>
-                <w:rFonts w:ascii="Consolas" w:hAnsi="Consolas"/>
-                <w:color w:val="F1F5F9"/>
-                <w:sz w:val="19"/>
-              </w:rPr>
-              <w:t>ə</w:t>
-            </w:r>
-            <w:r>
-              <w:rPr>
-                <w:rFonts w:ascii="Consolas" w:hAnsi="Consolas"/>
-                <w:color w:val="F1F5F9"/>
-                <w:sz w:val="19"/>
-              </w:rPr>
-              <w:t>dv</w:t>
-            </w:r>
-            <w:r>
-              <w:rPr>
-                <w:rFonts w:ascii="Consolas" w:hAnsi="Consolas"/>
-                <w:color w:val="F1F5F9"/>
-                <w:sz w:val="19"/>
-              </w:rPr>
-              <w:t>ə</w:t>
-            </w:r>
-            <w:r>
-              <w:rPr>
-                <w:rFonts w:ascii="Consolas" w:hAnsi="Consolas"/>
-                <w:color w:val="F1F5F9"/>
-                <w:sz w:val="19"/>
-              </w:rPr>
-              <w:t>li</w:t>
+              <w:t>-- 3. Məhsullar Cədvəli</w:t>
             </w:r>
             <w:r>
               <w:rPr>
@@ -6784,13 +2445,6 @@
                 <w:sz w:val="19"/>
               </w:rPr>
               <w:br/>
-            </w:r>
-            <w:r>
-              <w:rPr>
-                <w:rFonts w:ascii="Consolas" w:hAnsi="Consolas"/>
-                <w:color w:val="F1F5F9"/>
-                <w:sz w:val="19"/>
-              </w:rPr>
               <w:t xml:space="preserve">    stock_quantity INT NOT NULL DEFAULT 0,</w:t>
             </w:r>
             <w:r>
@@ -6826,39 +2480,7 @@
                 <w:sz w:val="19"/>
               </w:rPr>
               <w:br/>
-              <w:t>-- 4. AES-256 Audit Logları C</w:t>
-            </w:r>
-            <w:r>
-              <w:rPr>
-                <w:rFonts w:ascii="Consolas" w:hAnsi="Consolas"/>
-                <w:color w:val="F1F5F9"/>
-                <w:sz w:val="19"/>
-              </w:rPr>
-              <w:t>ə</w:t>
-            </w:r>
-            <w:r>
-              <w:rPr>
-                <w:rFonts w:ascii="Consolas" w:hAnsi="Consolas"/>
-                <w:color w:val="F1F5F9"/>
-                <w:sz w:val="19"/>
-              </w:rPr>
-              <w:t>dv</w:t>
-            </w:r>
-            <w:r>
-              <w:rPr>
-                <w:rFonts w:ascii="Consolas" w:hAnsi="Consolas"/>
-                <w:color w:val="F1F5F9"/>
-                <w:sz w:val="19"/>
-              </w:rPr>
-              <w:t>ə</w:t>
-            </w:r>
-            <w:r>
-              <w:rPr>
-                <w:rFonts w:ascii="Consolas" w:hAnsi="Consolas"/>
-                <w:color w:val="F1F5F9"/>
-                <w:sz w:val="19"/>
-              </w:rPr>
-              <w:t>li</w:t>
+              <w:t>-- 4. AES-256 Audit Logları Cədvəli</w:t>
             </w:r>
             <w:r>
               <w:rPr>
@@ -7122,31 +2744,483 @@
           <w:lang w:val="en-US"/>
         </w:rPr>
       </w:pPr>
+      <w:proofErr w:type="spellStart"/>
       <w:r>
         <w:rPr>
           <w:rFonts w:ascii="Arial" w:hAnsi="Arial" w:cs="Arial"/>
           <w:color w:val="215868" w:themeColor="accent5" w:themeShade="80"/>
           <w:lang w:val="en-US"/>
         </w:rPr>
-        <w:t>Tətbiqin istehsalat mühitinə (Production) təhlükəsiz köçürülməsi üçün PaaS (Platform as a Service) bulud modeli üzərində fəaliyyət göstərən Render.com infrastrukturu seçilmişdir. GitHub repository-si ilə avtomatik CI/CD (Continuous Integration / Continuous Deployment) boru xətti (pipeline) inteqrasiya olunmuşdur.</w:t>
-      </w:r>
-    </w:p>
-    <w:p>
-      <w:pPr>
-        <w:spacing w:after="120"/>
+        <w:t>Tətbiqin</w:t>
+      </w:r>
+      <w:proofErr w:type="spellEnd"/>
+      <w:r>
         <w:rPr>
           <w:rFonts w:ascii="Arial" w:hAnsi="Arial" w:cs="Arial"/>
           <w:color w:val="215868" w:themeColor="accent5" w:themeShade="80"/>
           <w:lang w:val="en-US"/>
         </w:rPr>
-      </w:pPr>
+        <w:t xml:space="preserve"> </w:t>
+      </w:r>
+      <w:proofErr w:type="spellStart"/>
       <w:r>
         <w:rPr>
           <w:rFonts w:ascii="Arial" w:hAnsi="Arial" w:cs="Arial"/>
           <w:color w:val="215868" w:themeColor="accent5" w:themeShade="80"/>
           <w:lang w:val="en-US"/>
         </w:rPr>
-        <w:t>Bulud Mühitində Tətbiq Olunan Təhlükəsizlik Və Konfiqurasiya Parametrləri:</w:t>
+        <w:t>istehsalat</w:t>
+      </w:r>
+      <w:proofErr w:type="spellEnd"/>
+      <w:r>
+        <w:rPr>
+          <w:rFonts w:ascii="Arial" w:hAnsi="Arial" w:cs="Arial"/>
+          <w:color w:val="215868" w:themeColor="accent5" w:themeShade="80"/>
+          <w:lang w:val="en-US"/>
+        </w:rPr>
+        <w:t xml:space="preserve"> </w:t>
+      </w:r>
+      <w:proofErr w:type="spellStart"/>
+      <w:r>
+        <w:rPr>
+          <w:rFonts w:ascii="Arial" w:hAnsi="Arial" w:cs="Arial"/>
+          <w:color w:val="215868" w:themeColor="accent5" w:themeShade="80"/>
+          <w:lang w:val="en-US"/>
+        </w:rPr>
+        <w:t>mühitinə</w:t>
+      </w:r>
+      <w:proofErr w:type="spellEnd"/>
+      <w:r>
+        <w:rPr>
+          <w:rFonts w:ascii="Arial" w:hAnsi="Arial" w:cs="Arial"/>
+          <w:color w:val="215868" w:themeColor="accent5" w:themeShade="80"/>
+          <w:lang w:val="en-US"/>
+        </w:rPr>
+        <w:t xml:space="preserve"> (Production) </w:t>
+      </w:r>
+      <w:proofErr w:type="spellStart"/>
+      <w:r>
+        <w:rPr>
+          <w:rFonts w:ascii="Arial" w:hAnsi="Arial" w:cs="Arial"/>
+          <w:color w:val="215868" w:themeColor="accent5" w:themeShade="80"/>
+          <w:lang w:val="en-US"/>
+        </w:rPr>
+        <w:t>təhlükəsiz</w:t>
+      </w:r>
+      <w:proofErr w:type="spellEnd"/>
+      <w:r>
+        <w:rPr>
+          <w:rFonts w:ascii="Arial" w:hAnsi="Arial" w:cs="Arial"/>
+          <w:color w:val="215868" w:themeColor="accent5" w:themeShade="80"/>
+          <w:lang w:val="en-US"/>
+        </w:rPr>
+        <w:t xml:space="preserve"> </w:t>
+      </w:r>
+      <w:proofErr w:type="spellStart"/>
+      <w:r>
+        <w:rPr>
+          <w:rFonts w:ascii="Arial" w:hAnsi="Arial" w:cs="Arial"/>
+          <w:color w:val="215868" w:themeColor="accent5" w:themeShade="80"/>
+          <w:lang w:val="en-US"/>
+        </w:rPr>
+        <w:t>köçürülməsi</w:t>
+      </w:r>
+      <w:proofErr w:type="spellEnd"/>
+      <w:r>
+        <w:rPr>
+          <w:rFonts w:ascii="Arial" w:hAnsi="Arial" w:cs="Arial"/>
+          <w:color w:val="215868" w:themeColor="accent5" w:themeShade="80"/>
+          <w:lang w:val="en-US"/>
+        </w:rPr>
+        <w:t xml:space="preserve"> </w:t>
+      </w:r>
+      <w:proofErr w:type="spellStart"/>
+      <w:r>
+        <w:rPr>
+          <w:rFonts w:ascii="Arial" w:hAnsi="Arial" w:cs="Arial"/>
+          <w:color w:val="215868" w:themeColor="accent5" w:themeShade="80"/>
+          <w:lang w:val="en-US"/>
+        </w:rPr>
+        <w:t>üçün</w:t>
+      </w:r>
+      <w:proofErr w:type="spellEnd"/>
+      <w:r>
+        <w:rPr>
+          <w:rFonts w:ascii="Arial" w:hAnsi="Arial" w:cs="Arial"/>
+          <w:color w:val="215868" w:themeColor="accent5" w:themeShade="80"/>
+          <w:lang w:val="en-US"/>
+        </w:rPr>
+        <w:t xml:space="preserve"> PaaS (Platform as a Service) </w:t>
+      </w:r>
+      <w:proofErr w:type="spellStart"/>
+      <w:r>
+        <w:rPr>
+          <w:rFonts w:ascii="Arial" w:hAnsi="Arial" w:cs="Arial"/>
+          <w:color w:val="215868" w:themeColor="accent5" w:themeShade="80"/>
+          <w:lang w:val="en-US"/>
+        </w:rPr>
+        <w:t>bulud</w:t>
+      </w:r>
+      <w:proofErr w:type="spellEnd"/>
+      <w:r>
+        <w:rPr>
+          <w:rFonts w:ascii="Arial" w:hAnsi="Arial" w:cs="Arial"/>
+          <w:color w:val="215868" w:themeColor="accent5" w:themeShade="80"/>
+          <w:lang w:val="en-US"/>
+        </w:rPr>
+        <w:t xml:space="preserve"> </w:t>
+      </w:r>
+      <w:proofErr w:type="spellStart"/>
+      <w:r>
+        <w:rPr>
+          <w:rFonts w:ascii="Arial" w:hAnsi="Arial" w:cs="Arial"/>
+          <w:color w:val="215868" w:themeColor="accent5" w:themeShade="80"/>
+          <w:lang w:val="en-US"/>
+        </w:rPr>
+        <w:t>modeli</w:t>
+      </w:r>
+      <w:proofErr w:type="spellEnd"/>
+      <w:r>
+        <w:rPr>
+          <w:rFonts w:ascii="Arial" w:hAnsi="Arial" w:cs="Arial"/>
+          <w:color w:val="215868" w:themeColor="accent5" w:themeShade="80"/>
+          <w:lang w:val="en-US"/>
+        </w:rPr>
+        <w:t xml:space="preserve"> </w:t>
+      </w:r>
+      <w:proofErr w:type="spellStart"/>
+      <w:r>
+        <w:rPr>
+          <w:rFonts w:ascii="Arial" w:hAnsi="Arial" w:cs="Arial"/>
+          <w:color w:val="215868" w:themeColor="accent5" w:themeShade="80"/>
+          <w:lang w:val="en-US"/>
+        </w:rPr>
+        <w:t>üzərində</w:t>
+      </w:r>
+      <w:proofErr w:type="spellEnd"/>
+      <w:r>
+        <w:rPr>
+          <w:rFonts w:ascii="Arial" w:hAnsi="Arial" w:cs="Arial"/>
+          <w:color w:val="215868" w:themeColor="accent5" w:themeShade="80"/>
+          <w:lang w:val="en-US"/>
+        </w:rPr>
+        <w:t xml:space="preserve"> </w:t>
+      </w:r>
+      <w:proofErr w:type="spellStart"/>
+      <w:r>
+        <w:rPr>
+          <w:rFonts w:ascii="Arial" w:hAnsi="Arial" w:cs="Arial"/>
+          <w:color w:val="215868" w:themeColor="accent5" w:themeShade="80"/>
+          <w:lang w:val="en-US"/>
+        </w:rPr>
+        <w:t>fəaliyyət</w:t>
+      </w:r>
+      <w:proofErr w:type="spellEnd"/>
+      <w:r>
+        <w:rPr>
+          <w:rFonts w:ascii="Arial" w:hAnsi="Arial" w:cs="Arial"/>
+          <w:color w:val="215868" w:themeColor="accent5" w:themeShade="80"/>
+          <w:lang w:val="en-US"/>
+        </w:rPr>
+        <w:t xml:space="preserve"> </w:t>
+      </w:r>
+      <w:proofErr w:type="spellStart"/>
+      <w:r>
+        <w:rPr>
+          <w:rFonts w:ascii="Arial" w:hAnsi="Arial" w:cs="Arial"/>
+          <w:color w:val="215868" w:themeColor="accent5" w:themeShade="80"/>
+          <w:lang w:val="en-US"/>
+        </w:rPr>
+        <w:t>göstərən</w:t>
+      </w:r>
+      <w:proofErr w:type="spellEnd"/>
+      <w:r>
+        <w:rPr>
+          <w:rFonts w:ascii="Arial" w:hAnsi="Arial" w:cs="Arial"/>
+          <w:color w:val="215868" w:themeColor="accent5" w:themeShade="80"/>
+          <w:lang w:val="en-US"/>
+        </w:rPr>
+        <w:t xml:space="preserve"> Render.com </w:t>
+      </w:r>
+      <w:proofErr w:type="spellStart"/>
+      <w:r>
+        <w:rPr>
+          <w:rFonts w:ascii="Arial" w:hAnsi="Arial" w:cs="Arial"/>
+          <w:color w:val="215868" w:themeColor="accent5" w:themeShade="80"/>
+          <w:lang w:val="en-US"/>
+        </w:rPr>
+        <w:t>infrastrukturu</w:t>
+      </w:r>
+      <w:proofErr w:type="spellEnd"/>
+      <w:r>
+        <w:rPr>
+          <w:rFonts w:ascii="Arial" w:hAnsi="Arial" w:cs="Arial"/>
+          <w:color w:val="215868" w:themeColor="accent5" w:themeShade="80"/>
+          <w:lang w:val="en-US"/>
+        </w:rPr>
+        <w:t xml:space="preserve"> </w:t>
+      </w:r>
+      <w:proofErr w:type="spellStart"/>
+      <w:r>
+        <w:rPr>
+          <w:rFonts w:ascii="Arial" w:hAnsi="Arial" w:cs="Arial"/>
+          <w:color w:val="215868" w:themeColor="accent5" w:themeShade="80"/>
+          <w:lang w:val="en-US"/>
+        </w:rPr>
+        <w:t>seçilmişdir</w:t>
+      </w:r>
+      <w:proofErr w:type="spellEnd"/>
+      <w:r>
+        <w:rPr>
+          <w:rFonts w:ascii="Arial" w:hAnsi="Arial" w:cs="Arial"/>
+          <w:color w:val="215868" w:themeColor="accent5" w:themeShade="80"/>
+          <w:lang w:val="en-US"/>
+        </w:rPr>
+        <w:t>. GitHub repository-</w:t>
+      </w:r>
+      <w:proofErr w:type="spellStart"/>
+      <w:r>
+        <w:rPr>
+          <w:rFonts w:ascii="Arial" w:hAnsi="Arial" w:cs="Arial"/>
+          <w:color w:val="215868" w:themeColor="accent5" w:themeShade="80"/>
+          <w:lang w:val="en-US"/>
+        </w:rPr>
+        <w:t>si</w:t>
+      </w:r>
+      <w:proofErr w:type="spellEnd"/>
+      <w:r>
+        <w:rPr>
+          <w:rFonts w:ascii="Arial" w:hAnsi="Arial" w:cs="Arial"/>
+          <w:color w:val="215868" w:themeColor="accent5" w:themeShade="80"/>
+          <w:lang w:val="en-US"/>
+        </w:rPr>
+        <w:t xml:space="preserve"> </w:t>
+      </w:r>
+      <w:proofErr w:type="spellStart"/>
+      <w:r>
+        <w:rPr>
+          <w:rFonts w:ascii="Arial" w:hAnsi="Arial" w:cs="Arial"/>
+          <w:color w:val="215868" w:themeColor="accent5" w:themeShade="80"/>
+          <w:lang w:val="en-US"/>
+        </w:rPr>
+        <w:t>ilə</w:t>
+      </w:r>
+      <w:proofErr w:type="spellEnd"/>
+      <w:r>
+        <w:rPr>
+          <w:rFonts w:ascii="Arial" w:hAnsi="Arial" w:cs="Arial"/>
+          <w:color w:val="215868" w:themeColor="accent5" w:themeShade="80"/>
+          <w:lang w:val="en-US"/>
+        </w:rPr>
+        <w:t xml:space="preserve"> </w:t>
+      </w:r>
+      <w:proofErr w:type="spellStart"/>
+      <w:r>
+        <w:rPr>
+          <w:rFonts w:ascii="Arial" w:hAnsi="Arial" w:cs="Arial"/>
+          <w:color w:val="215868" w:themeColor="accent5" w:themeShade="80"/>
+          <w:lang w:val="en-US"/>
+        </w:rPr>
+        <w:t>avtomatik</w:t>
+      </w:r>
+      <w:proofErr w:type="spellEnd"/>
+      <w:r>
+        <w:rPr>
+          <w:rFonts w:ascii="Arial" w:hAnsi="Arial" w:cs="Arial"/>
+          <w:color w:val="215868" w:themeColor="accent5" w:themeShade="80"/>
+          <w:lang w:val="en-US"/>
+        </w:rPr>
+        <w:t xml:space="preserve"> CI/CD (Continuous Integration / Continuous Deployment) </w:t>
+      </w:r>
+      <w:proofErr w:type="spellStart"/>
+      <w:r>
+        <w:rPr>
+          <w:rFonts w:ascii="Arial" w:hAnsi="Arial" w:cs="Arial"/>
+          <w:color w:val="215868" w:themeColor="accent5" w:themeShade="80"/>
+          <w:lang w:val="en-US"/>
+        </w:rPr>
+        <w:t>boru</w:t>
+      </w:r>
+      <w:proofErr w:type="spellEnd"/>
+      <w:r>
+        <w:rPr>
+          <w:rFonts w:ascii="Arial" w:hAnsi="Arial" w:cs="Arial"/>
+          <w:color w:val="215868" w:themeColor="accent5" w:themeShade="80"/>
+          <w:lang w:val="en-US"/>
+        </w:rPr>
+        <w:t xml:space="preserve"> </w:t>
+      </w:r>
+      <w:proofErr w:type="spellStart"/>
+      <w:r>
+        <w:rPr>
+          <w:rFonts w:ascii="Arial" w:hAnsi="Arial" w:cs="Arial"/>
+          <w:color w:val="215868" w:themeColor="accent5" w:themeShade="80"/>
+          <w:lang w:val="en-US"/>
+        </w:rPr>
+        <w:t>xətti</w:t>
+      </w:r>
+      <w:proofErr w:type="spellEnd"/>
+      <w:r>
+        <w:rPr>
+          <w:rFonts w:ascii="Arial" w:hAnsi="Arial" w:cs="Arial"/>
+          <w:color w:val="215868" w:themeColor="accent5" w:themeShade="80"/>
+          <w:lang w:val="en-US"/>
+        </w:rPr>
+        <w:t xml:space="preserve"> (pipeline) </w:t>
+      </w:r>
+      <w:proofErr w:type="spellStart"/>
+      <w:r>
+        <w:rPr>
+          <w:rFonts w:ascii="Arial" w:hAnsi="Arial" w:cs="Arial"/>
+          <w:color w:val="215868" w:themeColor="accent5" w:themeShade="80"/>
+          <w:lang w:val="en-US"/>
+        </w:rPr>
+        <w:t>inteqrasiya</w:t>
+      </w:r>
+      <w:proofErr w:type="spellEnd"/>
+      <w:r>
+        <w:rPr>
+          <w:rFonts w:ascii="Arial" w:hAnsi="Arial" w:cs="Arial"/>
+          <w:color w:val="215868" w:themeColor="accent5" w:themeShade="80"/>
+          <w:lang w:val="en-US"/>
+        </w:rPr>
+        <w:t xml:space="preserve"> </w:t>
+      </w:r>
+      <w:proofErr w:type="spellStart"/>
+      <w:r>
+        <w:rPr>
+          <w:rFonts w:ascii="Arial" w:hAnsi="Arial" w:cs="Arial"/>
+          <w:color w:val="215868" w:themeColor="accent5" w:themeShade="80"/>
+          <w:lang w:val="en-US"/>
+        </w:rPr>
+        <w:t>olunmuşdur</w:t>
+      </w:r>
+      <w:proofErr w:type="spellEnd"/>
+      <w:r>
+        <w:rPr>
+          <w:rFonts w:ascii="Arial" w:hAnsi="Arial" w:cs="Arial"/>
+          <w:color w:val="215868" w:themeColor="accent5" w:themeShade="80"/>
+          <w:lang w:val="en-US"/>
+        </w:rPr>
+        <w:t>.</w:t>
+      </w:r>
+    </w:p>
+    <w:p>
+      <w:pPr>
+        <w:spacing w:after="120"/>
+        <w:rPr>
+          <w:rFonts w:ascii="Arial" w:hAnsi="Arial" w:cs="Arial"/>
+          <w:color w:val="215868" w:themeColor="accent5" w:themeShade="80"/>
+          <w:lang w:val="en-US"/>
+        </w:rPr>
+      </w:pPr>
+      <w:proofErr w:type="spellStart"/>
+      <w:r>
+        <w:rPr>
+          <w:rFonts w:ascii="Arial" w:hAnsi="Arial" w:cs="Arial"/>
+          <w:color w:val="215868" w:themeColor="accent5" w:themeShade="80"/>
+          <w:lang w:val="en-US"/>
+        </w:rPr>
+        <w:t>Bulud</w:t>
+      </w:r>
+      <w:proofErr w:type="spellEnd"/>
+      <w:r>
+        <w:rPr>
+          <w:rFonts w:ascii="Arial" w:hAnsi="Arial" w:cs="Arial"/>
+          <w:color w:val="215868" w:themeColor="accent5" w:themeShade="80"/>
+          <w:lang w:val="en-US"/>
+        </w:rPr>
+        <w:t xml:space="preserve"> </w:t>
+      </w:r>
+      <w:proofErr w:type="spellStart"/>
+      <w:r>
+        <w:rPr>
+          <w:rFonts w:ascii="Arial" w:hAnsi="Arial" w:cs="Arial"/>
+          <w:color w:val="215868" w:themeColor="accent5" w:themeShade="80"/>
+          <w:lang w:val="en-US"/>
+        </w:rPr>
+        <w:t>Mühitində</w:t>
+      </w:r>
+      <w:proofErr w:type="spellEnd"/>
+      <w:r>
+        <w:rPr>
+          <w:rFonts w:ascii="Arial" w:hAnsi="Arial" w:cs="Arial"/>
+          <w:color w:val="215868" w:themeColor="accent5" w:themeShade="80"/>
+          <w:lang w:val="en-US"/>
+        </w:rPr>
+        <w:t xml:space="preserve"> </w:t>
+      </w:r>
+      <w:proofErr w:type="spellStart"/>
+      <w:r>
+        <w:rPr>
+          <w:rFonts w:ascii="Arial" w:hAnsi="Arial" w:cs="Arial"/>
+          <w:color w:val="215868" w:themeColor="accent5" w:themeShade="80"/>
+          <w:lang w:val="en-US"/>
+        </w:rPr>
+        <w:t>Tətbiq</w:t>
+      </w:r>
+      <w:proofErr w:type="spellEnd"/>
+      <w:r>
+        <w:rPr>
+          <w:rFonts w:ascii="Arial" w:hAnsi="Arial" w:cs="Arial"/>
+          <w:color w:val="215868" w:themeColor="accent5" w:themeShade="80"/>
+          <w:lang w:val="en-US"/>
+        </w:rPr>
+        <w:t xml:space="preserve"> Olunan Təhlükəsizlik </w:t>
+      </w:r>
+      <w:proofErr w:type="spellStart"/>
+      <w:r>
+        <w:rPr>
+          <w:rFonts w:ascii="Arial" w:hAnsi="Arial" w:cs="Arial"/>
+          <w:color w:val="215868" w:themeColor="accent5" w:themeShade="80"/>
+          <w:lang w:val="en-US"/>
+        </w:rPr>
+        <w:t>Və</w:t>
+      </w:r>
+      <w:proofErr w:type="spellEnd"/>
+      <w:r>
+        <w:rPr>
+          <w:rFonts w:ascii="Arial" w:hAnsi="Arial" w:cs="Arial"/>
+          <w:color w:val="215868" w:themeColor="accent5" w:themeShade="80"/>
+          <w:lang w:val="en-US"/>
+        </w:rPr>
+        <w:t xml:space="preserve"> </w:t>
+      </w:r>
+      <w:proofErr w:type="spellStart"/>
+      <w:r>
+        <w:rPr>
+          <w:rFonts w:ascii="Arial" w:hAnsi="Arial" w:cs="Arial"/>
+          <w:color w:val="215868" w:themeColor="accent5" w:themeShade="80"/>
+          <w:lang w:val="en-US"/>
+        </w:rPr>
+        <w:t>Konfiqurasiya</w:t>
+      </w:r>
+      <w:proofErr w:type="spellEnd"/>
+      <w:r>
+        <w:rPr>
+          <w:rFonts w:ascii="Arial" w:hAnsi="Arial" w:cs="Arial"/>
+          <w:color w:val="215868" w:themeColor="accent5" w:themeShade="80"/>
+          <w:lang w:val="en-US"/>
+        </w:rPr>
+        <w:t xml:space="preserve"> </w:t>
+      </w:r>
+      <w:proofErr w:type="spellStart"/>
+      <w:r>
+        <w:rPr>
+          <w:rFonts w:ascii="Arial" w:hAnsi="Arial" w:cs="Arial"/>
+          <w:color w:val="215868" w:themeColor="accent5" w:themeShade="80"/>
+          <w:lang w:val="en-US"/>
+        </w:rPr>
+        <w:t>Parametrləri</w:t>
+      </w:r>
+      <w:proofErr w:type="spellEnd"/>
+      <w:r>
+        <w:rPr>
+          <w:rFonts w:ascii="Arial" w:hAnsi="Arial" w:cs="Arial"/>
+          <w:color w:val="215868" w:themeColor="accent5" w:themeShade="80"/>
+          <w:lang w:val="en-US"/>
+        </w:rPr>
+        <w:t>:</w:t>
       </w:r>
     </w:p>
     <w:p>
@@ -7162,13 +3236,401 @@
           <w:lang w:val="en-US"/>
         </w:rPr>
       </w:pPr>
+      <w:proofErr w:type="spellStart"/>
       <w:r>
         <w:rPr>
           <w:rFonts w:ascii="Arial" w:hAnsi="Arial" w:cs="Arial"/>
           <w:color w:val="215868" w:themeColor="accent5" w:themeShade="80"/>
           <w:lang w:val="en-US"/>
         </w:rPr>
-        <w:t>Avtomatik HTTPS Və SSL/TLS Şifrələməsi: Render platforması tərəfindən tətbiqə avtomatik olaraq Let's Encrypt SSL/TLS sertifikatı təyin edilmişdir. Bu, müştəri brauzeri ilə server arasındakı bütün HTTP trafikini HTTPS üzərindən şifrləyərək Man-in-the-Middle (MitM) hücumlarının qarşısını alır.</w:t>
+        <w:t>Avtomatik</w:t>
+      </w:r>
+      <w:proofErr w:type="spellEnd"/>
+      <w:r>
+        <w:rPr>
+          <w:rFonts w:ascii="Arial" w:hAnsi="Arial" w:cs="Arial"/>
+          <w:color w:val="215868" w:themeColor="accent5" w:themeShade="80"/>
+          <w:lang w:val="en-US"/>
+        </w:rPr>
+        <w:t xml:space="preserve"> HTTPS </w:t>
+      </w:r>
+      <w:proofErr w:type="spellStart"/>
+      <w:r>
+        <w:rPr>
+          <w:rFonts w:ascii="Arial" w:hAnsi="Arial" w:cs="Arial"/>
+          <w:color w:val="215868" w:themeColor="accent5" w:themeShade="80"/>
+          <w:lang w:val="en-US"/>
+        </w:rPr>
+        <w:t>Və</w:t>
+      </w:r>
+      <w:proofErr w:type="spellEnd"/>
+      <w:r>
+        <w:rPr>
+          <w:rFonts w:ascii="Arial" w:hAnsi="Arial" w:cs="Arial"/>
+          <w:color w:val="215868" w:themeColor="accent5" w:themeShade="80"/>
+          <w:lang w:val="en-US"/>
+        </w:rPr>
+        <w:t xml:space="preserve"> SSL/TLS </w:t>
+      </w:r>
+      <w:proofErr w:type="spellStart"/>
+      <w:r>
+        <w:rPr>
+          <w:rFonts w:ascii="Arial" w:hAnsi="Arial" w:cs="Arial"/>
+          <w:color w:val="215868" w:themeColor="accent5" w:themeShade="80"/>
+          <w:lang w:val="en-US"/>
+        </w:rPr>
+        <w:t>Şifrələməsi</w:t>
+      </w:r>
+      <w:proofErr w:type="spellEnd"/>
+      <w:r>
+        <w:rPr>
+          <w:rFonts w:ascii="Arial" w:hAnsi="Arial" w:cs="Arial"/>
+          <w:color w:val="215868" w:themeColor="accent5" w:themeShade="80"/>
+          <w:lang w:val="en-US"/>
+        </w:rPr>
+        <w:t xml:space="preserve">: Render </w:t>
+      </w:r>
+      <w:proofErr w:type="spellStart"/>
+      <w:r>
+        <w:rPr>
+          <w:rFonts w:ascii="Arial" w:hAnsi="Arial" w:cs="Arial"/>
+          <w:color w:val="215868" w:themeColor="accent5" w:themeShade="80"/>
+          <w:lang w:val="en-US"/>
+        </w:rPr>
+        <w:t>platforması</w:t>
+      </w:r>
+      <w:proofErr w:type="spellEnd"/>
+      <w:r>
+        <w:rPr>
+          <w:rFonts w:ascii="Arial" w:hAnsi="Arial" w:cs="Arial"/>
+          <w:color w:val="215868" w:themeColor="accent5" w:themeShade="80"/>
+          <w:lang w:val="en-US"/>
+        </w:rPr>
+        <w:t xml:space="preserve"> </w:t>
+      </w:r>
+      <w:proofErr w:type="spellStart"/>
+      <w:r>
+        <w:rPr>
+          <w:rFonts w:ascii="Arial" w:hAnsi="Arial" w:cs="Arial"/>
+          <w:color w:val="215868" w:themeColor="accent5" w:themeShade="80"/>
+          <w:lang w:val="en-US"/>
+        </w:rPr>
+        <w:t>tərəfindən</w:t>
+      </w:r>
+      <w:proofErr w:type="spellEnd"/>
+      <w:r>
+        <w:rPr>
+          <w:rFonts w:ascii="Arial" w:hAnsi="Arial" w:cs="Arial"/>
+          <w:color w:val="215868" w:themeColor="accent5" w:themeShade="80"/>
+          <w:lang w:val="en-US"/>
+        </w:rPr>
+        <w:t xml:space="preserve"> </w:t>
+      </w:r>
+      <w:proofErr w:type="spellStart"/>
+      <w:r>
+        <w:rPr>
+          <w:rFonts w:ascii="Arial" w:hAnsi="Arial" w:cs="Arial"/>
+          <w:color w:val="215868" w:themeColor="accent5" w:themeShade="80"/>
+          <w:lang w:val="en-US"/>
+        </w:rPr>
+        <w:t>tətbiqə</w:t>
+      </w:r>
+      <w:proofErr w:type="spellEnd"/>
+      <w:r>
+        <w:rPr>
+          <w:rFonts w:ascii="Arial" w:hAnsi="Arial" w:cs="Arial"/>
+          <w:color w:val="215868" w:themeColor="accent5" w:themeShade="80"/>
+          <w:lang w:val="en-US"/>
+        </w:rPr>
+        <w:t xml:space="preserve"> </w:t>
+      </w:r>
+      <w:proofErr w:type="spellStart"/>
+      <w:r>
+        <w:rPr>
+          <w:rFonts w:ascii="Arial" w:hAnsi="Arial" w:cs="Arial"/>
+          <w:color w:val="215868" w:themeColor="accent5" w:themeShade="80"/>
+          <w:lang w:val="en-US"/>
+        </w:rPr>
+        <w:t>avtomatik</w:t>
+      </w:r>
+      <w:proofErr w:type="spellEnd"/>
+      <w:r>
+        <w:rPr>
+          <w:rFonts w:ascii="Arial" w:hAnsi="Arial" w:cs="Arial"/>
+          <w:color w:val="215868" w:themeColor="accent5" w:themeShade="80"/>
+          <w:lang w:val="en-US"/>
+        </w:rPr>
+        <w:t xml:space="preserve"> </w:t>
+      </w:r>
+      <w:proofErr w:type="spellStart"/>
+      <w:r>
+        <w:rPr>
+          <w:rFonts w:ascii="Arial" w:hAnsi="Arial" w:cs="Arial"/>
+          <w:color w:val="215868" w:themeColor="accent5" w:themeShade="80"/>
+          <w:lang w:val="en-US"/>
+        </w:rPr>
+        <w:t>olaraq</w:t>
+      </w:r>
+      <w:proofErr w:type="spellEnd"/>
+      <w:r>
+        <w:rPr>
+          <w:rFonts w:ascii="Arial" w:hAnsi="Arial" w:cs="Arial"/>
+          <w:color w:val="215868" w:themeColor="accent5" w:themeShade="80"/>
+          <w:lang w:val="en-US"/>
+        </w:rPr>
+        <w:t xml:space="preserve"> Let's Encrypt SSL/TLS </w:t>
+      </w:r>
+      <w:proofErr w:type="spellStart"/>
+      <w:r>
+        <w:rPr>
+          <w:rFonts w:ascii="Arial" w:hAnsi="Arial" w:cs="Arial"/>
+          <w:color w:val="215868" w:themeColor="accent5" w:themeShade="80"/>
+          <w:lang w:val="en-US"/>
+        </w:rPr>
+        <w:t>sertifikatı</w:t>
+      </w:r>
+      <w:proofErr w:type="spellEnd"/>
+      <w:r>
+        <w:rPr>
+          <w:rFonts w:ascii="Arial" w:hAnsi="Arial" w:cs="Arial"/>
+          <w:color w:val="215868" w:themeColor="accent5" w:themeShade="80"/>
+          <w:lang w:val="en-US"/>
+        </w:rPr>
+        <w:t xml:space="preserve"> </w:t>
+      </w:r>
+      <w:proofErr w:type="spellStart"/>
+      <w:r>
+        <w:rPr>
+          <w:rFonts w:ascii="Arial" w:hAnsi="Arial" w:cs="Arial"/>
+          <w:color w:val="215868" w:themeColor="accent5" w:themeShade="80"/>
+          <w:lang w:val="en-US"/>
+        </w:rPr>
+        <w:t>təyin</w:t>
+      </w:r>
+      <w:proofErr w:type="spellEnd"/>
+      <w:r>
+        <w:rPr>
+          <w:rFonts w:ascii="Arial" w:hAnsi="Arial" w:cs="Arial"/>
+          <w:color w:val="215868" w:themeColor="accent5" w:themeShade="80"/>
+          <w:lang w:val="en-US"/>
+        </w:rPr>
+        <w:t xml:space="preserve"> </w:t>
+      </w:r>
+      <w:proofErr w:type="spellStart"/>
+      <w:r>
+        <w:rPr>
+          <w:rFonts w:ascii="Arial" w:hAnsi="Arial" w:cs="Arial"/>
+          <w:color w:val="215868" w:themeColor="accent5" w:themeShade="80"/>
+          <w:lang w:val="en-US"/>
+        </w:rPr>
+        <w:t>edilmişdir</w:t>
+      </w:r>
+      <w:proofErr w:type="spellEnd"/>
+      <w:r>
+        <w:rPr>
+          <w:rFonts w:ascii="Arial" w:hAnsi="Arial" w:cs="Arial"/>
+          <w:color w:val="215868" w:themeColor="accent5" w:themeShade="80"/>
+          <w:lang w:val="en-US"/>
+        </w:rPr>
+        <w:t xml:space="preserve">. Bu, </w:t>
+      </w:r>
+      <w:proofErr w:type="spellStart"/>
+      <w:r>
+        <w:rPr>
+          <w:rFonts w:ascii="Arial" w:hAnsi="Arial" w:cs="Arial"/>
+          <w:color w:val="215868" w:themeColor="accent5" w:themeShade="80"/>
+          <w:lang w:val="en-US"/>
+        </w:rPr>
+        <w:t>müştəri</w:t>
+      </w:r>
+      <w:proofErr w:type="spellEnd"/>
+      <w:r>
+        <w:rPr>
+          <w:rFonts w:ascii="Arial" w:hAnsi="Arial" w:cs="Arial"/>
+          <w:color w:val="215868" w:themeColor="accent5" w:themeShade="80"/>
+          <w:lang w:val="en-US"/>
+        </w:rPr>
+        <w:t xml:space="preserve"> </w:t>
+      </w:r>
+      <w:proofErr w:type="spellStart"/>
+      <w:r>
+        <w:rPr>
+          <w:rFonts w:ascii="Arial" w:hAnsi="Arial" w:cs="Arial"/>
+          <w:color w:val="215868" w:themeColor="accent5" w:themeShade="80"/>
+          <w:lang w:val="en-US"/>
+        </w:rPr>
+        <w:t>brauzeri</w:t>
+      </w:r>
+      <w:proofErr w:type="spellEnd"/>
+      <w:r>
+        <w:rPr>
+          <w:rFonts w:ascii="Arial" w:hAnsi="Arial" w:cs="Arial"/>
+          <w:color w:val="215868" w:themeColor="accent5" w:themeShade="80"/>
+          <w:lang w:val="en-US"/>
+        </w:rPr>
+        <w:t xml:space="preserve"> </w:t>
+      </w:r>
+      <w:proofErr w:type="spellStart"/>
+      <w:r>
+        <w:rPr>
+          <w:rFonts w:ascii="Arial" w:hAnsi="Arial" w:cs="Arial"/>
+          <w:color w:val="215868" w:themeColor="accent5" w:themeShade="80"/>
+          <w:lang w:val="en-US"/>
+        </w:rPr>
+        <w:t>ilə</w:t>
+      </w:r>
+      <w:proofErr w:type="spellEnd"/>
+      <w:r>
+        <w:rPr>
+          <w:rFonts w:ascii="Arial" w:hAnsi="Arial" w:cs="Arial"/>
+          <w:color w:val="215868" w:themeColor="accent5" w:themeShade="80"/>
+          <w:lang w:val="en-US"/>
+        </w:rPr>
+        <w:t xml:space="preserve"> server </w:t>
+      </w:r>
+      <w:proofErr w:type="spellStart"/>
+      <w:r>
+        <w:rPr>
+          <w:rFonts w:ascii="Arial" w:hAnsi="Arial" w:cs="Arial"/>
+          <w:color w:val="215868" w:themeColor="accent5" w:themeShade="80"/>
+          <w:lang w:val="en-US"/>
+        </w:rPr>
+        <w:t>arasındakı</w:t>
+      </w:r>
+      <w:proofErr w:type="spellEnd"/>
+      <w:r>
+        <w:rPr>
+          <w:rFonts w:ascii="Arial" w:hAnsi="Arial" w:cs="Arial"/>
+          <w:color w:val="215868" w:themeColor="accent5" w:themeShade="80"/>
+          <w:lang w:val="en-US"/>
+        </w:rPr>
+        <w:t xml:space="preserve"> </w:t>
+      </w:r>
+      <w:proofErr w:type="spellStart"/>
+      <w:r>
+        <w:rPr>
+          <w:rFonts w:ascii="Arial" w:hAnsi="Arial" w:cs="Arial"/>
+          <w:color w:val="215868" w:themeColor="accent5" w:themeShade="80"/>
+          <w:lang w:val="en-US"/>
+        </w:rPr>
+        <w:t>bütün</w:t>
+      </w:r>
+      <w:proofErr w:type="spellEnd"/>
+      <w:r>
+        <w:rPr>
+          <w:rFonts w:ascii="Arial" w:hAnsi="Arial" w:cs="Arial"/>
+          <w:color w:val="215868" w:themeColor="accent5" w:themeShade="80"/>
+          <w:lang w:val="en-US"/>
+        </w:rPr>
+        <w:t xml:space="preserve"> HTTP </w:t>
+      </w:r>
+      <w:proofErr w:type="spellStart"/>
+      <w:r>
+        <w:rPr>
+          <w:rFonts w:ascii="Arial" w:hAnsi="Arial" w:cs="Arial"/>
+          <w:color w:val="215868" w:themeColor="accent5" w:themeShade="80"/>
+          <w:lang w:val="en-US"/>
+        </w:rPr>
+        <w:t>trafikini</w:t>
+      </w:r>
+      <w:proofErr w:type="spellEnd"/>
+      <w:r>
+        <w:rPr>
+          <w:rFonts w:ascii="Arial" w:hAnsi="Arial" w:cs="Arial"/>
+          <w:color w:val="215868" w:themeColor="accent5" w:themeShade="80"/>
+          <w:lang w:val="en-US"/>
+        </w:rPr>
+        <w:t xml:space="preserve"> HTTPS </w:t>
+      </w:r>
+      <w:proofErr w:type="spellStart"/>
+      <w:r>
+        <w:rPr>
+          <w:rFonts w:ascii="Arial" w:hAnsi="Arial" w:cs="Arial"/>
+          <w:color w:val="215868" w:themeColor="accent5" w:themeShade="80"/>
+          <w:lang w:val="en-US"/>
+        </w:rPr>
+        <w:t>üzərindən</w:t>
+      </w:r>
+      <w:proofErr w:type="spellEnd"/>
+      <w:r>
+        <w:rPr>
+          <w:rFonts w:ascii="Arial" w:hAnsi="Arial" w:cs="Arial"/>
+          <w:color w:val="215868" w:themeColor="accent5" w:themeShade="80"/>
+          <w:lang w:val="en-US"/>
+        </w:rPr>
+        <w:t xml:space="preserve"> </w:t>
+      </w:r>
+      <w:proofErr w:type="spellStart"/>
+      <w:r>
+        <w:rPr>
+          <w:rFonts w:ascii="Arial" w:hAnsi="Arial" w:cs="Arial"/>
+          <w:color w:val="215868" w:themeColor="accent5" w:themeShade="80"/>
+          <w:lang w:val="en-US"/>
+        </w:rPr>
+        <w:t>şifrləyərək</w:t>
+      </w:r>
+      <w:proofErr w:type="spellEnd"/>
+      <w:r>
+        <w:rPr>
+          <w:rFonts w:ascii="Arial" w:hAnsi="Arial" w:cs="Arial"/>
+          <w:color w:val="215868" w:themeColor="accent5" w:themeShade="80"/>
+          <w:lang w:val="en-US"/>
+        </w:rPr>
+        <w:t xml:space="preserve"> Man-in-the-Middle (MitM) </w:t>
+      </w:r>
+      <w:proofErr w:type="spellStart"/>
+      <w:r>
+        <w:rPr>
+          <w:rFonts w:ascii="Arial" w:hAnsi="Arial" w:cs="Arial"/>
+          <w:color w:val="215868" w:themeColor="accent5" w:themeShade="80"/>
+          <w:lang w:val="en-US"/>
+        </w:rPr>
+        <w:t>hücumlarının</w:t>
+      </w:r>
+      <w:proofErr w:type="spellEnd"/>
+      <w:r>
+        <w:rPr>
+          <w:rFonts w:ascii="Arial" w:hAnsi="Arial" w:cs="Arial"/>
+          <w:color w:val="215868" w:themeColor="accent5" w:themeShade="80"/>
+          <w:lang w:val="en-US"/>
+        </w:rPr>
+        <w:t xml:space="preserve"> </w:t>
+      </w:r>
+      <w:proofErr w:type="spellStart"/>
+      <w:r>
+        <w:rPr>
+          <w:rFonts w:ascii="Arial" w:hAnsi="Arial" w:cs="Arial"/>
+          <w:color w:val="215868" w:themeColor="accent5" w:themeShade="80"/>
+          <w:lang w:val="en-US"/>
+        </w:rPr>
+        <w:t>qarşısını</w:t>
+      </w:r>
+      <w:proofErr w:type="spellEnd"/>
+      <w:r>
+        <w:rPr>
+          <w:rFonts w:ascii="Arial" w:hAnsi="Arial" w:cs="Arial"/>
+          <w:color w:val="215868" w:themeColor="accent5" w:themeShade="80"/>
+          <w:lang w:val="en-US"/>
+        </w:rPr>
+        <w:t xml:space="preserve"> </w:t>
+      </w:r>
+      <w:proofErr w:type="spellStart"/>
+      <w:r>
+        <w:rPr>
+          <w:rFonts w:ascii="Arial" w:hAnsi="Arial" w:cs="Arial"/>
+          <w:color w:val="215868" w:themeColor="accent5" w:themeShade="80"/>
+          <w:lang w:val="en-US"/>
+        </w:rPr>
+        <w:t>alır</w:t>
+      </w:r>
+      <w:proofErr w:type="spellEnd"/>
+      <w:r>
+        <w:rPr>
+          <w:rFonts w:ascii="Arial" w:hAnsi="Arial" w:cs="Arial"/>
+          <w:color w:val="215868" w:themeColor="accent5" w:themeShade="80"/>
+          <w:lang w:val="en-US"/>
+        </w:rPr>
+        <w:t>.</w:t>
       </w:r>
     </w:p>
     <w:p>
@@ -7190,7 +3652,349 @@
           <w:color w:val="215868" w:themeColor="accent5" w:themeShade="80"/>
           <w:lang w:val="en-US"/>
         </w:rPr>
-        <w:t>Environment Variables (Mühit Dəyişənlərinin Gizlədilməsi): DATABASE_URL (Supabase PostgreSQL bağlantı qatarı) və JWT_SECRET kimi kritik konfiqurasiya məlumatları koda birbaşa yazılmamış, Render-in təhlükəsiz Mühit Dəyişənləri (Environment Variables) bölməsində saxlanılmışdır.</w:t>
+        <w:t>Environment Variables (</w:t>
+      </w:r>
+      <w:proofErr w:type="spellStart"/>
+      <w:r>
+        <w:rPr>
+          <w:rFonts w:ascii="Arial" w:hAnsi="Arial" w:cs="Arial"/>
+          <w:color w:val="215868" w:themeColor="accent5" w:themeShade="80"/>
+          <w:lang w:val="en-US"/>
+        </w:rPr>
+        <w:t>Mühit</w:t>
+      </w:r>
+      <w:proofErr w:type="spellEnd"/>
+      <w:r>
+        <w:rPr>
+          <w:rFonts w:ascii="Arial" w:hAnsi="Arial" w:cs="Arial"/>
+          <w:color w:val="215868" w:themeColor="accent5" w:themeShade="80"/>
+          <w:lang w:val="en-US"/>
+        </w:rPr>
+        <w:t xml:space="preserve"> </w:t>
+      </w:r>
+      <w:proofErr w:type="spellStart"/>
+      <w:r>
+        <w:rPr>
+          <w:rFonts w:ascii="Arial" w:hAnsi="Arial" w:cs="Arial"/>
+          <w:color w:val="215868" w:themeColor="accent5" w:themeShade="80"/>
+          <w:lang w:val="en-US"/>
+        </w:rPr>
+        <w:t>Dəyişənlərinin</w:t>
+      </w:r>
+      <w:proofErr w:type="spellEnd"/>
+      <w:r>
+        <w:rPr>
+          <w:rFonts w:ascii="Arial" w:hAnsi="Arial" w:cs="Arial"/>
+          <w:color w:val="215868" w:themeColor="accent5" w:themeShade="80"/>
+          <w:lang w:val="en-US"/>
+        </w:rPr>
+        <w:t xml:space="preserve"> </w:t>
+      </w:r>
+      <w:proofErr w:type="spellStart"/>
+      <w:r>
+        <w:rPr>
+          <w:rFonts w:ascii="Arial" w:hAnsi="Arial" w:cs="Arial"/>
+          <w:color w:val="215868" w:themeColor="accent5" w:themeShade="80"/>
+          <w:lang w:val="en-US"/>
+        </w:rPr>
+        <w:t>Gizlədilməsi</w:t>
+      </w:r>
+      <w:proofErr w:type="spellEnd"/>
+      <w:r>
+        <w:rPr>
+          <w:rFonts w:ascii="Arial" w:hAnsi="Arial" w:cs="Arial"/>
+          <w:color w:val="215868" w:themeColor="accent5" w:themeShade="80"/>
+          <w:lang w:val="en-US"/>
+        </w:rPr>
+        <w:t>): DATABASE_URL (</w:t>
+      </w:r>
+      <w:proofErr w:type="spellStart"/>
+      <w:r>
+        <w:rPr>
+          <w:rFonts w:ascii="Arial" w:hAnsi="Arial" w:cs="Arial"/>
+          <w:color w:val="215868" w:themeColor="accent5" w:themeShade="80"/>
+          <w:lang w:val="en-US"/>
+        </w:rPr>
+        <w:t>Supabase</w:t>
+      </w:r>
+      <w:proofErr w:type="spellEnd"/>
+      <w:r>
+        <w:rPr>
+          <w:rFonts w:ascii="Arial" w:hAnsi="Arial" w:cs="Arial"/>
+          <w:color w:val="215868" w:themeColor="accent5" w:themeShade="80"/>
+          <w:lang w:val="en-US"/>
+        </w:rPr>
+        <w:t xml:space="preserve"> PostgreSQL </w:t>
+      </w:r>
+      <w:proofErr w:type="spellStart"/>
+      <w:r>
+        <w:rPr>
+          <w:rFonts w:ascii="Arial" w:hAnsi="Arial" w:cs="Arial"/>
+          <w:color w:val="215868" w:themeColor="accent5" w:themeShade="80"/>
+          <w:lang w:val="en-US"/>
+        </w:rPr>
+        <w:t>bağlantı</w:t>
+      </w:r>
+      <w:proofErr w:type="spellEnd"/>
+      <w:r>
+        <w:rPr>
+          <w:rFonts w:ascii="Arial" w:hAnsi="Arial" w:cs="Arial"/>
+          <w:color w:val="215868" w:themeColor="accent5" w:themeShade="80"/>
+          <w:lang w:val="en-US"/>
+        </w:rPr>
+        <w:t xml:space="preserve"> </w:t>
+      </w:r>
+      <w:proofErr w:type="spellStart"/>
+      <w:r>
+        <w:rPr>
+          <w:rFonts w:ascii="Arial" w:hAnsi="Arial" w:cs="Arial"/>
+          <w:color w:val="215868" w:themeColor="accent5" w:themeShade="80"/>
+          <w:lang w:val="en-US"/>
+        </w:rPr>
+        <w:t>qatarı</w:t>
+      </w:r>
+      <w:proofErr w:type="spellEnd"/>
+      <w:r>
+        <w:rPr>
+          <w:rFonts w:ascii="Arial" w:hAnsi="Arial" w:cs="Arial"/>
+          <w:color w:val="215868" w:themeColor="accent5" w:themeShade="80"/>
+          <w:lang w:val="en-US"/>
+        </w:rPr>
+        <w:t xml:space="preserve">) </w:t>
+      </w:r>
+      <w:proofErr w:type="spellStart"/>
+      <w:r>
+        <w:rPr>
+          <w:rFonts w:ascii="Arial" w:hAnsi="Arial" w:cs="Arial"/>
+          <w:color w:val="215868" w:themeColor="accent5" w:themeShade="80"/>
+          <w:lang w:val="en-US"/>
+        </w:rPr>
+        <w:t>və</w:t>
+      </w:r>
+      <w:proofErr w:type="spellEnd"/>
+      <w:r>
+        <w:rPr>
+          <w:rFonts w:ascii="Arial" w:hAnsi="Arial" w:cs="Arial"/>
+          <w:color w:val="215868" w:themeColor="accent5" w:themeShade="80"/>
+          <w:lang w:val="en-US"/>
+        </w:rPr>
+        <w:t xml:space="preserve"> JWT_SECRET </w:t>
+      </w:r>
+      <w:proofErr w:type="spellStart"/>
+      <w:r>
+        <w:rPr>
+          <w:rFonts w:ascii="Arial" w:hAnsi="Arial" w:cs="Arial"/>
+          <w:color w:val="215868" w:themeColor="accent5" w:themeShade="80"/>
+          <w:lang w:val="en-US"/>
+        </w:rPr>
+        <w:t>kimi</w:t>
+      </w:r>
+      <w:proofErr w:type="spellEnd"/>
+      <w:r>
+        <w:rPr>
+          <w:rFonts w:ascii="Arial" w:hAnsi="Arial" w:cs="Arial"/>
+          <w:color w:val="215868" w:themeColor="accent5" w:themeShade="80"/>
+          <w:lang w:val="en-US"/>
+        </w:rPr>
+        <w:t xml:space="preserve"> </w:t>
+      </w:r>
+      <w:proofErr w:type="spellStart"/>
+      <w:r>
+        <w:rPr>
+          <w:rFonts w:ascii="Arial" w:hAnsi="Arial" w:cs="Arial"/>
+          <w:color w:val="215868" w:themeColor="accent5" w:themeShade="80"/>
+          <w:lang w:val="en-US"/>
+        </w:rPr>
+        <w:t>kritik</w:t>
+      </w:r>
+      <w:proofErr w:type="spellEnd"/>
+      <w:r>
+        <w:rPr>
+          <w:rFonts w:ascii="Arial" w:hAnsi="Arial" w:cs="Arial"/>
+          <w:color w:val="215868" w:themeColor="accent5" w:themeShade="80"/>
+          <w:lang w:val="en-US"/>
+        </w:rPr>
+        <w:t xml:space="preserve"> </w:t>
+      </w:r>
+      <w:proofErr w:type="spellStart"/>
+      <w:r>
+        <w:rPr>
+          <w:rFonts w:ascii="Arial" w:hAnsi="Arial" w:cs="Arial"/>
+          <w:color w:val="215868" w:themeColor="accent5" w:themeShade="80"/>
+          <w:lang w:val="en-US"/>
+        </w:rPr>
+        <w:t>konfiqurasiya</w:t>
+      </w:r>
+      <w:proofErr w:type="spellEnd"/>
+      <w:r>
+        <w:rPr>
+          <w:rFonts w:ascii="Arial" w:hAnsi="Arial" w:cs="Arial"/>
+          <w:color w:val="215868" w:themeColor="accent5" w:themeShade="80"/>
+          <w:lang w:val="en-US"/>
+        </w:rPr>
+        <w:t xml:space="preserve"> </w:t>
+      </w:r>
+      <w:proofErr w:type="spellStart"/>
+      <w:r>
+        <w:rPr>
+          <w:rFonts w:ascii="Arial" w:hAnsi="Arial" w:cs="Arial"/>
+          <w:color w:val="215868" w:themeColor="accent5" w:themeShade="80"/>
+          <w:lang w:val="en-US"/>
+        </w:rPr>
+        <w:t>məlumatları</w:t>
+      </w:r>
+      <w:proofErr w:type="spellEnd"/>
+      <w:r>
+        <w:rPr>
+          <w:rFonts w:ascii="Arial" w:hAnsi="Arial" w:cs="Arial"/>
+          <w:color w:val="215868" w:themeColor="accent5" w:themeShade="80"/>
+          <w:lang w:val="en-US"/>
+        </w:rPr>
+        <w:t xml:space="preserve"> </w:t>
+      </w:r>
+      <w:proofErr w:type="spellStart"/>
+      <w:r>
+        <w:rPr>
+          <w:rFonts w:ascii="Arial" w:hAnsi="Arial" w:cs="Arial"/>
+          <w:color w:val="215868" w:themeColor="accent5" w:themeShade="80"/>
+          <w:lang w:val="en-US"/>
+        </w:rPr>
+        <w:t>koda</w:t>
+      </w:r>
+      <w:proofErr w:type="spellEnd"/>
+      <w:r>
+        <w:rPr>
+          <w:rFonts w:ascii="Arial" w:hAnsi="Arial" w:cs="Arial"/>
+          <w:color w:val="215868" w:themeColor="accent5" w:themeShade="80"/>
+          <w:lang w:val="en-US"/>
+        </w:rPr>
+        <w:t xml:space="preserve"> </w:t>
+      </w:r>
+      <w:proofErr w:type="spellStart"/>
+      <w:r>
+        <w:rPr>
+          <w:rFonts w:ascii="Arial" w:hAnsi="Arial" w:cs="Arial"/>
+          <w:color w:val="215868" w:themeColor="accent5" w:themeShade="80"/>
+          <w:lang w:val="en-US"/>
+        </w:rPr>
+        <w:t>birbaşa</w:t>
+      </w:r>
+      <w:proofErr w:type="spellEnd"/>
+      <w:r>
+        <w:rPr>
+          <w:rFonts w:ascii="Arial" w:hAnsi="Arial" w:cs="Arial"/>
+          <w:color w:val="215868" w:themeColor="accent5" w:themeShade="80"/>
+          <w:lang w:val="en-US"/>
+        </w:rPr>
+        <w:t xml:space="preserve"> </w:t>
+      </w:r>
+      <w:proofErr w:type="spellStart"/>
+      <w:r>
+        <w:rPr>
+          <w:rFonts w:ascii="Arial" w:hAnsi="Arial" w:cs="Arial"/>
+          <w:color w:val="215868" w:themeColor="accent5" w:themeShade="80"/>
+          <w:lang w:val="en-US"/>
+        </w:rPr>
+        <w:t>yazılmamış</w:t>
+      </w:r>
+      <w:proofErr w:type="spellEnd"/>
+      <w:r>
+        <w:rPr>
+          <w:rFonts w:ascii="Arial" w:hAnsi="Arial" w:cs="Arial"/>
+          <w:color w:val="215868" w:themeColor="accent5" w:themeShade="80"/>
+          <w:lang w:val="en-US"/>
+        </w:rPr>
+        <w:t xml:space="preserve">, Render-in </w:t>
+      </w:r>
+      <w:proofErr w:type="spellStart"/>
+      <w:r>
+        <w:rPr>
+          <w:rFonts w:ascii="Arial" w:hAnsi="Arial" w:cs="Arial"/>
+          <w:color w:val="215868" w:themeColor="accent5" w:themeShade="80"/>
+          <w:lang w:val="en-US"/>
+        </w:rPr>
+        <w:t>təhlükəsiz</w:t>
+      </w:r>
+      <w:proofErr w:type="spellEnd"/>
+      <w:r>
+        <w:rPr>
+          <w:rFonts w:ascii="Arial" w:hAnsi="Arial" w:cs="Arial"/>
+          <w:color w:val="215868" w:themeColor="accent5" w:themeShade="80"/>
+          <w:lang w:val="en-US"/>
+        </w:rPr>
+        <w:t xml:space="preserve"> </w:t>
+      </w:r>
+      <w:proofErr w:type="spellStart"/>
+      <w:r>
+        <w:rPr>
+          <w:rFonts w:ascii="Arial" w:hAnsi="Arial" w:cs="Arial"/>
+          <w:color w:val="215868" w:themeColor="accent5" w:themeShade="80"/>
+          <w:lang w:val="en-US"/>
+        </w:rPr>
+        <w:t>Mühit</w:t>
+      </w:r>
+      <w:proofErr w:type="spellEnd"/>
+      <w:r>
+        <w:rPr>
+          <w:rFonts w:ascii="Arial" w:hAnsi="Arial" w:cs="Arial"/>
+          <w:color w:val="215868" w:themeColor="accent5" w:themeShade="80"/>
+          <w:lang w:val="en-US"/>
+        </w:rPr>
+        <w:t xml:space="preserve"> </w:t>
+      </w:r>
+      <w:proofErr w:type="spellStart"/>
+      <w:r>
+        <w:rPr>
+          <w:rFonts w:ascii="Arial" w:hAnsi="Arial" w:cs="Arial"/>
+          <w:color w:val="215868" w:themeColor="accent5" w:themeShade="80"/>
+          <w:lang w:val="en-US"/>
+        </w:rPr>
+        <w:t>Dəyişənləri</w:t>
+      </w:r>
+      <w:proofErr w:type="spellEnd"/>
+      <w:r>
+        <w:rPr>
+          <w:rFonts w:ascii="Arial" w:hAnsi="Arial" w:cs="Arial"/>
+          <w:color w:val="215868" w:themeColor="accent5" w:themeShade="80"/>
+          <w:lang w:val="en-US"/>
+        </w:rPr>
+        <w:t xml:space="preserve"> (Environment Variables) </w:t>
+      </w:r>
+      <w:proofErr w:type="spellStart"/>
+      <w:r>
+        <w:rPr>
+          <w:rFonts w:ascii="Arial" w:hAnsi="Arial" w:cs="Arial"/>
+          <w:color w:val="215868" w:themeColor="accent5" w:themeShade="80"/>
+          <w:lang w:val="en-US"/>
+        </w:rPr>
+        <w:t>bölməsində</w:t>
+      </w:r>
+      <w:proofErr w:type="spellEnd"/>
+      <w:r>
+        <w:rPr>
+          <w:rFonts w:ascii="Arial" w:hAnsi="Arial" w:cs="Arial"/>
+          <w:color w:val="215868" w:themeColor="accent5" w:themeShade="80"/>
+          <w:lang w:val="en-US"/>
+        </w:rPr>
+        <w:t xml:space="preserve"> </w:t>
+      </w:r>
+      <w:proofErr w:type="spellStart"/>
+      <w:r>
+        <w:rPr>
+          <w:rFonts w:ascii="Arial" w:hAnsi="Arial" w:cs="Arial"/>
+          <w:color w:val="215868" w:themeColor="accent5" w:themeShade="80"/>
+          <w:lang w:val="en-US"/>
+        </w:rPr>
+        <w:t>saxlanılmışdır</w:t>
+      </w:r>
+      <w:proofErr w:type="spellEnd"/>
+      <w:r>
+        <w:rPr>
+          <w:rFonts w:ascii="Arial" w:hAnsi="Arial" w:cs="Arial"/>
+          <w:color w:val="215868" w:themeColor="accent5" w:themeShade="80"/>
+          <w:lang w:val="en-US"/>
+        </w:rPr>
+        <w:t>.</w:t>
       </w:r>
     </w:p>
     <w:p>
@@ -7212,7 +4016,43 @@
           <w:color w:val="215868" w:themeColor="accent5" w:themeShade="80"/>
           <w:lang w:val="en-US"/>
         </w:rPr>
-        <w:t>Build Və Start Əmrləri:</w:t>
+        <w:t xml:space="preserve">Build </w:t>
+      </w:r>
+      <w:proofErr w:type="spellStart"/>
+      <w:r>
+        <w:rPr>
+          <w:rFonts w:ascii="Arial" w:hAnsi="Arial" w:cs="Arial"/>
+          <w:color w:val="215868" w:themeColor="accent5" w:themeShade="80"/>
+          <w:lang w:val="en-US"/>
+        </w:rPr>
+        <w:t>Və</w:t>
+      </w:r>
+      <w:proofErr w:type="spellEnd"/>
+      <w:r>
+        <w:rPr>
+          <w:rFonts w:ascii="Arial" w:hAnsi="Arial" w:cs="Arial"/>
+          <w:color w:val="215868" w:themeColor="accent5" w:themeShade="80"/>
+          <w:lang w:val="en-US"/>
+        </w:rPr>
+        <w:t xml:space="preserve"> Start </w:t>
+      </w:r>
+      <w:proofErr w:type="spellStart"/>
+      <w:r>
+        <w:rPr>
+          <w:rFonts w:ascii="Arial" w:hAnsi="Arial" w:cs="Arial"/>
+          <w:color w:val="215868" w:themeColor="accent5" w:themeShade="80"/>
+          <w:lang w:val="en-US"/>
+        </w:rPr>
+        <w:t>Əmrləri</w:t>
+      </w:r>
+      <w:proofErr w:type="spellEnd"/>
+      <w:r>
+        <w:rPr>
+          <w:rFonts w:ascii="Arial" w:hAnsi="Arial" w:cs="Arial"/>
+          <w:color w:val="215868" w:themeColor="accent5" w:themeShade="80"/>
+          <w:lang w:val="en-US"/>
+        </w:rPr>
+        <w:t>:</w:t>
       </w:r>
     </w:p>
     <w:p>
@@ -7234,7 +4074,97 @@
           <w:color w:val="215868" w:themeColor="accent5" w:themeShade="80"/>
           <w:lang w:val="en-US"/>
         </w:rPr>
-        <w:t>Build Command: npm install (Bütün asılılıqların avtomatik yüklənməsi)</w:t>
+        <w:t xml:space="preserve">Build Command: </w:t>
+      </w:r>
+      <w:proofErr w:type="spellStart"/>
+      <w:r>
+        <w:rPr>
+          <w:rFonts w:ascii="Arial" w:hAnsi="Arial" w:cs="Arial"/>
+          <w:color w:val="215868" w:themeColor="accent5" w:themeShade="80"/>
+          <w:lang w:val="en-US"/>
+        </w:rPr>
+        <w:t>npm</w:t>
+      </w:r>
+      <w:proofErr w:type="spellEnd"/>
+      <w:r>
+        <w:rPr>
+          <w:rFonts w:ascii="Arial" w:hAnsi="Arial" w:cs="Arial"/>
+          <w:color w:val="215868" w:themeColor="accent5" w:themeShade="80"/>
+          <w:lang w:val="en-US"/>
+        </w:rPr>
+        <w:t xml:space="preserve"> install (</w:t>
+      </w:r>
+      <w:proofErr w:type="spellStart"/>
+      <w:r>
+        <w:rPr>
+          <w:rFonts w:ascii="Arial" w:hAnsi="Arial" w:cs="Arial"/>
+          <w:color w:val="215868" w:themeColor="accent5" w:themeShade="80"/>
+          <w:lang w:val="en-US"/>
+        </w:rPr>
+        <w:t>Bütün</w:t>
+      </w:r>
+      <w:proofErr w:type="spellEnd"/>
+      <w:r>
+        <w:rPr>
+          <w:rFonts w:ascii="Arial" w:hAnsi="Arial" w:cs="Arial"/>
+          <w:color w:val="215868" w:themeColor="accent5" w:themeShade="80"/>
+          <w:lang w:val="en-US"/>
+        </w:rPr>
+        <w:t xml:space="preserve"> </w:t>
+      </w:r>
+      <w:proofErr w:type="spellStart"/>
+      <w:r>
+        <w:rPr>
+          <w:rFonts w:ascii="Arial" w:hAnsi="Arial" w:cs="Arial"/>
+          <w:color w:val="215868" w:themeColor="accent5" w:themeShade="80"/>
+          <w:lang w:val="en-US"/>
+        </w:rPr>
+        <w:t>asılılıqların</w:t>
+      </w:r>
+      <w:proofErr w:type="spellEnd"/>
+      <w:r>
+        <w:rPr>
+          <w:rFonts w:ascii="Arial" w:hAnsi="Arial" w:cs="Arial"/>
+          <w:color w:val="215868" w:themeColor="accent5" w:themeShade="80"/>
+          <w:lang w:val="en-US"/>
+        </w:rPr>
+        <w:t xml:space="preserve"> </w:t>
+      </w:r>
+      <w:proofErr w:type="spellStart"/>
+      <w:r>
+        <w:rPr>
+          <w:rFonts w:ascii="Arial" w:hAnsi="Arial" w:cs="Arial"/>
+          <w:color w:val="215868" w:themeColor="accent5" w:themeShade="80"/>
+          <w:lang w:val="en-US"/>
+        </w:rPr>
+        <w:t>avtomatik</w:t>
+      </w:r>
+      <w:proofErr w:type="spellEnd"/>
+      <w:r>
+        <w:rPr>
+          <w:rFonts w:ascii="Arial" w:hAnsi="Arial" w:cs="Arial"/>
+          <w:color w:val="215868" w:themeColor="accent5" w:themeShade="80"/>
+          <w:lang w:val="en-US"/>
+        </w:rPr>
+        <w:t xml:space="preserve"> </w:t>
+      </w:r>
+      <w:proofErr w:type="spellStart"/>
+      <w:r>
+        <w:rPr>
+          <w:rFonts w:ascii="Arial" w:hAnsi="Arial" w:cs="Arial"/>
+          <w:color w:val="215868" w:themeColor="accent5" w:themeShade="80"/>
+          <w:lang w:val="en-US"/>
+        </w:rPr>
+        <w:t>yüklənməsi</w:t>
+      </w:r>
+      <w:proofErr w:type="spellEnd"/>
+      <w:r>
+        <w:rPr>
+          <w:rFonts w:ascii="Arial" w:hAnsi="Arial" w:cs="Arial"/>
+          <w:color w:val="215868" w:themeColor="accent5" w:themeShade="80"/>
+          <w:lang w:val="en-US"/>
+        </w:rPr>
+        <w:t>)</w:t>
       </w:r>
     </w:p>
     <w:p>
@@ -7255,7 +4185,103 @@
           <w:lang w:val="en-US"/>
         </w:rPr>
         <w:lastRenderedPageBreak/>
-        <w:t>Start Command: node server.js (Express backend və statik frontendin birlikdə işə salınması)</w:t>
+        <w:t xml:space="preserve">Start Command: node server.js (Express backend </w:t>
+      </w:r>
+      <w:proofErr w:type="spellStart"/>
+      <w:r>
+        <w:rPr>
+          <w:color w:val="215868" w:themeColor="accent5" w:themeShade="80"/>
+          <w:lang w:val="en-US"/>
+        </w:rPr>
+        <w:t>və</w:t>
+      </w:r>
+      <w:proofErr w:type="spellEnd"/>
+      <w:r>
+        <w:rPr>
+          <w:color w:val="215868" w:themeColor="accent5" w:themeShade="80"/>
+          <w:lang w:val="en-US"/>
+        </w:rPr>
+        <w:t xml:space="preserve"> </w:t>
+      </w:r>
+      <w:proofErr w:type="spellStart"/>
+      <w:r>
+        <w:rPr>
+          <w:color w:val="215868" w:themeColor="accent5" w:themeShade="80"/>
+          <w:lang w:val="en-US"/>
+        </w:rPr>
+        <w:t>statik</w:t>
+      </w:r>
+      <w:proofErr w:type="spellEnd"/>
+      <w:r>
+        <w:rPr>
+          <w:color w:val="215868" w:themeColor="accent5" w:themeShade="80"/>
+          <w:lang w:val="en-US"/>
+        </w:rPr>
+        <w:t xml:space="preserve"> </w:t>
+      </w:r>
+      <w:proofErr w:type="spellStart"/>
+      <w:r>
+        <w:rPr>
+          <w:color w:val="215868" w:themeColor="accent5" w:themeShade="80"/>
+          <w:lang w:val="en-US"/>
+        </w:rPr>
+        <w:t>frontendin</w:t>
+      </w:r>
+      <w:proofErr w:type="spellEnd"/>
+      <w:r>
+        <w:rPr>
+          <w:color w:val="215868" w:themeColor="accent5" w:themeShade="80"/>
+          <w:lang w:val="en-US"/>
+        </w:rPr>
+        <w:t xml:space="preserve"> </w:t>
+      </w:r>
+      <w:proofErr w:type="spellStart"/>
+      <w:r>
+        <w:rPr>
+          <w:color w:val="215868" w:themeColor="accent5" w:themeShade="80"/>
+          <w:lang w:val="en-US"/>
+        </w:rPr>
+        <w:t>birlikdə</w:t>
+      </w:r>
+      <w:proofErr w:type="spellEnd"/>
+      <w:r>
+        <w:rPr>
+          <w:color w:val="215868" w:themeColor="accent5" w:themeShade="80"/>
+          <w:lang w:val="en-US"/>
+        </w:rPr>
+        <w:t xml:space="preserve"> </w:t>
+      </w:r>
+      <w:proofErr w:type="spellStart"/>
+      <w:r>
+        <w:rPr>
+          <w:color w:val="215868" w:themeColor="accent5" w:themeShade="80"/>
+          <w:lang w:val="en-US"/>
+        </w:rPr>
+        <w:t>işə</w:t>
+      </w:r>
+      <w:proofErr w:type="spellEnd"/>
+      <w:r>
+        <w:rPr>
+          <w:color w:val="215868" w:themeColor="accent5" w:themeShade="80"/>
+          <w:lang w:val="en-US"/>
+        </w:rPr>
+        <w:t xml:space="preserve"> </w:t>
+      </w:r>
+      <w:proofErr w:type="spellStart"/>
+      <w:r>
+        <w:rPr>
+          <w:color w:val="215868" w:themeColor="accent5" w:themeShade="80"/>
+          <w:lang w:val="en-US"/>
+        </w:rPr>
+        <w:t>salınması</w:t>
+      </w:r>
+      <w:proofErr w:type="spellEnd"/>
+      <w:r>
+        <w:rPr>
+          <w:color w:val="215868" w:themeColor="accent5" w:themeShade="80"/>
+          <w:lang w:val="en-US"/>
+        </w:rPr>
+        <w:t>)</w:t>
       </w:r>
     </w:p>
     <w:p>
@@ -7535,49 +4561,7 @@
           <w:rFonts w:ascii="Arial" w:hAnsi="Arial"/>
           <w:color w:val="334155"/>
         </w:rPr>
-        <w:t>Sistem iki ana komponentd</w:t>
-      </w:r>
-      <w:r>
-        <w:rPr>
-          <w:rFonts w:ascii="Arial" w:hAnsi="Arial"/>
-          <w:color w:val="334155"/>
-        </w:rPr>
-        <w:t>ə</w:t>
-      </w:r>
-      <w:r>
-        <w:rPr>
-          <w:rFonts w:ascii="Arial" w:hAnsi="Arial"/>
-          <w:color w:val="334155"/>
-        </w:rPr>
-        <w:t>n ibar</w:t>
-      </w:r>
-      <w:r>
-        <w:rPr>
-          <w:rFonts w:ascii="Arial" w:hAnsi="Arial"/>
-          <w:color w:val="334155"/>
-        </w:rPr>
-        <w:t>ə</w:t>
-      </w:r>
-      <w:r>
-        <w:rPr>
-          <w:rFonts w:ascii="Arial" w:hAnsi="Arial"/>
-          <w:color w:val="334155"/>
-        </w:rPr>
-        <w:t>tdir: Backend (Node.js/Express) v</w:t>
-      </w:r>
-      <w:r>
-        <w:rPr>
-          <w:rFonts w:ascii="Arial" w:hAnsi="Arial"/>
-          <w:color w:val="334155"/>
-        </w:rPr>
-        <w:t>ə</w:t>
-      </w:r>
-      <w:r>
-        <w:rPr>
-          <w:rFonts w:ascii="Arial" w:hAnsi="Arial"/>
-          <w:color w:val="334155"/>
-        </w:rPr>
-        <w:t xml:space="preserve"> Frontend (Vanilla JS SPA storefront/ERP).</w:t>
+        <w:t>Sistem iki ana komponentdən ibarətdir: Backend (Node.js/Express) və Frontend (Vanilla JS SPA storefront/ERP).</w:t>
       </w:r>
     </w:p>
     <w:p>
@@ -7593,43 +4577,7 @@
           <w:sz w:val="28"/>
         </w:rPr>
         <w:lastRenderedPageBreak/>
-        <w:t>5.1 Real-Time Stok Azaldılması V</w:t>
-      </w:r>
-      <w:r>
-        <w:rPr>
-          <w:rFonts w:ascii="Arial" w:hAnsi="Arial"/>
-          <w:b/>
-          <w:color w:val="0F766E"/>
-          <w:sz w:val="28"/>
-        </w:rPr>
-        <w:t>ə</w:t>
-      </w:r>
-      <w:r>
-        <w:rPr>
-          <w:rFonts w:ascii="Arial" w:hAnsi="Arial"/>
-          <w:b/>
-          <w:color w:val="0F766E"/>
-          <w:sz w:val="28"/>
-        </w:rPr>
-        <w:t xml:space="preserve"> Müşt</w:t>
-      </w:r>
-      <w:r>
-        <w:rPr>
-          <w:rFonts w:ascii="Arial" w:hAnsi="Arial"/>
-          <w:b/>
-          <w:color w:val="0F766E"/>
-          <w:sz w:val="28"/>
-        </w:rPr>
-        <w:t>ə</w:t>
-      </w:r>
-      <w:r>
-        <w:rPr>
-          <w:rFonts w:ascii="Arial" w:hAnsi="Arial"/>
-          <w:b/>
-          <w:color w:val="0F766E"/>
-          <w:sz w:val="28"/>
-        </w:rPr>
-        <w:t>ri Satış Axını</w:t>
+        <w:t>5.1 Real-Time Stok Azaldılması Və Müştəri Satış Axını</w:t>
       </w:r>
     </w:p>
     <w:p>
@@ -7641,252 +4589,21 @@
           <w:rFonts w:ascii="Arial" w:hAnsi="Arial"/>
           <w:color w:val="334155"/>
         </w:rPr>
-        <w:t>Müşt</w:t>
+        <w:t>Müştəri vitrinindən məhsul səbətə</w:t>
+      </w:r>
+      <w:r>
+        <w:rPr>
+          <w:rFonts w:ascii="Arial" w:hAnsi="Arial"/>
+          <w:color w:val="215868" w:themeColor="accent5" w:themeShade="80"/>
+        </w:rPr>
+        <w:t xml:space="preserve"> əlavə edilib 'Sifarişi Tamamla' </w:t>
       </w:r>
       <w:r>
         <w:rPr>
           <w:rFonts w:ascii="Arial" w:hAnsi="Arial"/>
           <w:color w:val="334155"/>
         </w:rPr>
-        <w:t>ə</w:t>
-      </w:r>
-      <w:r>
-        <w:rPr>
-          <w:rFonts w:ascii="Arial" w:hAnsi="Arial"/>
-          <w:color w:val="334155"/>
-        </w:rPr>
-        <w:t>ri vitrinind</w:t>
-      </w:r>
-      <w:r>
-        <w:rPr>
-          <w:rFonts w:ascii="Arial" w:hAnsi="Arial"/>
-          <w:color w:val="334155"/>
-        </w:rPr>
-        <w:t>ə</w:t>
-      </w:r>
-      <w:r>
-        <w:rPr>
-          <w:rFonts w:ascii="Arial" w:hAnsi="Arial"/>
-          <w:color w:val="334155"/>
-        </w:rPr>
-        <w:t>n m</w:t>
-      </w:r>
-      <w:r>
-        <w:rPr>
-          <w:rFonts w:ascii="Arial" w:hAnsi="Arial"/>
-          <w:color w:val="334155"/>
-        </w:rPr>
-        <w:t>ə</w:t>
-      </w:r>
-      <w:r>
-        <w:rPr>
-          <w:rFonts w:ascii="Arial" w:hAnsi="Arial"/>
-          <w:color w:val="334155"/>
-        </w:rPr>
-        <w:t>hsul s</w:t>
-      </w:r>
-      <w:r>
-        <w:rPr>
-          <w:rFonts w:ascii="Arial" w:hAnsi="Arial"/>
-          <w:color w:val="334155"/>
-        </w:rPr>
-        <w:t>ə</w:t>
-      </w:r>
-      <w:r>
-        <w:rPr>
-          <w:rFonts w:ascii="Arial" w:hAnsi="Arial"/>
-          <w:color w:val="334155"/>
-        </w:rPr>
-        <w:t>b</w:t>
-      </w:r>
-      <w:r>
-        <w:rPr>
-          <w:rFonts w:ascii="Arial" w:hAnsi="Arial"/>
-          <w:color w:val="334155"/>
-        </w:rPr>
-        <w:t>ə</w:t>
-      </w:r>
-      <w:r>
-        <w:rPr>
-          <w:rFonts w:ascii="Arial" w:hAnsi="Arial"/>
-          <w:color w:val="334155"/>
-        </w:rPr>
-        <w:t>t</w:t>
-      </w:r>
-      <w:r>
-        <w:rPr>
-          <w:rFonts w:ascii="Arial" w:hAnsi="Arial"/>
-          <w:color w:val="334155"/>
-        </w:rPr>
-        <w:t>ə</w:t>
-      </w:r>
-      <w:r>
-        <w:rPr>
-          <w:rFonts w:ascii="Arial" w:hAnsi="Arial"/>
-          <w:color w:val="215868" w:themeColor="accent5" w:themeShade="80"/>
-        </w:rPr>
-        <w:t xml:space="preserve"> </w:t>
-      </w:r>
-      <w:r>
-        <w:rPr>
-          <w:rFonts w:ascii="Arial" w:hAnsi="Arial"/>
-          <w:color w:val="215868" w:themeColor="accent5" w:themeShade="80"/>
-        </w:rPr>
-        <w:t>ə</w:t>
-      </w:r>
-      <w:r>
-        <w:rPr>
-          <w:rFonts w:ascii="Arial" w:hAnsi="Arial"/>
-          <w:color w:val="215868" w:themeColor="accent5" w:themeShade="80"/>
-        </w:rPr>
-        <w:t>lav</w:t>
-      </w:r>
-      <w:r>
-        <w:rPr>
-          <w:rFonts w:ascii="Arial" w:hAnsi="Arial"/>
-          <w:color w:val="215868" w:themeColor="accent5" w:themeShade="80"/>
-        </w:rPr>
-        <w:t>ə</w:t>
-      </w:r>
-      <w:r>
-        <w:rPr>
-          <w:rFonts w:ascii="Arial" w:hAnsi="Arial"/>
-          <w:color w:val="215868" w:themeColor="accent5" w:themeShade="80"/>
-        </w:rPr>
-        <w:t xml:space="preserve"> edilib 'Sifarişi Tamamla' </w:t>
-      </w:r>
-      <w:r>
-        <w:rPr>
-          <w:rFonts w:ascii="Arial" w:hAnsi="Arial"/>
-          <w:color w:val="334155"/>
-        </w:rPr>
-        <w:t>basıldıqda, frontend `app.js` daxilind</w:t>
-      </w:r>
-      <w:r>
-        <w:rPr>
-          <w:rFonts w:ascii="Arial" w:hAnsi="Arial"/>
-          <w:color w:val="334155"/>
-        </w:rPr>
-        <w:t>ə</w:t>
-      </w:r>
-      <w:r>
-        <w:rPr>
-          <w:rFonts w:ascii="Arial" w:hAnsi="Arial"/>
-          <w:color w:val="334155"/>
-        </w:rPr>
-        <w:t>ki `checkoutCart()` funksiyası `POST /api/sales` endpoint-in</w:t>
-      </w:r>
-      <w:r>
-        <w:rPr>
-          <w:rFonts w:ascii="Arial" w:hAnsi="Arial"/>
-          <w:color w:val="334155"/>
-        </w:rPr>
-        <w:t>ə</w:t>
-      </w:r>
-      <w:r>
-        <w:rPr>
-          <w:rFonts w:ascii="Arial" w:hAnsi="Arial"/>
-          <w:color w:val="334155"/>
-        </w:rPr>
-        <w:t xml:space="preserve"> sorğu gönd</w:t>
-      </w:r>
-      <w:r>
-        <w:rPr>
-          <w:rFonts w:ascii="Arial" w:hAnsi="Arial"/>
-          <w:color w:val="334155"/>
-        </w:rPr>
-        <w:t>ə</w:t>
-      </w:r>
-      <w:r>
-        <w:rPr>
-          <w:rFonts w:ascii="Arial" w:hAnsi="Arial"/>
-          <w:color w:val="334155"/>
-        </w:rPr>
-        <w:t>rir. Server t</w:t>
-      </w:r>
-      <w:r>
-        <w:rPr>
-          <w:rFonts w:ascii="Arial" w:hAnsi="Arial"/>
-          <w:color w:val="334155"/>
-        </w:rPr>
-        <w:t>ə</w:t>
-      </w:r>
-      <w:r>
-        <w:rPr>
-          <w:rFonts w:ascii="Arial" w:hAnsi="Arial"/>
-          <w:color w:val="334155"/>
-        </w:rPr>
-        <w:t>r</w:t>
-      </w:r>
-      <w:r>
-        <w:rPr>
-          <w:rFonts w:ascii="Arial" w:hAnsi="Arial"/>
-          <w:color w:val="334155"/>
-        </w:rPr>
-        <w:t>ə</w:t>
-      </w:r>
-      <w:r>
-        <w:rPr>
-          <w:rFonts w:ascii="Arial" w:hAnsi="Arial"/>
-          <w:color w:val="334155"/>
-        </w:rPr>
-        <w:t>find</w:t>
-      </w:r>
-      <w:r>
-        <w:rPr>
-          <w:rFonts w:ascii="Arial" w:hAnsi="Arial"/>
-          <w:color w:val="334155"/>
-        </w:rPr>
-        <w:t>ə</w:t>
-      </w:r>
-      <w:r>
-        <w:rPr>
-          <w:rFonts w:ascii="Arial" w:hAnsi="Arial"/>
-          <w:color w:val="334155"/>
-        </w:rPr>
-        <w:t xml:space="preserve"> tranzaksiya yoxlanılır, stok miqdarı kifay</w:t>
-      </w:r>
-      <w:r>
-        <w:rPr>
-          <w:rFonts w:ascii="Arial" w:hAnsi="Arial"/>
-          <w:color w:val="334155"/>
-        </w:rPr>
-        <w:t>ə</w:t>
-      </w:r>
-      <w:r>
-        <w:rPr>
-          <w:rFonts w:ascii="Arial" w:hAnsi="Arial"/>
-          <w:color w:val="334155"/>
-        </w:rPr>
-        <w:t>tdirs</w:t>
-      </w:r>
-      <w:r>
-        <w:rPr>
-          <w:rFonts w:ascii="Arial" w:hAnsi="Arial"/>
-          <w:color w:val="334155"/>
-        </w:rPr>
-        <w:t>ə</w:t>
-      </w:r>
-      <w:r>
-        <w:rPr>
-          <w:rFonts w:ascii="Arial" w:hAnsi="Arial"/>
-          <w:color w:val="334155"/>
-        </w:rPr>
-        <w:t xml:space="preserve"> `UPDATE public.products SET stock_quantity = stock_quantity - $1` </w:t>
-      </w:r>
-      <w:r>
-        <w:rPr>
-          <w:rFonts w:ascii="Arial" w:hAnsi="Arial"/>
-          <w:color w:val="334155"/>
-        </w:rPr>
-        <w:t>ə</w:t>
-      </w:r>
-      <w:r>
-        <w:rPr>
-          <w:rFonts w:ascii="Arial" w:hAnsi="Arial"/>
-          <w:color w:val="334155"/>
-        </w:rPr>
-        <w:t>mri icra olunur.</w:t>
+        <w:t>basıldıqda, frontend `app.js` daxilindəki `checkoutCart()` funksiyası `POST /api/sales` endpoint-inə sorğu göndərir. Server tərəfində tranzaksiya yoxlanılır, stok miqdarı kifayətdirsə `UPDATE public.products SET stock_quantity = stock_quantity - $1` əmri icra olunur.</w:t>
       </w:r>
     </w:p>
     <w:p>
@@ -7958,7 +4675,7 @@
           </mc:Choice>
           <mc:Fallback>
             <w:pict>
-              <v:shape w14:anchorId="7CAE2544" id="Straight Arrow Connector 2" o:spid="_x0000_s1026" type="#_x0000_t32" style="position:absolute;margin-left:248.1pt;margin-top:156.6pt;width:45.3pt;height:24.2pt;flip:y;z-index:251701760;visibility:visible;mso-wrap-style:square;mso-width-percent:0;mso-height-percent:0;mso-wrap-distance-left:9pt;mso-wrap-distance-top:0;mso-wrap-distance-right:9pt;mso-wrap-distance-bottom:0;mso-position-horizontal:absolute;mso-position-horizontal-relative:text;mso-position-vertical:absolute;mso-position-vertical-relative:text;mso-width-percent:0;mso-height-percent:0;mso-width-relative:margin;mso-height-relative:margin" o:gfxdata="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" strokecolor="#c0504d [3205]" strokeweight="3pt">
+              <v:shape w14:anchorId="0B8F24BD" id="Straight Arrow Connector 2" o:spid="_x0000_s1026" type="#_x0000_t32" style="position:absolute;margin-left:248.1pt;margin-top:156.6pt;width:45.3pt;height:24.2pt;flip:y;z-index:251701760;visibility:visible;mso-wrap-style:square;mso-width-percent:0;mso-height-percent:0;mso-wrap-distance-left:9pt;mso-wrap-distance-top:0;mso-wrap-distance-right:9pt;mso-wrap-distance-bottom:0;mso-position-horizontal:absolute;mso-position-horizontal-relative:text;mso-position-vertical:absolute;mso-position-vertical-relative:text;mso-width-percent:0;mso-height-percent:0;mso-width-relative:margin;mso-height-relative:margin" o:gfxdata="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" strokecolor="#c0504d [3205]" strokeweight="3pt">
                 <v:stroke endarrow="block"/>
                 <v:shadow on="t" color="black" opacity="22937f" origin=",.5" offset="0,.63889mm"/>
               </v:shape>
@@ -8031,7 +4748,7 @@
           </mc:Choice>
           <mc:Fallback>
             <w:pict>
-              <v:shape w14:anchorId="46F3B62F" id="Straight Arrow Connector 2" o:spid="_x0000_s1026" type="#_x0000_t32" style="position:absolute;margin-left:246.1pt;margin-top:61pt;width:45.3pt;height:24.2pt;flip:y;z-index:251687936;visibility:visible;mso-wrap-style:square;mso-width-percent:0;mso-height-percent:0;mso-wrap-distance-left:9pt;mso-wrap-distance-top:0;mso-wrap-distance-right:9pt;mso-wrap-distance-bottom:0;mso-position-horizontal:absolute;mso-position-horizontal-relative:text;mso-position-vertical:absolute;mso-position-vertical-relative:text;mso-width-percent:0;mso-height-percent:0;mso-width-relative:margin;mso-height-relative:margin" o:gfxdata="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" strokecolor="#c0504d [3205]" strokeweight="3pt">
+              <v:shape w14:anchorId="6A3577E2" id="Straight Arrow Connector 2" o:spid="_x0000_s1026" type="#_x0000_t32" style="position:absolute;margin-left:246.1pt;margin-top:61pt;width:45.3pt;height:24.2pt;flip:y;z-index:251687936;visibility:visible;mso-wrap-style:square;mso-width-percent:0;mso-height-percent:0;mso-wrap-distance-left:9pt;mso-wrap-distance-top:0;mso-wrap-distance-right:9pt;mso-wrap-distance-bottom:0;mso-position-horizontal:absolute;mso-position-horizontal-relative:text;mso-position-vertical:absolute;mso-position-vertical-relative:text;mso-width-percent:0;mso-height-percent:0;mso-width-relative:margin;mso-height-relative:margin" o:gfxdata="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" strokecolor="#c0504d [3205]" strokeweight="3pt">
                 <v:stroke endarrow="block"/>
                 <v:shadow on="t" color="black" opacity="22937f" origin=",.5" offset="0,.63889mm"/>
               </v:shape>
@@ -8104,7 +4821,7 @@
           </mc:Choice>
           <mc:Fallback>
             <w:pict>
-              <v:shape w14:anchorId="47C6E924" id="Straight Arrow Connector 2" o:spid="_x0000_s1026" type="#_x0000_t32" style="position:absolute;margin-left:63.6pt;margin-top:58.2pt;width:45.3pt;height:24.2pt;flip:y;z-index:251686912;visibility:visible;mso-wrap-style:square;mso-width-percent:0;mso-height-percent:0;mso-wrap-distance-left:9pt;mso-wrap-distance-top:0;mso-wrap-distance-right:9pt;mso-wrap-distance-bottom:0;mso-position-horizontal:absolute;mso-position-horizontal-relative:text;mso-position-vertical:absolute;mso-position-vertical-relative:text;mso-width-percent:0;mso-height-percent:0;mso-width-relative:margin;mso-height-relative:margin" o:gfxdata="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" strokecolor="#c0504d [3205]" strokeweight="3pt">
+              <v:shape w14:anchorId="69AEEBDB" id="Straight Arrow Connector 2" o:spid="_x0000_s1026" type="#_x0000_t32" style="position:absolute;margin-left:63.6pt;margin-top:58.2pt;width:45.3pt;height:24.2pt;flip:y;z-index:251686912;visibility:visible;mso-wrap-style:square;mso-width-percent:0;mso-height-percent:0;mso-wrap-distance-left:9pt;mso-wrap-distance-top:0;mso-wrap-distance-right:9pt;mso-wrap-distance-bottom:0;mso-position-horizontal:absolute;mso-position-horizontal-relative:text;mso-position-vertical:absolute;mso-position-vertical-relative:text;mso-width-percent:0;mso-height-percent:0;mso-width-relative:margin;mso-height-relative:margin" o:gfxdata="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" strokecolor="#c0504d [3205]" strokeweight="3pt">
                 <v:stroke endarrow="block"/>
                 <v:shadow on="t" color="black" opacity="22937f" origin=",.5" offset="0,.63889mm"/>
               </v:shape>
@@ -8445,7 +5162,7 @@
           </mc:Choice>
           <mc:Fallback>
             <w:pict>
-              <v:shape w14:anchorId="1FA8EF47" id="Straight Arrow Connector 2" o:spid="_x0000_s1026" type="#_x0000_t32" style="position:absolute;margin-left:244.9pt;margin-top:126.35pt;width:45.3pt;height:24.2pt;flip:y;z-index:251707904;visibility:visible;mso-wrap-style:square;mso-width-percent:0;mso-height-percent:0;mso-wrap-distance-left:9pt;mso-wrap-distance-top:0;mso-wrap-distance-right:9pt;mso-wrap-distance-bottom:0;mso-position-horizontal:absolute;mso-position-horizontal-relative:text;mso-position-vertical:absolute;mso-position-vertical-relative:text;mso-width-percent:0;mso-height-percent:0;mso-width-relative:margin;mso-height-relative:margin" o:gfxdata="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" strokecolor="#c0504d [3205]" strokeweight="3pt">
+              <v:shape w14:anchorId="09E6F160" id="Straight Arrow Connector 2" o:spid="_x0000_s1026" type="#_x0000_t32" style="position:absolute;margin-left:244.9pt;margin-top:126.35pt;width:45.3pt;height:24.2pt;flip:y;z-index:251707904;visibility:visible;mso-wrap-style:square;mso-width-percent:0;mso-height-percent:0;mso-wrap-distance-left:9pt;mso-wrap-distance-top:0;mso-wrap-distance-right:9pt;mso-wrap-distance-bottom:0;mso-position-horizontal:absolute;mso-position-horizontal-relative:text;mso-position-vertical:absolute;mso-position-vertical-relative:text;mso-width-percent:0;mso-height-percent:0;mso-width-relative:margin;mso-height-relative:margin" o:gfxdata="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" strokecolor="#c0504d [3205]" strokeweight="3pt">
                 <v:stroke endarrow="block"/>
                 <v:shadow on="t" color="black" opacity="22937f" origin=",.5" offset="0,.63889mm"/>
               </v:shape>
@@ -8518,7 +5235,7 @@
           </mc:Choice>
           <mc:Fallback>
             <w:pict>
-              <v:shape w14:anchorId="425CACF1" id="Straight Arrow Connector 2" o:spid="_x0000_s1026" type="#_x0000_t32" style="position:absolute;margin-left:244.4pt;margin-top:30.95pt;width:45.3pt;height:24.2pt;flip:y;z-index:251692032;visibility:visible;mso-wrap-style:square;mso-width-percent:0;mso-height-percent:0;mso-wrap-distance-left:9pt;mso-wrap-distance-top:0;mso-wrap-distance-right:9pt;mso-wrap-distance-bottom:0;mso-position-horizontal:absolute;mso-position-horizontal-relative:text;mso-position-vertical:absolute;mso-position-vertical-relative:text;mso-width-percent:0;mso-height-percent:0;mso-width-relative:margin;mso-height-relative:margin" o:gfxdata="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" strokecolor="#c0504d [3205]" strokeweight="3pt">
+              <v:shape w14:anchorId="1026635F" id="Straight Arrow Connector 2" o:spid="_x0000_s1026" type="#_x0000_t32" style="position:absolute;margin-left:244.4pt;margin-top:30.95pt;width:45.3pt;height:24.2pt;flip:y;z-index:251692032;visibility:visible;mso-wrap-style:square;mso-width-percent:0;mso-height-percent:0;mso-wrap-distance-left:9pt;mso-wrap-distance-top:0;mso-wrap-distance-right:9pt;mso-wrap-distance-bottom:0;mso-position-horizontal:absolute;mso-position-horizontal-relative:text;mso-position-vertical:absolute;mso-position-vertical-relative:text;mso-width-percent:0;mso-height-percent:0;mso-width-relative:margin;mso-height-relative:margin" o:gfxdata="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" strokecolor="#c0504d [3205]" strokeweight="3pt">
                 <v:stroke endarrow="block"/>
                 <v:shadow on="t" color="black" opacity="22937f" origin=",.5" offset="0,.63889mm"/>
               </v:shape>
@@ -8591,7 +5308,7 @@
           </mc:Choice>
           <mc:Fallback>
             <w:pict>
-              <v:shape w14:anchorId="7AAB855A" id="Straight Arrow Connector 2" o:spid="_x0000_s1026" type="#_x0000_t32" style="position:absolute;margin-left:60.4pt;margin-top:32.15pt;width:45.3pt;height:24.2pt;flip:y;z-index:251688960;visibility:visible;mso-wrap-style:square;mso-width-percent:0;mso-height-percent:0;mso-wrap-distance-left:9pt;mso-wrap-distance-top:0;mso-wrap-distance-right:9pt;mso-wrap-distance-bottom:0;mso-position-horizontal:absolute;mso-position-horizontal-relative:text;mso-position-vertical:absolute;mso-position-vertical-relative:text;mso-width-percent:0;mso-height-percent:0;mso-width-relative:margin;mso-height-relative:margin" o:gfxdata="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" strokecolor="#c0504d [3205]" strokeweight="3pt">
+              <v:shape w14:anchorId="2C5BF088" id="Straight Arrow Connector 2" o:spid="_x0000_s1026" type="#_x0000_t32" style="position:absolute;margin-left:60.4pt;margin-top:32.15pt;width:45.3pt;height:24.2pt;flip:y;z-index:251688960;visibility:visible;mso-wrap-style:square;mso-width-percent:0;mso-height-percent:0;mso-wrap-distance-left:9pt;mso-wrap-distance-top:0;mso-wrap-distance-right:9pt;mso-wrap-distance-bottom:0;mso-position-horizontal:absolute;mso-position-horizontal-relative:text;mso-position-vertical:absolute;mso-position-vertical-relative:text;mso-width-percent:0;mso-height-percent:0;mso-width-relative:margin;mso-height-relative:margin" o:gfxdata="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" strokecolor="#c0504d [3205]" strokeweight="3pt">
                 <v:stroke endarrow="block"/>
                 <v:shadow on="t" color="black" opacity="22937f" origin=",.5" offset="0,.63889mm"/>
               </v:shape>
@@ -8755,7 +5472,7 @@
           </mc:Choice>
           <mc:Fallback>
             <w:pict>
-              <v:shape w14:anchorId="510A3DE3" id="Straight Arrow Connector 2" o:spid="_x0000_s1026" type="#_x0000_t32" style="position:absolute;margin-left:220.9pt;margin-top:123.1pt;width:41.8pt;height:3.6pt;flip:x y;z-index:251714048;visibility:visible;mso-wrap-style:square;mso-width-percent:0;mso-height-percent:0;mso-wrap-distance-left:9pt;mso-wrap-distance-top:0;mso-wrap-distance-right:9pt;mso-wrap-distance-bottom:0;mso-position-horizontal:absolute;mso-position-horizontal-relative:text;mso-position-vertical:absolute;mso-position-vertical-relative:text;mso-width-percent:0;mso-height-percent:0;mso-width-relative:margin;mso-height-relative:margin" o:gfxdata="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" strokecolor="#c0504d [3205]" strokeweight="3pt">
+              <v:shape w14:anchorId="249AD995" id="Straight Arrow Connector 2" o:spid="_x0000_s1026" type="#_x0000_t32" style="position:absolute;margin-left:220.9pt;margin-top:123.1pt;width:41.8pt;height:3.6pt;flip:x y;z-index:251714048;visibility:visible;mso-wrap-style:square;mso-width-percent:0;mso-height-percent:0;mso-wrap-distance-left:9pt;mso-wrap-distance-top:0;mso-wrap-distance-right:9pt;mso-wrap-distance-bottom:0;mso-position-horizontal:absolute;mso-position-horizontal-relative:text;mso-position-vertical:absolute;mso-position-vertical-relative:text;mso-width-percent:0;mso-height-percent:0;mso-width-relative:margin;mso-height-relative:margin" o:gfxdata="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" strokecolor="#c0504d [3205]" strokeweight="3pt">
                 <v:stroke endarrow="block"/>
                 <v:shadow on="t" color="black" opacity="22937f" origin=",.5" offset="0,.63889mm"/>
               </v:shape>
@@ -8828,7 +5545,7 @@
           </mc:Choice>
           <mc:Fallback>
             <w:pict>
-              <v:shape w14:anchorId="69634C4A" id="Straight Arrow Connector 2" o:spid="_x0000_s1026" type="#_x0000_t32" style="position:absolute;margin-left:226.1pt;margin-top:73.9pt;width:41.8pt;height:3.6pt;flip:x y;z-index:251695104;visibility:visible;mso-wrap-style:square;mso-width-percent:0;mso-height-percent:0;mso-wrap-distance-left:9pt;mso-wrap-distance-top:0;mso-wrap-distance-right:9pt;mso-wrap-distance-bottom:0;mso-position-horizontal:absolute;mso-position-horizontal-relative:text;mso-position-vertical:absolute;mso-position-vertical-relative:text;mso-width-percent:0;mso-height-percent:0;mso-width-relative:margin;mso-height-relative:margin" o:gfxdata="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" strokecolor="#c0504d [3205]" strokeweight="3pt">
+              <v:shape w14:anchorId="0DD253CC" id="Straight Arrow Connector 2" o:spid="_x0000_s1026" type="#_x0000_t32" style="position:absolute;margin-left:226.1pt;margin-top:73.9pt;width:41.8pt;height:3.6pt;flip:x y;z-index:251695104;visibility:visible;mso-wrap-style:square;mso-width-percent:0;mso-height-percent:0;mso-wrap-distance-left:9pt;mso-wrap-distance-top:0;mso-wrap-distance-right:9pt;mso-wrap-distance-bottom:0;mso-position-horizontal:absolute;mso-position-horizontal-relative:text;mso-position-vertical:absolute;mso-position-vertical-relative:text;mso-width-percent:0;mso-height-percent:0;mso-width-relative:margin;mso-height-relative:margin" o:gfxdata="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" strokecolor="#c0504d [3205]" strokeweight="3pt">
                 <v:stroke endarrow="block"/>
                 <v:shadow on="t" color="black" opacity="22937f" origin=",.5" offset="0,.63889mm"/>
               </v:shape>
@@ -8901,7 +5618,7 @@
           </mc:Choice>
           <mc:Fallback>
             <w:pict>
-              <v:shape w14:anchorId="7ABDD208" id="Straight Arrow Connector 2" o:spid="_x0000_s1026" type="#_x0000_t32" style="position:absolute;margin-left:221pt;margin-top:49pt;width:41.8pt;height:3.6pt;flip:x y;z-index:251694080;visibility:visible;mso-wrap-style:square;mso-width-percent:0;mso-height-percent:0;mso-wrap-distance-left:9pt;mso-wrap-distance-top:0;mso-wrap-distance-right:9pt;mso-wrap-distance-bottom:0;mso-position-horizontal:absolute;mso-position-horizontal-relative:text;mso-position-vertical:absolute;mso-position-vertical-relative:text;mso-width-percent:0;mso-height-percent:0;mso-width-relative:margin;mso-height-relative:margin" o:gfxdata="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" strokecolor="#c0504d [3205]" strokeweight="3pt">
+              <v:shape w14:anchorId="59CA90E7" id="Straight Arrow Connector 2" o:spid="_x0000_s1026" type="#_x0000_t32" style="position:absolute;margin-left:221pt;margin-top:49pt;width:41.8pt;height:3.6pt;flip:x y;z-index:251694080;visibility:visible;mso-wrap-style:square;mso-width-percent:0;mso-height-percent:0;mso-wrap-distance-left:9pt;mso-wrap-distance-top:0;mso-wrap-distance-right:9pt;mso-wrap-distance-bottom:0;mso-position-horizontal:absolute;mso-position-horizontal-relative:text;mso-position-vertical:absolute;mso-position-vertical-relative:text;mso-width-percent:0;mso-height-percent:0;mso-width-relative:margin;mso-height-relative:margin" o:gfxdata="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" strokecolor="#c0504d [3205]" strokeweight="3pt">
                 <v:stroke endarrow="block"/>
                 <v:shadow on="t" color="black" opacity="22937f" origin=",.5" offset="0,.63889mm"/>
               </v:shape>
@@ -9017,105 +5734,7 @@
           <w:rFonts w:ascii="Arial" w:hAnsi="Arial"/>
           <w:color w:val="334155"/>
         </w:rPr>
-        <w:t>Sistemin funksionallığı v</w:t>
-      </w:r>
-      <w:r>
-        <w:rPr>
-          <w:rFonts w:ascii="Arial" w:hAnsi="Arial"/>
-          <w:color w:val="334155"/>
-        </w:rPr>
-        <w:t>ə</w:t>
-      </w:r>
-      <w:r>
-        <w:rPr>
-          <w:rFonts w:ascii="Arial" w:hAnsi="Arial"/>
-          <w:color w:val="334155"/>
-        </w:rPr>
-        <w:t xml:space="preserve"> t</w:t>
-      </w:r>
-      <w:r>
-        <w:rPr>
-          <w:rFonts w:ascii="Arial" w:hAnsi="Arial"/>
-          <w:color w:val="334155"/>
-        </w:rPr>
-        <w:t>ə</w:t>
-      </w:r>
-      <w:r>
-        <w:rPr>
-          <w:rFonts w:ascii="Arial" w:hAnsi="Arial"/>
-          <w:color w:val="334155"/>
-        </w:rPr>
-        <w:t>hlük</w:t>
-      </w:r>
-      <w:r>
-        <w:rPr>
-          <w:rFonts w:ascii="Arial" w:hAnsi="Arial"/>
-          <w:color w:val="334155"/>
-        </w:rPr>
-        <w:t>ə</w:t>
-      </w:r>
-      <w:r>
-        <w:rPr>
-          <w:rFonts w:ascii="Arial" w:hAnsi="Arial"/>
-          <w:color w:val="334155"/>
-        </w:rPr>
-        <w:t xml:space="preserve">sizliyi terminal (CMD) cURL </w:t>
-      </w:r>
-      <w:r>
-        <w:rPr>
-          <w:rFonts w:ascii="Arial" w:hAnsi="Arial"/>
-          <w:color w:val="334155"/>
-        </w:rPr>
-        <w:t>ə</w:t>
-      </w:r>
-      <w:r>
-        <w:rPr>
-          <w:rFonts w:ascii="Arial" w:hAnsi="Arial"/>
-          <w:color w:val="334155"/>
-        </w:rPr>
-        <w:t>mrl</w:t>
-      </w:r>
-      <w:r>
-        <w:rPr>
-          <w:rFonts w:ascii="Arial" w:hAnsi="Arial"/>
-          <w:color w:val="334155"/>
-        </w:rPr>
-        <w:t>ə</w:t>
-      </w:r>
-      <w:r>
-        <w:rPr>
-          <w:rFonts w:ascii="Arial" w:hAnsi="Arial"/>
-          <w:color w:val="334155"/>
-        </w:rPr>
-        <w:t>ri vasit</w:t>
-      </w:r>
-      <w:r>
-        <w:rPr>
-          <w:rFonts w:ascii="Arial" w:hAnsi="Arial"/>
-          <w:color w:val="334155"/>
-        </w:rPr>
-        <w:t>ə</w:t>
-      </w:r>
-      <w:r>
-        <w:rPr>
-          <w:rFonts w:ascii="Arial" w:hAnsi="Arial"/>
-          <w:color w:val="334155"/>
-        </w:rPr>
-        <w:t>sil</w:t>
-      </w:r>
-      <w:r>
-        <w:rPr>
-          <w:rFonts w:ascii="Arial" w:hAnsi="Arial"/>
-          <w:color w:val="334155"/>
-        </w:rPr>
-        <w:t>ə</w:t>
-      </w:r>
-      <w:r>
-        <w:rPr>
-          <w:rFonts w:ascii="Arial" w:hAnsi="Arial"/>
-          <w:color w:val="334155"/>
-        </w:rPr>
-        <w:t xml:space="preserve"> test edilmişdir.</w:t>
+        <w:t>Sistemin funksionallığı və təhlükəsizliyi terminal (CMD) cURL əmrləri vasitəsilə test edilmişdir.</w:t>
       </w:r>
     </w:p>
     <w:p>
@@ -9130,97 +5749,7 @@
           <w:color w:val="0F766E"/>
           <w:sz w:val="28"/>
         </w:rPr>
-        <w:t>6.1 İstifad</w:t>
-      </w:r>
-      <w:r>
-        <w:rPr>
-          <w:rFonts w:ascii="Arial" w:hAnsi="Arial"/>
-          <w:b/>
-          <w:color w:val="0F766E"/>
-          <w:sz w:val="28"/>
-        </w:rPr>
-        <w:t>ə</w:t>
-      </w:r>
-      <w:r>
-        <w:rPr>
-          <w:rFonts w:ascii="Arial" w:hAnsi="Arial"/>
-          <w:b/>
-          <w:color w:val="0F766E"/>
-          <w:sz w:val="28"/>
-        </w:rPr>
-        <w:t>çi Qeydiyyatı V</w:t>
-      </w:r>
-      <w:r>
-        <w:rPr>
-          <w:rFonts w:ascii="Arial" w:hAnsi="Arial"/>
-          <w:b/>
-          <w:color w:val="0F766E"/>
-          <w:sz w:val="28"/>
-        </w:rPr>
-        <w:t>ə</w:t>
-      </w:r>
-      <w:r>
-        <w:rPr>
-          <w:rFonts w:ascii="Arial" w:hAnsi="Arial"/>
-          <w:b/>
-          <w:color w:val="0F766E"/>
-          <w:sz w:val="28"/>
-        </w:rPr>
-        <w:t xml:space="preserve"> M</w:t>
-      </w:r>
-      <w:r>
-        <w:rPr>
-          <w:rFonts w:ascii="Arial" w:hAnsi="Arial"/>
-          <w:b/>
-          <w:color w:val="0F766E"/>
-          <w:sz w:val="28"/>
-        </w:rPr>
-        <w:t>ə</w:t>
-      </w:r>
-      <w:r>
-        <w:rPr>
-          <w:rFonts w:ascii="Arial" w:hAnsi="Arial"/>
-          <w:b/>
-          <w:color w:val="0F766E"/>
-          <w:sz w:val="28"/>
-        </w:rPr>
-        <w:t>lumat Yenil</w:t>
-      </w:r>
-      <w:r>
-        <w:rPr>
-          <w:rFonts w:ascii="Arial" w:hAnsi="Arial"/>
-          <w:b/>
-          <w:color w:val="0F766E"/>
-          <w:sz w:val="28"/>
-        </w:rPr>
-        <w:t>ə</w:t>
-      </w:r>
-      <w:r>
-        <w:rPr>
-          <w:rFonts w:ascii="Arial" w:hAnsi="Arial"/>
-          <w:b/>
-          <w:color w:val="0F766E"/>
-          <w:sz w:val="28"/>
-        </w:rPr>
-        <w:t>nm</w:t>
-      </w:r>
-      <w:r>
-        <w:rPr>
-          <w:rFonts w:ascii="Arial" w:hAnsi="Arial"/>
-          <w:b/>
-          <w:color w:val="0F766E"/>
-          <w:sz w:val="28"/>
-        </w:rPr>
-        <w:t>ə</w:t>
-      </w:r>
-      <w:r>
-        <w:rPr>
-          <w:rFonts w:ascii="Arial" w:hAnsi="Arial"/>
-          <w:b/>
-          <w:color w:val="0F766E"/>
-          <w:sz w:val="28"/>
-        </w:rPr>
-        <w:t>si (CMD)</w:t>
+        <w:t>6.1 İstifadəçi Qeydiyyatı Və Məlumat Yenilənməsi (CMD)</w:t>
       </w:r>
     </w:p>
     <w:p>
@@ -9232,175 +5761,7 @@
           <w:rFonts w:ascii="Arial" w:hAnsi="Arial"/>
           <w:color w:val="334155"/>
         </w:rPr>
-        <w:t>CMD vasit</w:t>
-      </w:r>
-      <w:r>
-        <w:rPr>
-          <w:rFonts w:ascii="Arial" w:hAnsi="Arial"/>
-          <w:color w:val="334155"/>
-        </w:rPr>
-        <w:t>ə</w:t>
-      </w:r>
-      <w:r>
-        <w:rPr>
-          <w:rFonts w:ascii="Arial" w:hAnsi="Arial"/>
-          <w:color w:val="334155"/>
-        </w:rPr>
-        <w:t>sil</w:t>
-      </w:r>
-      <w:r>
-        <w:rPr>
-          <w:rFonts w:ascii="Arial" w:hAnsi="Arial"/>
-          <w:color w:val="334155"/>
-        </w:rPr>
-        <w:t>ə</w:t>
-      </w:r>
-      <w:r>
-        <w:rPr>
-          <w:rFonts w:ascii="Arial" w:hAnsi="Arial"/>
-          <w:color w:val="334155"/>
-        </w:rPr>
-        <w:t xml:space="preserve"> yeni kassir </w:t>
-      </w:r>
-      <w:r>
-        <w:rPr>
-          <w:rFonts w:ascii="Arial" w:hAnsi="Arial"/>
-          <w:color w:val="334155"/>
-        </w:rPr>
-        <w:t>ə</w:t>
-      </w:r>
-      <w:r>
-        <w:rPr>
-          <w:rFonts w:ascii="Arial" w:hAnsi="Arial"/>
-          <w:color w:val="334155"/>
-        </w:rPr>
-        <w:t>lav</w:t>
-      </w:r>
-      <w:r>
-        <w:rPr>
-          <w:rFonts w:ascii="Arial" w:hAnsi="Arial"/>
-          <w:color w:val="334155"/>
-        </w:rPr>
-        <w:t>ə</w:t>
-      </w:r>
-      <w:r>
-        <w:rPr>
-          <w:rFonts w:ascii="Arial" w:hAnsi="Arial"/>
-          <w:color w:val="334155"/>
-        </w:rPr>
-        <w:t xml:space="preserve"> etm</w:t>
-      </w:r>
-      <w:r>
-        <w:rPr>
-          <w:rFonts w:ascii="Arial" w:hAnsi="Arial"/>
-          <w:color w:val="334155"/>
-        </w:rPr>
-        <w:t>ə</w:t>
-      </w:r>
-      <w:r>
-        <w:rPr>
-          <w:rFonts w:ascii="Arial" w:hAnsi="Arial"/>
-          <w:color w:val="334155"/>
-        </w:rPr>
-        <w:t>k v</w:t>
-      </w:r>
-      <w:r>
-        <w:rPr>
-          <w:rFonts w:ascii="Arial" w:hAnsi="Arial"/>
-          <w:color w:val="334155"/>
-        </w:rPr>
-        <w:t>ə</w:t>
-      </w:r>
-      <w:r>
-        <w:rPr>
-          <w:rFonts w:ascii="Arial" w:hAnsi="Arial"/>
-          <w:color w:val="334155"/>
-        </w:rPr>
-        <w:t xml:space="preserve"> ya şifr</w:t>
-      </w:r>
-      <w:r>
-        <w:rPr>
-          <w:rFonts w:ascii="Arial" w:hAnsi="Arial"/>
-          <w:color w:val="334155"/>
-        </w:rPr>
-        <w:t>ə</w:t>
-      </w:r>
-      <w:r>
-        <w:rPr>
-          <w:rFonts w:ascii="Arial" w:hAnsi="Arial"/>
-          <w:color w:val="334155"/>
-        </w:rPr>
-        <w:t>sini günc</w:t>
-      </w:r>
-      <w:r>
-        <w:rPr>
-          <w:rFonts w:ascii="Arial" w:hAnsi="Arial"/>
-          <w:color w:val="334155"/>
-        </w:rPr>
-        <w:t>ə</w:t>
-      </w:r>
-      <w:r>
-        <w:rPr>
-          <w:rFonts w:ascii="Arial" w:hAnsi="Arial"/>
-          <w:color w:val="334155"/>
-        </w:rPr>
-        <w:t>ll</w:t>
-      </w:r>
-      <w:r>
-        <w:rPr>
-          <w:rFonts w:ascii="Arial" w:hAnsi="Arial"/>
-          <w:color w:val="334155"/>
-        </w:rPr>
-        <w:t>ə</w:t>
-      </w:r>
-      <w:r>
-        <w:rPr>
-          <w:rFonts w:ascii="Arial" w:hAnsi="Arial"/>
-          <w:color w:val="334155"/>
-        </w:rPr>
-        <w:t>m</w:t>
-      </w:r>
-      <w:r>
-        <w:rPr>
-          <w:rFonts w:ascii="Arial" w:hAnsi="Arial"/>
-          <w:color w:val="334155"/>
-        </w:rPr>
-        <w:t>ə</w:t>
-      </w:r>
-      <w:r>
-        <w:rPr>
-          <w:rFonts w:ascii="Arial" w:hAnsi="Arial"/>
-          <w:color w:val="334155"/>
-        </w:rPr>
-        <w:t xml:space="preserve">k </w:t>
-      </w:r>
-      <w:r>
-        <w:rPr>
-          <w:rFonts w:ascii="Arial" w:hAnsi="Arial"/>
-          <w:color w:val="334155"/>
-        </w:rPr>
-        <w:t>ə</w:t>
-      </w:r>
-      <w:r>
-        <w:rPr>
-          <w:rFonts w:ascii="Arial" w:hAnsi="Arial"/>
-          <w:color w:val="334155"/>
-        </w:rPr>
-        <w:t>mrl</w:t>
-      </w:r>
-      <w:r>
-        <w:rPr>
-          <w:rFonts w:ascii="Arial" w:hAnsi="Arial"/>
-          <w:color w:val="334155"/>
-        </w:rPr>
-        <w:t>ə</w:t>
-      </w:r>
-      <w:r>
-        <w:rPr>
-          <w:rFonts w:ascii="Arial" w:hAnsi="Arial"/>
-          <w:color w:val="334155"/>
-        </w:rPr>
-        <w:t>ri:</w:t>
+        <w:t>CMD vasitəsilə yeni kassir əlavə etmək və ya şifrəsini güncəlləmək əmrləri:</w:t>
       </w:r>
     </w:p>
     <w:tbl>
@@ -9430,23 +5791,7 @@
                 <w:color w:val="F1F5F9"/>
                 <w:sz w:val="19"/>
               </w:rPr>
-              <w:t>:: Yeni istifad</w:t>
-            </w:r>
-            <w:r>
-              <w:rPr>
-                <w:rFonts w:ascii="Consolas" w:hAnsi="Consolas"/>
-                <w:color w:val="F1F5F9"/>
-                <w:sz w:val="19"/>
-              </w:rPr>
-              <w:t>ə</w:t>
-            </w:r>
-            <w:r>
-              <w:rPr>
-                <w:rFonts w:ascii="Consolas" w:hAnsi="Consolas"/>
-                <w:color w:val="F1F5F9"/>
-                <w:sz w:val="19"/>
-              </w:rPr>
-              <w:t>çi yaratmaq (Register)</w:t>
+              <w:t>:: Yeni istifadəçi yaratmaq (Register)</w:t>
             </w:r>
             <w:r>
               <w:rPr>
@@ -9473,13 +5818,6 @@
                 <w:sz w:val="19"/>
               </w:rPr>
               <w:br/>
-            </w:r>
-            <w:r>
-              <w:rPr>
-                <w:rFonts w:ascii="Consolas" w:hAnsi="Consolas"/>
-                <w:color w:val="F1F5F9"/>
-                <w:sz w:val="19"/>
-              </w:rPr>
               <w:t>-d "{\"username\": \"kassir_ali\", \"password\": \"pass123\", \"role_id\": 3}"</w:t>
             </w:r>
             <w:r>
@@ -9497,71 +5835,7 @@
                 <w:sz w:val="19"/>
               </w:rPr>
               <w:br/>
-              <w:t>:: İstifad</w:t>
-            </w:r>
-            <w:r>
-              <w:rPr>
-                <w:rFonts w:ascii="Consolas" w:hAnsi="Consolas"/>
-                <w:color w:val="F1F5F9"/>
-                <w:sz w:val="19"/>
-              </w:rPr>
-              <w:t>ə</w:t>
-            </w:r>
-            <w:r>
-              <w:rPr>
-                <w:rFonts w:ascii="Consolas" w:hAnsi="Consolas"/>
-                <w:color w:val="F1F5F9"/>
-                <w:sz w:val="19"/>
-              </w:rPr>
-              <w:t>çi şifr</w:t>
-            </w:r>
-            <w:r>
-              <w:rPr>
-                <w:rFonts w:ascii="Consolas" w:hAnsi="Consolas"/>
-                <w:color w:val="F1F5F9"/>
-                <w:sz w:val="19"/>
-              </w:rPr>
-              <w:t>ə</w:t>
-            </w:r>
-            <w:r>
-              <w:rPr>
-                <w:rFonts w:ascii="Consolas" w:hAnsi="Consolas"/>
-                <w:color w:val="F1F5F9"/>
-                <w:sz w:val="19"/>
-              </w:rPr>
-              <w:t>sini d</w:t>
-            </w:r>
-            <w:r>
-              <w:rPr>
-                <w:rFonts w:ascii="Consolas" w:hAnsi="Consolas"/>
-                <w:color w:val="F1F5F9"/>
-                <w:sz w:val="19"/>
-              </w:rPr>
-              <w:t>ə</w:t>
-            </w:r>
-            <w:r>
-              <w:rPr>
-                <w:rFonts w:ascii="Consolas" w:hAnsi="Consolas"/>
-                <w:color w:val="F1F5F9"/>
-                <w:sz w:val="19"/>
-              </w:rPr>
-              <w:t>yişm</w:t>
-            </w:r>
-            <w:r>
-              <w:rPr>
-                <w:rFonts w:ascii="Consolas" w:hAnsi="Consolas"/>
-                <w:color w:val="F1F5F9"/>
-                <w:sz w:val="19"/>
-              </w:rPr>
-              <w:t>ə</w:t>
-            </w:r>
-            <w:r>
-              <w:rPr>
-                <w:rFonts w:ascii="Consolas" w:hAnsi="Consolas"/>
-                <w:color w:val="F1F5F9"/>
-                <w:sz w:val="19"/>
-              </w:rPr>
-              <w:t>k (Update)</w:t>
+              <w:t>:: İstifadəçi şifrəsini dəyişmək (Update)</w:t>
             </w:r>
             <w:r>
               <w:rPr>
@@ -9611,6 +5885,14 @@
                 <w:sz w:val="19"/>
               </w:rPr>
             </w:pPr>
+            <w:r>
+              <w:rPr>
+                <w:rFonts w:ascii="Consolas" w:hAnsi="Consolas"/>
+                <w:color w:val="F1F5F9"/>
+                <w:sz w:val="19"/>
+              </w:rPr>
+              <w:t xml:space="preserve"> </w:t>
+            </w:r>
           </w:p>
         </w:tc>
       </w:tr>
@@ -9783,7 +6065,7 @@
           </mc:Choice>
           <mc:Fallback>
             <w:pict>
-              <v:shape w14:anchorId="2EDA9570" id="Straight Arrow Connector 2" o:spid="_x0000_s1026" type="#_x0000_t32" style="position:absolute;margin-left:100.4pt;margin-top:86.8pt;width:41.8pt;height:3.6pt;flip:x y;z-index:251716096;visibility:visible;mso-wrap-style:square;mso-width-percent:0;mso-height-percent:0;mso-wrap-distance-left:9pt;mso-wrap-distance-top:0;mso-wrap-distance-right:9pt;mso-wrap-distance-bottom:0;mso-position-horizontal:absolute;mso-position-horizontal-relative:text;mso-position-vertical:absolute;mso-position-vertical-relative:text;mso-width-percent:0;mso-height-percent:0;mso-width-relative:margin;mso-height-relative:margin" o:gfxdata="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" strokecolor="#c0504d [3205]" strokeweight="3pt">
+              <v:shape w14:anchorId="1CE2E5B3" id="Straight Arrow Connector 2" o:spid="_x0000_s1026" type="#_x0000_t32" style="position:absolute;margin-left:100.4pt;margin-top:86.8pt;width:41.8pt;height:3.6pt;flip:x y;z-index:251716096;visibility:visible;mso-wrap-style:square;mso-width-percent:0;mso-height-percent:0;mso-wrap-distance-left:9pt;mso-wrap-distance-top:0;mso-wrap-distance-right:9pt;mso-wrap-distance-bottom:0;mso-position-horizontal:absolute;mso-position-horizontal-relative:text;mso-position-vertical:absolute;mso-position-vertical-relative:text;mso-width-percent:0;mso-height-percent:0;mso-width-relative:margin;mso-height-relative:margin" o:gfxdata="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" strokecolor="#c0504d [3205]" strokeweight="3pt">
                 <v:stroke endarrow="block"/>
                 <v:shadow on="t" color="black" opacity="22937f" origin=",.5" offset="0,.63889mm"/>
               </v:shape>
@@ -9950,7 +6232,7 @@
           </mc:Choice>
           <mc:Fallback>
             <w:pict>
-              <v:shape w14:anchorId="57883DDE" id="Straight Arrow Connector 1" o:spid="_x0000_s1026" type="#_x0000_t32" style="position:absolute;margin-left:325.8pt;margin-top:71.95pt;width:73.75pt;height:3.6pt;z-index:251704320;visibility:visible;mso-wrap-style:square;mso-width-percent:0;mso-height-percent:0;mso-wrap-distance-left:9pt;mso-wrap-distance-top:0;mso-wrap-distance-right:9pt;mso-wrap-distance-bottom:0;mso-position-horizontal:absolute;mso-position-horizontal-relative:text;mso-position-vertical:absolute;mso-position-vertical-relative:text;mso-width-percent:0;mso-height-percent:0;mso-width-relative:margin;mso-height-relative:margin" o:gfxdata="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" strokecolor="#4f81bd [3204]" strokeweight="2pt">
+              <v:shape w14:anchorId="42A6CD40" id="Straight Arrow Connector 1" o:spid="_x0000_s1026" type="#_x0000_t32" style="position:absolute;margin-left:325.8pt;margin-top:71.95pt;width:73.75pt;height:3.6pt;z-index:251704320;visibility:visible;mso-wrap-style:square;mso-width-percent:0;mso-height-percent:0;mso-wrap-distance-left:9pt;mso-wrap-distance-top:0;mso-wrap-distance-right:9pt;mso-wrap-distance-bottom:0;mso-position-horizontal:absolute;mso-position-horizontal-relative:text;mso-position-vertical:absolute;mso-position-vertical-relative:text;mso-width-percent:0;mso-height-percent:0;mso-width-relative:margin;mso-height-relative:margin" o:gfxdata="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" strokecolor="#4f81bd [3204]" strokeweight="2pt">
                 <v:stroke endarrow="block"/>
                 <v:shadow on="t" color="black" opacity="24903f" origin=",.5" offset="0,.55556mm"/>
               </v:shape>
@@ -10023,7 +6305,7 @@
           </mc:Choice>
           <mc:Fallback>
             <w:pict>
-              <v:shape w14:anchorId="2184CA9D" id="Straight Arrow Connector 1" o:spid="_x0000_s1026" type="#_x0000_t32" style="position:absolute;margin-left:325.8pt;margin-top:91.95pt;width:73.75pt;height:3.6pt;z-index:251706368;visibility:visible;mso-wrap-style:square;mso-width-percent:0;mso-height-percent:0;mso-wrap-distance-left:9pt;mso-wrap-distance-top:0;mso-wrap-distance-right:9pt;mso-wrap-distance-bottom:0;mso-position-horizontal:absolute;mso-position-horizontal-relative:text;mso-position-vertical:absolute;mso-position-vertical-relative:text;mso-width-percent:0;mso-height-percent:0;mso-width-relative:margin;mso-height-relative:margin" o:gfxdata="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" strokecolor="#4f81bd [3204]" strokeweight="2pt">
+              <v:shape w14:anchorId="3B9E05CE" id="Straight Arrow Connector 1" o:spid="_x0000_s1026" type="#_x0000_t32" style="position:absolute;margin-left:325.8pt;margin-top:91.95pt;width:73.75pt;height:3.6pt;z-index:251706368;visibility:visible;mso-wrap-style:square;mso-width-percent:0;mso-height-percent:0;mso-wrap-distance-left:9pt;mso-wrap-distance-top:0;mso-wrap-distance-right:9pt;mso-wrap-distance-bottom:0;mso-position-horizontal:absolute;mso-position-horizontal-relative:text;mso-position-vertical:absolute;mso-position-vertical-relative:text;mso-width-percent:0;mso-height-percent:0;mso-width-relative:margin;mso-height-relative:margin" o:gfxdata="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" strokecolor="#4f81bd [3204]" strokeweight="2pt">
                 <v:stroke endarrow="block"/>
                 <v:shadow on="t" color="black" opacity="24903f" origin=",.5" offset="0,.55556mm"/>
               </v:shape>
@@ -10096,7 +6378,7 @@
           </mc:Choice>
           <mc:Fallback>
             <w:pict>
-              <v:shape w14:anchorId="509AEFBA" id="Straight Arrow Connector 1" o:spid="_x0000_s1026" type="#_x0000_t32" style="position:absolute;margin-left:323.6pt;margin-top:53.35pt;width:73.75pt;height:3.6pt;z-index:251701248;visibility:visible;mso-wrap-style:square;mso-width-percent:0;mso-height-percent:0;mso-wrap-distance-left:9pt;mso-wrap-distance-top:0;mso-wrap-distance-right:9pt;mso-wrap-distance-bottom:0;mso-position-horizontal:absolute;mso-position-horizontal-relative:text;mso-position-vertical:absolute;mso-position-vertical-relative:text;mso-width-percent:0;mso-height-percent:0;mso-width-relative:margin;mso-height-relative:margin" o:gfxdata="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" strokecolor="#4f81bd [3204]" strokeweight="2pt">
+              <v:shape w14:anchorId="1657593C" id="Straight Arrow Connector 1" o:spid="_x0000_s1026" type="#_x0000_t32" style="position:absolute;margin-left:323.6pt;margin-top:53.35pt;width:73.75pt;height:3.6pt;z-index:251701248;visibility:visible;mso-wrap-style:square;mso-width-percent:0;mso-height-percent:0;mso-wrap-distance-left:9pt;mso-wrap-distance-top:0;mso-wrap-distance-right:9pt;mso-wrap-distance-bottom:0;mso-position-horizontal:absolute;mso-position-horizontal-relative:text;mso-position-vertical:absolute;mso-position-vertical-relative:text;mso-width-percent:0;mso-height-percent:0;mso-width-relative:margin;mso-height-relative:margin" o:gfxdata="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" strokecolor="#4f81bd [3204]" strokeweight="2pt">
                 <v:stroke endarrow="block"/>
                 <v:shadow on="t" color="black" opacity="24903f" origin=",.5" offset="0,.55556mm"/>
               </v:shape>
@@ -10169,7 +6451,7 @@
           </mc:Choice>
           <mc:Fallback>
             <w:pict>
-              <v:shape w14:anchorId="68CDB659" id="Straight Arrow Connector 2" o:spid="_x0000_s1026" type="#_x0000_t32" style="position:absolute;margin-left:46.8pt;margin-top:10.95pt;width:41.8pt;height:3.6pt;flip:x y;z-index:251698176;visibility:visible;mso-wrap-style:square;mso-width-percent:0;mso-height-percent:0;mso-wrap-distance-left:9pt;mso-wrap-distance-top:0;mso-wrap-distance-right:9pt;mso-wrap-distance-bottom:0;mso-position-horizontal:absolute;mso-position-horizontal-relative:text;mso-position-vertical:absolute;mso-position-vertical-relative:text;mso-width-percent:0;mso-height-percent:0;mso-width-relative:margin;mso-height-relative:margin" o:gfxdata="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" strokecolor="#c0504d [3205]" strokeweight="3pt">
+              <v:shape w14:anchorId="3F4835B0" id="Straight Arrow Connector 2" o:spid="_x0000_s1026" type="#_x0000_t32" style="position:absolute;margin-left:46.8pt;margin-top:10.95pt;width:41.8pt;height:3.6pt;flip:x y;z-index:251698176;visibility:visible;mso-wrap-style:square;mso-width-percent:0;mso-height-percent:0;mso-wrap-distance-left:9pt;mso-wrap-distance-top:0;mso-wrap-distance-right:9pt;mso-wrap-distance-bottom:0;mso-position-horizontal:absolute;mso-position-horizontal-relative:text;mso-position-vertical:absolute;mso-position-vertical-relative:text;mso-width-percent:0;mso-height-percent:0;mso-width-relative:margin;mso-height-relative:margin" o:gfxdata="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" strokecolor="#c0504d [3205]" strokeweight="3pt">
                 <v:stroke endarrow="block"/>
                 <v:shadow on="t" color="black" opacity="22937f" origin=",.5" offset="0,.63889mm"/>
               </v:shape>
@@ -10296,383 +6578,43 @@
           <w:rFonts w:ascii="Arial" w:hAnsi="Arial"/>
           <w:color w:val="334155"/>
         </w:rPr>
-        <w:t>T</w:t>
-      </w:r>
+        <w:t>Tədqiqat və hazırlanan proqram təminatı göstərdi ki, e-ticarət və ERP sistemlərində təhlükəsizlik sonradan əlavə edilən bir modul deyil, arxitekturanın ilkin layihələndirilməsi mərhələsindən (Security by Design) nəzərə alınmalıdır.</w:t>
+      </w:r>
+    </w:p>
+    <w:p>
+      <w:pPr>
+        <w:spacing w:after="120"/>
+      </w:pPr>
       <w:r>
         <w:rPr>
           <w:rFonts w:ascii="Arial" w:hAnsi="Arial"/>
           <w:color w:val="334155"/>
         </w:rPr>
-        <w:t>ə</w:t>
-      </w:r>
-      <w:r>
-        <w:rPr>
-          <w:rFonts w:ascii="Arial" w:hAnsi="Arial"/>
-          <w:color w:val="334155"/>
-        </w:rPr>
-        <w:t>dqiqat v</w:t>
-      </w:r>
-      <w:r>
-        <w:rPr>
-          <w:rFonts w:ascii="Arial" w:hAnsi="Arial"/>
-          <w:color w:val="334155"/>
-        </w:rPr>
-        <w:t>ə</w:t>
-      </w:r>
-      <w:r>
-        <w:rPr>
-          <w:rFonts w:ascii="Arial" w:hAnsi="Arial"/>
-          <w:color w:val="334155"/>
-        </w:rPr>
-        <w:t xml:space="preserve"> hazırlanan proqram t</w:t>
-      </w:r>
-      <w:r>
-        <w:rPr>
-          <w:rFonts w:ascii="Arial" w:hAnsi="Arial"/>
-          <w:color w:val="334155"/>
-        </w:rPr>
-        <w:t>ə</w:t>
-      </w:r>
-      <w:r>
-        <w:rPr>
-          <w:rFonts w:ascii="Arial" w:hAnsi="Arial"/>
-          <w:color w:val="334155"/>
-        </w:rPr>
-        <w:t>minatı göst</w:t>
-      </w:r>
-      <w:r>
-        <w:rPr>
-          <w:rFonts w:ascii="Arial" w:hAnsi="Arial"/>
-          <w:color w:val="334155"/>
-        </w:rPr>
-        <w:t>ə</w:t>
-      </w:r>
-      <w:r>
-        <w:rPr>
-          <w:rFonts w:ascii="Arial" w:hAnsi="Arial"/>
-          <w:color w:val="334155"/>
-        </w:rPr>
-        <w:t>rdi ki, e-ticar</w:t>
-      </w:r>
-      <w:r>
-        <w:rPr>
-          <w:rFonts w:ascii="Arial" w:hAnsi="Arial"/>
-          <w:color w:val="334155"/>
-        </w:rPr>
-        <w:t>ə</w:t>
-      </w:r>
-      <w:r>
-        <w:rPr>
-          <w:rFonts w:ascii="Arial" w:hAnsi="Arial"/>
-          <w:color w:val="334155"/>
-        </w:rPr>
-        <w:t>t v</w:t>
-      </w:r>
-      <w:r>
-        <w:rPr>
-          <w:rFonts w:ascii="Arial" w:hAnsi="Arial"/>
-          <w:color w:val="334155"/>
-        </w:rPr>
-        <w:t>ə</w:t>
-      </w:r>
-      <w:r>
-        <w:rPr>
-          <w:rFonts w:ascii="Arial" w:hAnsi="Arial"/>
-          <w:color w:val="334155"/>
-        </w:rPr>
-        <w:t xml:space="preserve"> ERP sisteml</w:t>
-      </w:r>
-      <w:r>
-        <w:rPr>
-          <w:rFonts w:ascii="Arial" w:hAnsi="Arial"/>
-          <w:color w:val="334155"/>
-        </w:rPr>
-        <w:t>ə</w:t>
-      </w:r>
-      <w:r>
-        <w:rPr>
-          <w:rFonts w:ascii="Arial" w:hAnsi="Arial"/>
-          <w:color w:val="334155"/>
-        </w:rPr>
-        <w:t>rind</w:t>
-      </w:r>
-      <w:r>
-        <w:rPr>
-          <w:rFonts w:ascii="Arial" w:hAnsi="Arial"/>
-          <w:color w:val="334155"/>
-        </w:rPr>
-        <w:t>ə</w:t>
-      </w:r>
-      <w:r>
-        <w:rPr>
-          <w:rFonts w:ascii="Arial" w:hAnsi="Arial"/>
-          <w:color w:val="334155"/>
-        </w:rPr>
-        <w:t xml:space="preserve"> t</w:t>
-      </w:r>
-      <w:r>
-        <w:rPr>
-          <w:rFonts w:ascii="Arial" w:hAnsi="Arial"/>
-          <w:color w:val="334155"/>
-        </w:rPr>
-        <w:t>ə</w:t>
-      </w:r>
-      <w:r>
-        <w:rPr>
-          <w:rFonts w:ascii="Arial" w:hAnsi="Arial"/>
-          <w:color w:val="334155"/>
-        </w:rPr>
-        <w:t>hlük</w:t>
-      </w:r>
-      <w:r>
-        <w:rPr>
-          <w:rFonts w:ascii="Arial" w:hAnsi="Arial"/>
-          <w:color w:val="334155"/>
-        </w:rPr>
-        <w:t>ə</w:t>
-      </w:r>
-      <w:r>
-        <w:rPr>
-          <w:rFonts w:ascii="Arial" w:hAnsi="Arial"/>
-          <w:color w:val="334155"/>
-        </w:rPr>
-        <w:t xml:space="preserve">sizlik sonradan </w:t>
-      </w:r>
-      <w:r>
-        <w:rPr>
-          <w:rFonts w:ascii="Arial" w:hAnsi="Arial"/>
-          <w:color w:val="334155"/>
-        </w:rPr>
-        <w:t>ə</w:t>
-      </w:r>
-      <w:r>
-        <w:rPr>
-          <w:rFonts w:ascii="Arial" w:hAnsi="Arial"/>
-          <w:color w:val="334155"/>
-        </w:rPr>
-        <w:t>lav</w:t>
-      </w:r>
-      <w:r>
-        <w:rPr>
-          <w:rFonts w:ascii="Arial" w:hAnsi="Arial"/>
-          <w:color w:val="334155"/>
-        </w:rPr>
-        <w:t>ə</w:t>
-      </w:r>
-      <w:r>
-        <w:rPr>
-          <w:rFonts w:ascii="Arial" w:hAnsi="Arial"/>
-          <w:color w:val="334155"/>
-        </w:rPr>
-        <w:t xml:space="preserve"> edil</w:t>
-      </w:r>
-      <w:r>
-        <w:rPr>
-          <w:rFonts w:ascii="Arial" w:hAnsi="Arial"/>
-          <w:color w:val="334155"/>
-        </w:rPr>
-        <w:t>ə</w:t>
-      </w:r>
-      <w:r>
-        <w:rPr>
-          <w:rFonts w:ascii="Arial" w:hAnsi="Arial"/>
-          <w:color w:val="334155"/>
-        </w:rPr>
-        <w:t>n bir modul deyil, arxitekturanın ilkin layih</w:t>
-      </w:r>
-      <w:r>
-        <w:rPr>
-          <w:rFonts w:ascii="Arial" w:hAnsi="Arial"/>
-          <w:color w:val="334155"/>
-        </w:rPr>
-        <w:t>ə</w:t>
-      </w:r>
-      <w:r>
-        <w:rPr>
-          <w:rFonts w:ascii="Arial" w:hAnsi="Arial"/>
-          <w:color w:val="334155"/>
-        </w:rPr>
-        <w:t>l</w:t>
-      </w:r>
-      <w:r>
-        <w:rPr>
-          <w:rFonts w:ascii="Arial" w:hAnsi="Arial"/>
-          <w:color w:val="334155"/>
-        </w:rPr>
-        <w:t>ə</w:t>
-      </w:r>
-      <w:r>
-        <w:rPr>
-          <w:rFonts w:ascii="Arial" w:hAnsi="Arial"/>
-          <w:color w:val="334155"/>
-        </w:rPr>
-        <w:t>ndirilm</w:t>
-      </w:r>
-      <w:r>
-        <w:rPr>
-          <w:rFonts w:ascii="Arial" w:hAnsi="Arial"/>
-          <w:color w:val="334155"/>
-        </w:rPr>
-        <w:t>ə</w:t>
-      </w:r>
-      <w:r>
-        <w:rPr>
-          <w:rFonts w:ascii="Arial" w:hAnsi="Arial"/>
-          <w:color w:val="334155"/>
-        </w:rPr>
-        <w:t>si m</w:t>
-      </w:r>
-      <w:r>
-        <w:rPr>
-          <w:rFonts w:ascii="Arial" w:hAnsi="Arial"/>
-          <w:color w:val="334155"/>
-        </w:rPr>
-        <w:t>ə</w:t>
-      </w:r>
-      <w:r>
-        <w:rPr>
-          <w:rFonts w:ascii="Arial" w:hAnsi="Arial"/>
-          <w:color w:val="334155"/>
-        </w:rPr>
-        <w:t>rh</w:t>
-      </w:r>
-      <w:r>
-        <w:rPr>
-          <w:rFonts w:ascii="Arial" w:hAnsi="Arial"/>
-          <w:color w:val="334155"/>
-        </w:rPr>
-        <w:t>ə</w:t>
-      </w:r>
-      <w:r>
-        <w:rPr>
-          <w:rFonts w:ascii="Arial" w:hAnsi="Arial"/>
-          <w:color w:val="334155"/>
-        </w:rPr>
-        <w:t>l</w:t>
-      </w:r>
-      <w:r>
-        <w:rPr>
-          <w:rFonts w:ascii="Arial" w:hAnsi="Arial"/>
-          <w:color w:val="334155"/>
-        </w:rPr>
-        <w:t>ə</w:t>
-      </w:r>
-      <w:r>
-        <w:rPr>
-          <w:rFonts w:ascii="Arial" w:hAnsi="Arial"/>
-          <w:color w:val="334155"/>
-        </w:rPr>
-        <w:t>sind</w:t>
-      </w:r>
-      <w:r>
-        <w:rPr>
-          <w:rFonts w:ascii="Arial" w:hAnsi="Arial"/>
-          <w:color w:val="334155"/>
-        </w:rPr>
-        <w:t>ə</w:t>
-      </w:r>
-      <w:r>
-        <w:rPr>
-          <w:rFonts w:ascii="Arial" w:hAnsi="Arial"/>
-          <w:color w:val="334155"/>
-        </w:rPr>
-        <w:t>n (Security by Design) n</w:t>
-      </w:r>
-      <w:r>
-        <w:rPr>
-          <w:rFonts w:ascii="Arial" w:hAnsi="Arial"/>
-          <w:color w:val="334155"/>
-        </w:rPr>
-        <w:t>ə</w:t>
-      </w:r>
-      <w:r>
-        <w:rPr>
-          <w:rFonts w:ascii="Arial" w:hAnsi="Arial"/>
-          <w:color w:val="334155"/>
-        </w:rPr>
-        <w:t>z</w:t>
-      </w:r>
-      <w:r>
-        <w:rPr>
-          <w:rFonts w:ascii="Arial" w:hAnsi="Arial"/>
-          <w:color w:val="334155"/>
-        </w:rPr>
-        <w:t>ə</w:t>
-      </w:r>
-      <w:r>
-        <w:rPr>
-          <w:rFonts w:ascii="Arial" w:hAnsi="Arial"/>
-          <w:color w:val="334155"/>
-        </w:rPr>
-        <w:t>r</w:t>
-      </w:r>
-      <w:r>
-        <w:rPr>
-          <w:rFonts w:ascii="Arial" w:hAnsi="Arial"/>
-          <w:color w:val="334155"/>
-        </w:rPr>
-        <w:t>ə</w:t>
-      </w:r>
-      <w:r>
-        <w:rPr>
-          <w:rFonts w:ascii="Arial" w:hAnsi="Arial"/>
-          <w:color w:val="334155"/>
-        </w:rPr>
-        <w:t xml:space="preserve"> alınmalıdır.</w:t>
+        <w:t>Gələcək İnkişaf Addımları:</w:t>
       </w:r>
     </w:p>
     <w:p>
       <w:pPr>
-        <w:spacing w:after="120"/>
+        <w:pStyle w:val="ListBullet"/>
+        <w:spacing w:after="80"/>
       </w:pPr>
       <w:r>
         <w:rPr>
           <w:rFonts w:ascii="Arial" w:hAnsi="Arial"/>
-          <w:color w:val="334155"/>
-        </w:rPr>
-        <w:t>G</w:t>
+        </w:rPr>
+        <w:t xml:space="preserve">Supabase Row-Level Security (RLS) </w:t>
       </w:r>
       <w:r>
         <w:rPr>
           <w:rFonts w:ascii="Arial" w:hAnsi="Arial"/>
-          <w:color w:val="334155"/>
-        </w:rPr>
-        <w:t>ə</w:t>
+        </w:rPr>
+        <w:t>siyasətlərin</w:t>
       </w:r>
       <w:r>
         <w:rPr>
           <w:rFonts w:ascii="Arial" w:hAnsi="Arial"/>
-          <w:color w:val="334155"/>
-        </w:rPr>
-        <w:t>l</w:t>
-      </w:r>
-      <w:r>
-        <w:rPr>
-          <w:rFonts w:ascii="Arial" w:hAnsi="Arial"/>
-          <w:color w:val="334155"/>
-        </w:rPr>
-        <w:t>ə</w:t>
-      </w:r>
-      <w:r>
-        <w:rPr>
-          <w:rFonts w:ascii="Arial" w:hAnsi="Arial"/>
-          <w:color w:val="334155"/>
-        </w:rPr>
-        <w:t>c</w:t>
-      </w:r>
-      <w:r>
-        <w:rPr>
-          <w:rFonts w:ascii="Arial" w:hAnsi="Arial"/>
-          <w:color w:val="334155"/>
-        </w:rPr>
-        <w:t>ə</w:t>
-      </w:r>
-      <w:r>
-        <w:rPr>
-          <w:rFonts w:ascii="Arial" w:hAnsi="Arial"/>
-          <w:color w:val="334155"/>
-        </w:rPr>
-        <w:t>k İnkişaf Addımları:</w:t>
+        </w:rPr>
+        <w:t xml:space="preserve"> daha da sərtləşdirilməsi.</w:t>
       </w:r>
     </w:p>
     <w:p>
@@ -10684,55 +6626,7 @@
         <w:rPr>
           <w:rFonts w:ascii="Arial" w:hAnsi="Arial"/>
         </w:rPr>
-        <w:t xml:space="preserve">Supabase Row-Level Security (RLS) </w:t>
-      </w:r>
-      <w:r>
-        <w:rPr>
-          <w:rFonts w:ascii="Arial" w:hAnsi="Arial"/>
-        </w:rPr>
-        <w:t>siyasətlərin</w:t>
-      </w:r>
-      <w:r>
-        <w:rPr>
-          <w:rFonts w:ascii="Arial" w:hAnsi="Arial"/>
-        </w:rPr>
-        <w:t xml:space="preserve"> daha da s</w:t>
-      </w:r>
-      <w:r>
-        <w:rPr>
-          <w:rFonts w:ascii="Arial" w:hAnsi="Arial"/>
-        </w:rPr>
-        <w:t>ə</w:t>
-      </w:r>
-      <w:r>
-        <w:rPr>
-          <w:rFonts w:ascii="Arial" w:hAnsi="Arial"/>
-        </w:rPr>
-        <w:t>rtl</w:t>
-      </w:r>
-      <w:r>
-        <w:rPr>
-          <w:rFonts w:ascii="Arial" w:hAnsi="Arial"/>
-        </w:rPr>
-        <w:t>ə</w:t>
-      </w:r>
-      <w:r>
-        <w:rPr>
-          <w:rFonts w:ascii="Arial" w:hAnsi="Arial"/>
-        </w:rPr>
-        <w:t>şdirilm</w:t>
-      </w:r>
-      <w:r>
-        <w:rPr>
-          <w:rFonts w:ascii="Arial" w:hAnsi="Arial"/>
-        </w:rPr>
-        <w:t>ə</w:t>
-      </w:r>
-      <w:r>
-        <w:rPr>
-          <w:rFonts w:ascii="Arial" w:hAnsi="Arial"/>
-        </w:rPr>
-        <w:t>si.</w:t>
+        <w:t>İki Faktorlu Autentifikasiya (2FA / TOTP) inteqrasiyası.</w:t>
       </w:r>
     </w:p>
     <w:p>
@@ -10744,67 +6638,7 @@
         <w:rPr>
           <w:rFonts w:ascii="Arial" w:hAnsi="Arial"/>
         </w:rPr>
-        <w:t>İki Faktorlu Autentifikasiya (2FA / TOTP) inteqrasiyası.</w:t>
-      </w:r>
-    </w:p>
-    <w:p>
-      <w:pPr>
-        <w:pStyle w:val="ListBullet"/>
-        <w:spacing w:after="80"/>
-      </w:pPr>
-      <w:r>
-        <w:rPr>
-          <w:rFonts w:ascii="Arial" w:hAnsi="Arial"/>
-        </w:rPr>
-        <w:t>Docker konteynerl</w:t>
-      </w:r>
-      <w:r>
-        <w:rPr>
-          <w:rFonts w:ascii="Arial" w:hAnsi="Arial"/>
-        </w:rPr>
-        <w:t>ə</w:t>
-      </w:r>
-      <w:r>
-        <w:rPr>
-          <w:rFonts w:ascii="Arial" w:hAnsi="Arial"/>
-        </w:rPr>
-        <w:t>şdirilm</w:t>
-      </w:r>
-      <w:r>
-        <w:rPr>
-          <w:rFonts w:ascii="Arial" w:hAnsi="Arial"/>
-        </w:rPr>
-        <w:t>ə</w:t>
-      </w:r>
-      <w:r>
-        <w:rPr>
-          <w:rFonts w:ascii="Arial" w:hAnsi="Arial"/>
-        </w:rPr>
-        <w:t>si v</w:t>
-      </w:r>
-      <w:r>
-        <w:rPr>
-          <w:rFonts w:ascii="Arial" w:hAnsi="Arial"/>
-        </w:rPr>
-        <w:t>ə</w:t>
-      </w:r>
-      <w:r>
-        <w:rPr>
-          <w:rFonts w:ascii="Arial" w:hAnsi="Arial"/>
-        </w:rPr>
-        <w:t xml:space="preserve"> Kubernetes bulud klasterind</w:t>
-      </w:r>
-      <w:r>
-        <w:rPr>
-          <w:rFonts w:ascii="Arial" w:hAnsi="Arial"/>
-        </w:rPr>
-        <w:t>ə</w:t>
-      </w:r>
-      <w:r>
-        <w:rPr>
-          <w:rFonts w:ascii="Arial" w:hAnsi="Arial"/>
-        </w:rPr>
-        <w:t xml:space="preserve"> avtomatik miqyaslanma (Auto-scaling).</w:t>
+        <w:t>Docker konteynerləşdirilməsi və Kubernetes bulud klasterində avtomatik miqyaslanma (Auto-scaling).</w:t>
       </w:r>
     </w:p>
     <w:sectPr>
@@ -11746,6 +7580,7 @@
   <w:style w:type="character" w:default="1" w:styleId="DefaultParagraphFont">
     <w:name w:val="Default Paragraph Font"/>
     <w:uiPriority w:val="1"/>
+    <w:semiHidden/>
     <w:unhideWhenUsed/>
   </w:style>
   <w:style w:type="table" w:default="1" w:styleId="TableNormal">
